--- a/docs/files/bigbank/bigbank_9M2026_lt.docx
+++ b/docs/files/bigbank/bigbank_9M2026_lt.docx
@@ -3954,24 +3954,10 @@
         <w:rPr>
           <w:sz w:val="24"/>
         </w:rPr>
-        <w:t xml:space="preserve">☐ </w:t>
+        <w:t xml:space="preserve">☑ </w:t>
       </w:r>
       <w:r>
         <w:t>Yes, the company is not in the list of sanctions (add a screenshot)</w:t>
-      </w:r>
-    </w:p>
-    <w:p>
-      <w:pPr>
-        <w:spacing w:after="0"/>
-        <w:ind w:left="397"/>
-      </w:pPr>
-      <w:r>
-        <w:rPr>
-          <w:b/>
-          <w:color w:val="B42318"/>
-          <w:sz w:val="19"/>
-        </w:rPr>
-        <w:t>Reikia peržiūrėti</w:t>
       </w:r>
     </w:p>
     <w:p>
@@ -3991,7 +3977,7 @@
           <w:color w:val="333333"/>
           <w:sz w:val="19"/>
         </w:rPr>
-        <w:t>Automatinė patikra ES, JT, JAV OFAC ir JK konsoliduotuose sankcijų sąrašuose.</w:t>
+        <w:t>Nerasta EU, UN, UK, US OFAC konsoliduotuose sankcijų sąrašuose (automatinė patikra 2026-10-22).</w:t>
       </w:r>
     </w:p>
     <w:p>

--- a/docs/files/bigbank/bigbank_9M2026_lt.docx
+++ b/docs/files/bigbank/bigbank_9M2026_lt.docx
@@ -2,122 +2,297 @@
 <file path=word/document.xml><?xml version="1.0" encoding="utf-8"?>
 <w:document xmlns:wpc="http://schemas.microsoft.com/office/word/2010/wordprocessingCanvas" xmlns:mo="http://schemas.microsoft.com/office/mac/office/2008/main" xmlns:mc="http://schemas.openxmlformats.org/markup-compatibility/2006" xmlns:mv="urn:schemas-microsoft-com:mac:vml" xmlns:o="urn:schemas-microsoft-com:office:office" xmlns:r="http://schemas.openxmlformats.org/officeDocument/2006/relationships" xmlns:m="http://schemas.openxmlformats.org/officeDocument/2006/math" xmlns:v="urn:schemas-microsoft-com:vml" xmlns:wp14="http://schemas.microsoft.com/office/word/2010/wordprocessingDrawing" xmlns:wp="http://schemas.openxmlformats.org/drawingml/2006/wordprocessingDrawing" xmlns:w10="urn:schemas-microsoft-com:office:word" xmlns:w="http://schemas.openxmlformats.org/wordprocessingml/2006/main" xmlns:w14="http://schemas.microsoft.com/office/word/2010/wordml" xmlns:wpg="http://schemas.microsoft.com/office/word/2010/wordprocessingGroup" xmlns:wpi="http://schemas.microsoft.com/office/word/2010/wordprocessingInk" xmlns:wne="http://schemas.microsoft.com/office/word/2006/wordml" xmlns:wps="http://schemas.microsoft.com/office/word/2010/wordprocessingShape" mc:Ignorable="w14 wp14">
   <w:body>
+    <w:tbl>
+      <w:tblPr>
+        <w:tblW w:w="9639" w:type="dxa"/>
+        <w:tblBorders>
+          <w:top w:val="nil"/>
+          <w:left w:val="nil"/>
+          <w:bottom w:val="nil"/>
+          <w:right w:val="nil"/>
+          <w:insideH w:val="nil"/>
+          <w:insideV w:val="nil"/>
+        </w:tblBorders>
+        <w:tblLayout w:type="fixed"/>
+        <w:tblCellMar>
+          <w:top w:w="260" w:type="dxa"/>
+          <w:left w:w="280" w:type="dxa"/>
+          <w:bottom w:w="260" w:type="dxa"/>
+          <w:right w:w="280" w:type="dxa"/>
+        </w:tblCellMar>
+        <w:tblLook w:firstColumn="1" w:firstRow="1" w:lastColumn="0" w:lastRow="0" w:noHBand="0" w:noVBand="1" w:val="04A0"/>
+      </w:tblPr>
+      <w:tblGrid>
+        <w:gridCol w:w="7030"/>
+        <w:gridCol w:w="2608"/>
+      </w:tblGrid>
+      <w:tr>
+        <w:tc>
+          <w:tcPr>
+            <w:tcW w:type="dxa" w:w="7030"/>
+            <w:shd w:val="clear" w:color="auto" w:fill="1F4E79"/>
+          </w:tcPr>
+          <w:p>
+            <w:pPr>
+              <w:spacing w:before="0" w:after="0"/>
+            </w:pPr>
+            <w:r>
+              <w:rPr>
+                <w:b/>
+                <w:caps/>
+                <w:color w:val="AFC6DD"/>
+                <w:sz w:val="17"/>
+              </w:rPr>
+              <w:t>Emitento apžvalga · 9M2026</w:t>
+            </w:r>
+          </w:p>
+          <w:p>
+            <w:pPr>
+              <w:spacing w:before="40" w:after="0"/>
+            </w:pPr>
+            <w:r>
+              <w:rPr>
+                <w:b/>
+                <w:color w:val="FFFFFF"/>
+                <w:sz w:val="52"/>
+              </w:rPr>
+              <w:t>Bigbank</w:t>
+            </w:r>
+          </w:p>
+        </w:tc>
+        <w:tc>
+          <w:tcPr>
+            <w:tcW w:type="dxa" w:w="2608"/>
+            <w:shd w:val="clear" w:color="auto" w:fill="1F4E79"/>
+          </w:tcPr>
+          <w:p>
+            <w:pPr>
+              <w:spacing w:before="280" w:after="0"/>
+              <w:jc w:val="right"/>
+            </w:pPr>
+            <w:r>
+              <w:rPr>
+                <w:b/>
+                <w:color w:val="1B7F3B"/>
+                <w:sz w:val="19"/>
+                <w:shd w:val="clear" w:color="auto" w:fill="E3F3E8"/>
+              </w:rPr>
+              <w:t xml:space="preserve">  ●  TVARKINGA  </w:t>
+            </w:r>
+          </w:p>
+        </w:tc>
+      </w:tr>
+    </w:tbl>
     <w:p>
       <w:pPr>
-        <w:spacing w:after="0"/>
+        <w:pBdr>
+          <w:top w:val="single" w:sz="12" w:color="2A78D6" w:space="0"/>
+        </w:pBdr>
+        <w:spacing w:before="0" w:after="200" w:line="120" w:lineRule="auto"/>
       </w:pPr>
-      <w:r>
-        <w:rPr>
-          <w:b/>
-          <w:color w:val="1F4E79"/>
-          <w:sz w:val="48"/>
-        </w:rPr>
-        <w:t>Bigbank</w:t>
-      </w:r>
-    </w:p>
-    <w:p>
-      <w:r>
-        <w:rPr>
-          <w:color w:val="5F6B7A"/>
-          <w:sz w:val="24"/>
-        </w:rPr>
-        <w:t>Emitento apžvalga · 9M2026</w:t>
-      </w:r>
-    </w:p>
-    <w:p>
-      <w:pPr>
-        <w:spacing w:after="0"/>
-      </w:pPr>
-      <w:r>
-        <w:rPr>
-          <w:b/>
-          <w:sz w:val="19"/>
-        </w:rPr>
-        <w:t xml:space="preserve">Analizės data: </w:t>
-      </w:r>
-      <w:r>
-        <w:rPr>
-          <w:b w:val="0"/>
-          <w:sz w:val="19"/>
-        </w:rPr>
-        <w:t>2026-10-22</w:t>
-      </w:r>
-    </w:p>
-    <w:p>
-      <w:pPr>
-        <w:spacing w:after="0"/>
-      </w:pPr>
-      <w:r>
-        <w:rPr>
-          <w:b/>
-          <w:sz w:val="19"/>
-        </w:rPr>
-        <w:t xml:space="preserve">Reitingas: </w:t>
-      </w:r>
-      <w:r>
-        <w:rPr>
-          <w:b w:val="0"/>
-          <w:sz w:val="19"/>
-        </w:rPr>
-        <w:t>Moody's Ba1 long-term deposit rating, outlook negative; BCA ba2</w:t>
-      </w:r>
-      <w:hyperlink r:id="rId10">
-        <w:r>
-          <w:rPr>
-            <w:color w:val="2A78D6"/>
-            <w:vertAlign w:val="superscript"/>
-            <w:sz w:val="16"/>
-          </w:rPr>
-          <w:t xml:space="preserve">1</w:t>
-        </w:r>
-      </w:hyperlink>
-    </w:p>
-    <w:p>
-      <w:pPr>
-        <w:spacing w:after="0"/>
-      </w:pPr>
-      <w:r>
-        <w:rPr>
-          <w:b/>
-          <w:sz w:val="19"/>
-        </w:rPr>
-        <w:t xml:space="preserve">Kita ataskaita: </w:t>
-      </w:r>
-      <w:r>
-        <w:rPr>
-          <w:b w:val="0"/>
-          <w:sz w:val="19"/>
-        </w:rPr>
-        <w:t>Q4 2026 and annual results - expected February 2027 (monthly results 2026-11-12)</w:t>
-      </w:r>
-      <w:hyperlink r:id="rId11">
-        <w:r>
-          <w:rPr>
-            <w:color w:val="2A78D6"/>
-            <w:vertAlign w:val="superscript"/>
-            <w:sz w:val="16"/>
-          </w:rPr>
-          <w:t xml:space="preserve">2</w:t>
-        </w:r>
-      </w:hyperlink>
     </w:p>
     <w:tbl>
       <w:tblPr>
-        <w:tblW w:type="auto" w:w="0"/>
+        <w:tblW w:w="9639" w:type="dxa"/>
+        <w:tblBorders>
+          <w:top w:val="nil"/>
+          <w:left w:val="nil"/>
+          <w:bottom w:val="nil"/>
+          <w:right w:val="nil"/>
+          <w:insideH w:val="nil"/>
+          <w:insideV w:val="nil"/>
+        </w:tblBorders>
+        <w:tblLayout w:type="fixed"/>
+        <w:tblCellMar>
+          <w:top w:w="0" w:type="dxa"/>
+          <w:left w:w="0" w:type="dxa"/>
+          <w:bottom w:w="120" w:type="dxa"/>
+          <w:right w:w="160" w:type="dxa"/>
+        </w:tblCellMar>
         <w:tblLook w:firstColumn="1" w:firstRow="1" w:lastColumn="0" w:lastRow="0" w:noHBand="0" w:noVBand="1" w:val="04A0"/>
       </w:tblPr>
       <w:tblGrid>
-        <w:gridCol w:w="9972"/>
+        <w:gridCol w:w="3213"/>
+        <w:gridCol w:w="3213"/>
+        <w:gridCol w:w="3213"/>
+      </w:tblGrid>
+      <w:tr>
+        <w:tc>
+          <w:tcPr>
+            <w:tcW w:type="dxa" w:w="3213"/>
+            <w:tcBorders>
+              <w:top w:val="nil"/>
+              <w:left w:val="nil"/>
+              <w:bottom w:val="single" w:sz="4" w:color="C9D3DE" w:space="0"/>
+              <w:right w:val="nil"/>
+            </w:tcBorders>
+          </w:tcPr>
+          <w:p>
+            <w:pPr>
+              <w:spacing w:before="0" w:after="20"/>
+            </w:pPr>
+            <w:r>
+              <w:rPr>
+                <w:b/>
+                <w:caps/>
+                <w:color w:val="5F6B7A"/>
+                <w:sz w:val="15"/>
+              </w:rPr>
+              <w:t>Analizės data</w:t>
+            </w:r>
+          </w:p>
+          <w:p>
+            <w:pPr>
+              <w:spacing w:before="0" w:after="0"/>
+            </w:pPr>
+            <w:r>
+              <w:rPr>
+                <w:b w:val="0"/>
+                <w:sz w:val="19"/>
+              </w:rPr>
+              <w:t>2026-10-22</w:t>
+            </w:r>
+          </w:p>
+        </w:tc>
+        <w:tc>
+          <w:tcPr>
+            <w:tcW w:type="dxa" w:w="3213"/>
+            <w:tcBorders>
+              <w:top w:val="nil"/>
+              <w:left w:val="nil"/>
+              <w:bottom w:val="single" w:sz="4" w:color="C9D3DE" w:space="0"/>
+              <w:right w:val="nil"/>
+            </w:tcBorders>
+          </w:tcPr>
+          <w:p>
+            <w:pPr>
+              <w:spacing w:before="0" w:after="20"/>
+            </w:pPr>
+            <w:r>
+              <w:rPr>
+                <w:b/>
+                <w:caps/>
+                <w:color w:val="5F6B7A"/>
+                <w:sz w:val="15"/>
+              </w:rPr>
+              <w:t>Reitingas</w:t>
+            </w:r>
+          </w:p>
+          <w:p>
+            <w:pPr>
+              <w:spacing w:before="0" w:after="0"/>
+            </w:pPr>
+            <w:r>
+              <w:rPr>
+                <w:b w:val="0"/>
+                <w:sz w:val="19"/>
+              </w:rPr>
+              <w:t>Moody's Ba1 long-term deposit rating, outlook negative; BCA ba2</w:t>
+            </w:r>
+            <w:hyperlink r:id="rId12">
+              <w:r>
+                <w:rPr>
+                  <w:color w:val="2A78D6"/>
+                  <w:vertAlign w:val="superscript"/>
+                  <w:sz w:val="16"/>
+                </w:rPr>
+                <w:t xml:space="preserve">1</w:t>
+              </w:r>
+            </w:hyperlink>
+          </w:p>
+        </w:tc>
+        <w:tc>
+          <w:tcPr>
+            <w:tcW w:type="dxa" w:w="3213"/>
+            <w:tcBorders>
+              <w:top w:val="nil"/>
+              <w:left w:val="nil"/>
+              <w:bottom w:val="single" w:sz="4" w:color="C9D3DE" w:space="0"/>
+              <w:right w:val="nil"/>
+            </w:tcBorders>
+          </w:tcPr>
+          <w:p>
+            <w:pPr>
+              <w:spacing w:before="0" w:after="20"/>
+            </w:pPr>
+            <w:r>
+              <w:rPr>
+                <w:b/>
+                <w:caps/>
+                <w:color w:val="5F6B7A"/>
+                <w:sz w:val="15"/>
+              </w:rPr>
+              <w:t>Kita ataskaita</w:t>
+            </w:r>
+          </w:p>
+          <w:p>
+            <w:pPr>
+              <w:spacing w:before="0" w:after="0"/>
+            </w:pPr>
+            <w:r>
+              <w:rPr>
+                <w:b w:val="0"/>
+                <w:sz w:val="19"/>
+              </w:rPr>
+              <w:t>Q4 2026 and annual results - expected February 2027 (monthly results 2026-11-12)</w:t>
+            </w:r>
+            <w:hyperlink r:id="rId13">
+              <w:r>
+                <w:rPr>
+                  <w:color w:val="2A78D6"/>
+                  <w:vertAlign w:val="superscript"/>
+                  <w:sz w:val="16"/>
+                </w:rPr>
+                <w:t xml:space="preserve">2</w:t>
+              </w:r>
+            </w:hyperlink>
+          </w:p>
+        </w:tc>
+      </w:tr>
+    </w:tbl>
+    <w:p>
+      <w:pPr>
+        <w:spacing w:before="0" w:after="80"/>
+      </w:pPr>
+    </w:p>
+    <w:tbl>
+      <w:tblPr>
+        <w:tblW w:w="9639" w:type="dxa"/>
+        <w:tblBorders>
+          <w:top w:val="nil"/>
+          <w:left w:val="nil"/>
+          <w:bottom w:val="nil"/>
+          <w:right w:val="nil"/>
+          <w:insideH w:val="nil"/>
+          <w:insideV w:val="nil"/>
+        </w:tblBorders>
+        <w:tblLayout w:type="fixed"/>
+        <w:tblCellMar>
+          <w:top w:w="180" w:type="dxa"/>
+          <w:left w:w="260" w:type="dxa"/>
+          <w:bottom w:w="200" w:type="dxa"/>
+          <w:right w:w="260" w:type="dxa"/>
+        </w:tblCellMar>
+        <w:tblLook w:firstColumn="1" w:firstRow="1" w:lastColumn="0" w:lastRow="0" w:noHBand="0" w:noVBand="1" w:val="04A0"/>
+      </w:tblPr>
+      <w:tblGrid>
+        <w:gridCol w:w="9639"/>
       </w:tblGrid>
       <w:tr>
         <w:tc>
           <w:tcPr>
             <w:tcW w:type="dxa" w:w="9638"/>
+            <w:tcBorders>
+              <w:top w:val="nil"/>
+              <w:left w:val="single" w:sz="24" w:color="1B7F3B" w:space="0"/>
+              <w:bottom w:val="nil"/>
+              <w:right w:val="nil"/>
+            </w:tcBorders>
             <w:shd w:val="clear" w:color="auto" w:fill="E3F3E8"/>
           </w:tcPr>
           <w:p>
             <w:pPr>
-              <w:spacing w:before="60" w:after="60"/>
+              <w:spacing w:before="0" w:after="0" w:line="276" w:lineRule="auto"/>
             </w:pPr>
             <w:r>
               <w:rPr>
@@ -135,7 +310,7 @@
               </w:rPr>
               <w:t xml:space="preserve"> 9 mėn. pelnas 30,1 mln. EUR (30,2 mln.), paskolos per metus +27 %</w:t>
             </w:r>
-            <w:hyperlink r:id="rId12">
+            <w:hyperlink r:id="rId14">
               <w:r>
                 <w:rPr>
                   <w:color w:val="2A78D6"/>
@@ -152,7 +327,7 @@
               </w:rPr>
               <w:t>,</w:t>
             </w:r>
-            <w:hyperlink r:id="rId13">
+            <w:hyperlink r:id="rId15">
               <w:r>
                 <w:rPr>
                   <w:color w:val="2A78D6"/>
@@ -170,7 +345,7 @@
               </w:rPr>
               <w:t>. CET1 13,2 % – gerokai virš turimos AT1 obligacijos nurašymo ribos (7 %)</w:t>
             </w:r>
-            <w:hyperlink r:id="rId14">
+            <w:hyperlink r:id="rId16">
               <w:r>
                 <w:rPr>
                   <w:color w:val="2A78D6"/>
@@ -187,7 +362,7 @@
               </w:rPr>
               <w:t>,</w:t>
             </w:r>
-            <w:hyperlink r:id="rId15">
+            <w:hyperlink r:id="rId17">
               <w:r>
                 <w:rPr>
                   <w:color w:val="2A78D6"/>
@@ -205,7 +380,7 @@
               </w:rPr>
               <w:t>. Stebėtina: Moody's perspektyva neigiama</w:t>
             </w:r>
-            <w:hyperlink r:id="rId10">
+            <w:hyperlink r:id="rId12">
               <w:r>
                 <w:rPr>
                   <w:color w:val="2A78D6"/>
@@ -229,63 +404,101 @@
     </w:tbl>
     <w:p>
       <w:pPr>
-        <w:spacing w:after="0"/>
+        <w:spacing w:before="0" w:after="120"/>
       </w:pPr>
     </w:p>
     <w:tbl>
       <w:tblPr>
-        <w:tblW w:type="auto" w:w="0"/>
-        <w:jc w:val="center"/>
+        <w:tblW w:w="9639" w:type="dxa"/>
+        <w:tblBorders>
+          <w:top w:val="nil"/>
+          <w:left w:val="nil"/>
+          <w:bottom w:val="nil"/>
+          <w:right w:val="nil"/>
+          <w:insideH w:val="nil"/>
+          <w:insideV w:val="nil"/>
+        </w:tblBorders>
+        <w:tblLayout w:type="fixed"/>
+        <w:tblCellMar>
+          <w:top w:w="150" w:type="dxa"/>
+          <w:left w:w="170" w:type="dxa"/>
+          <w:bottom w:w="150" w:type="dxa"/>
+          <w:right w:w="100" w:type="dxa"/>
+        </w:tblCellMar>
         <w:tblLook w:firstColumn="1" w:firstRow="1" w:lastColumn="0" w:lastRow="0" w:noHBand="0" w:noVBand="1" w:val="04A0"/>
-        <w:tblBorders>
-          <w:top w:val="single" w:sz="4" w:color="FFFFFF"/>
-          <w:left w:val="nil"/>
-          <w:bottom w:val="single" w:sz="4" w:color="FFFFFF"/>
-          <w:right w:val="nil"/>
-          <w:insideH w:val="single" w:sz="4" w:color="FFFFFF"/>
-          <w:insideV w:val="nil"/>
-        </w:tblBorders>
       </w:tblPr>
       <w:tblGrid>
-        <w:gridCol w:w="2493"/>
-        <w:gridCol w:w="2493"/>
-        <w:gridCol w:w="2493"/>
-        <w:gridCol w:w="2493"/>
+        <w:gridCol w:w="2260"/>
+        <w:gridCol w:w="198"/>
+        <w:gridCol w:w="2260"/>
+        <w:gridCol w:w="198"/>
+        <w:gridCol w:w="2260"/>
+        <w:gridCol w:w="198"/>
+        <w:gridCol w:w="2260"/>
       </w:tblGrid>
       <w:tr>
         <w:tc>
           <w:tcPr>
-            <w:tcW w:type="dxa" w:w="2493"/>
-            <w:shd w:val="clear" w:color="auto" w:fill="EAF1F8"/>
+            <w:tcW w:type="dxa" w:w="2261"/>
+            <w:tcBorders>
+              <w:top w:val="single" w:sz="18" w:color="2A78D6" w:space="0"/>
+              <w:left w:val="single" w:sz="4" w:color="C9D3DE" w:space="0"/>
+              <w:bottom w:val="single" w:sz="4" w:color="C9D3DE" w:space="0"/>
+              <w:right w:val="single" w:sz="4" w:color="C9D3DE" w:space="0"/>
+            </w:tcBorders>
           </w:tcPr>
           <w:p>
-            <w:r/>
+            <w:pPr>
+              <w:spacing w:before="0" w:after="60"/>
+            </w:pPr>
             <w:r>
               <w:rPr>
+                <w:b/>
+                <w:caps/>
                 <w:color w:val="5F6B7A"/>
-                <w:sz w:val="16"/>
+                <w:sz w:val="14"/>
               </w:rPr>
-              <w:t>Grynasis pelnas (9M2026)</w:t>
+              <w:t>Grynasis pelnas</w:t>
+            </w:r>
+            <w:r>
+              <w:rPr>
+                <w:b w:val="0"/>
+                <w:color w:val="5F6B7A"/>
+                <w:sz w:val="14"/>
+              </w:rPr>
+              <w:t xml:space="preserve">  ·  9M2026</w:t>
             </w:r>
           </w:p>
           <w:p>
             <w:pPr>
-              <w:spacing w:after="0"/>
+              <w:spacing w:before="0" w:after="20"/>
             </w:pPr>
             <w:r>
               <w:rPr>
                 <w:b/>
                 <w:color w:val="1F4E79"/>
-                <w:sz w:val="26"/>
+                <w:sz w:val="34"/>
               </w:rPr>
-              <w:t>30,1 mln. EUR</w:t>
+              <w:t>30,1</w:t>
+            </w:r>
+            <w:r>
+              <w:rPr>
+                <w:b w:val="0"/>
+                <w:color w:val="5F6B7A"/>
+                <w:sz w:val="18"/>
+              </w:rPr>
+              <w:t xml:space="preserve"> mln. EUR</w:t>
             </w:r>
           </w:p>
           <w:p>
+            <w:pPr>
+              <w:spacing w:before="0" w:after="0"/>
+            </w:pPr>
             <w:r>
               <w:rPr>
+                <w:b w:val="0"/>
                 <w:color w:val="5F6B7A"/>
-                <w:sz w:val="16"/>
+                <w:sz w:val="15"/>
               </w:rPr>
               <w:t>▼ 0,3 % vs 9M2025</w:t>
             </w:r>
@@ -293,37 +506,72 @@
         </w:tc>
         <w:tc>
           <w:tcPr>
-            <w:tcW w:type="dxa" w:w="2493"/>
-            <w:shd w:val="clear" w:color="auto" w:fill="EAF1F8"/>
+            <w:tcW w:type="dxa" w:w="198"/>
+          </w:tcPr>
+          <w:p/>
+        </w:tc>
+        <w:tc>
+          <w:tcPr>
+            <w:tcW w:type="dxa" w:w="2261"/>
+            <w:tcBorders>
+              <w:top w:val="single" w:sz="18" w:color="2A78D6" w:space="0"/>
+              <w:left w:val="single" w:sz="4" w:color="C9D3DE" w:space="0"/>
+              <w:bottom w:val="single" w:sz="4" w:color="C9D3DE" w:space="0"/>
+              <w:right w:val="single" w:sz="4" w:color="C9D3DE" w:space="0"/>
+            </w:tcBorders>
           </w:tcPr>
           <w:p>
-            <w:r/>
+            <w:pPr>
+              <w:spacing w:before="0" w:after="60"/>
+            </w:pPr>
             <w:r>
               <w:rPr>
+                <w:b/>
+                <w:caps/>
                 <w:color w:val="5F6B7A"/>
-                <w:sz w:val="16"/>
+                <w:sz w:val="14"/>
               </w:rPr>
-              <w:t>ROE (9M2026)</w:t>
+              <w:t>ROE</w:t>
+            </w:r>
+            <w:r>
+              <w:rPr>
+                <w:b w:val="0"/>
+                <w:color w:val="5F6B7A"/>
+                <w:sz w:val="14"/>
+              </w:rPr>
+              <w:t xml:space="preserve">  ·  9M2026</w:t>
             </w:r>
           </w:p>
           <w:p>
             <w:pPr>
-              <w:spacing w:after="0"/>
+              <w:spacing w:before="0" w:after="20"/>
             </w:pPr>
             <w:r>
               <w:rPr>
                 <w:b/>
                 <w:color w:val="1F4E79"/>
-                <w:sz w:val="26"/>
+                <w:sz w:val="34"/>
               </w:rPr>
-              <w:t>12,9 %</w:t>
+              <w:t>12,9</w:t>
+            </w:r>
+            <w:r>
+              <w:rPr>
+                <w:b w:val="0"/>
+                <w:color w:val="5F6B7A"/>
+                <w:sz w:val="18"/>
+              </w:rPr>
+              <w:t xml:space="preserve"> %</w:t>
             </w:r>
           </w:p>
           <w:p>
+            <w:pPr>
+              <w:spacing w:before="0" w:after="0"/>
+            </w:pPr>
             <w:r>
               <w:rPr>
+                <w:b w:val="0"/>
                 <w:color w:val="5F6B7A"/>
-                <w:sz w:val="16"/>
+                <w:sz w:val="15"/>
               </w:rPr>
               <w:t>▼ 1,4 p. p. vs 9M2025</w:t>
             </w:r>
@@ -331,37 +579,72 @@
         </w:tc>
         <w:tc>
           <w:tcPr>
-            <w:tcW w:type="dxa" w:w="2493"/>
-            <w:shd w:val="clear" w:color="auto" w:fill="EAF1F8"/>
+            <w:tcW w:type="dxa" w:w="198"/>
+          </w:tcPr>
+          <w:p/>
+        </w:tc>
+        <w:tc>
+          <w:tcPr>
+            <w:tcW w:type="dxa" w:w="2261"/>
+            <w:tcBorders>
+              <w:top w:val="single" w:sz="18" w:color="2A78D6" w:space="0"/>
+              <w:left w:val="single" w:sz="4" w:color="C9D3DE" w:space="0"/>
+              <w:bottom w:val="single" w:sz="4" w:color="C9D3DE" w:space="0"/>
+              <w:right w:val="single" w:sz="4" w:color="C9D3DE" w:space="0"/>
+            </w:tcBorders>
           </w:tcPr>
           <w:p>
-            <w:r/>
+            <w:pPr>
+              <w:spacing w:before="0" w:after="60"/>
+            </w:pPr>
             <w:r>
               <w:rPr>
+                <w:b/>
+                <w:caps/>
                 <w:color w:val="5F6B7A"/>
-                <w:sz w:val="16"/>
+                <w:sz w:val="14"/>
               </w:rPr>
-              <w:t>CET1 rodiklis (9M2026)</w:t>
+              <w:t>CET1 rodiklis</w:t>
+            </w:r>
+            <w:r>
+              <w:rPr>
+                <w:b w:val="0"/>
+                <w:color w:val="5F6B7A"/>
+                <w:sz w:val="14"/>
+              </w:rPr>
+              <w:t xml:space="preserve">  ·  9M2026</w:t>
             </w:r>
           </w:p>
           <w:p>
             <w:pPr>
-              <w:spacing w:after="0"/>
+              <w:spacing w:before="0" w:after="20"/>
             </w:pPr>
             <w:r>
               <w:rPr>
                 <w:b/>
                 <w:color w:val="1F4E79"/>
-                <w:sz w:val="26"/>
+                <w:sz w:val="34"/>
               </w:rPr>
-              <w:t>13,2 %</w:t>
+              <w:t>13,2</w:t>
+            </w:r>
+            <w:r>
+              <w:rPr>
+                <w:b w:val="0"/>
+                <w:color w:val="5F6B7A"/>
+                <w:sz w:val="18"/>
+              </w:rPr>
+              <w:t xml:space="preserve"> %</w:t>
             </w:r>
           </w:p>
           <w:p>
+            <w:pPr>
+              <w:spacing w:before="0" w:after="0"/>
+            </w:pPr>
             <w:r>
               <w:rPr>
+                <w:b w:val="0"/>
                 <w:color w:val="5F6B7A"/>
-                <w:sz w:val="16"/>
+                <w:sz w:val="15"/>
               </w:rPr>
               <w:t>▼ 0,2 p. p. vs FY2025</w:t>
             </w:r>
@@ -369,37 +652,72 @@
         </w:tc>
         <w:tc>
           <w:tcPr>
-            <w:tcW w:type="dxa" w:w="2493"/>
-            <w:shd w:val="clear" w:color="auto" w:fill="EAF1F8"/>
+            <w:tcW w:type="dxa" w:w="198"/>
+          </w:tcPr>
+          <w:p/>
+        </w:tc>
+        <w:tc>
+          <w:tcPr>
+            <w:tcW w:type="dxa" w:w="2261"/>
+            <w:tcBorders>
+              <w:top w:val="single" w:sz="18" w:color="2A78D6" w:space="0"/>
+              <w:left w:val="single" w:sz="4" w:color="C9D3DE" w:space="0"/>
+              <w:bottom w:val="single" w:sz="4" w:color="C9D3DE" w:space="0"/>
+              <w:right w:val="single" w:sz="4" w:color="C9D3DE" w:space="0"/>
+            </w:tcBorders>
           </w:tcPr>
           <w:p>
-            <w:r/>
+            <w:pPr>
+              <w:spacing w:before="0" w:after="60"/>
+            </w:pPr>
             <w:r>
               <w:rPr>
+                <w:b/>
+                <w:caps/>
                 <w:color w:val="5F6B7A"/>
-                <w:sz w:val="16"/>
+                <w:sz w:val="14"/>
               </w:rPr>
-              <w:t>Bendrasis kapitalo rodiklis (9M2026)</w:t>
+              <w:t>Bendrasis kapitalo rodiklis</w:t>
+            </w:r>
+            <w:r>
+              <w:rPr>
+                <w:b w:val="0"/>
+                <w:color w:val="5F6B7A"/>
+                <w:sz w:val="14"/>
+              </w:rPr>
+              <w:t xml:space="preserve">  ·  9M2026</w:t>
             </w:r>
           </w:p>
           <w:p>
             <w:pPr>
-              <w:spacing w:after="0"/>
+              <w:spacing w:before="0" w:after="20"/>
             </w:pPr>
             <w:r>
               <w:rPr>
                 <w:b/>
                 <w:color w:val="1F4E79"/>
-                <w:sz w:val="26"/>
+                <w:sz w:val="34"/>
               </w:rPr>
-              <w:t>19,2 %</w:t>
+              <w:t>19,2</w:t>
+            </w:r>
+            <w:r>
+              <w:rPr>
+                <w:b w:val="0"/>
+                <w:color w:val="5F6B7A"/>
+                <w:sz w:val="18"/>
+              </w:rPr>
+              <w:t xml:space="preserve"> %</w:t>
             </w:r>
           </w:p>
           <w:p>
+            <w:pPr>
+              <w:spacing w:before="0" w:after="0"/>
+            </w:pPr>
             <w:r>
               <w:rPr>
+                <w:b w:val="0"/>
                 <w:color w:val="5F6B7A"/>
-                <w:sz w:val="16"/>
+                <w:sz w:val="15"/>
               </w:rPr>
               <w:t>▲ 0,5 p. p. vs FY2025</w:t>
             </w:r>
@@ -409,11 +727,29 @@
     </w:tbl>
     <w:p>
       <w:pPr>
-        <w:spacing w:before="280" w:after="80"/>
+        <w:spacing w:before="0" w:after="40"/>
+      </w:pPr>
+    </w:p>
+    <w:p>
+      <w:pPr>
+        <w:keepNext/>
         <w:pBdr>
-          <w:bottom w:val="single" w:sz="6" w:color="C9D3DE" w:space="2"/>
+          <w:bottom w:val="single" w:sz="8" w:color="1F4E79" w:space="4"/>
         </w:pBdr>
+        <w:tabs>
+          <w:tab w:pos="482" w:val="left"/>
+        </w:tabs>
+        <w:spacing w:before="360" w:after="160"/>
       </w:pPr>
+      <w:r>
+        <w:rPr>
+          <w:b/>
+          <w:color w:val="2A78D6"/>
+          <w:sz w:val="18"/>
+        </w:rPr>
+        <w:t>01</w:t>
+        <w:tab/>
+      </w:r>
       <w:r>
         <w:rPr>
           <w:b/>
@@ -425,9 +761,21 @@
     </w:p>
     <w:p>
       <w:pPr>
-        <w:pStyle w:val="ListBullet"/>
-        <w:spacing w:after="60"/>
+        <w:tabs>
+          <w:tab w:pos="255" w:val="left"/>
+        </w:tabs>
+        <w:spacing w:before="0" w:after="80"/>
+        <w:ind w:left="255" w:hanging="255"/>
       </w:pPr>
+      <w:r>
+        <w:rPr>
+          <w:b/>
+          <w:color w:val="2A78D6"/>
+          <w:sz w:val="20"/>
+        </w:rPr>
+        <w:t>▪</w:t>
+        <w:tab/>
+      </w:r>
       <w:r>
         <w:rPr>
           <w:b/>
@@ -440,7 +788,7 @@
         </w:rPr>
         <w:t xml:space="preserve"> 9 mėn. grynosios palūkanų pajamos 94,0 mln. EUR (78,7 mln.), pelnas 30,1 mln. EUR (30,2 mln.); sąnaudų ir pajamų santykis 51,2 % (46,7 %), ROE 12,9 % (14,3 %)</w:t>
       </w:r>
-      <w:hyperlink r:id="rId12">
+      <w:hyperlink r:id="rId14">
         <w:r>
           <w:rPr>
             <w:color w:val="2A78D6"/>
@@ -459,9 +807,21 @@
     </w:p>
     <w:p>
       <w:pPr>
-        <w:pStyle w:val="ListBullet"/>
-        <w:spacing w:after="60"/>
+        <w:tabs>
+          <w:tab w:pos="255" w:val="left"/>
+        </w:tabs>
+        <w:spacing w:before="0" w:after="80"/>
+        <w:ind w:left="255" w:hanging="255"/>
       </w:pPr>
+      <w:r>
+        <w:rPr>
+          <w:b/>
+          <w:color w:val="2A78D6"/>
+          <w:sz w:val="20"/>
+        </w:rPr>
+        <w:t>▪</w:t>
+        <w:tab/>
+      </w:r>
       <w:r>
         <w:rPr>
           <w:b/>
@@ -474,7 +834,7 @@
         </w:rPr>
         <w:t xml:space="preserve"> paskolos 3,27 mlrd. EUR (+688 mln. EUR per metus), indėliai 3,52 mlrd. EUR; turtas viršijo 4 mlrd. EUR</w:t>
       </w:r>
-      <w:hyperlink r:id="rId12">
+      <w:hyperlink r:id="rId14">
         <w:r>
           <w:rPr>
             <w:color w:val="2A78D6"/>
@@ -491,7 +851,7 @@
         </w:rPr>
         <w:t>,</w:t>
       </w:r>
-      <w:hyperlink r:id="rId13">
+      <w:hyperlink r:id="rId15">
         <w:r>
           <w:rPr>
             <w:color w:val="2A78D6"/>
@@ -510,9 +870,21 @@
     </w:p>
     <w:p>
       <w:pPr>
-        <w:pStyle w:val="ListBullet"/>
-        <w:spacing w:after="60"/>
+        <w:tabs>
+          <w:tab w:pos="255" w:val="left"/>
+        </w:tabs>
+        <w:spacing w:before="0" w:after="80"/>
+        <w:ind w:left="255" w:hanging="255"/>
       </w:pPr>
+      <w:r>
+        <w:rPr>
+          <w:b/>
+          <w:color w:val="2A78D6"/>
+          <w:sz w:val="20"/>
+        </w:rPr>
+        <w:t>▪</w:t>
+        <w:tab/>
+      </w:r>
       <w:r>
         <w:rPr>
           <w:b/>
@@ -525,7 +897,7 @@
         </w:rPr>
         <w:t xml:space="preserve"> CET1 13,2 %, bendras kapitalas 19,2 %, sverto rodiklis 8,5 %; LCR 225,8 %</w:t>
       </w:r>
-      <w:hyperlink r:id="rId12">
+      <w:hyperlink r:id="rId14">
         <w:r>
           <w:rPr>
             <w:color w:val="2A78D6"/>
@@ -544,9 +916,21 @@
     </w:p>
     <w:p>
       <w:pPr>
-        <w:pStyle w:val="ListBullet"/>
-        <w:spacing w:after="60"/>
+        <w:tabs>
+          <w:tab w:pos="255" w:val="left"/>
+        </w:tabs>
+        <w:spacing w:before="0" w:after="80"/>
+        <w:ind w:left="255" w:hanging="255"/>
       </w:pPr>
+      <w:r>
+        <w:rPr>
+          <w:b/>
+          <w:color w:val="2A78D6"/>
+          <w:sz w:val="20"/>
+        </w:rPr>
+        <w:t>▪</w:t>
+        <w:tab/>
+      </w:r>
       <w:r>
         <w:rPr>
           <w:b/>
@@ -559,7 +943,7 @@
         </w:rPr>
         <w:t xml:space="preserve"> 3 etapo paskolos 100 mln. EUR – 3,0 % (2025 m. pab. 4,3 %)</w:t>
       </w:r>
-      <w:hyperlink r:id="rId16">
+      <w:hyperlink r:id="rId18">
         <w:r>
           <w:rPr>
             <w:color w:val="2A78D6"/>
@@ -576,7 +960,7 @@
         </w:rPr>
         <w:t>,</w:t>
       </w:r>
-      <w:hyperlink r:id="rId17">
+      <w:hyperlink r:id="rId19">
         <w:r>
           <w:rPr>
             <w:color w:val="2A78D6"/>
@@ -595,11 +979,24 @@
     </w:p>
     <w:p>
       <w:pPr>
-        <w:spacing w:before="280" w:after="80"/>
+        <w:keepNext/>
         <w:pBdr>
-          <w:bottom w:val="single" w:sz="6" w:color="C9D3DE" w:space="2"/>
+          <w:bottom w:val="single" w:sz="8" w:color="1F4E79" w:space="4"/>
         </w:pBdr>
+        <w:tabs>
+          <w:tab w:pos="482" w:val="left"/>
+        </w:tabs>
+        <w:spacing w:before="360" w:after="160"/>
       </w:pPr>
+      <w:r>
+        <w:rPr>
+          <w:b/>
+          <w:color w:val="2A78D6"/>
+          <w:sz w:val="18"/>
+        </w:rPr>
+        <w:t>02</w:t>
+        <w:tab/>
+      </w:r>
       <w:r>
         <w:rPr>
           <w:b/>
@@ -611,37 +1008,53 @@
     </w:p>
     <w:tbl>
       <w:tblPr>
-        <w:tblW w:type="auto" w:w="0"/>
+        <w:tblW w:w="9639" w:type="dxa"/>
+        <w:tblBorders>
+          <w:top w:val="nil"/>
+          <w:left w:val="nil"/>
+          <w:bottom w:val="nil"/>
+          <w:right w:val="nil"/>
+          <w:insideH w:val="nil"/>
+          <w:insideV w:val="nil"/>
+        </w:tblBorders>
+        <w:tblLayout w:type="fixed"/>
+        <w:tblCellMar>
+          <w:top w:w="70" w:type="dxa"/>
+          <w:left w:w="100" w:type="dxa"/>
+          <w:bottom w:w="70" w:type="dxa"/>
+          <w:right w:w="100" w:type="dxa"/>
+        </w:tblCellMar>
         <w:tblLook w:firstColumn="1" w:firstRow="1" w:lastColumn="0" w:lastRow="0" w:noHBand="0" w:noVBand="1" w:val="04A0"/>
-        <w:tblBorders>
-          <w:top w:val="single" w:sz="4" w:color="C9D3DE"/>
-          <w:left w:val="nil"/>
-          <w:bottom w:val="single" w:sz="4" w:color="C9D3DE"/>
-          <w:right w:val="nil"/>
-          <w:insideH w:val="single" w:sz="4" w:color="C9D3DE"/>
-          <w:insideV w:val="nil"/>
-        </w:tblBorders>
       </w:tblPr>
       <w:tblGrid>
-        <w:gridCol w:w="1994"/>
-        <w:gridCol w:w="1994"/>
-        <w:gridCol w:w="1994"/>
-        <w:gridCol w:w="1994"/>
-        <w:gridCol w:w="1994"/>
+        <w:gridCol w:w="1701"/>
+        <w:gridCol w:w="2608"/>
+        <w:gridCol w:w="963"/>
+        <w:gridCol w:w="1304"/>
+        <w:gridCol w:w="3061"/>
       </w:tblGrid>
       <w:tr>
         <w:tc>
           <w:tcPr>
             <w:tcW w:type="dxa" w:w="1701"/>
-            <w:shd w:val="clear" w:color="auto" w:fill="1F4E79"/>
+            <w:tcBorders>
+              <w:top w:val="single" w:sz="12" w:color="1F4E79" w:space="0"/>
+              <w:left w:val="nil"/>
+              <w:bottom w:val="single" w:sz="4" w:color="C9D3DE" w:space="0"/>
+              <w:right w:val="nil"/>
+            </w:tcBorders>
+            <w:shd w:val="clear" w:color="auto" w:fill="EAF1F8"/>
           </w:tcPr>
           <w:p>
-            <w:r/>
+            <w:pPr>
+              <w:spacing w:before="0" w:after="0"/>
+            </w:pPr>
             <w:r>
               <w:rPr>
                 <w:b/>
-                <w:color w:val="FFFFFF"/>
-                <w:sz w:val="17"/>
+                <w:caps/>
+                <w:color w:val="1F4E79"/>
+                <w:sz w:val="16"/>
               </w:rPr>
               <w:t>ISIN</w:t>
             </w:r>
@@ -650,15 +1063,24 @@
         <w:tc>
           <w:tcPr>
             <w:tcW w:type="dxa" w:w="2608"/>
-            <w:shd w:val="clear" w:color="auto" w:fill="1F4E79"/>
+            <w:tcBorders>
+              <w:top w:val="single" w:sz="12" w:color="1F4E79" w:space="0"/>
+              <w:left w:val="nil"/>
+              <w:bottom w:val="single" w:sz="4" w:color="C9D3DE" w:space="0"/>
+              <w:right w:val="nil"/>
+            </w:tcBorders>
+            <w:shd w:val="clear" w:color="auto" w:fill="EAF1F8"/>
           </w:tcPr>
           <w:p>
-            <w:r/>
+            <w:pPr>
+              <w:spacing w:before="0" w:after="0"/>
+            </w:pPr>
             <w:r>
               <w:rPr>
                 <w:b/>
-                <w:color w:val="FFFFFF"/>
-                <w:sz w:val="17"/>
+                <w:caps/>
+                <w:color w:val="1F4E79"/>
+                <w:sz w:val="16"/>
               </w:rPr>
               <w:t>Priemonė</w:t>
             </w:r>
@@ -667,18 +1089,25 @@
         <w:tc>
           <w:tcPr>
             <w:tcW w:type="dxa" w:w="964"/>
-            <w:shd w:val="clear" w:color="auto" w:fill="1F4E79"/>
+            <w:tcBorders>
+              <w:top w:val="single" w:sz="12" w:color="1F4E79" w:space="0"/>
+              <w:left w:val="nil"/>
+              <w:bottom w:val="single" w:sz="4" w:color="C9D3DE" w:space="0"/>
+              <w:right w:val="nil"/>
+            </w:tcBorders>
+            <w:shd w:val="clear" w:color="auto" w:fill="EAF1F8"/>
           </w:tcPr>
           <w:p>
             <w:pPr>
+              <w:spacing w:before="0" w:after="0"/>
               <w:jc w:val="right"/>
             </w:pPr>
-            <w:r/>
             <w:r>
               <w:rPr>
                 <w:b/>
-                <w:color w:val="FFFFFF"/>
-                <w:sz w:val="17"/>
+                <w:caps/>
+                <w:color w:val="1F4E79"/>
+                <w:sz w:val="16"/>
               </w:rPr>
               <w:t>Kuponas</w:t>
             </w:r>
@@ -687,15 +1116,24 @@
         <w:tc>
           <w:tcPr>
             <w:tcW w:type="dxa" w:w="1304"/>
-            <w:shd w:val="clear" w:color="auto" w:fill="1F4E79"/>
+            <w:tcBorders>
+              <w:top w:val="single" w:sz="12" w:color="1F4E79" w:space="0"/>
+              <w:left w:val="nil"/>
+              <w:bottom w:val="single" w:sz="4" w:color="C9D3DE" w:space="0"/>
+              <w:right w:val="nil"/>
+            </w:tcBorders>
+            <w:shd w:val="clear" w:color="auto" w:fill="EAF1F8"/>
           </w:tcPr>
           <w:p>
-            <w:r/>
+            <w:pPr>
+              <w:spacing w:before="0" w:after="0"/>
+            </w:pPr>
             <w:r>
               <w:rPr>
                 <w:b/>
-                <w:color w:val="FFFFFF"/>
-                <w:sz w:val="17"/>
+                <w:caps/>
+                <w:color w:val="1F4E79"/>
+                <w:sz w:val="16"/>
               </w:rPr>
               <w:t>Išpirkimas</w:t>
             </w:r>
@@ -704,15 +1142,24 @@
         <w:tc>
           <w:tcPr>
             <w:tcW w:type="dxa" w:w="3061"/>
-            <w:shd w:val="clear" w:color="auto" w:fill="1F4E79"/>
+            <w:tcBorders>
+              <w:top w:val="single" w:sz="12" w:color="1F4E79" w:space="0"/>
+              <w:left w:val="nil"/>
+              <w:bottom w:val="single" w:sz="4" w:color="C9D3DE" w:space="0"/>
+              <w:right w:val="nil"/>
+            </w:tcBorders>
+            <w:shd w:val="clear" w:color="auto" w:fill="EAF1F8"/>
           </w:tcPr>
           <w:p>
-            <w:r/>
+            <w:pPr>
+              <w:spacing w:before="0" w:after="0"/>
+            </w:pPr>
             <w:r>
               <w:rPr>
                 <w:b/>
-                <w:color w:val="FFFFFF"/>
-                <w:sz w:val="17"/>
+                <w:caps/>
+                <w:color w:val="1F4E79"/>
+                <w:sz w:val="16"/>
               </w:rPr>
               <w:t>Pastaba</w:t>
             </w:r>
@@ -723,12 +1170,17 @@
         <w:tc>
           <w:tcPr>
             <w:tcW w:type="dxa" w:w="1701"/>
+            <w:tcBorders>
+              <w:top w:val="nil"/>
+              <w:left w:val="nil"/>
+              <w:bottom w:val="single" w:sz="4" w:color="DDE3EA" w:space="0"/>
+              <w:right w:val="nil"/>
+            </w:tcBorders>
           </w:tcPr>
           <w:p>
             <w:pPr>
-              <w:spacing w:after="0"/>
+              <w:spacing w:before="0" w:after="0"/>
             </w:pPr>
-            <w:r/>
             <w:r>
               <w:rPr>
                 <w:b w:val="0"/>
@@ -741,12 +1193,17 @@
         <w:tc>
           <w:tcPr>
             <w:tcW w:type="dxa" w:w="2608"/>
+            <w:tcBorders>
+              <w:top w:val="nil"/>
+              <w:left w:val="nil"/>
+              <w:bottom w:val="single" w:sz="4" w:color="DDE3EA" w:space="0"/>
+              <w:right w:val="nil"/>
+            </w:tcBorders>
           </w:tcPr>
           <w:p>
             <w:pPr>
-              <w:spacing w:after="0"/>
+              <w:spacing w:before="0" w:after="0"/>
             </w:pPr>
-            <w:r/>
             <w:r>
               <w:rPr>
                 <w:b w:val="0"/>
@@ -759,13 +1216,18 @@
         <w:tc>
           <w:tcPr>
             <w:tcW w:type="dxa" w:w="964"/>
+            <w:tcBorders>
+              <w:top w:val="nil"/>
+              <w:left w:val="nil"/>
+              <w:bottom w:val="single" w:sz="4" w:color="DDE3EA" w:space="0"/>
+              <w:right w:val="nil"/>
+            </w:tcBorders>
           </w:tcPr>
           <w:p>
             <w:pPr>
-              <w:spacing w:after="0"/>
+              <w:spacing w:before="0" w:after="0"/>
               <w:jc w:val="right"/>
             </w:pPr>
-            <w:r/>
             <w:r>
               <w:rPr>
                 <w:b w:val="0"/>
@@ -778,12 +1240,17 @@
         <w:tc>
           <w:tcPr>
             <w:tcW w:type="dxa" w:w="1304"/>
+            <w:tcBorders>
+              <w:top w:val="nil"/>
+              <w:left w:val="nil"/>
+              <w:bottom w:val="single" w:sz="4" w:color="DDE3EA" w:space="0"/>
+              <w:right w:val="nil"/>
+            </w:tcBorders>
           </w:tcPr>
           <w:p>
             <w:pPr>
-              <w:spacing w:after="0"/>
+              <w:spacing w:before="0" w:after="0"/>
             </w:pPr>
-            <w:r/>
             <w:r>
               <w:rPr>
                 <w:b w:val="0"/>
@@ -796,12 +1263,17 @@
         <w:tc>
           <w:tcPr>
             <w:tcW w:type="dxa" w:w="3061"/>
+            <w:tcBorders>
+              <w:top w:val="nil"/>
+              <w:left w:val="nil"/>
+              <w:bottom w:val="single" w:sz="4" w:color="DDE3EA" w:space="0"/>
+              <w:right w:val="nil"/>
+            </w:tcBorders>
           </w:tcPr>
           <w:p>
             <w:pPr>
-              <w:spacing w:after="0"/>
+              <w:spacing w:before="0" w:after="0"/>
             </w:pPr>
-            <w:r/>
             <w:r>
               <w:rPr>
                 <w:b w:val="0"/>
@@ -815,11 +1287,29 @@
     </w:tbl>
     <w:p>
       <w:pPr>
-        <w:spacing w:before="280" w:after="80"/>
+        <w:spacing w:before="0" w:after="40"/>
+      </w:pPr>
+    </w:p>
+    <w:p>
+      <w:pPr>
+        <w:keepNext/>
         <w:pBdr>
-          <w:bottom w:val="single" w:sz="6" w:color="C9D3DE" w:space="2"/>
+          <w:bottom w:val="single" w:sz="8" w:color="1F4E79" w:space="4"/>
         </w:pBdr>
+        <w:tabs>
+          <w:tab w:pos="482" w:val="left"/>
+        </w:tabs>
+        <w:spacing w:before="360" w:after="160"/>
       </w:pPr>
+      <w:r>
+        <w:rPr>
+          <w:b/>
+          <w:color w:val="2A78D6"/>
+          <w:sz w:val="18"/>
+        </w:rPr>
+        <w:t>03</w:t>
+        <w:tab/>
+      </w:r>
       <w:r>
         <w:rPr>
           <w:b/>
@@ -831,38 +1321,54 @@
     </w:p>
     <w:tbl>
       <w:tblPr>
-        <w:tblW w:type="auto" w:w="0"/>
+        <w:tblW w:w="9639" w:type="dxa"/>
+        <w:tblBorders>
+          <w:top w:val="nil"/>
+          <w:left w:val="nil"/>
+          <w:bottom w:val="nil"/>
+          <w:right w:val="nil"/>
+          <w:insideH w:val="nil"/>
+          <w:insideV w:val="nil"/>
+        </w:tblBorders>
+        <w:tblLayout w:type="fixed"/>
+        <w:tblCellMar>
+          <w:top w:w="70" w:type="dxa"/>
+          <w:left w:w="100" w:type="dxa"/>
+          <w:bottom w:w="70" w:type="dxa"/>
+          <w:right w:w="100" w:type="dxa"/>
+        </w:tblCellMar>
         <w:tblLook w:firstColumn="1" w:firstRow="1" w:lastColumn="0" w:lastRow="0" w:noHBand="0" w:noVBand="1" w:val="04A0"/>
-        <w:tblBorders>
-          <w:top w:val="single" w:sz="4" w:color="C9D3DE"/>
-          <w:left w:val="nil"/>
-          <w:bottom w:val="single" w:sz="4" w:color="C9D3DE"/>
-          <w:right w:val="nil"/>
-          <w:insideH w:val="single" w:sz="4" w:color="C9D3DE"/>
-          <w:insideV w:val="nil"/>
-        </w:tblBorders>
       </w:tblPr>
       <w:tblGrid>
-        <w:gridCol w:w="1662"/>
-        <w:gridCol w:w="1662"/>
-        <w:gridCol w:w="1662"/>
-        <w:gridCol w:w="1662"/>
-        <w:gridCol w:w="1662"/>
-        <w:gridCol w:w="1662"/>
+        <w:gridCol w:w="2864"/>
+        <w:gridCol w:w="1156"/>
+        <w:gridCol w:w="1156"/>
+        <w:gridCol w:w="1156"/>
+        <w:gridCol w:w="1156"/>
+        <w:gridCol w:w="2148"/>
       </w:tblGrid>
       <w:tr>
         <w:tc>
           <w:tcPr>
-            <w:tcW w:type="dxa" w:w="2948"/>
-            <w:shd w:val="clear" w:color="auto" w:fill="1F4E79"/>
+            <w:tcW w:type="dxa" w:w="2864"/>
+            <w:tcBorders>
+              <w:top w:val="single" w:sz="12" w:color="1F4E79" w:space="0"/>
+              <w:left w:val="nil"/>
+              <w:bottom w:val="single" w:sz="4" w:color="C9D3DE" w:space="0"/>
+              <w:right w:val="nil"/>
+            </w:tcBorders>
+            <w:shd w:val="clear" w:color="auto" w:fill="EAF1F8"/>
           </w:tcPr>
           <w:p>
-            <w:r/>
+            <w:pPr>
+              <w:spacing w:before="0" w:after="0"/>
+            </w:pPr>
             <w:r>
               <w:rPr>
                 <w:b/>
-                <w:color w:val="FFFFFF"/>
-                <w:sz w:val="17"/>
+                <w:caps/>
+                <w:color w:val="1F4E79"/>
+                <w:sz w:val="16"/>
               </w:rPr>
               <w:t>Rodiklis</w:t>
             </w:r>
@@ -870,19 +1376,26 @@
         </w:tc>
         <w:tc>
           <w:tcPr>
-            <w:tcW w:type="dxa" w:w="1191"/>
-            <w:shd w:val="clear" w:color="auto" w:fill="1F4E79"/>
+            <w:tcW w:type="dxa" w:w="1157"/>
+            <w:tcBorders>
+              <w:top w:val="single" w:sz="12" w:color="1F4E79" w:space="0"/>
+              <w:left w:val="nil"/>
+              <w:bottom w:val="single" w:sz="4" w:color="C9D3DE" w:space="0"/>
+              <w:right w:val="nil"/>
+            </w:tcBorders>
+            <w:shd w:val="clear" w:color="auto" w:fill="EAF1F8"/>
           </w:tcPr>
           <w:p>
             <w:pPr>
+              <w:spacing w:before="0" w:after="0"/>
               <w:jc w:val="right"/>
             </w:pPr>
-            <w:r/>
             <w:r>
               <w:rPr>
                 <w:b/>
-                <w:color w:val="FFFFFF"/>
-                <w:sz w:val="17"/>
+                <w:caps/>
+                <w:color w:val="1F4E79"/>
+                <w:sz w:val="16"/>
               </w:rPr>
               <w:t>FY2024</w:t>
             </w:r>
@@ -890,19 +1403,26 @@
         </w:tc>
         <w:tc>
           <w:tcPr>
-            <w:tcW w:type="dxa" w:w="1191"/>
-            <w:shd w:val="clear" w:color="auto" w:fill="1F4E79"/>
+            <w:tcW w:type="dxa" w:w="1157"/>
+            <w:tcBorders>
+              <w:top w:val="single" w:sz="12" w:color="1F4E79" w:space="0"/>
+              <w:left w:val="nil"/>
+              <w:bottom w:val="single" w:sz="4" w:color="C9D3DE" w:space="0"/>
+              <w:right w:val="nil"/>
+            </w:tcBorders>
+            <w:shd w:val="clear" w:color="auto" w:fill="EAF1F8"/>
           </w:tcPr>
           <w:p>
             <w:pPr>
+              <w:spacing w:before="0" w:after="0"/>
               <w:jc w:val="right"/>
             </w:pPr>
-            <w:r/>
             <w:r>
               <w:rPr>
                 <w:b/>
-                <w:color w:val="FFFFFF"/>
-                <w:sz w:val="17"/>
+                <w:caps/>
+                <w:color w:val="1F4E79"/>
+                <w:sz w:val="16"/>
               </w:rPr>
               <w:t>FY2025</w:t>
             </w:r>
@@ -910,19 +1430,26 @@
         </w:tc>
         <w:tc>
           <w:tcPr>
-            <w:tcW w:type="dxa" w:w="1191"/>
-            <w:shd w:val="clear" w:color="auto" w:fill="1F4E79"/>
+            <w:tcW w:type="dxa" w:w="1157"/>
+            <w:tcBorders>
+              <w:top w:val="single" w:sz="12" w:color="1F4E79" w:space="0"/>
+              <w:left w:val="nil"/>
+              <w:bottom w:val="single" w:sz="4" w:color="C9D3DE" w:space="0"/>
+              <w:right w:val="nil"/>
+            </w:tcBorders>
+            <w:shd w:val="clear" w:color="auto" w:fill="EAF1F8"/>
           </w:tcPr>
           <w:p>
             <w:pPr>
+              <w:spacing w:before="0" w:after="0"/>
               <w:jc w:val="right"/>
             </w:pPr>
-            <w:r/>
             <w:r>
               <w:rPr>
                 <w:b/>
-                <w:color w:val="FFFFFF"/>
-                <w:sz w:val="17"/>
+                <w:caps/>
+                <w:color w:val="1F4E79"/>
+                <w:sz w:val="16"/>
               </w:rPr>
               <w:t>9M2025</w:t>
             </w:r>
@@ -930,19 +1457,26 @@
         </w:tc>
         <w:tc>
           <w:tcPr>
-            <w:tcW w:type="dxa" w:w="1191"/>
-            <w:shd w:val="clear" w:color="auto" w:fill="1F4E79"/>
+            <w:tcW w:type="dxa" w:w="1157"/>
+            <w:tcBorders>
+              <w:top w:val="single" w:sz="12" w:color="1F4E79" w:space="0"/>
+              <w:left w:val="nil"/>
+              <w:bottom w:val="single" w:sz="4" w:color="C9D3DE" w:space="0"/>
+              <w:right w:val="nil"/>
+            </w:tcBorders>
+            <w:shd w:val="clear" w:color="auto" w:fill="EAF1F8"/>
           </w:tcPr>
           <w:p>
             <w:pPr>
+              <w:spacing w:before="0" w:after="0"/>
               <w:jc w:val="right"/>
             </w:pPr>
-            <w:r/>
             <w:r>
               <w:rPr>
                 <w:b/>
-                <w:color w:val="FFFFFF"/>
-                <w:sz w:val="17"/>
+                <w:caps/>
+                <w:color w:val="1F4E79"/>
+                <w:sz w:val="16"/>
               </w:rPr>
               <w:t>9M2026</w:t>
             </w:r>
@@ -950,19 +1484,26 @@
         </w:tc>
         <w:tc>
           <w:tcPr>
-            <w:tcW w:type="dxa" w:w="2211"/>
-            <w:shd w:val="clear" w:color="auto" w:fill="1F4E79"/>
+            <w:tcW w:type="dxa" w:w="2148"/>
+            <w:tcBorders>
+              <w:top w:val="single" w:sz="12" w:color="1F4E79" w:space="0"/>
+              <w:left w:val="nil"/>
+              <w:bottom w:val="single" w:sz="4" w:color="C9D3DE" w:space="0"/>
+              <w:right w:val="nil"/>
+            </w:tcBorders>
+            <w:shd w:val="clear" w:color="auto" w:fill="EAF1F8"/>
           </w:tcPr>
           <w:p>
             <w:pPr>
+              <w:spacing w:before="0" w:after="0"/>
               <w:jc w:val="right"/>
             </w:pPr>
-            <w:r/>
             <w:r>
               <w:rPr>
                 <w:b/>
-                <w:color w:val="FFFFFF"/>
-                <w:sz w:val="17"/>
+                <w:caps/>
+                <w:color w:val="1F4E79"/>
+                <w:sz w:val="16"/>
               </w:rPr>
               <w:t>Pokytis</w:t>
             </w:r>
@@ -972,13 +1513,18 @@
       <w:tr>
         <w:tc>
           <w:tcPr>
-            <w:tcW w:type="dxa" w:w="2948"/>
+            <w:tcW w:type="dxa" w:w="2864"/>
+            <w:tcBorders>
+              <w:top w:val="nil"/>
+              <w:left w:val="nil"/>
+              <w:bottom w:val="single" w:sz="4" w:color="DDE3EA" w:space="0"/>
+              <w:right w:val="nil"/>
+            </w:tcBorders>
           </w:tcPr>
           <w:p>
             <w:pPr>
-              <w:spacing w:after="0"/>
+              <w:spacing w:before="0" w:after="0"/>
             </w:pPr>
-            <w:r/>
             <w:r>
               <w:rPr>
                 <w:b w:val="0"/>
@@ -986,7 +1532,7 @@
               </w:rPr>
               <w:t>Grynosios palūkanų pajamos, mln. EUR</w:t>
             </w:r>
-            <w:hyperlink r:id="rId18">
+            <w:hyperlink r:id="rId20">
               <w:r>
                 <w:rPr>
                   <w:color w:val="2A78D6"/>
@@ -1003,7 +1549,7 @@
               </w:rPr>
               <w:t>,</w:t>
             </w:r>
-            <w:hyperlink r:id="rId12">
+            <w:hyperlink r:id="rId14">
               <w:r>
                 <w:rPr>
                   <w:color w:val="2A78D6"/>
@@ -1017,14 +1563,19 @@
         </w:tc>
         <w:tc>
           <w:tcPr>
-            <w:tcW w:type="dxa" w:w="1191"/>
+            <w:tcW w:type="dxa" w:w="1157"/>
+            <w:tcBorders>
+              <w:top w:val="nil"/>
+              <w:left w:val="nil"/>
+              <w:bottom w:val="single" w:sz="4" w:color="DDE3EA" w:space="0"/>
+              <w:right w:val="nil"/>
+            </w:tcBorders>
           </w:tcPr>
           <w:p>
             <w:pPr>
-              <w:spacing w:after="0"/>
+              <w:spacing w:before="0" w:after="0"/>
               <w:jc w:val="right"/>
             </w:pPr>
-            <w:r/>
             <w:r>
               <w:rPr>
                 <w:b w:val="0"/>
@@ -1036,14 +1587,19 @@
         </w:tc>
         <w:tc>
           <w:tcPr>
-            <w:tcW w:type="dxa" w:w="1191"/>
+            <w:tcW w:type="dxa" w:w="1157"/>
+            <w:tcBorders>
+              <w:top w:val="nil"/>
+              <w:left w:val="nil"/>
+              <w:bottom w:val="single" w:sz="4" w:color="DDE3EA" w:space="0"/>
+              <w:right w:val="nil"/>
+            </w:tcBorders>
           </w:tcPr>
           <w:p>
             <w:pPr>
-              <w:spacing w:after="0"/>
+              <w:spacing w:before="0" w:after="0"/>
               <w:jc w:val="right"/>
             </w:pPr>
-            <w:r/>
             <w:r>
               <w:rPr>
                 <w:b w:val="0"/>
@@ -1055,14 +1611,19 @@
         </w:tc>
         <w:tc>
           <w:tcPr>
-            <w:tcW w:type="dxa" w:w="1191"/>
+            <w:tcW w:type="dxa" w:w="1157"/>
+            <w:tcBorders>
+              <w:top w:val="nil"/>
+              <w:left w:val="nil"/>
+              <w:bottom w:val="single" w:sz="4" w:color="DDE3EA" w:space="0"/>
+              <w:right w:val="nil"/>
+            </w:tcBorders>
           </w:tcPr>
           <w:p>
             <w:pPr>
-              <w:spacing w:after="0"/>
+              <w:spacing w:before="0" w:after="0"/>
               <w:jc w:val="right"/>
             </w:pPr>
-            <w:r/>
             <w:r>
               <w:rPr>
                 <w:b w:val="0"/>
@@ -1074,14 +1635,19 @@
         </w:tc>
         <w:tc>
           <w:tcPr>
-            <w:tcW w:type="dxa" w:w="1191"/>
+            <w:tcW w:type="dxa" w:w="1157"/>
+            <w:tcBorders>
+              <w:top w:val="nil"/>
+              <w:left w:val="nil"/>
+              <w:bottom w:val="single" w:sz="4" w:color="DDE3EA" w:space="0"/>
+              <w:right w:val="nil"/>
+            </w:tcBorders>
           </w:tcPr>
           <w:p>
             <w:pPr>
-              <w:spacing w:after="0"/>
+              <w:spacing w:before="0" w:after="0"/>
               <w:jc w:val="right"/>
             </w:pPr>
-            <w:r/>
             <w:r>
               <w:rPr>
                 <w:b w:val="0"/>
@@ -1093,14 +1659,19 @@
         </w:tc>
         <w:tc>
           <w:tcPr>
-            <w:tcW w:type="dxa" w:w="2211"/>
+            <w:tcW w:type="dxa" w:w="2148"/>
+            <w:tcBorders>
+              <w:top w:val="nil"/>
+              <w:left w:val="nil"/>
+              <w:bottom w:val="single" w:sz="4" w:color="DDE3EA" w:space="0"/>
+              <w:right w:val="nil"/>
+            </w:tcBorders>
           </w:tcPr>
           <w:p>
             <w:pPr>
-              <w:spacing w:after="0"/>
+              <w:spacing w:before="0" w:after="0"/>
               <w:jc w:val="right"/>
             </w:pPr>
-            <w:r/>
             <w:r>
               <w:rPr>
                 <w:b/>
@@ -1115,14 +1686,18 @@
       <w:tr>
         <w:tc>
           <w:tcPr>
-            <w:tcW w:type="dxa" w:w="2948"/>
-            <w:shd w:val="clear" w:color="auto" w:fill="F6F8FA"/>
+            <w:tcW w:type="dxa" w:w="2864"/>
+            <w:tcBorders>
+              <w:top w:val="nil"/>
+              <w:left w:val="nil"/>
+              <w:bottom w:val="single" w:sz="4" w:color="DDE3EA" w:space="0"/>
+              <w:right w:val="nil"/>
+            </w:tcBorders>
           </w:tcPr>
           <w:p>
             <w:pPr>
-              <w:spacing w:after="0"/>
+              <w:spacing w:before="0" w:after="0"/>
             </w:pPr>
-            <w:r/>
             <w:r>
               <w:rPr>
                 <w:b w:val="0"/>
@@ -1130,7 +1705,7 @@
               </w:rPr>
               <w:t>Visos veiklos pajamos, mln. EUR</w:t>
             </w:r>
-            <w:hyperlink r:id="rId18">
+            <w:hyperlink r:id="rId20">
               <w:r>
                 <w:rPr>
                   <w:color w:val="2A78D6"/>
@@ -1147,7 +1722,7 @@
               </w:rPr>
               <w:t>,</w:t>
             </w:r>
-            <w:hyperlink r:id="rId12">
+            <w:hyperlink r:id="rId14">
               <w:r>
                 <w:rPr>
                   <w:color w:val="2A78D6"/>
@@ -1161,15 +1736,19 @@
         </w:tc>
         <w:tc>
           <w:tcPr>
-            <w:tcW w:type="dxa" w:w="1191"/>
-            <w:shd w:val="clear" w:color="auto" w:fill="F6F8FA"/>
+            <w:tcW w:type="dxa" w:w="1157"/>
+            <w:tcBorders>
+              <w:top w:val="nil"/>
+              <w:left w:val="nil"/>
+              <w:bottom w:val="single" w:sz="4" w:color="DDE3EA" w:space="0"/>
+              <w:right w:val="nil"/>
+            </w:tcBorders>
           </w:tcPr>
           <w:p>
             <w:pPr>
-              <w:spacing w:after="0"/>
+              <w:spacing w:before="0" w:after="0"/>
               <w:jc w:val="right"/>
             </w:pPr>
-            <w:r/>
             <w:r>
               <w:rPr>
                 <w:b w:val="0"/>
@@ -1181,15 +1760,19 @@
         </w:tc>
         <w:tc>
           <w:tcPr>
-            <w:tcW w:type="dxa" w:w="1191"/>
-            <w:shd w:val="clear" w:color="auto" w:fill="F6F8FA"/>
+            <w:tcW w:type="dxa" w:w="1157"/>
+            <w:tcBorders>
+              <w:top w:val="nil"/>
+              <w:left w:val="nil"/>
+              <w:bottom w:val="single" w:sz="4" w:color="DDE3EA" w:space="0"/>
+              <w:right w:val="nil"/>
+            </w:tcBorders>
           </w:tcPr>
           <w:p>
             <w:pPr>
-              <w:spacing w:after="0"/>
+              <w:spacing w:before="0" w:after="0"/>
               <w:jc w:val="right"/>
             </w:pPr>
-            <w:r/>
             <w:r>
               <w:rPr>
                 <w:b w:val="0"/>
@@ -1201,15 +1784,19 @@
         </w:tc>
         <w:tc>
           <w:tcPr>
-            <w:tcW w:type="dxa" w:w="1191"/>
-            <w:shd w:val="clear" w:color="auto" w:fill="F6F8FA"/>
+            <w:tcW w:type="dxa" w:w="1157"/>
+            <w:tcBorders>
+              <w:top w:val="nil"/>
+              <w:left w:val="nil"/>
+              <w:bottom w:val="single" w:sz="4" w:color="DDE3EA" w:space="0"/>
+              <w:right w:val="nil"/>
+            </w:tcBorders>
           </w:tcPr>
           <w:p>
             <w:pPr>
-              <w:spacing w:after="0"/>
+              <w:spacing w:before="0" w:after="0"/>
               <w:jc w:val="right"/>
             </w:pPr>
-            <w:r/>
             <w:r>
               <w:rPr>
                 <w:b w:val="0"/>
@@ -1221,15 +1808,19 @@
         </w:tc>
         <w:tc>
           <w:tcPr>
-            <w:tcW w:type="dxa" w:w="1191"/>
-            <w:shd w:val="clear" w:color="auto" w:fill="F6F8FA"/>
+            <w:tcW w:type="dxa" w:w="1157"/>
+            <w:tcBorders>
+              <w:top w:val="nil"/>
+              <w:left w:val="nil"/>
+              <w:bottom w:val="single" w:sz="4" w:color="DDE3EA" w:space="0"/>
+              <w:right w:val="nil"/>
+            </w:tcBorders>
           </w:tcPr>
           <w:p>
             <w:pPr>
-              <w:spacing w:after="0"/>
+              <w:spacing w:before="0" w:after="0"/>
               <w:jc w:val="right"/>
             </w:pPr>
-            <w:r/>
             <w:r>
               <w:rPr>
                 <w:b w:val="0"/>
@@ -1241,15 +1832,19 @@
         </w:tc>
         <w:tc>
           <w:tcPr>
-            <w:tcW w:type="dxa" w:w="2211"/>
-            <w:shd w:val="clear" w:color="auto" w:fill="F6F8FA"/>
+            <w:tcW w:type="dxa" w:w="2148"/>
+            <w:tcBorders>
+              <w:top w:val="nil"/>
+              <w:left w:val="nil"/>
+              <w:bottom w:val="single" w:sz="4" w:color="DDE3EA" w:space="0"/>
+              <w:right w:val="nil"/>
+            </w:tcBorders>
           </w:tcPr>
           <w:p>
             <w:pPr>
-              <w:spacing w:after="0"/>
+              <w:spacing w:before="0" w:after="0"/>
               <w:jc w:val="right"/>
             </w:pPr>
-            <w:r/>
             <w:r>
               <w:rPr>
                 <w:b/>
@@ -1264,13 +1859,18 @@
       <w:tr>
         <w:tc>
           <w:tcPr>
-            <w:tcW w:type="dxa" w:w="2948"/>
+            <w:tcW w:type="dxa" w:w="2864"/>
+            <w:tcBorders>
+              <w:top w:val="nil"/>
+              <w:left w:val="nil"/>
+              <w:bottom w:val="single" w:sz="4" w:color="DDE3EA" w:space="0"/>
+              <w:right w:val="nil"/>
+            </w:tcBorders>
           </w:tcPr>
           <w:p>
             <w:pPr>
-              <w:spacing w:after="0"/>
+              <w:spacing w:before="0" w:after="0"/>
             </w:pPr>
-            <w:r/>
             <w:r>
               <w:rPr>
                 <w:b w:val="0"/>
@@ -1278,7 +1878,7 @@
               </w:rPr>
               <w:t>Grynasis pelnas, mln. EUR</w:t>
             </w:r>
-            <w:hyperlink r:id="rId18">
+            <w:hyperlink r:id="rId20">
               <w:r>
                 <w:rPr>
                   <w:color w:val="2A78D6"/>
@@ -1295,7 +1895,7 @@
               </w:rPr>
               <w:t>,</w:t>
             </w:r>
-            <w:hyperlink r:id="rId12">
+            <w:hyperlink r:id="rId14">
               <w:r>
                 <w:rPr>
                   <w:color w:val="2A78D6"/>
@@ -1309,14 +1909,19 @@
         </w:tc>
         <w:tc>
           <w:tcPr>
-            <w:tcW w:type="dxa" w:w="1191"/>
+            <w:tcW w:type="dxa" w:w="1157"/>
+            <w:tcBorders>
+              <w:top w:val="nil"/>
+              <w:left w:val="nil"/>
+              <w:bottom w:val="single" w:sz="4" w:color="DDE3EA" w:space="0"/>
+              <w:right w:val="nil"/>
+            </w:tcBorders>
           </w:tcPr>
           <w:p>
             <w:pPr>
-              <w:spacing w:after="0"/>
+              <w:spacing w:before="0" w:after="0"/>
               <w:jc w:val="right"/>
             </w:pPr>
-            <w:r/>
             <w:r>
               <w:rPr>
                 <w:b w:val="0"/>
@@ -1328,14 +1933,19 @@
         </w:tc>
         <w:tc>
           <w:tcPr>
-            <w:tcW w:type="dxa" w:w="1191"/>
+            <w:tcW w:type="dxa" w:w="1157"/>
+            <w:tcBorders>
+              <w:top w:val="nil"/>
+              <w:left w:val="nil"/>
+              <w:bottom w:val="single" w:sz="4" w:color="DDE3EA" w:space="0"/>
+              <w:right w:val="nil"/>
+            </w:tcBorders>
           </w:tcPr>
           <w:p>
             <w:pPr>
-              <w:spacing w:after="0"/>
+              <w:spacing w:before="0" w:after="0"/>
               <w:jc w:val="right"/>
             </w:pPr>
-            <w:r/>
             <w:r>
               <w:rPr>
                 <w:b w:val="0"/>
@@ -1347,14 +1957,19 @@
         </w:tc>
         <w:tc>
           <w:tcPr>
-            <w:tcW w:type="dxa" w:w="1191"/>
+            <w:tcW w:type="dxa" w:w="1157"/>
+            <w:tcBorders>
+              <w:top w:val="nil"/>
+              <w:left w:val="nil"/>
+              <w:bottom w:val="single" w:sz="4" w:color="DDE3EA" w:space="0"/>
+              <w:right w:val="nil"/>
+            </w:tcBorders>
           </w:tcPr>
           <w:p>
             <w:pPr>
-              <w:spacing w:after="0"/>
+              <w:spacing w:before="0" w:after="0"/>
               <w:jc w:val="right"/>
             </w:pPr>
-            <w:r/>
             <w:r>
               <w:rPr>
                 <w:b w:val="0"/>
@@ -1366,14 +1981,19 @@
         </w:tc>
         <w:tc>
           <w:tcPr>
-            <w:tcW w:type="dxa" w:w="1191"/>
+            <w:tcW w:type="dxa" w:w="1157"/>
+            <w:tcBorders>
+              <w:top w:val="nil"/>
+              <w:left w:val="nil"/>
+              <w:bottom w:val="single" w:sz="4" w:color="DDE3EA" w:space="0"/>
+              <w:right w:val="nil"/>
+            </w:tcBorders>
           </w:tcPr>
           <w:p>
             <w:pPr>
-              <w:spacing w:after="0"/>
+              <w:spacing w:before="0" w:after="0"/>
               <w:jc w:val="right"/>
             </w:pPr>
-            <w:r/>
             <w:r>
               <w:rPr>
                 <w:b w:val="0"/>
@@ -1385,14 +2005,19 @@
         </w:tc>
         <w:tc>
           <w:tcPr>
-            <w:tcW w:type="dxa" w:w="2211"/>
+            <w:tcW w:type="dxa" w:w="2148"/>
+            <w:tcBorders>
+              <w:top w:val="nil"/>
+              <w:left w:val="nil"/>
+              <w:bottom w:val="single" w:sz="4" w:color="DDE3EA" w:space="0"/>
+              <w:right w:val="nil"/>
+            </w:tcBorders>
           </w:tcPr>
           <w:p>
             <w:pPr>
-              <w:spacing w:after="0"/>
+              <w:spacing w:before="0" w:after="0"/>
               <w:jc w:val="right"/>
             </w:pPr>
-            <w:r/>
             <w:r>
               <w:rPr>
                 <w:b/>
@@ -1407,14 +2032,18 @@
       <w:tr>
         <w:tc>
           <w:tcPr>
-            <w:tcW w:type="dxa" w:w="2948"/>
-            <w:shd w:val="clear" w:color="auto" w:fill="F6F8FA"/>
+            <w:tcW w:type="dxa" w:w="2864"/>
+            <w:tcBorders>
+              <w:top w:val="nil"/>
+              <w:left w:val="nil"/>
+              <w:bottom w:val="single" w:sz="4" w:color="DDE3EA" w:space="0"/>
+              <w:right w:val="nil"/>
+            </w:tcBorders>
           </w:tcPr>
           <w:p>
             <w:pPr>
-              <w:spacing w:after="0"/>
+              <w:spacing w:before="0" w:after="0"/>
             </w:pPr>
-            <w:r/>
             <w:r>
               <w:rPr>
                 <w:b w:val="0"/>
@@ -1422,7 +2051,7 @@
               </w:rPr>
               <w:t>Sąnaudų ir pajamų santykis</w:t>
             </w:r>
-            <w:hyperlink r:id="rId19">
+            <w:hyperlink r:id="rId21">
               <w:r>
                 <w:rPr>
                   <w:color w:val="2A78D6"/>
@@ -1439,7 +2068,7 @@
               </w:rPr>
               <w:t>,</w:t>
             </w:r>
-            <w:hyperlink r:id="rId12">
+            <w:hyperlink r:id="rId14">
               <w:r>
                 <w:rPr>
                   <w:color w:val="2A78D6"/>
@@ -1453,15 +2082,19 @@
         </w:tc>
         <w:tc>
           <w:tcPr>
-            <w:tcW w:type="dxa" w:w="1191"/>
-            <w:shd w:val="clear" w:color="auto" w:fill="F6F8FA"/>
+            <w:tcW w:type="dxa" w:w="1157"/>
+            <w:tcBorders>
+              <w:top w:val="nil"/>
+              <w:left w:val="nil"/>
+              <w:bottom w:val="single" w:sz="4" w:color="DDE3EA" w:space="0"/>
+              <w:right w:val="nil"/>
+            </w:tcBorders>
           </w:tcPr>
           <w:p>
             <w:pPr>
-              <w:spacing w:after="0"/>
+              <w:spacing w:before="0" w:after="0"/>
               <w:jc w:val="right"/>
             </w:pPr>
-            <w:r/>
             <w:r>
               <w:rPr>
                 <w:b w:val="0"/>
@@ -1473,15 +2106,19 @@
         </w:tc>
         <w:tc>
           <w:tcPr>
-            <w:tcW w:type="dxa" w:w="1191"/>
-            <w:shd w:val="clear" w:color="auto" w:fill="F6F8FA"/>
+            <w:tcW w:type="dxa" w:w="1157"/>
+            <w:tcBorders>
+              <w:top w:val="nil"/>
+              <w:left w:val="nil"/>
+              <w:bottom w:val="single" w:sz="4" w:color="DDE3EA" w:space="0"/>
+              <w:right w:val="nil"/>
+            </w:tcBorders>
           </w:tcPr>
           <w:p>
             <w:pPr>
-              <w:spacing w:after="0"/>
+              <w:spacing w:before="0" w:after="0"/>
               <w:jc w:val="right"/>
             </w:pPr>
-            <w:r/>
             <w:r>
               <w:rPr>
                 <w:b w:val="0"/>
@@ -1493,15 +2130,19 @@
         </w:tc>
         <w:tc>
           <w:tcPr>
-            <w:tcW w:type="dxa" w:w="1191"/>
-            <w:shd w:val="clear" w:color="auto" w:fill="F6F8FA"/>
+            <w:tcW w:type="dxa" w:w="1157"/>
+            <w:tcBorders>
+              <w:top w:val="nil"/>
+              <w:left w:val="nil"/>
+              <w:bottom w:val="single" w:sz="4" w:color="DDE3EA" w:space="0"/>
+              <w:right w:val="nil"/>
+            </w:tcBorders>
           </w:tcPr>
           <w:p>
             <w:pPr>
-              <w:spacing w:after="0"/>
+              <w:spacing w:before="0" w:after="0"/>
               <w:jc w:val="right"/>
             </w:pPr>
-            <w:r/>
             <w:r>
               <w:rPr>
                 <w:b w:val="0"/>
@@ -1513,15 +2154,20 @@
         </w:tc>
         <w:tc>
           <w:tcPr>
-            <w:tcW w:type="dxa" w:w="1191"/>
+            <w:tcW w:type="dxa" w:w="1157"/>
+            <w:tcBorders>
+              <w:top w:val="nil"/>
+              <w:left w:val="nil"/>
+              <w:bottom w:val="single" w:sz="4" w:color="DDE3EA" w:space="0"/>
+              <w:right w:val="nil"/>
+            </w:tcBorders>
             <w:shd w:val="clear" w:color="auto" w:fill="FDF1D8"/>
           </w:tcPr>
           <w:p>
             <w:pPr>
-              <w:spacing w:after="0"/>
+              <w:spacing w:before="0" w:after="0"/>
               <w:jc w:val="right"/>
             </w:pPr>
-            <w:r/>
             <w:r>
               <w:rPr>
                 <w:b/>
@@ -1533,15 +2179,19 @@
         </w:tc>
         <w:tc>
           <w:tcPr>
-            <w:tcW w:type="dxa" w:w="2211"/>
-            <w:shd w:val="clear" w:color="auto" w:fill="F6F8FA"/>
+            <w:tcW w:type="dxa" w:w="2148"/>
+            <w:tcBorders>
+              <w:top w:val="nil"/>
+              <w:left w:val="nil"/>
+              <w:bottom w:val="single" w:sz="4" w:color="DDE3EA" w:space="0"/>
+              <w:right w:val="nil"/>
+            </w:tcBorders>
           </w:tcPr>
           <w:p>
             <w:pPr>
-              <w:spacing w:after="0"/>
+              <w:spacing w:before="0" w:after="0"/>
               <w:jc w:val="right"/>
             </w:pPr>
-            <w:r/>
             <w:r>
               <w:rPr>
                 <w:b/>
@@ -1556,13 +2206,18 @@
       <w:tr>
         <w:tc>
           <w:tcPr>
-            <w:tcW w:type="dxa" w:w="2948"/>
+            <w:tcW w:type="dxa" w:w="2864"/>
+            <w:tcBorders>
+              <w:top w:val="nil"/>
+              <w:left w:val="nil"/>
+              <w:bottom w:val="single" w:sz="4" w:color="DDE3EA" w:space="0"/>
+              <w:right w:val="nil"/>
+            </w:tcBorders>
           </w:tcPr>
           <w:p>
             <w:pPr>
-              <w:spacing w:after="0"/>
+              <w:spacing w:before="0" w:after="0"/>
             </w:pPr>
-            <w:r/>
             <w:r>
               <w:rPr>
                 <w:b w:val="0"/>
@@ -1570,7 +2225,7 @@
               </w:rPr>
               <w:t>ROE</w:t>
             </w:r>
-            <w:hyperlink r:id="rId19">
+            <w:hyperlink r:id="rId21">
               <w:r>
                 <w:rPr>
                   <w:color w:val="2A78D6"/>
@@ -1587,7 +2242,7 @@
               </w:rPr>
               <w:t>,</w:t>
             </w:r>
-            <w:hyperlink r:id="rId12">
+            <w:hyperlink r:id="rId14">
               <w:r>
                 <w:rPr>
                   <w:color w:val="2A78D6"/>
@@ -1601,14 +2256,19 @@
         </w:tc>
         <w:tc>
           <w:tcPr>
-            <w:tcW w:type="dxa" w:w="1191"/>
+            <w:tcW w:type="dxa" w:w="1157"/>
+            <w:tcBorders>
+              <w:top w:val="nil"/>
+              <w:left w:val="nil"/>
+              <w:bottom w:val="single" w:sz="4" w:color="DDE3EA" w:space="0"/>
+              <w:right w:val="nil"/>
+            </w:tcBorders>
           </w:tcPr>
           <w:p>
             <w:pPr>
-              <w:spacing w:after="0"/>
+              <w:spacing w:before="0" w:after="0"/>
               <w:jc w:val="right"/>
             </w:pPr>
-            <w:r/>
             <w:r>
               <w:rPr>
                 <w:b w:val="0"/>
@@ -1620,14 +2280,19 @@
         </w:tc>
         <w:tc>
           <w:tcPr>
-            <w:tcW w:type="dxa" w:w="1191"/>
+            <w:tcW w:type="dxa" w:w="1157"/>
+            <w:tcBorders>
+              <w:top w:val="nil"/>
+              <w:left w:val="nil"/>
+              <w:bottom w:val="single" w:sz="4" w:color="DDE3EA" w:space="0"/>
+              <w:right w:val="nil"/>
+            </w:tcBorders>
           </w:tcPr>
           <w:p>
             <w:pPr>
-              <w:spacing w:after="0"/>
+              <w:spacing w:before="0" w:after="0"/>
               <w:jc w:val="right"/>
             </w:pPr>
-            <w:r/>
             <w:r>
               <w:rPr>
                 <w:b w:val="0"/>
@@ -1639,14 +2304,19 @@
         </w:tc>
         <w:tc>
           <w:tcPr>
-            <w:tcW w:type="dxa" w:w="1191"/>
+            <w:tcW w:type="dxa" w:w="1157"/>
+            <w:tcBorders>
+              <w:top w:val="nil"/>
+              <w:left w:val="nil"/>
+              <w:bottom w:val="single" w:sz="4" w:color="DDE3EA" w:space="0"/>
+              <w:right w:val="nil"/>
+            </w:tcBorders>
           </w:tcPr>
           <w:p>
             <w:pPr>
-              <w:spacing w:after="0"/>
+              <w:spacing w:before="0" w:after="0"/>
               <w:jc w:val="right"/>
             </w:pPr>
-            <w:r/>
             <w:r>
               <w:rPr>
                 <w:b w:val="0"/>
@@ -1658,15 +2328,20 @@
         </w:tc>
         <w:tc>
           <w:tcPr>
-            <w:tcW w:type="dxa" w:w="1191"/>
+            <w:tcW w:type="dxa" w:w="1157"/>
+            <w:tcBorders>
+              <w:top w:val="nil"/>
+              <w:left w:val="nil"/>
+              <w:bottom w:val="single" w:sz="4" w:color="DDE3EA" w:space="0"/>
+              <w:right w:val="nil"/>
+            </w:tcBorders>
             <w:shd w:val="clear" w:color="auto" w:fill="E3F3E8"/>
           </w:tcPr>
           <w:p>
             <w:pPr>
-              <w:spacing w:after="0"/>
+              <w:spacing w:before="0" w:after="0"/>
               <w:jc w:val="right"/>
             </w:pPr>
-            <w:r/>
             <w:r>
               <w:rPr>
                 <w:b/>
@@ -1678,14 +2353,19 @@
         </w:tc>
         <w:tc>
           <w:tcPr>
-            <w:tcW w:type="dxa" w:w="2211"/>
+            <w:tcW w:type="dxa" w:w="2148"/>
+            <w:tcBorders>
+              <w:top w:val="nil"/>
+              <w:left w:val="nil"/>
+              <w:bottom w:val="single" w:sz="4" w:color="DDE3EA" w:space="0"/>
+              <w:right w:val="nil"/>
+            </w:tcBorders>
           </w:tcPr>
           <w:p>
             <w:pPr>
-              <w:spacing w:after="0"/>
+              <w:spacing w:before="0" w:after="0"/>
               <w:jc w:val="right"/>
             </w:pPr>
-            <w:r/>
             <w:r>
               <w:rPr>
                 <w:b/>
@@ -1700,14 +2380,18 @@
       <w:tr>
         <w:tc>
           <w:tcPr>
-            <w:tcW w:type="dxa" w:w="2948"/>
-            <w:shd w:val="clear" w:color="auto" w:fill="F6F8FA"/>
+            <w:tcW w:type="dxa" w:w="2864"/>
+            <w:tcBorders>
+              <w:top w:val="nil"/>
+              <w:left w:val="nil"/>
+              <w:bottom w:val="single" w:sz="4" w:color="DDE3EA" w:space="0"/>
+              <w:right w:val="nil"/>
+            </w:tcBorders>
           </w:tcPr>
           <w:p>
             <w:pPr>
-              <w:spacing w:after="0"/>
+              <w:spacing w:before="0" w:after="0"/>
             </w:pPr>
-            <w:r/>
             <w:r>
               <w:rPr>
                 <w:b w:val="0"/>
@@ -1715,7 +2399,7 @@
               </w:rPr>
               <w:t>Paskolos klientams, mln. EUR</w:t>
             </w:r>
-            <w:hyperlink r:id="rId18">
+            <w:hyperlink r:id="rId20">
               <w:r>
                 <w:rPr>
                   <w:color w:val="2A78D6"/>
@@ -1732,7 +2416,7 @@
               </w:rPr>
               <w:t>,</w:t>
             </w:r>
-            <w:hyperlink r:id="rId12">
+            <w:hyperlink r:id="rId14">
               <w:r>
                 <w:rPr>
                   <w:color w:val="2A78D6"/>
@@ -1746,15 +2430,19 @@
         </w:tc>
         <w:tc>
           <w:tcPr>
-            <w:tcW w:type="dxa" w:w="1191"/>
-            <w:shd w:val="clear" w:color="auto" w:fill="F6F8FA"/>
+            <w:tcW w:type="dxa" w:w="1157"/>
+            <w:tcBorders>
+              <w:top w:val="nil"/>
+              <w:left w:val="nil"/>
+              <w:bottom w:val="single" w:sz="4" w:color="DDE3EA" w:space="0"/>
+              <w:right w:val="nil"/>
+            </w:tcBorders>
           </w:tcPr>
           <w:p>
             <w:pPr>
-              <w:spacing w:after="0"/>
+              <w:spacing w:before="0" w:after="0"/>
               <w:jc w:val="right"/>
             </w:pPr>
-            <w:r/>
             <w:r>
               <w:rPr>
                 <w:b w:val="0"/>
@@ -1766,15 +2454,19 @@
         </w:tc>
         <w:tc>
           <w:tcPr>
-            <w:tcW w:type="dxa" w:w="1191"/>
-            <w:shd w:val="clear" w:color="auto" w:fill="F6F8FA"/>
+            <w:tcW w:type="dxa" w:w="1157"/>
+            <w:tcBorders>
+              <w:top w:val="nil"/>
+              <w:left w:val="nil"/>
+              <w:bottom w:val="single" w:sz="4" w:color="DDE3EA" w:space="0"/>
+              <w:right w:val="nil"/>
+            </w:tcBorders>
           </w:tcPr>
           <w:p>
             <w:pPr>
-              <w:spacing w:after="0"/>
+              <w:spacing w:before="0" w:after="0"/>
               <w:jc w:val="right"/>
             </w:pPr>
-            <w:r/>
             <w:r>
               <w:rPr>
                 <w:b w:val="0"/>
@@ -1786,15 +2478,19 @@
         </w:tc>
         <w:tc>
           <w:tcPr>
-            <w:tcW w:type="dxa" w:w="1191"/>
-            <w:shd w:val="clear" w:color="auto" w:fill="F6F8FA"/>
+            <w:tcW w:type="dxa" w:w="1157"/>
+            <w:tcBorders>
+              <w:top w:val="nil"/>
+              <w:left w:val="nil"/>
+              <w:bottom w:val="single" w:sz="4" w:color="DDE3EA" w:space="0"/>
+              <w:right w:val="nil"/>
+            </w:tcBorders>
           </w:tcPr>
           <w:p>
             <w:pPr>
-              <w:spacing w:after="0"/>
+              <w:spacing w:before="0" w:after="0"/>
               <w:jc w:val="right"/>
             </w:pPr>
-            <w:r/>
             <w:r>
               <w:rPr>
                 <w:b w:val="0"/>
@@ -1806,15 +2502,19 @@
         </w:tc>
         <w:tc>
           <w:tcPr>
-            <w:tcW w:type="dxa" w:w="1191"/>
-            <w:shd w:val="clear" w:color="auto" w:fill="F6F8FA"/>
+            <w:tcW w:type="dxa" w:w="1157"/>
+            <w:tcBorders>
+              <w:top w:val="nil"/>
+              <w:left w:val="nil"/>
+              <w:bottom w:val="single" w:sz="4" w:color="DDE3EA" w:space="0"/>
+              <w:right w:val="nil"/>
+            </w:tcBorders>
           </w:tcPr>
           <w:p>
             <w:pPr>
-              <w:spacing w:after="0"/>
+              <w:spacing w:before="0" w:after="0"/>
               <w:jc w:val="right"/>
             </w:pPr>
-            <w:r/>
             <w:r>
               <w:rPr>
                 <w:b w:val="0"/>
@@ -1826,15 +2526,19 @@
         </w:tc>
         <w:tc>
           <w:tcPr>
-            <w:tcW w:type="dxa" w:w="2211"/>
-            <w:shd w:val="clear" w:color="auto" w:fill="F6F8FA"/>
+            <w:tcW w:type="dxa" w:w="2148"/>
+            <w:tcBorders>
+              <w:top w:val="nil"/>
+              <w:left w:val="nil"/>
+              <w:bottom w:val="single" w:sz="4" w:color="DDE3EA" w:space="0"/>
+              <w:right w:val="nil"/>
+            </w:tcBorders>
           </w:tcPr>
           <w:p>
             <w:pPr>
-              <w:spacing w:after="0"/>
+              <w:spacing w:before="0" w:after="0"/>
               <w:jc w:val="right"/>
             </w:pPr>
-            <w:r/>
             <w:r>
               <w:rPr>
                 <w:b/>
@@ -1849,13 +2553,18 @@
       <w:tr>
         <w:tc>
           <w:tcPr>
-            <w:tcW w:type="dxa" w:w="2948"/>
+            <w:tcW w:type="dxa" w:w="2864"/>
+            <w:tcBorders>
+              <w:top w:val="nil"/>
+              <w:left w:val="nil"/>
+              <w:bottom w:val="single" w:sz="4" w:color="DDE3EA" w:space="0"/>
+              <w:right w:val="nil"/>
+            </w:tcBorders>
           </w:tcPr>
           <w:p>
             <w:pPr>
-              <w:spacing w:after="0"/>
+              <w:spacing w:before="0" w:after="0"/>
             </w:pPr>
-            <w:r/>
             <w:r>
               <w:rPr>
                 <w:b w:val="0"/>
@@ -1863,316 +2572,7 @@
               </w:rPr>
               <w:t>Klientų indėliai, mln. EUR</w:t>
             </w:r>
-            <w:hyperlink r:id="rId18">
-              <w:r>
-                <w:rPr>
-                  <w:color w:val="2A78D6"/>
-                  <w:vertAlign w:val="superscript"/>
-                  <w:sz w:val="14"/>
-                </w:rPr>
-                <w:t xml:space="preserve">11</w:t>
-              </w:r>
-            </w:hyperlink>
-            <w:r>
-              <w:rPr>
-                <w:color w:val="2A78D6"/>
-                <w:vertAlign w:val="superscript"/>
-              </w:rPr>
-              <w:t>,</w:t>
-            </w:r>
             <w:hyperlink r:id="rId20">
-              <w:r>
-                <w:rPr>
-                  <w:color w:val="2A78D6"/>
-                  <w:vertAlign w:val="superscript"/>
-                  <w:sz w:val="14"/>
-                </w:rPr>
-                <w:t xml:space="preserve">13</w:t>
-              </w:r>
-            </w:hyperlink>
-          </w:p>
-        </w:tc>
-        <w:tc>
-          <w:tcPr>
-            <w:tcW w:type="dxa" w:w="1191"/>
-          </w:tcPr>
-          <w:p>
-            <w:pPr>
-              <w:spacing w:after="0"/>
-              <w:jc w:val="right"/>
-            </w:pPr>
-            <w:r/>
-            <w:r>
-              <w:rPr>
-                <w:b w:val="0"/>
-                <w:sz w:val="17"/>
-              </w:rPr>
-              <w:t>2 393,3*</w:t>
-            </w:r>
-          </w:p>
-        </w:tc>
-        <w:tc>
-          <w:tcPr>
-            <w:tcW w:type="dxa" w:w="1191"/>
-          </w:tcPr>
-          <w:p>
-            <w:pPr>
-              <w:spacing w:after="0"/>
-              <w:jc w:val="right"/>
-            </w:pPr>
-            <w:r/>
-            <w:r>
-              <w:rPr>
-                <w:b w:val="0"/>
-                <w:sz w:val="17"/>
-              </w:rPr>
-              <w:t>2 879,6*</w:t>
-            </w:r>
-          </w:p>
-        </w:tc>
-        <w:tc>
-          <w:tcPr>
-            <w:tcW w:type="dxa" w:w="1191"/>
-          </w:tcPr>
-          <w:p>
-            <w:pPr>
-              <w:spacing w:after="0"/>
-              <w:jc w:val="right"/>
-            </w:pPr>
-            <w:r/>
-            <w:r>
-              <w:rPr>
-                <w:b w:val="0"/>
-                <w:sz w:val="17"/>
-              </w:rPr>
-              <w:t>–</w:t>
-            </w:r>
-          </w:p>
-        </w:tc>
-        <w:tc>
-          <w:tcPr>
-            <w:tcW w:type="dxa" w:w="1191"/>
-          </w:tcPr>
-          <w:p>
-            <w:pPr>
-              <w:spacing w:after="0"/>
-              <w:jc w:val="right"/>
-            </w:pPr>
-            <w:r/>
-            <w:r>
-              <w:rPr>
-                <w:b w:val="0"/>
-                <w:sz w:val="17"/>
-              </w:rPr>
-              <w:t>3 523,4*</w:t>
-            </w:r>
-          </w:p>
-        </w:tc>
-        <w:tc>
-          <w:tcPr>
-            <w:tcW w:type="dxa" w:w="2211"/>
-          </w:tcPr>
-          <w:p>
-            <w:pPr>
-              <w:spacing w:after="0"/>
-              <w:jc w:val="right"/>
-            </w:pPr>
-            <w:r/>
-            <w:r>
-              <w:rPr>
-                <w:b/>
-                <w:color w:val="1B7F3B"/>
-                <w:sz w:val="17"/>
-              </w:rPr>
-              <w:t>▲ 22,4 % vs FY2025</w:t>
-            </w:r>
-          </w:p>
-        </w:tc>
-      </w:tr>
-      <w:tr>
-        <w:tc>
-          <w:tcPr>
-            <w:tcW w:type="dxa" w:w="2948"/>
-            <w:shd w:val="clear" w:color="auto" w:fill="F6F8FA"/>
-          </w:tcPr>
-          <w:p>
-            <w:pPr>
-              <w:spacing w:after="0"/>
-            </w:pPr>
-            <w:r/>
-            <w:r>
-              <w:rPr>
-                <w:b w:val="0"/>
-                <w:sz w:val="17"/>
-              </w:rPr>
-              <w:t>Turtas, mln. EUR</w:t>
-            </w:r>
-            <w:hyperlink r:id="rId18">
-              <w:r>
-                <w:rPr>
-                  <w:color w:val="2A78D6"/>
-                  <w:vertAlign w:val="superscript"/>
-                  <w:sz w:val="14"/>
-                </w:rPr>
-                <w:t xml:space="preserve">11</w:t>
-              </w:r>
-            </w:hyperlink>
-            <w:r>
-              <w:rPr>
-                <w:color w:val="2A78D6"/>
-                <w:vertAlign w:val="superscript"/>
-              </w:rPr>
-              <w:t>,</w:t>
-            </w:r>
-            <w:hyperlink r:id="rId21">
-              <w:r>
-                <w:rPr>
-                  <w:color w:val="2A78D6"/>
-                  <w:vertAlign w:val="superscript"/>
-                  <w:sz w:val="14"/>
-                </w:rPr>
-                <w:t xml:space="preserve">14</w:t>
-              </w:r>
-            </w:hyperlink>
-            <w:r>
-              <w:rPr>
-                <w:color w:val="2A78D6"/>
-                <w:vertAlign w:val="superscript"/>
-              </w:rPr>
-              <w:t>,</w:t>
-            </w:r>
-            <w:hyperlink r:id="rId12">
-              <w:r>
-                <w:rPr>
-                  <w:color w:val="2A78D6"/>
-                  <w:vertAlign w:val="superscript"/>
-                  <w:sz w:val="14"/>
-                </w:rPr>
-                <w:t xml:space="preserve">3</w:t>
-              </w:r>
-            </w:hyperlink>
-          </w:p>
-        </w:tc>
-        <w:tc>
-          <w:tcPr>
-            <w:tcW w:type="dxa" w:w="1191"/>
-            <w:shd w:val="clear" w:color="auto" w:fill="F6F8FA"/>
-          </w:tcPr>
-          <w:p>
-            <w:pPr>
-              <w:spacing w:after="0"/>
-              <w:jc w:val="right"/>
-            </w:pPr>
-            <w:r/>
-            <w:r>
-              <w:rPr>
-                <w:b w:val="0"/>
-                <w:sz w:val="17"/>
-              </w:rPr>
-              <w:t>2 778,4*</w:t>
-            </w:r>
-          </w:p>
-        </w:tc>
-        <w:tc>
-          <w:tcPr>
-            <w:tcW w:type="dxa" w:w="1191"/>
-            <w:shd w:val="clear" w:color="auto" w:fill="F6F8FA"/>
-          </w:tcPr>
-          <w:p>
-            <w:pPr>
-              <w:spacing w:after="0"/>
-              <w:jc w:val="right"/>
-            </w:pPr>
-            <w:r/>
-            <w:r>
-              <w:rPr>
-                <w:b w:val="0"/>
-                <w:sz w:val="17"/>
-              </w:rPr>
-              <w:t>3 316,7*</w:t>
-            </w:r>
-          </w:p>
-        </w:tc>
-        <w:tc>
-          <w:tcPr>
-            <w:tcW w:type="dxa" w:w="1191"/>
-            <w:shd w:val="clear" w:color="auto" w:fill="F6F8FA"/>
-          </w:tcPr>
-          <w:p>
-            <w:pPr>
-              <w:spacing w:after="0"/>
-              <w:jc w:val="right"/>
-            </w:pPr>
-            <w:r/>
-            <w:r>
-              <w:rPr>
-                <w:b w:val="0"/>
-                <w:sz w:val="17"/>
-              </w:rPr>
-              <w:t>3 152,0*</w:t>
-            </w:r>
-          </w:p>
-        </w:tc>
-        <w:tc>
-          <w:tcPr>
-            <w:tcW w:type="dxa" w:w="1191"/>
-            <w:shd w:val="clear" w:color="auto" w:fill="F6F8FA"/>
-          </w:tcPr>
-          <w:p>
-            <w:pPr>
-              <w:spacing w:after="0"/>
-              <w:jc w:val="right"/>
-            </w:pPr>
-            <w:r/>
-            <w:r>
-              <w:rPr>
-                <w:b w:val="0"/>
-                <w:sz w:val="17"/>
-              </w:rPr>
-              <w:t>4 003,6*</w:t>
-            </w:r>
-          </w:p>
-        </w:tc>
-        <w:tc>
-          <w:tcPr>
-            <w:tcW w:type="dxa" w:w="2211"/>
-            <w:shd w:val="clear" w:color="auto" w:fill="F6F8FA"/>
-          </w:tcPr>
-          <w:p>
-            <w:pPr>
-              <w:spacing w:after="0"/>
-              <w:jc w:val="right"/>
-            </w:pPr>
-            <w:r/>
-            <w:r>
-              <w:rPr>
-                <w:b w:val="0"/>
-                <w:color w:val="5F6B7A"/>
-                <w:sz w:val="17"/>
-              </w:rPr>
-              <w:t>▲ 27,0 % vs 9M2025</w:t>
-            </w:r>
-          </w:p>
-        </w:tc>
-      </w:tr>
-      <w:tr>
-        <w:tc>
-          <w:tcPr>
-            <w:tcW w:type="dxa" w:w="2948"/>
-          </w:tcPr>
-          <w:p>
-            <w:pPr>
-              <w:spacing w:after="0"/>
-            </w:pPr>
-            <w:r/>
-            <w:r>
-              <w:rPr>
-                <w:b w:val="0"/>
-                <w:sz w:val="17"/>
-              </w:rPr>
-              <w:t>Nuosavas kapitalas, mln. EUR</w:t>
-            </w:r>
-            <w:hyperlink r:id="rId18">
               <w:r>
                 <w:rPr>
                   <w:color w:val="2A78D6"/>
@@ -2196,6 +2596,369 @@
                   <w:vertAlign w:val="superscript"/>
                   <w:sz w:val="14"/>
                 </w:rPr>
+                <w:t xml:space="preserve">13</w:t>
+              </w:r>
+            </w:hyperlink>
+          </w:p>
+        </w:tc>
+        <w:tc>
+          <w:tcPr>
+            <w:tcW w:type="dxa" w:w="1157"/>
+            <w:tcBorders>
+              <w:top w:val="nil"/>
+              <w:left w:val="nil"/>
+              <w:bottom w:val="single" w:sz="4" w:color="DDE3EA" w:space="0"/>
+              <w:right w:val="nil"/>
+            </w:tcBorders>
+          </w:tcPr>
+          <w:p>
+            <w:pPr>
+              <w:spacing w:before="0" w:after="0"/>
+              <w:jc w:val="right"/>
+            </w:pPr>
+            <w:r>
+              <w:rPr>
+                <w:b w:val="0"/>
+                <w:sz w:val="17"/>
+              </w:rPr>
+              <w:t>2 393,3*</w:t>
+            </w:r>
+          </w:p>
+        </w:tc>
+        <w:tc>
+          <w:tcPr>
+            <w:tcW w:type="dxa" w:w="1157"/>
+            <w:tcBorders>
+              <w:top w:val="nil"/>
+              <w:left w:val="nil"/>
+              <w:bottom w:val="single" w:sz="4" w:color="DDE3EA" w:space="0"/>
+              <w:right w:val="nil"/>
+            </w:tcBorders>
+          </w:tcPr>
+          <w:p>
+            <w:pPr>
+              <w:spacing w:before="0" w:after="0"/>
+              <w:jc w:val="right"/>
+            </w:pPr>
+            <w:r>
+              <w:rPr>
+                <w:b w:val="0"/>
+                <w:sz w:val="17"/>
+              </w:rPr>
+              <w:t>2 879,6*</w:t>
+            </w:r>
+          </w:p>
+        </w:tc>
+        <w:tc>
+          <w:tcPr>
+            <w:tcW w:type="dxa" w:w="1157"/>
+            <w:tcBorders>
+              <w:top w:val="nil"/>
+              <w:left w:val="nil"/>
+              <w:bottom w:val="single" w:sz="4" w:color="DDE3EA" w:space="0"/>
+              <w:right w:val="nil"/>
+            </w:tcBorders>
+          </w:tcPr>
+          <w:p>
+            <w:pPr>
+              <w:spacing w:before="0" w:after="0"/>
+              <w:jc w:val="right"/>
+            </w:pPr>
+            <w:r>
+              <w:rPr>
+                <w:b w:val="0"/>
+                <w:sz w:val="17"/>
+              </w:rPr>
+              <w:t>–</w:t>
+            </w:r>
+          </w:p>
+        </w:tc>
+        <w:tc>
+          <w:tcPr>
+            <w:tcW w:type="dxa" w:w="1157"/>
+            <w:tcBorders>
+              <w:top w:val="nil"/>
+              <w:left w:val="nil"/>
+              <w:bottom w:val="single" w:sz="4" w:color="DDE3EA" w:space="0"/>
+              <w:right w:val="nil"/>
+            </w:tcBorders>
+          </w:tcPr>
+          <w:p>
+            <w:pPr>
+              <w:spacing w:before="0" w:after="0"/>
+              <w:jc w:val="right"/>
+            </w:pPr>
+            <w:r>
+              <w:rPr>
+                <w:b w:val="0"/>
+                <w:sz w:val="17"/>
+              </w:rPr>
+              <w:t>3 523,4*</w:t>
+            </w:r>
+          </w:p>
+        </w:tc>
+        <w:tc>
+          <w:tcPr>
+            <w:tcW w:type="dxa" w:w="2148"/>
+            <w:tcBorders>
+              <w:top w:val="nil"/>
+              <w:left w:val="nil"/>
+              <w:bottom w:val="single" w:sz="4" w:color="DDE3EA" w:space="0"/>
+              <w:right w:val="nil"/>
+            </w:tcBorders>
+          </w:tcPr>
+          <w:p>
+            <w:pPr>
+              <w:spacing w:before="0" w:after="0"/>
+              <w:jc w:val="right"/>
+            </w:pPr>
+            <w:r>
+              <w:rPr>
+                <w:b/>
+                <w:color w:val="1B7F3B"/>
+                <w:sz w:val="17"/>
+              </w:rPr>
+              <w:t>▲ 22,4 % vs FY2025</w:t>
+            </w:r>
+          </w:p>
+        </w:tc>
+      </w:tr>
+      <w:tr>
+        <w:tc>
+          <w:tcPr>
+            <w:tcW w:type="dxa" w:w="2864"/>
+            <w:tcBorders>
+              <w:top w:val="nil"/>
+              <w:left w:val="nil"/>
+              <w:bottom w:val="single" w:sz="4" w:color="DDE3EA" w:space="0"/>
+              <w:right w:val="nil"/>
+            </w:tcBorders>
+          </w:tcPr>
+          <w:p>
+            <w:pPr>
+              <w:spacing w:before="0" w:after="0"/>
+            </w:pPr>
+            <w:r>
+              <w:rPr>
+                <w:b w:val="0"/>
+                <w:sz w:val="17"/>
+              </w:rPr>
+              <w:t>Turtas, mln. EUR</w:t>
+            </w:r>
+            <w:hyperlink r:id="rId20">
+              <w:r>
+                <w:rPr>
+                  <w:color w:val="2A78D6"/>
+                  <w:vertAlign w:val="superscript"/>
+                  <w:sz w:val="14"/>
+                </w:rPr>
+                <w:t xml:space="preserve">11</w:t>
+              </w:r>
+            </w:hyperlink>
+            <w:r>
+              <w:rPr>
+                <w:color w:val="2A78D6"/>
+                <w:vertAlign w:val="superscript"/>
+              </w:rPr>
+              <w:t>,</w:t>
+            </w:r>
+            <w:hyperlink r:id="rId23">
+              <w:r>
+                <w:rPr>
+                  <w:color w:val="2A78D6"/>
+                  <w:vertAlign w:val="superscript"/>
+                  <w:sz w:val="14"/>
+                </w:rPr>
+                <w:t xml:space="preserve">14</w:t>
+              </w:r>
+            </w:hyperlink>
+            <w:r>
+              <w:rPr>
+                <w:color w:val="2A78D6"/>
+                <w:vertAlign w:val="superscript"/>
+              </w:rPr>
+              <w:t>,</w:t>
+            </w:r>
+            <w:hyperlink r:id="rId14">
+              <w:r>
+                <w:rPr>
+                  <w:color w:val="2A78D6"/>
+                  <w:vertAlign w:val="superscript"/>
+                  <w:sz w:val="14"/>
+                </w:rPr>
+                <w:t xml:space="preserve">3</w:t>
+              </w:r>
+            </w:hyperlink>
+          </w:p>
+        </w:tc>
+        <w:tc>
+          <w:tcPr>
+            <w:tcW w:type="dxa" w:w="1157"/>
+            <w:tcBorders>
+              <w:top w:val="nil"/>
+              <w:left w:val="nil"/>
+              <w:bottom w:val="single" w:sz="4" w:color="DDE3EA" w:space="0"/>
+              <w:right w:val="nil"/>
+            </w:tcBorders>
+          </w:tcPr>
+          <w:p>
+            <w:pPr>
+              <w:spacing w:before="0" w:after="0"/>
+              <w:jc w:val="right"/>
+            </w:pPr>
+            <w:r>
+              <w:rPr>
+                <w:b w:val="0"/>
+                <w:sz w:val="17"/>
+              </w:rPr>
+              <w:t>2 778,4*</w:t>
+            </w:r>
+          </w:p>
+        </w:tc>
+        <w:tc>
+          <w:tcPr>
+            <w:tcW w:type="dxa" w:w="1157"/>
+            <w:tcBorders>
+              <w:top w:val="nil"/>
+              <w:left w:val="nil"/>
+              <w:bottom w:val="single" w:sz="4" w:color="DDE3EA" w:space="0"/>
+              <w:right w:val="nil"/>
+            </w:tcBorders>
+          </w:tcPr>
+          <w:p>
+            <w:pPr>
+              <w:spacing w:before="0" w:after="0"/>
+              <w:jc w:val="right"/>
+            </w:pPr>
+            <w:r>
+              <w:rPr>
+                <w:b w:val="0"/>
+                <w:sz w:val="17"/>
+              </w:rPr>
+              <w:t>3 316,7*</w:t>
+            </w:r>
+          </w:p>
+        </w:tc>
+        <w:tc>
+          <w:tcPr>
+            <w:tcW w:type="dxa" w:w="1157"/>
+            <w:tcBorders>
+              <w:top w:val="nil"/>
+              <w:left w:val="nil"/>
+              <w:bottom w:val="single" w:sz="4" w:color="DDE3EA" w:space="0"/>
+              <w:right w:val="nil"/>
+            </w:tcBorders>
+          </w:tcPr>
+          <w:p>
+            <w:pPr>
+              <w:spacing w:before="0" w:after="0"/>
+              <w:jc w:val="right"/>
+            </w:pPr>
+            <w:r>
+              <w:rPr>
+                <w:b w:val="0"/>
+                <w:sz w:val="17"/>
+              </w:rPr>
+              <w:t>3 152,0*</w:t>
+            </w:r>
+          </w:p>
+        </w:tc>
+        <w:tc>
+          <w:tcPr>
+            <w:tcW w:type="dxa" w:w="1157"/>
+            <w:tcBorders>
+              <w:top w:val="nil"/>
+              <w:left w:val="nil"/>
+              <w:bottom w:val="single" w:sz="4" w:color="DDE3EA" w:space="0"/>
+              <w:right w:val="nil"/>
+            </w:tcBorders>
+          </w:tcPr>
+          <w:p>
+            <w:pPr>
+              <w:spacing w:before="0" w:after="0"/>
+              <w:jc w:val="right"/>
+            </w:pPr>
+            <w:r>
+              <w:rPr>
+                <w:b w:val="0"/>
+                <w:sz w:val="17"/>
+              </w:rPr>
+              <w:t>4 003,6*</w:t>
+            </w:r>
+          </w:p>
+        </w:tc>
+        <w:tc>
+          <w:tcPr>
+            <w:tcW w:type="dxa" w:w="2148"/>
+            <w:tcBorders>
+              <w:top w:val="nil"/>
+              <w:left w:val="nil"/>
+              <w:bottom w:val="single" w:sz="4" w:color="DDE3EA" w:space="0"/>
+              <w:right w:val="nil"/>
+            </w:tcBorders>
+          </w:tcPr>
+          <w:p>
+            <w:pPr>
+              <w:spacing w:before="0" w:after="0"/>
+              <w:jc w:val="right"/>
+            </w:pPr>
+            <w:r>
+              <w:rPr>
+                <w:b w:val="0"/>
+                <w:color w:val="5F6B7A"/>
+                <w:sz w:val="17"/>
+              </w:rPr>
+              <w:t>▲ 27,0 % vs 9M2025</w:t>
+            </w:r>
+          </w:p>
+        </w:tc>
+      </w:tr>
+      <w:tr>
+        <w:tc>
+          <w:tcPr>
+            <w:tcW w:type="dxa" w:w="2864"/>
+            <w:tcBorders>
+              <w:top w:val="nil"/>
+              <w:left w:val="nil"/>
+              <w:bottom w:val="single" w:sz="4" w:color="DDE3EA" w:space="0"/>
+              <w:right w:val="nil"/>
+            </w:tcBorders>
+          </w:tcPr>
+          <w:p>
+            <w:pPr>
+              <w:spacing w:before="0" w:after="0"/>
+            </w:pPr>
+            <w:r>
+              <w:rPr>
+                <w:b w:val="0"/>
+                <w:sz w:val="17"/>
+              </w:rPr>
+              <w:t>Nuosavas kapitalas, mln. EUR</w:t>
+            </w:r>
+            <w:hyperlink r:id="rId20">
+              <w:r>
+                <w:rPr>
+                  <w:color w:val="2A78D6"/>
+                  <w:vertAlign w:val="superscript"/>
+                  <w:sz w:val="14"/>
+                </w:rPr>
+                <w:t xml:space="preserve">11</w:t>
+              </w:r>
+            </w:hyperlink>
+            <w:r>
+              <w:rPr>
+                <w:color w:val="2A78D6"/>
+                <w:vertAlign w:val="superscript"/>
+              </w:rPr>
+              <w:t>,</w:t>
+            </w:r>
+            <w:hyperlink r:id="rId24">
+              <w:r>
+                <w:rPr>
+                  <w:color w:val="2A78D6"/>
+                  <w:vertAlign w:val="superscript"/>
+                  <w:sz w:val="14"/>
+                </w:rPr>
                 <w:t xml:space="preserve">15</w:t>
               </w:r>
             </w:hyperlink>
@@ -2206,7 +2969,7 @@
               </w:rPr>
               <w:t>,</w:t>
             </w:r>
-            <w:hyperlink r:id="rId20">
+            <w:hyperlink r:id="rId22">
               <w:r>
                 <w:rPr>
                   <w:color w:val="2A78D6"/>
@@ -2220,14 +2983,19 @@
         </w:tc>
         <w:tc>
           <w:tcPr>
-            <w:tcW w:type="dxa" w:w="1191"/>
+            <w:tcW w:type="dxa" w:w="1157"/>
+            <w:tcBorders>
+              <w:top w:val="nil"/>
+              <w:left w:val="nil"/>
+              <w:bottom w:val="single" w:sz="4" w:color="DDE3EA" w:space="0"/>
+              <w:right w:val="nil"/>
+            </w:tcBorders>
           </w:tcPr>
           <w:p>
             <w:pPr>
-              <w:spacing w:after="0"/>
+              <w:spacing w:before="0" w:after="0"/>
               <w:jc w:val="right"/>
             </w:pPr>
-            <w:r/>
             <w:r>
               <w:rPr>
                 <w:b w:val="0"/>
@@ -2239,14 +3007,19 @@
         </w:tc>
         <w:tc>
           <w:tcPr>
-            <w:tcW w:type="dxa" w:w="1191"/>
+            <w:tcW w:type="dxa" w:w="1157"/>
+            <w:tcBorders>
+              <w:top w:val="nil"/>
+              <w:left w:val="nil"/>
+              <w:bottom w:val="single" w:sz="4" w:color="DDE3EA" w:space="0"/>
+              <w:right w:val="nil"/>
+            </w:tcBorders>
           </w:tcPr>
           <w:p>
             <w:pPr>
-              <w:spacing w:after="0"/>
+              <w:spacing w:before="0" w:after="0"/>
               <w:jc w:val="right"/>
             </w:pPr>
-            <w:r/>
             <w:r>
               <w:rPr>
                 <w:b w:val="0"/>
@@ -2258,14 +3031,19 @@
         </w:tc>
         <w:tc>
           <w:tcPr>
-            <w:tcW w:type="dxa" w:w="1191"/>
+            <w:tcW w:type="dxa" w:w="1157"/>
+            <w:tcBorders>
+              <w:top w:val="nil"/>
+              <w:left w:val="nil"/>
+              <w:bottom w:val="single" w:sz="4" w:color="DDE3EA" w:space="0"/>
+              <w:right w:val="nil"/>
+            </w:tcBorders>
           </w:tcPr>
           <w:p>
             <w:pPr>
-              <w:spacing w:after="0"/>
+              <w:spacing w:before="0" w:after="0"/>
               <w:jc w:val="right"/>
             </w:pPr>
-            <w:r/>
             <w:r>
               <w:rPr>
                 <w:b w:val="0"/>
@@ -2277,14 +3055,19 @@
         </w:tc>
         <w:tc>
           <w:tcPr>
-            <w:tcW w:type="dxa" w:w="1191"/>
+            <w:tcW w:type="dxa" w:w="1157"/>
+            <w:tcBorders>
+              <w:top w:val="nil"/>
+              <w:left w:val="nil"/>
+              <w:bottom w:val="single" w:sz="4" w:color="DDE3EA" w:space="0"/>
+              <w:right w:val="nil"/>
+            </w:tcBorders>
           </w:tcPr>
           <w:p>
             <w:pPr>
-              <w:spacing w:after="0"/>
+              <w:spacing w:before="0" w:after="0"/>
               <w:jc w:val="right"/>
             </w:pPr>
-            <w:r/>
             <w:r>
               <w:rPr>
                 <w:b w:val="0"/>
@@ -2296,14 +3079,19 @@
         </w:tc>
         <w:tc>
           <w:tcPr>
-            <w:tcW w:type="dxa" w:w="2211"/>
+            <w:tcW w:type="dxa" w:w="2148"/>
+            <w:tcBorders>
+              <w:top w:val="nil"/>
+              <w:left w:val="nil"/>
+              <w:bottom w:val="single" w:sz="4" w:color="DDE3EA" w:space="0"/>
+              <w:right w:val="nil"/>
+            </w:tcBorders>
           </w:tcPr>
           <w:p>
             <w:pPr>
-              <w:spacing w:after="0"/>
+              <w:spacing w:before="0" w:after="0"/>
               <w:jc w:val="right"/>
             </w:pPr>
-            <w:r/>
             <w:r>
               <w:rPr>
                 <w:b/>
@@ -2318,14 +3106,18 @@
       <w:tr>
         <w:tc>
           <w:tcPr>
-            <w:tcW w:type="dxa" w:w="2948"/>
-            <w:shd w:val="clear" w:color="auto" w:fill="F6F8FA"/>
+            <w:tcW w:type="dxa" w:w="2864"/>
+            <w:tcBorders>
+              <w:top w:val="nil"/>
+              <w:left w:val="nil"/>
+              <w:bottom w:val="single" w:sz="4" w:color="DDE3EA" w:space="0"/>
+              <w:right w:val="nil"/>
+            </w:tcBorders>
           </w:tcPr>
           <w:p>
             <w:pPr>
-              <w:spacing w:after="0"/>
+              <w:spacing w:before="0" w:after="0"/>
             </w:pPr>
-            <w:r/>
             <w:r>
               <w:rPr>
                 <w:b w:val="0"/>
@@ -2333,7 +3125,529 @@
               </w:rPr>
               <w:t>CET1 rodiklis</w:t>
             </w:r>
-            <w:hyperlink r:id="rId19">
+            <w:hyperlink r:id="rId21">
+              <w:r>
+                <w:rPr>
+                  <w:color w:val="2A78D6"/>
+                  <w:vertAlign w:val="superscript"/>
+                  <w:sz w:val="14"/>
+                </w:rPr>
+                <w:t xml:space="preserve">12</w:t>
+              </w:r>
+            </w:hyperlink>
+            <w:r>
+              <w:rPr>
+                <w:color w:val="2A78D6"/>
+                <w:vertAlign w:val="superscript"/>
+              </w:rPr>
+              <w:t>,</w:t>
+            </w:r>
+            <w:hyperlink r:id="rId16">
+              <w:r>
+                <w:rPr>
+                  <w:color w:val="2A78D6"/>
+                  <w:vertAlign w:val="superscript"/>
+                  <w:sz w:val="14"/>
+                </w:rPr>
+                <w:t xml:space="preserve">5</w:t>
+              </w:r>
+            </w:hyperlink>
+          </w:p>
+        </w:tc>
+        <w:tc>
+          <w:tcPr>
+            <w:tcW w:type="dxa" w:w="1157"/>
+            <w:tcBorders>
+              <w:top w:val="nil"/>
+              <w:left w:val="nil"/>
+              <w:bottom w:val="single" w:sz="4" w:color="DDE3EA" w:space="0"/>
+              <w:right w:val="nil"/>
+            </w:tcBorders>
+          </w:tcPr>
+          <w:p>
+            <w:pPr>
+              <w:spacing w:before="0" w:after="0"/>
+              <w:jc w:val="right"/>
+            </w:pPr>
+            <w:r>
+              <w:rPr>
+                <w:b w:val="0"/>
+                <w:sz w:val="17"/>
+              </w:rPr>
+              <w:t>13,1 %*</w:t>
+            </w:r>
+          </w:p>
+        </w:tc>
+        <w:tc>
+          <w:tcPr>
+            <w:tcW w:type="dxa" w:w="1157"/>
+            <w:tcBorders>
+              <w:top w:val="nil"/>
+              <w:left w:val="nil"/>
+              <w:bottom w:val="single" w:sz="4" w:color="DDE3EA" w:space="0"/>
+              <w:right w:val="nil"/>
+            </w:tcBorders>
+          </w:tcPr>
+          <w:p>
+            <w:pPr>
+              <w:spacing w:before="0" w:after="0"/>
+              <w:jc w:val="right"/>
+            </w:pPr>
+            <w:r>
+              <w:rPr>
+                <w:b w:val="0"/>
+                <w:sz w:val="17"/>
+              </w:rPr>
+              <w:t>13,4 %*</w:t>
+            </w:r>
+          </w:p>
+        </w:tc>
+        <w:tc>
+          <w:tcPr>
+            <w:tcW w:type="dxa" w:w="1157"/>
+            <w:tcBorders>
+              <w:top w:val="nil"/>
+              <w:left w:val="nil"/>
+              <w:bottom w:val="single" w:sz="4" w:color="DDE3EA" w:space="0"/>
+              <w:right w:val="nil"/>
+            </w:tcBorders>
+          </w:tcPr>
+          <w:p>
+            <w:pPr>
+              <w:spacing w:before="0" w:after="0"/>
+              <w:jc w:val="right"/>
+            </w:pPr>
+            <w:r>
+              <w:rPr>
+                <w:b w:val="0"/>
+                <w:sz w:val="17"/>
+              </w:rPr>
+              <w:t>–</w:t>
+            </w:r>
+          </w:p>
+        </w:tc>
+        <w:tc>
+          <w:tcPr>
+            <w:tcW w:type="dxa" w:w="1157"/>
+            <w:tcBorders>
+              <w:top w:val="nil"/>
+              <w:left w:val="nil"/>
+              <w:bottom w:val="single" w:sz="4" w:color="DDE3EA" w:space="0"/>
+              <w:right w:val="nil"/>
+            </w:tcBorders>
+            <w:shd w:val="clear" w:color="auto" w:fill="FDF1D8"/>
+          </w:tcPr>
+          <w:p>
+            <w:pPr>
+              <w:spacing w:before="0" w:after="0"/>
+              <w:jc w:val="right"/>
+            </w:pPr>
+            <w:r>
+              <w:rPr>
+                <w:b/>
+                <w:sz w:val="17"/>
+              </w:rPr>
+              <w:t>13,2 %*</w:t>
+            </w:r>
+          </w:p>
+        </w:tc>
+        <w:tc>
+          <w:tcPr>
+            <w:tcW w:type="dxa" w:w="2148"/>
+            <w:tcBorders>
+              <w:top w:val="nil"/>
+              <w:left w:val="nil"/>
+              <w:bottom w:val="single" w:sz="4" w:color="DDE3EA" w:space="0"/>
+              <w:right w:val="nil"/>
+            </w:tcBorders>
+          </w:tcPr>
+          <w:p>
+            <w:pPr>
+              <w:spacing w:before="0" w:after="0"/>
+              <w:jc w:val="right"/>
+            </w:pPr>
+            <w:r>
+              <w:rPr>
+                <w:b/>
+                <w:color w:val="B42318"/>
+                <w:sz w:val="17"/>
+              </w:rPr>
+              <w:t>▼ 0,2 p. p. vs FY2025</w:t>
+            </w:r>
+          </w:p>
+        </w:tc>
+      </w:tr>
+      <w:tr>
+        <w:tc>
+          <w:tcPr>
+            <w:tcW w:type="dxa" w:w="2864"/>
+            <w:tcBorders>
+              <w:top w:val="nil"/>
+              <w:left w:val="nil"/>
+              <w:bottom w:val="single" w:sz="4" w:color="DDE3EA" w:space="0"/>
+              <w:right w:val="nil"/>
+            </w:tcBorders>
+          </w:tcPr>
+          <w:p>
+            <w:pPr>
+              <w:spacing w:before="0" w:after="0"/>
+            </w:pPr>
+            <w:r>
+              <w:rPr>
+                <w:b w:val="0"/>
+                <w:sz w:val="17"/>
+              </w:rPr>
+              <w:t>Bendrasis kapitalo rodiklis</w:t>
+            </w:r>
+            <w:hyperlink r:id="rId21">
+              <w:r>
+                <w:rPr>
+                  <w:color w:val="2A78D6"/>
+                  <w:vertAlign w:val="superscript"/>
+                  <w:sz w:val="14"/>
+                </w:rPr>
+                <w:t xml:space="preserve">12</w:t>
+              </w:r>
+            </w:hyperlink>
+            <w:r>
+              <w:rPr>
+                <w:color w:val="2A78D6"/>
+                <w:vertAlign w:val="superscript"/>
+              </w:rPr>
+              <w:t>,</w:t>
+            </w:r>
+            <w:hyperlink r:id="rId16">
+              <w:r>
+                <w:rPr>
+                  <w:color w:val="2A78D6"/>
+                  <w:vertAlign w:val="superscript"/>
+                  <w:sz w:val="14"/>
+                </w:rPr>
+                <w:t xml:space="preserve">5</w:t>
+              </w:r>
+            </w:hyperlink>
+          </w:p>
+        </w:tc>
+        <w:tc>
+          <w:tcPr>
+            <w:tcW w:type="dxa" w:w="1157"/>
+            <w:tcBorders>
+              <w:top w:val="nil"/>
+              <w:left w:val="nil"/>
+              <w:bottom w:val="single" w:sz="4" w:color="DDE3EA" w:space="0"/>
+              <w:right w:val="nil"/>
+            </w:tcBorders>
+          </w:tcPr>
+          <w:p>
+            <w:pPr>
+              <w:spacing w:before="0" w:after="0"/>
+              <w:jc w:val="right"/>
+            </w:pPr>
+            <w:r>
+              <w:rPr>
+                <w:b w:val="0"/>
+                <w:sz w:val="17"/>
+              </w:rPr>
+              <w:t>18,2 %*</w:t>
+            </w:r>
+          </w:p>
+        </w:tc>
+        <w:tc>
+          <w:tcPr>
+            <w:tcW w:type="dxa" w:w="1157"/>
+            <w:tcBorders>
+              <w:top w:val="nil"/>
+              <w:left w:val="nil"/>
+              <w:bottom w:val="single" w:sz="4" w:color="DDE3EA" w:space="0"/>
+              <w:right w:val="nil"/>
+            </w:tcBorders>
+          </w:tcPr>
+          <w:p>
+            <w:pPr>
+              <w:spacing w:before="0" w:after="0"/>
+              <w:jc w:val="right"/>
+            </w:pPr>
+            <w:r>
+              <w:rPr>
+                <w:b w:val="0"/>
+                <w:sz w:val="17"/>
+              </w:rPr>
+              <w:t>18,7 %*</w:t>
+            </w:r>
+          </w:p>
+        </w:tc>
+        <w:tc>
+          <w:tcPr>
+            <w:tcW w:type="dxa" w:w="1157"/>
+            <w:tcBorders>
+              <w:top w:val="nil"/>
+              <w:left w:val="nil"/>
+              <w:bottom w:val="single" w:sz="4" w:color="DDE3EA" w:space="0"/>
+              <w:right w:val="nil"/>
+            </w:tcBorders>
+          </w:tcPr>
+          <w:p>
+            <w:pPr>
+              <w:spacing w:before="0" w:after="0"/>
+              <w:jc w:val="right"/>
+            </w:pPr>
+            <w:r>
+              <w:rPr>
+                <w:b w:val="0"/>
+                <w:sz w:val="17"/>
+              </w:rPr>
+              <w:t>–</w:t>
+            </w:r>
+          </w:p>
+        </w:tc>
+        <w:tc>
+          <w:tcPr>
+            <w:tcW w:type="dxa" w:w="1157"/>
+            <w:tcBorders>
+              <w:top w:val="nil"/>
+              <w:left w:val="nil"/>
+              <w:bottom w:val="single" w:sz="4" w:color="DDE3EA" w:space="0"/>
+              <w:right w:val="nil"/>
+            </w:tcBorders>
+            <w:shd w:val="clear" w:color="auto" w:fill="E3F3E8"/>
+          </w:tcPr>
+          <w:p>
+            <w:pPr>
+              <w:spacing w:before="0" w:after="0"/>
+              <w:jc w:val="right"/>
+            </w:pPr>
+            <w:r>
+              <w:rPr>
+                <w:b/>
+                <w:sz w:val="17"/>
+              </w:rPr>
+              <w:t>19,2 %*</w:t>
+            </w:r>
+          </w:p>
+        </w:tc>
+        <w:tc>
+          <w:tcPr>
+            <w:tcW w:type="dxa" w:w="2148"/>
+            <w:tcBorders>
+              <w:top w:val="nil"/>
+              <w:left w:val="nil"/>
+              <w:bottom w:val="single" w:sz="4" w:color="DDE3EA" w:space="0"/>
+              <w:right w:val="nil"/>
+            </w:tcBorders>
+          </w:tcPr>
+          <w:p>
+            <w:pPr>
+              <w:spacing w:before="0" w:after="0"/>
+              <w:jc w:val="right"/>
+            </w:pPr>
+            <w:r>
+              <w:rPr>
+                <w:b/>
+                <w:color w:val="1B7F3B"/>
+                <w:sz w:val="17"/>
+              </w:rPr>
+              <w:t>▲ 0,5 p. p. vs FY2025</w:t>
+            </w:r>
+          </w:p>
+        </w:tc>
+      </w:tr>
+      <w:tr>
+        <w:tc>
+          <w:tcPr>
+            <w:tcW w:type="dxa" w:w="2864"/>
+            <w:tcBorders>
+              <w:top w:val="nil"/>
+              <w:left w:val="nil"/>
+              <w:bottom w:val="single" w:sz="4" w:color="DDE3EA" w:space="0"/>
+              <w:right w:val="nil"/>
+            </w:tcBorders>
+          </w:tcPr>
+          <w:p>
+            <w:pPr>
+              <w:spacing w:before="0" w:after="0"/>
+            </w:pPr>
+            <w:r>
+              <w:rPr>
+                <w:b w:val="0"/>
+                <w:sz w:val="17"/>
+              </w:rPr>
+              <w:t>Sverto rodiklis</w:t>
+            </w:r>
+            <w:hyperlink r:id="rId21">
+              <w:r>
+                <w:rPr>
+                  <w:color w:val="2A78D6"/>
+                  <w:vertAlign w:val="superscript"/>
+                  <w:sz w:val="14"/>
+                </w:rPr>
+                <w:t xml:space="preserve">12</w:t>
+              </w:r>
+            </w:hyperlink>
+            <w:r>
+              <w:rPr>
+                <w:color w:val="2A78D6"/>
+                <w:vertAlign w:val="superscript"/>
+              </w:rPr>
+              <w:t>,</w:t>
+            </w:r>
+            <w:hyperlink r:id="rId16">
+              <w:r>
+                <w:rPr>
+                  <w:color w:val="2A78D6"/>
+                  <w:vertAlign w:val="superscript"/>
+                  <w:sz w:val="14"/>
+                </w:rPr>
+                <w:t xml:space="preserve">5</w:t>
+              </w:r>
+            </w:hyperlink>
+          </w:p>
+        </w:tc>
+        <w:tc>
+          <w:tcPr>
+            <w:tcW w:type="dxa" w:w="1157"/>
+            <w:tcBorders>
+              <w:top w:val="nil"/>
+              <w:left w:val="nil"/>
+              <w:bottom w:val="single" w:sz="4" w:color="DDE3EA" w:space="0"/>
+              <w:right w:val="nil"/>
+            </w:tcBorders>
+          </w:tcPr>
+          <w:p>
+            <w:pPr>
+              <w:spacing w:before="0" w:after="0"/>
+              <w:jc w:val="right"/>
+            </w:pPr>
+            <w:r>
+              <w:rPr>
+                <w:b w:val="0"/>
+                <w:sz w:val="17"/>
+              </w:rPr>
+              <w:t>9,5 %*</w:t>
+            </w:r>
+          </w:p>
+        </w:tc>
+        <w:tc>
+          <w:tcPr>
+            <w:tcW w:type="dxa" w:w="1157"/>
+            <w:tcBorders>
+              <w:top w:val="nil"/>
+              <w:left w:val="nil"/>
+              <w:bottom w:val="single" w:sz="4" w:color="DDE3EA" w:space="0"/>
+              <w:right w:val="nil"/>
+            </w:tcBorders>
+          </w:tcPr>
+          <w:p>
+            <w:pPr>
+              <w:spacing w:before="0" w:after="0"/>
+              <w:jc w:val="right"/>
+            </w:pPr>
+            <w:r>
+              <w:rPr>
+                <w:b w:val="0"/>
+                <w:sz w:val="17"/>
+              </w:rPr>
+              <w:t>9,0 %*</w:t>
+            </w:r>
+          </w:p>
+        </w:tc>
+        <w:tc>
+          <w:tcPr>
+            <w:tcW w:type="dxa" w:w="1157"/>
+            <w:tcBorders>
+              <w:top w:val="nil"/>
+              <w:left w:val="nil"/>
+              <w:bottom w:val="single" w:sz="4" w:color="DDE3EA" w:space="0"/>
+              <w:right w:val="nil"/>
+            </w:tcBorders>
+          </w:tcPr>
+          <w:p>
+            <w:pPr>
+              <w:spacing w:before="0" w:after="0"/>
+              <w:jc w:val="right"/>
+            </w:pPr>
+            <w:r>
+              <w:rPr>
+                <w:b w:val="0"/>
+                <w:sz w:val="17"/>
+              </w:rPr>
+              <w:t>–</w:t>
+            </w:r>
+          </w:p>
+        </w:tc>
+        <w:tc>
+          <w:tcPr>
+            <w:tcW w:type="dxa" w:w="1157"/>
+            <w:tcBorders>
+              <w:top w:val="nil"/>
+              <w:left w:val="nil"/>
+              <w:bottom w:val="single" w:sz="4" w:color="DDE3EA" w:space="0"/>
+              <w:right w:val="nil"/>
+            </w:tcBorders>
+            <w:shd w:val="clear" w:color="auto" w:fill="E3F3E8"/>
+          </w:tcPr>
+          <w:p>
+            <w:pPr>
+              <w:spacing w:before="0" w:after="0"/>
+              <w:jc w:val="right"/>
+            </w:pPr>
+            <w:r>
+              <w:rPr>
+                <w:b/>
+                <w:sz w:val="17"/>
+              </w:rPr>
+              <w:t>8,5 %*</w:t>
+            </w:r>
+          </w:p>
+        </w:tc>
+        <w:tc>
+          <w:tcPr>
+            <w:tcW w:type="dxa" w:w="2148"/>
+            <w:tcBorders>
+              <w:top w:val="nil"/>
+              <w:left w:val="nil"/>
+              <w:bottom w:val="single" w:sz="4" w:color="DDE3EA" w:space="0"/>
+              <w:right w:val="nil"/>
+            </w:tcBorders>
+          </w:tcPr>
+          <w:p>
+            <w:pPr>
+              <w:spacing w:before="0" w:after="0"/>
+              <w:jc w:val="right"/>
+            </w:pPr>
+            <w:r>
+              <w:rPr>
+                <w:b/>
+                <w:color w:val="B42318"/>
+                <w:sz w:val="17"/>
+              </w:rPr>
+              <w:t>▼ 0,5 p. p. vs FY2025</w:t>
+            </w:r>
+          </w:p>
+        </w:tc>
+      </w:tr>
+      <w:tr>
+        <w:tc>
+          <w:tcPr>
+            <w:tcW w:type="dxa" w:w="2864"/>
+            <w:tcBorders>
+              <w:top w:val="nil"/>
+              <w:left w:val="nil"/>
+              <w:bottom w:val="single" w:sz="4" w:color="DDE3EA" w:space="0"/>
+              <w:right w:val="nil"/>
+            </w:tcBorders>
+          </w:tcPr>
+          <w:p>
+            <w:pPr>
+              <w:spacing w:before="0" w:after="0"/>
+            </w:pPr>
+            <w:r>
+              <w:rPr>
+                <w:b w:val="0"/>
+                <w:sz w:val="17"/>
+              </w:rPr>
+              <w:t>LCR</w:t>
+            </w:r>
+            <w:hyperlink r:id="rId21">
               <w:r>
                 <w:rPr>
                   <w:color w:val="2A78D6"/>
@@ -2357,62 +3671,26 @@
                   <w:vertAlign w:val="superscript"/>
                   <w:sz w:val="14"/>
                 </w:rPr>
-                <w:t xml:space="preserve">5</w:t>
+                <w:t xml:space="preserve">3</w:t>
               </w:r>
             </w:hyperlink>
           </w:p>
         </w:tc>
         <w:tc>
           <w:tcPr>
-            <w:tcW w:type="dxa" w:w="1191"/>
-            <w:shd w:val="clear" w:color="auto" w:fill="F6F8FA"/>
+            <w:tcW w:type="dxa" w:w="1157"/>
+            <w:tcBorders>
+              <w:top w:val="nil"/>
+              <w:left w:val="nil"/>
+              <w:bottom w:val="single" w:sz="4" w:color="DDE3EA" w:space="0"/>
+              <w:right w:val="nil"/>
+            </w:tcBorders>
           </w:tcPr>
           <w:p>
             <w:pPr>
-              <w:spacing w:after="0"/>
+              <w:spacing w:before="0" w:after="0"/>
               <w:jc w:val="right"/>
             </w:pPr>
-            <w:r/>
-            <w:r>
-              <w:rPr>
-                <w:b w:val="0"/>
-                <w:sz w:val="17"/>
-              </w:rPr>
-              <w:t>13,1 %*</w:t>
-            </w:r>
-          </w:p>
-        </w:tc>
-        <w:tc>
-          <w:tcPr>
-            <w:tcW w:type="dxa" w:w="1191"/>
-            <w:shd w:val="clear" w:color="auto" w:fill="F6F8FA"/>
-          </w:tcPr>
-          <w:p>
-            <w:pPr>
-              <w:spacing w:after="0"/>
-              <w:jc w:val="right"/>
-            </w:pPr>
-            <w:r/>
-            <w:r>
-              <w:rPr>
-                <w:b w:val="0"/>
-                <w:sz w:val="17"/>
-              </w:rPr>
-              <w:t>13,4 %*</w:t>
-            </w:r>
-          </w:p>
-        </w:tc>
-        <w:tc>
-          <w:tcPr>
-            <w:tcW w:type="dxa" w:w="1191"/>
-            <w:shd w:val="clear" w:color="auto" w:fill="F6F8FA"/>
-          </w:tcPr>
-          <w:p>
-            <w:pPr>
-              <w:spacing w:after="0"/>
-              <w:jc w:val="right"/>
-            </w:pPr>
-            <w:r/>
             <w:r>
               <w:rPr>
                 <w:b w:val="0"/>
@@ -2424,414 +3702,19 @@
         </w:tc>
         <w:tc>
           <w:tcPr>
-            <w:tcW w:type="dxa" w:w="1191"/>
-            <w:shd w:val="clear" w:color="auto" w:fill="FDF1D8"/>
+            <w:tcW w:type="dxa" w:w="1157"/>
+            <w:tcBorders>
+              <w:top w:val="nil"/>
+              <w:left w:val="nil"/>
+              <w:bottom w:val="single" w:sz="4" w:color="DDE3EA" w:space="0"/>
+              <w:right w:val="nil"/>
+            </w:tcBorders>
           </w:tcPr>
           <w:p>
             <w:pPr>
-              <w:spacing w:after="0"/>
+              <w:spacing w:before="0" w:after="0"/>
               <w:jc w:val="right"/>
             </w:pPr>
-            <w:r/>
-            <w:r>
-              <w:rPr>
-                <w:b/>
-                <w:sz w:val="17"/>
-              </w:rPr>
-              <w:t>13,2 %*</w:t>
-            </w:r>
-          </w:p>
-        </w:tc>
-        <w:tc>
-          <w:tcPr>
-            <w:tcW w:type="dxa" w:w="2211"/>
-            <w:shd w:val="clear" w:color="auto" w:fill="F6F8FA"/>
-          </w:tcPr>
-          <w:p>
-            <w:pPr>
-              <w:spacing w:after="0"/>
-              <w:jc w:val="right"/>
-            </w:pPr>
-            <w:r/>
-            <w:r>
-              <w:rPr>
-                <w:b/>
-                <w:color w:val="B42318"/>
-                <w:sz w:val="17"/>
-              </w:rPr>
-              <w:t>▼ 0,2 p. p. vs FY2025</w:t>
-            </w:r>
-          </w:p>
-        </w:tc>
-      </w:tr>
-      <w:tr>
-        <w:tc>
-          <w:tcPr>
-            <w:tcW w:type="dxa" w:w="2948"/>
-          </w:tcPr>
-          <w:p>
-            <w:pPr>
-              <w:spacing w:after="0"/>
-            </w:pPr>
-            <w:r/>
-            <w:r>
-              <w:rPr>
-                <w:b w:val="0"/>
-                <w:sz w:val="17"/>
-              </w:rPr>
-              <w:t>Bendrasis kapitalo rodiklis</w:t>
-            </w:r>
-            <w:hyperlink r:id="rId19">
-              <w:r>
-                <w:rPr>
-                  <w:color w:val="2A78D6"/>
-                  <w:vertAlign w:val="superscript"/>
-                  <w:sz w:val="14"/>
-                </w:rPr>
-                <w:t xml:space="preserve">12</w:t>
-              </w:r>
-            </w:hyperlink>
-            <w:r>
-              <w:rPr>
-                <w:color w:val="2A78D6"/>
-                <w:vertAlign w:val="superscript"/>
-              </w:rPr>
-              <w:t>,</w:t>
-            </w:r>
-            <w:hyperlink r:id="rId14">
-              <w:r>
-                <w:rPr>
-                  <w:color w:val="2A78D6"/>
-                  <w:vertAlign w:val="superscript"/>
-                  <w:sz w:val="14"/>
-                </w:rPr>
-                <w:t xml:space="preserve">5</w:t>
-              </w:r>
-            </w:hyperlink>
-          </w:p>
-        </w:tc>
-        <w:tc>
-          <w:tcPr>
-            <w:tcW w:type="dxa" w:w="1191"/>
-          </w:tcPr>
-          <w:p>
-            <w:pPr>
-              <w:spacing w:after="0"/>
-              <w:jc w:val="right"/>
-            </w:pPr>
-            <w:r/>
-            <w:r>
-              <w:rPr>
-                <w:b w:val="0"/>
-                <w:sz w:val="17"/>
-              </w:rPr>
-              <w:t>18,2 %*</w:t>
-            </w:r>
-          </w:p>
-        </w:tc>
-        <w:tc>
-          <w:tcPr>
-            <w:tcW w:type="dxa" w:w="1191"/>
-          </w:tcPr>
-          <w:p>
-            <w:pPr>
-              <w:spacing w:after="0"/>
-              <w:jc w:val="right"/>
-            </w:pPr>
-            <w:r/>
-            <w:r>
-              <w:rPr>
-                <w:b w:val="0"/>
-                <w:sz w:val="17"/>
-              </w:rPr>
-              <w:t>18,7 %*</w:t>
-            </w:r>
-          </w:p>
-        </w:tc>
-        <w:tc>
-          <w:tcPr>
-            <w:tcW w:type="dxa" w:w="1191"/>
-          </w:tcPr>
-          <w:p>
-            <w:pPr>
-              <w:spacing w:after="0"/>
-              <w:jc w:val="right"/>
-            </w:pPr>
-            <w:r/>
-            <w:r>
-              <w:rPr>
-                <w:b w:val="0"/>
-                <w:sz w:val="17"/>
-              </w:rPr>
-              <w:t>–</w:t>
-            </w:r>
-          </w:p>
-        </w:tc>
-        <w:tc>
-          <w:tcPr>
-            <w:tcW w:type="dxa" w:w="1191"/>
-            <w:shd w:val="clear" w:color="auto" w:fill="E3F3E8"/>
-          </w:tcPr>
-          <w:p>
-            <w:pPr>
-              <w:spacing w:after="0"/>
-              <w:jc w:val="right"/>
-            </w:pPr>
-            <w:r/>
-            <w:r>
-              <w:rPr>
-                <w:b/>
-                <w:sz w:val="17"/>
-              </w:rPr>
-              <w:t>19,2 %*</w:t>
-            </w:r>
-          </w:p>
-        </w:tc>
-        <w:tc>
-          <w:tcPr>
-            <w:tcW w:type="dxa" w:w="2211"/>
-          </w:tcPr>
-          <w:p>
-            <w:pPr>
-              <w:spacing w:after="0"/>
-              <w:jc w:val="right"/>
-            </w:pPr>
-            <w:r/>
-            <w:r>
-              <w:rPr>
-                <w:b/>
-                <w:color w:val="1B7F3B"/>
-                <w:sz w:val="17"/>
-              </w:rPr>
-              <w:t>▲ 0,5 p. p. vs FY2025</w:t>
-            </w:r>
-          </w:p>
-        </w:tc>
-      </w:tr>
-      <w:tr>
-        <w:tc>
-          <w:tcPr>
-            <w:tcW w:type="dxa" w:w="2948"/>
-            <w:shd w:val="clear" w:color="auto" w:fill="F6F8FA"/>
-          </w:tcPr>
-          <w:p>
-            <w:pPr>
-              <w:spacing w:after="0"/>
-            </w:pPr>
-            <w:r/>
-            <w:r>
-              <w:rPr>
-                <w:b w:val="0"/>
-                <w:sz w:val="17"/>
-              </w:rPr>
-              <w:t>Sverto rodiklis</w:t>
-            </w:r>
-            <w:hyperlink r:id="rId19">
-              <w:r>
-                <w:rPr>
-                  <w:color w:val="2A78D6"/>
-                  <w:vertAlign w:val="superscript"/>
-                  <w:sz w:val="14"/>
-                </w:rPr>
-                <w:t xml:space="preserve">12</w:t>
-              </w:r>
-            </w:hyperlink>
-            <w:r>
-              <w:rPr>
-                <w:color w:val="2A78D6"/>
-                <w:vertAlign w:val="superscript"/>
-              </w:rPr>
-              <w:t>,</w:t>
-            </w:r>
-            <w:hyperlink r:id="rId14">
-              <w:r>
-                <w:rPr>
-                  <w:color w:val="2A78D6"/>
-                  <w:vertAlign w:val="superscript"/>
-                  <w:sz w:val="14"/>
-                </w:rPr>
-                <w:t xml:space="preserve">5</w:t>
-              </w:r>
-            </w:hyperlink>
-          </w:p>
-        </w:tc>
-        <w:tc>
-          <w:tcPr>
-            <w:tcW w:type="dxa" w:w="1191"/>
-            <w:shd w:val="clear" w:color="auto" w:fill="F6F8FA"/>
-          </w:tcPr>
-          <w:p>
-            <w:pPr>
-              <w:spacing w:after="0"/>
-              <w:jc w:val="right"/>
-            </w:pPr>
-            <w:r/>
-            <w:r>
-              <w:rPr>
-                <w:b w:val="0"/>
-                <w:sz w:val="17"/>
-              </w:rPr>
-              <w:t>9,5 %*</w:t>
-            </w:r>
-          </w:p>
-        </w:tc>
-        <w:tc>
-          <w:tcPr>
-            <w:tcW w:type="dxa" w:w="1191"/>
-            <w:shd w:val="clear" w:color="auto" w:fill="F6F8FA"/>
-          </w:tcPr>
-          <w:p>
-            <w:pPr>
-              <w:spacing w:after="0"/>
-              <w:jc w:val="right"/>
-            </w:pPr>
-            <w:r/>
-            <w:r>
-              <w:rPr>
-                <w:b w:val="0"/>
-                <w:sz w:val="17"/>
-              </w:rPr>
-              <w:t>9,0 %*</w:t>
-            </w:r>
-          </w:p>
-        </w:tc>
-        <w:tc>
-          <w:tcPr>
-            <w:tcW w:type="dxa" w:w="1191"/>
-            <w:shd w:val="clear" w:color="auto" w:fill="F6F8FA"/>
-          </w:tcPr>
-          <w:p>
-            <w:pPr>
-              <w:spacing w:after="0"/>
-              <w:jc w:val="right"/>
-            </w:pPr>
-            <w:r/>
-            <w:r>
-              <w:rPr>
-                <w:b w:val="0"/>
-                <w:sz w:val="17"/>
-              </w:rPr>
-              <w:t>–</w:t>
-            </w:r>
-          </w:p>
-        </w:tc>
-        <w:tc>
-          <w:tcPr>
-            <w:tcW w:type="dxa" w:w="1191"/>
-            <w:shd w:val="clear" w:color="auto" w:fill="E3F3E8"/>
-          </w:tcPr>
-          <w:p>
-            <w:pPr>
-              <w:spacing w:after="0"/>
-              <w:jc w:val="right"/>
-            </w:pPr>
-            <w:r/>
-            <w:r>
-              <w:rPr>
-                <w:b/>
-                <w:sz w:val="17"/>
-              </w:rPr>
-              <w:t>8,5 %*</w:t>
-            </w:r>
-          </w:p>
-        </w:tc>
-        <w:tc>
-          <w:tcPr>
-            <w:tcW w:type="dxa" w:w="2211"/>
-            <w:shd w:val="clear" w:color="auto" w:fill="F6F8FA"/>
-          </w:tcPr>
-          <w:p>
-            <w:pPr>
-              <w:spacing w:after="0"/>
-              <w:jc w:val="right"/>
-            </w:pPr>
-            <w:r/>
-            <w:r>
-              <w:rPr>
-                <w:b/>
-                <w:color w:val="B42318"/>
-                <w:sz w:val="17"/>
-              </w:rPr>
-              <w:t>▼ 0,5 p. p. vs FY2025</w:t>
-            </w:r>
-          </w:p>
-        </w:tc>
-      </w:tr>
-      <w:tr>
-        <w:tc>
-          <w:tcPr>
-            <w:tcW w:type="dxa" w:w="2948"/>
-          </w:tcPr>
-          <w:p>
-            <w:pPr>
-              <w:spacing w:after="0"/>
-            </w:pPr>
-            <w:r/>
-            <w:r>
-              <w:rPr>
-                <w:b w:val="0"/>
-                <w:sz w:val="17"/>
-              </w:rPr>
-              <w:t>LCR</w:t>
-            </w:r>
-            <w:hyperlink r:id="rId19">
-              <w:r>
-                <w:rPr>
-                  <w:color w:val="2A78D6"/>
-                  <w:vertAlign w:val="superscript"/>
-                  <w:sz w:val="14"/>
-                </w:rPr>
-                <w:t xml:space="preserve">12</w:t>
-              </w:r>
-            </w:hyperlink>
-            <w:r>
-              <w:rPr>
-                <w:color w:val="2A78D6"/>
-                <w:vertAlign w:val="superscript"/>
-              </w:rPr>
-              <w:t>,</w:t>
-            </w:r>
-            <w:hyperlink r:id="rId12">
-              <w:r>
-                <w:rPr>
-                  <w:color w:val="2A78D6"/>
-                  <w:vertAlign w:val="superscript"/>
-                  <w:sz w:val="14"/>
-                </w:rPr>
-                <w:t xml:space="preserve">3</w:t>
-              </w:r>
-            </w:hyperlink>
-          </w:p>
-        </w:tc>
-        <w:tc>
-          <w:tcPr>
-            <w:tcW w:type="dxa" w:w="1191"/>
-          </w:tcPr>
-          <w:p>
-            <w:pPr>
-              <w:spacing w:after="0"/>
-              <w:jc w:val="right"/>
-            </w:pPr>
-            <w:r/>
-            <w:r>
-              <w:rPr>
-                <w:b w:val="0"/>
-                <w:sz w:val="17"/>
-              </w:rPr>
-              <w:t>–</w:t>
-            </w:r>
-          </w:p>
-        </w:tc>
-        <w:tc>
-          <w:tcPr>
-            <w:tcW w:type="dxa" w:w="1191"/>
-          </w:tcPr>
-          <w:p>
-            <w:pPr>
-              <w:spacing w:after="0"/>
-              <w:jc w:val="right"/>
-            </w:pPr>
-            <w:r/>
             <w:r>
               <w:rPr>
                 <w:b w:val="0"/>
@@ -2843,14 +3726,19 @@
         </w:tc>
         <w:tc>
           <w:tcPr>
-            <w:tcW w:type="dxa" w:w="1191"/>
+            <w:tcW w:type="dxa" w:w="1157"/>
+            <w:tcBorders>
+              <w:top w:val="nil"/>
+              <w:left w:val="nil"/>
+              <w:bottom w:val="single" w:sz="4" w:color="DDE3EA" w:space="0"/>
+              <w:right w:val="nil"/>
+            </w:tcBorders>
           </w:tcPr>
           <w:p>
             <w:pPr>
-              <w:spacing w:after="0"/>
+              <w:spacing w:before="0" w:after="0"/>
               <w:jc w:val="right"/>
             </w:pPr>
-            <w:r/>
             <w:r>
               <w:rPr>
                 <w:b w:val="0"/>
@@ -2862,15 +3750,20 @@
         </w:tc>
         <w:tc>
           <w:tcPr>
-            <w:tcW w:type="dxa" w:w="1191"/>
+            <w:tcW w:type="dxa" w:w="1157"/>
+            <w:tcBorders>
+              <w:top w:val="nil"/>
+              <w:left w:val="nil"/>
+              <w:bottom w:val="single" w:sz="4" w:color="DDE3EA" w:space="0"/>
+              <w:right w:val="nil"/>
+            </w:tcBorders>
             <w:shd w:val="clear" w:color="auto" w:fill="E3F3E8"/>
           </w:tcPr>
           <w:p>
             <w:pPr>
-              <w:spacing w:after="0"/>
+              <w:spacing w:before="0" w:after="0"/>
               <w:jc w:val="right"/>
             </w:pPr>
-            <w:r/>
             <w:r>
               <w:rPr>
                 <w:b/>
@@ -2882,14 +3775,19 @@
         </w:tc>
         <w:tc>
           <w:tcPr>
-            <w:tcW w:type="dxa" w:w="2211"/>
+            <w:tcW w:type="dxa" w:w="2148"/>
+            <w:tcBorders>
+              <w:top w:val="nil"/>
+              <w:left w:val="nil"/>
+              <w:bottom w:val="single" w:sz="4" w:color="DDE3EA" w:space="0"/>
+              <w:right w:val="nil"/>
+            </w:tcBorders>
           </w:tcPr>
           <w:p>
             <w:pPr>
-              <w:spacing w:after="0"/>
+              <w:spacing w:before="0" w:after="0"/>
               <w:jc w:val="right"/>
             </w:pPr>
-            <w:r/>
             <w:r>
               <w:rPr>
                 <w:b/>
@@ -2904,14 +3802,18 @@
       <w:tr>
         <w:tc>
           <w:tcPr>
-            <w:tcW w:type="dxa" w:w="2948"/>
-            <w:shd w:val="clear" w:color="auto" w:fill="F6F8FA"/>
+            <w:tcW w:type="dxa" w:w="2864"/>
+            <w:tcBorders>
+              <w:top w:val="nil"/>
+              <w:left w:val="nil"/>
+              <w:bottom w:val="single" w:sz="4" w:color="DDE3EA" w:space="0"/>
+              <w:right w:val="nil"/>
+            </w:tcBorders>
           </w:tcPr>
           <w:p>
             <w:pPr>
-              <w:spacing w:after="0"/>
+              <w:spacing w:before="0" w:after="0"/>
             </w:pPr>
-            <w:r/>
             <w:r>
               <w:rPr>
                 <w:b w:val="0"/>
@@ -2919,7 +3821,7 @@
               </w:rPr>
               <w:t>Neveiksnių paskolų dalis</w:t>
             </w:r>
-            <w:hyperlink r:id="rId17">
+            <w:hyperlink r:id="rId19">
               <w:r>
                 <w:rPr>
                   <w:color w:val="2A78D6"/>
@@ -2936,7 +3838,7 @@
               </w:rPr>
               <w:t>,</w:t>
             </w:r>
-            <w:hyperlink r:id="rId16">
+            <w:hyperlink r:id="rId18">
               <w:r>
                 <w:rPr>
                   <w:color w:val="2A78D6"/>
@@ -2950,15 +3852,19 @@
         </w:tc>
         <w:tc>
           <w:tcPr>
-            <w:tcW w:type="dxa" w:w="1191"/>
-            <w:shd w:val="clear" w:color="auto" w:fill="F6F8FA"/>
+            <w:tcW w:type="dxa" w:w="1157"/>
+            <w:tcBorders>
+              <w:top w:val="nil"/>
+              <w:left w:val="nil"/>
+              <w:bottom w:val="single" w:sz="4" w:color="DDE3EA" w:space="0"/>
+              <w:right w:val="nil"/>
+            </w:tcBorders>
           </w:tcPr>
           <w:p>
             <w:pPr>
-              <w:spacing w:after="0"/>
+              <w:spacing w:before="0" w:after="0"/>
               <w:jc w:val="right"/>
             </w:pPr>
-            <w:r/>
             <w:r>
               <w:rPr>
                 <w:b w:val="0"/>
@@ -2970,15 +3876,19 @@
         </w:tc>
         <w:tc>
           <w:tcPr>
-            <w:tcW w:type="dxa" w:w="1191"/>
-            <w:shd w:val="clear" w:color="auto" w:fill="F6F8FA"/>
+            <w:tcW w:type="dxa" w:w="1157"/>
+            <w:tcBorders>
+              <w:top w:val="nil"/>
+              <w:left w:val="nil"/>
+              <w:bottom w:val="single" w:sz="4" w:color="DDE3EA" w:space="0"/>
+              <w:right w:val="nil"/>
+            </w:tcBorders>
           </w:tcPr>
           <w:p>
             <w:pPr>
-              <w:spacing w:after="0"/>
+              <w:spacing w:before="0" w:after="0"/>
               <w:jc w:val="right"/>
             </w:pPr>
-            <w:r/>
             <w:r>
               <w:rPr>
                 <w:b w:val="0"/>
@@ -2990,15 +3900,19 @@
         </w:tc>
         <w:tc>
           <w:tcPr>
-            <w:tcW w:type="dxa" w:w="1191"/>
-            <w:shd w:val="clear" w:color="auto" w:fill="F6F8FA"/>
+            <w:tcW w:type="dxa" w:w="1157"/>
+            <w:tcBorders>
+              <w:top w:val="nil"/>
+              <w:left w:val="nil"/>
+              <w:bottom w:val="single" w:sz="4" w:color="DDE3EA" w:space="0"/>
+              <w:right w:val="nil"/>
+            </w:tcBorders>
           </w:tcPr>
           <w:p>
             <w:pPr>
-              <w:spacing w:after="0"/>
+              <w:spacing w:before="0" w:after="0"/>
               <w:jc w:val="right"/>
             </w:pPr>
-            <w:r/>
             <w:r>
               <w:rPr>
                 <w:b w:val="0"/>
@@ -3010,15 +3924,20 @@
         </w:tc>
         <w:tc>
           <w:tcPr>
-            <w:tcW w:type="dxa" w:w="1191"/>
+            <w:tcW w:type="dxa" w:w="1157"/>
+            <w:tcBorders>
+              <w:top w:val="nil"/>
+              <w:left w:val="nil"/>
+              <w:bottom w:val="single" w:sz="4" w:color="DDE3EA" w:space="0"/>
+              <w:right w:val="nil"/>
+            </w:tcBorders>
             <w:shd w:val="clear" w:color="auto" w:fill="FDF1D8"/>
           </w:tcPr>
           <w:p>
             <w:pPr>
-              <w:spacing w:after="0"/>
+              <w:spacing w:before="0" w:after="0"/>
               <w:jc w:val="right"/>
             </w:pPr>
-            <w:r/>
             <w:r>
               <w:rPr>
                 <w:b/>
@@ -3030,15 +3949,19 @@
         </w:tc>
         <w:tc>
           <w:tcPr>
-            <w:tcW w:type="dxa" w:w="2211"/>
-            <w:shd w:val="clear" w:color="auto" w:fill="F6F8FA"/>
+            <w:tcW w:type="dxa" w:w="2148"/>
+            <w:tcBorders>
+              <w:top w:val="nil"/>
+              <w:left w:val="nil"/>
+              <w:bottom w:val="single" w:sz="4" w:color="DDE3EA" w:space="0"/>
+              <w:right w:val="nil"/>
+            </w:tcBorders>
           </w:tcPr>
           <w:p>
             <w:pPr>
-              <w:spacing w:after="0"/>
+              <w:spacing w:before="0" w:after="0"/>
               <w:jc w:val="right"/>
             </w:pPr>
-            <w:r/>
             <w:r>
               <w:rPr>
                 <w:b/>
@@ -3052,9 +3975,17 @@
       </w:tr>
     </w:tbl>
     <w:p>
+      <w:pPr>
+        <w:spacing w:before="0" w:after="40"/>
+      </w:pPr>
+    </w:p>
+    <w:p>
+      <w:pPr>
+        <w:spacing w:before="40" w:after="60"/>
+      </w:pPr>
       <w:r>
         <w:rPr>
-          <w:i/>
+          <w:b w:val="0"/>
           <w:color w:val="5F6B7A"/>
           <w:sz w:val="16"/>
         </w:rPr>
@@ -3062,9 +3993,12 @@
       </w:r>
     </w:p>
     <w:p>
+      <w:pPr>
+        <w:spacing w:before="40" w:after="60"/>
+      </w:pPr>
       <w:r>
         <w:rPr>
-          <w:i/>
+          <w:b w:val="0"/>
           <w:color w:val="5F6B7A"/>
           <w:sz w:val="16"/>
         </w:rPr>
@@ -3088,7 +4022,7 @@
                     <pic:cNvPicPr/>
                   </pic:nvPicPr>
                   <pic:blipFill>
-                    <a:blip r:embed="rId23"/>
+                    <a:blip r:embed="rId25"/>
                     <a:stretch>
                       <a:fillRect/>
                     </a:stretch>
@@ -3109,11 +4043,24 @@
     </w:p>
     <w:p>
       <w:pPr>
-        <w:spacing w:before="280" w:after="80"/>
+        <w:keepNext/>
         <w:pBdr>
-          <w:bottom w:val="single" w:sz="6" w:color="C9D3DE" w:space="2"/>
+          <w:bottom w:val="single" w:sz="8" w:color="1F4E79" w:space="4"/>
         </w:pBdr>
+        <w:tabs>
+          <w:tab w:pos="482" w:val="left"/>
+        </w:tabs>
+        <w:spacing w:before="360" w:after="160"/>
       </w:pPr>
+      <w:r>
+        <w:rPr>
+          <w:b/>
+          <w:color w:val="2A78D6"/>
+          <w:sz w:val="18"/>
+        </w:rPr>
+        <w:t>04</w:t>
+        <w:tab/>
+      </w:r>
       <w:r>
         <w:rPr>
           <w:b/>
@@ -3125,16 +4072,28 @@
     </w:p>
     <w:p>
       <w:pPr>
-        <w:pStyle w:val="ListBullet"/>
-        <w:spacing w:after="60"/>
+        <w:tabs>
+          <w:tab w:pos="255" w:val="left"/>
+        </w:tabs>
+        <w:spacing w:before="0" w:after="80"/>
+        <w:ind w:left="255" w:hanging="255"/>
       </w:pPr>
+      <w:r>
+        <w:rPr>
+          <w:b/>
+          <w:color w:val="2A78D6"/>
+          <w:sz w:val="20"/>
+        </w:rPr>
+        <w:t>▪</w:t>
+        <w:tab/>
+      </w:r>
       <w:r>
         <w:rPr>
           <w:b w:val="0"/>
         </w:rPr>
         <w:t>Estijos kapitalo bankas, veikiantis 9 šalyse; daugiau nei 222 000 aktyvių klientų; tikslas – tapti pagrindiniu banku Baltijos šalyse</w:t>
       </w:r>
-      <w:hyperlink r:id="rId13">
+      <w:hyperlink r:id="rId15">
         <w:r>
           <w:rPr>
             <w:color w:val="2A78D6"/>
@@ -3153,9 +4112,21 @@
     </w:p>
     <w:p>
       <w:pPr>
-        <w:pStyle w:val="ListBullet"/>
-        <w:spacing w:after="60"/>
+        <w:tabs>
+          <w:tab w:pos="255" w:val="left"/>
+        </w:tabs>
+        <w:spacing w:before="0" w:after="80"/>
+        <w:ind w:left="255" w:hanging="255"/>
       </w:pPr>
+      <w:r>
+        <w:rPr>
+          <w:b/>
+          <w:color w:val="2A78D6"/>
+          <w:sz w:val="20"/>
+        </w:rPr>
+        <w:t>▪</w:t>
+        <w:tab/>
+      </w:r>
       <w:r>
         <w:rPr>
           <w:b/>
@@ -3168,7 +4139,7 @@
         </w:rPr>
         <w:t xml:space="preserve"> Apple Pay, Google Pay, einamoji sąskaita su 2 % palūkanomis; III ketv. išleista 17,23 mln. EUR naujų AT1 obligacijų</w:t>
       </w:r>
-      <w:hyperlink r:id="rId13">
+      <w:hyperlink r:id="rId15">
         <w:r>
           <w:rPr>
             <w:color w:val="2A78D6"/>
@@ -3187,11 +4158,24 @@
     </w:p>
     <w:p>
       <w:pPr>
-        <w:spacing w:before="280" w:after="80"/>
+        <w:keepNext/>
         <w:pBdr>
-          <w:bottom w:val="single" w:sz="6" w:color="C9D3DE" w:space="2"/>
+          <w:bottom w:val="single" w:sz="8" w:color="1F4E79" w:space="4"/>
         </w:pBdr>
+        <w:tabs>
+          <w:tab w:pos="482" w:val="left"/>
+        </w:tabs>
+        <w:spacing w:before="360" w:after="160"/>
       </w:pPr>
+      <w:r>
+        <w:rPr>
+          <w:b/>
+          <w:color w:val="2A78D6"/>
+          <w:sz w:val="18"/>
+        </w:rPr>
+        <w:t>05</w:t>
+        <w:tab/>
+      </w:r>
       <w:r>
         <w:rPr>
           <w:b/>
@@ -3203,16 +4187,28 @@
     </w:p>
     <w:p>
       <w:pPr>
-        <w:pStyle w:val="ListBullet"/>
-        <w:spacing w:after="60"/>
+        <w:tabs>
+          <w:tab w:pos="255" w:val="left"/>
+        </w:tabs>
+        <w:spacing w:before="0" w:after="80"/>
+        <w:ind w:left="255" w:hanging="255"/>
       </w:pPr>
+      <w:r>
+        <w:rPr>
+          <w:b/>
+          <w:color w:val="2A78D6"/>
+          <w:sz w:val="20"/>
+        </w:rPr>
+        <w:t>▪</w:t>
+        <w:tab/>
+      </w:r>
       <w:r>
         <w:rPr>
           <w:b w:val="0"/>
         </w:rPr>
         <w:t>2025 m. pelnas 37,9 mln. EUR (32,3 mln.), ROE 13,3 % (12,5 %), CET1 13,4 % (13,1 %), bendras kapitalas 18,7 % (18,2 %)</w:t>
       </w:r>
-      <w:hyperlink r:id="rId18">
+      <w:hyperlink r:id="rId20">
         <w:r>
           <w:rPr>
             <w:color w:val="2A78D6"/>
@@ -3231,9 +4227,21 @@
     </w:p>
     <w:p>
       <w:pPr>
-        <w:pStyle w:val="ListBullet"/>
-        <w:spacing w:after="60"/>
+        <w:tabs>
+          <w:tab w:pos="255" w:val="left"/>
+        </w:tabs>
+        <w:spacing w:before="0" w:after="80"/>
+        <w:ind w:left="255" w:hanging="255"/>
       </w:pPr>
+      <w:r>
+        <w:rPr>
+          <w:b/>
+          <w:color w:val="2A78D6"/>
+          <w:sz w:val="20"/>
+        </w:rPr>
+        <w:t>▪</w:t>
+        <w:tab/>
+      </w:r>
       <w:r>
         <w:rPr>
           <w:b/>
@@ -3246,7 +4254,7 @@
         </w:rPr>
         <w:t xml:space="preserve"> iki 25 % audituoto pelno, bet ne daugiau 8 mln. EUR per metus; 2026 m. išmokėta 8,0 mln. EUR</w:t>
       </w:r>
-      <w:hyperlink r:id="rId24">
+      <w:hyperlink r:id="rId26">
         <w:r>
           <w:rPr>
             <w:color w:val="2A78D6"/>
@@ -3263,7 +4271,7 @@
         </w:rPr>
         <w:t>,</w:t>
       </w:r>
-      <w:hyperlink r:id="rId25">
+      <w:hyperlink r:id="rId27">
         <w:r>
           <w:rPr>
             <w:color w:val="2A78D6"/>
@@ -3282,11 +4290,24 @@
     </w:p>
     <w:p>
       <w:pPr>
-        <w:spacing w:before="280" w:after="80"/>
+        <w:keepNext/>
         <w:pBdr>
-          <w:bottom w:val="single" w:sz="6" w:color="C9D3DE" w:space="2"/>
+          <w:bottom w:val="single" w:sz="8" w:color="1F4E79" w:space="4"/>
         </w:pBdr>
+        <w:tabs>
+          <w:tab w:pos="482" w:val="left"/>
+        </w:tabs>
+        <w:spacing w:before="360" w:after="160"/>
       </w:pPr>
+      <w:r>
+        <w:rPr>
+          <w:b/>
+          <w:color w:val="2A78D6"/>
+          <w:sz w:val="18"/>
+        </w:rPr>
+        <w:t>06</w:t>
+        <w:tab/>
+      </w:r>
       <w:r>
         <w:rPr>
           <w:b/>
@@ -3298,36 +4319,52 @@
     </w:p>
     <w:tbl>
       <w:tblPr>
-        <w:tblW w:type="auto" w:w="0"/>
+        <w:tblW w:w="9638" w:type="dxa"/>
+        <w:tblBorders>
+          <w:top w:val="nil"/>
+          <w:left w:val="nil"/>
+          <w:bottom w:val="nil"/>
+          <w:right w:val="nil"/>
+          <w:insideH w:val="nil"/>
+          <w:insideV w:val="nil"/>
+        </w:tblBorders>
+        <w:tblLayout w:type="fixed"/>
+        <w:tblCellMar>
+          <w:top w:w="70" w:type="dxa"/>
+          <w:left w:w="100" w:type="dxa"/>
+          <w:bottom w:w="70" w:type="dxa"/>
+          <w:right w:w="100" w:type="dxa"/>
+        </w:tblCellMar>
         <w:tblLook w:firstColumn="1" w:firstRow="1" w:lastColumn="0" w:lastRow="0" w:noHBand="0" w:noVBand="1" w:val="04A0"/>
-        <w:tblBorders>
-          <w:top w:val="single" w:sz="4" w:color="C9D3DE"/>
-          <w:left w:val="nil"/>
-          <w:bottom w:val="single" w:sz="4" w:color="C9D3DE"/>
-          <w:right w:val="nil"/>
-          <w:insideH w:val="single" w:sz="4" w:color="C9D3DE"/>
-          <w:insideV w:val="nil"/>
-        </w:tblBorders>
       </w:tblPr>
       <w:tblGrid>
-        <w:gridCol w:w="2493"/>
-        <w:gridCol w:w="2493"/>
-        <w:gridCol w:w="2493"/>
-        <w:gridCol w:w="2493"/>
+        <w:gridCol w:w="2577"/>
+        <w:gridCol w:w="2577"/>
+        <w:gridCol w:w="3138"/>
+        <w:gridCol w:w="1344"/>
       </w:tblGrid>
       <w:tr>
         <w:tc>
           <w:tcPr>
-            <w:tcW w:type="dxa" w:w="2608"/>
-            <w:shd w:val="clear" w:color="auto" w:fill="1F4E79"/>
+            <w:tcW w:type="dxa" w:w="2578"/>
+            <w:tcBorders>
+              <w:top w:val="single" w:sz="12" w:color="1F4E79" w:space="0"/>
+              <w:left w:val="nil"/>
+              <w:bottom w:val="single" w:sz="4" w:color="C9D3DE" w:space="0"/>
+              <w:right w:val="nil"/>
+            </w:tcBorders>
+            <w:shd w:val="clear" w:color="auto" w:fill="EAF1F8"/>
           </w:tcPr>
           <w:p>
-            <w:r/>
+            <w:pPr>
+              <w:spacing w:before="0" w:after="0"/>
+            </w:pPr>
             <w:r>
               <w:rPr>
                 <w:b/>
-                <w:color w:val="FFFFFF"/>
-                <w:sz w:val="17"/>
+                <w:caps/>
+                <w:color w:val="1F4E79"/>
+                <w:sz w:val="16"/>
               </w:rPr>
               <w:t>Planas / tikslas</w:t>
             </w:r>
@@ -3335,16 +4372,25 @@
         </w:tc>
         <w:tc>
           <w:tcPr>
-            <w:tcW w:type="dxa" w:w="2608"/>
-            <w:shd w:val="clear" w:color="auto" w:fill="1F4E79"/>
+            <w:tcW w:type="dxa" w:w="2578"/>
+            <w:tcBorders>
+              <w:top w:val="single" w:sz="12" w:color="1F4E79" w:space="0"/>
+              <w:left w:val="nil"/>
+              <w:bottom w:val="single" w:sz="4" w:color="C9D3DE" w:space="0"/>
+              <w:right w:val="nil"/>
+            </w:tcBorders>
+            <w:shd w:val="clear" w:color="auto" w:fill="EAF1F8"/>
           </w:tcPr>
           <w:p>
-            <w:r/>
+            <w:pPr>
+              <w:spacing w:before="0" w:after="0"/>
+            </w:pPr>
             <w:r>
               <w:rPr>
                 <w:b/>
-                <w:color w:val="FFFFFF"/>
-                <w:sz w:val="17"/>
+                <w:caps/>
+                <w:color w:val="1F4E79"/>
+                <w:sz w:val="16"/>
               </w:rPr>
               <w:t>Rezultatas</w:t>
             </w:r>
@@ -3352,16 +4398,25 @@
         </w:tc>
         <w:tc>
           <w:tcPr>
-            <w:tcW w:type="dxa" w:w="3175"/>
-            <w:shd w:val="clear" w:color="auto" w:fill="1F4E79"/>
+            <w:tcW w:type="dxa" w:w="3138"/>
+            <w:tcBorders>
+              <w:top w:val="single" w:sz="12" w:color="1F4E79" w:space="0"/>
+              <w:left w:val="nil"/>
+              <w:bottom w:val="single" w:sz="4" w:color="C9D3DE" w:space="0"/>
+              <w:right w:val="nil"/>
+            </w:tcBorders>
+            <w:shd w:val="clear" w:color="auto" w:fill="EAF1F8"/>
           </w:tcPr>
           <w:p>
-            <w:r/>
+            <w:pPr>
+              <w:spacing w:before="0" w:after="0"/>
+            </w:pPr>
             <w:r>
               <w:rPr>
                 <w:b/>
-                <w:color w:val="FFFFFF"/>
-                <w:sz w:val="17"/>
+                <w:caps/>
+                <w:color w:val="1F4E79"/>
+                <w:sz w:val="16"/>
               </w:rPr>
               <w:t>Kas pasikeitė ir kodėl</w:t>
             </w:r>
@@ -3369,16 +4424,25 @@
         </w:tc>
         <w:tc>
           <w:tcPr>
-            <w:tcW w:type="dxa" w:w="1361"/>
-            <w:shd w:val="clear" w:color="auto" w:fill="1F4E79"/>
+            <w:tcW w:type="dxa" w:w="1345"/>
+            <w:tcBorders>
+              <w:top w:val="single" w:sz="12" w:color="1F4E79" w:space="0"/>
+              <w:left w:val="nil"/>
+              <w:bottom w:val="single" w:sz="4" w:color="C9D3DE" w:space="0"/>
+              <w:right w:val="nil"/>
+            </w:tcBorders>
+            <w:shd w:val="clear" w:color="auto" w:fill="EAF1F8"/>
           </w:tcPr>
           <w:p>
-            <w:r/>
+            <w:pPr>
+              <w:spacing w:before="0" w:after="0"/>
+            </w:pPr>
             <w:r>
               <w:rPr>
                 <w:b/>
-                <w:color w:val="FFFFFF"/>
-                <w:sz w:val="17"/>
+                <w:caps/>
+                <w:color w:val="1F4E79"/>
+                <w:sz w:val="16"/>
               </w:rPr>
               <w:t>Būsena</w:t>
             </w:r>
@@ -3388,13 +4452,18 @@
       <w:tr>
         <w:tc>
           <w:tcPr>
-            <w:tcW w:type="dxa" w:w="2608"/>
+            <w:tcW w:type="dxa" w:w="2578"/>
+            <w:tcBorders>
+              <w:top w:val="nil"/>
+              <w:left w:val="nil"/>
+              <w:bottom w:val="single" w:sz="4" w:color="DDE3EA" w:space="0"/>
+              <w:right w:val="nil"/>
+            </w:tcBorders>
           </w:tcPr>
           <w:p>
             <w:pPr>
-              <w:spacing w:after="0"/>
+              <w:spacing w:before="0" w:after="0"/>
             </w:pPr>
-            <w:r/>
             <w:r>
               <w:rPr>
                 <w:b w:val="0"/>
@@ -3406,13 +4475,18 @@
         </w:tc>
         <w:tc>
           <w:tcPr>
-            <w:tcW w:type="dxa" w:w="2608"/>
+            <w:tcW w:type="dxa" w:w="2578"/>
+            <w:tcBorders>
+              <w:top w:val="nil"/>
+              <w:left w:val="nil"/>
+              <w:bottom w:val="single" w:sz="4" w:color="DDE3EA" w:space="0"/>
+              <w:right w:val="nil"/>
+            </w:tcBorders>
           </w:tcPr>
           <w:p>
             <w:pPr>
-              <w:spacing w:after="0"/>
+              <w:spacing w:before="0" w:after="0"/>
             </w:pPr>
-            <w:r/>
             <w:r>
               <w:rPr>
                 <w:b w:val="0"/>
@@ -3420,7 +4494,7 @@
               </w:rPr>
               <w:t>9M 2026 ROE 12,9 %</w:t>
             </w:r>
-            <w:hyperlink r:id="rId24">
+            <w:hyperlink r:id="rId26">
               <w:r>
                 <w:rPr>
                   <w:color w:val="2A78D6"/>
@@ -3437,7 +4511,7 @@
               </w:rPr>
               <w:t>,</w:t>
             </w:r>
-            <w:hyperlink r:id="rId12">
+            <w:hyperlink r:id="rId14">
               <w:r>
                 <w:rPr>
                   <w:color w:val="2A78D6"/>
@@ -3451,13 +4525,18 @@
         </w:tc>
         <w:tc>
           <w:tcPr>
-            <w:tcW w:type="dxa" w:w="3175"/>
+            <w:tcW w:type="dxa" w:w="3138"/>
+            <w:tcBorders>
+              <w:top w:val="nil"/>
+              <w:left w:val="nil"/>
+              <w:bottom w:val="single" w:sz="4" w:color="DDE3EA" w:space="0"/>
+              <w:right w:val="nil"/>
+            </w:tcBorders>
           </w:tcPr>
           <w:p>
             <w:pPr>
-              <w:spacing w:after="0"/>
+              <w:spacing w:before="0" w:after="0"/>
             </w:pPr>
-            <w:r/>
             <w:r>
               <w:rPr>
                 <w:b w:val="0"/>
@@ -3465,7 +4544,7 @@
               </w:rPr>
               <w:t>Paskutiniais strategijos metais ROE gerokai žemiau tikslo</w:t>
             </w:r>
-            <w:hyperlink r:id="rId12">
+            <w:hyperlink r:id="rId14">
               <w:r>
                 <w:rPr>
                   <w:color w:val="2A78D6"/>
@@ -3486,14 +4565,19 @@
         </w:tc>
         <w:tc>
           <w:tcPr>
-            <w:tcW w:type="dxa" w:w="1361"/>
+            <w:tcW w:type="dxa" w:w="1345"/>
+            <w:tcBorders>
+              <w:top w:val="nil"/>
+              <w:left w:val="nil"/>
+              <w:bottom w:val="single" w:sz="4" w:color="DDE3EA" w:space="0"/>
+              <w:right w:val="nil"/>
+            </w:tcBorders>
             <w:shd w:val="clear" w:color="auto" w:fill="FDE7E5"/>
           </w:tcPr>
           <w:p>
             <w:pPr>
-              <w:spacing w:after="0"/>
+              <w:spacing w:before="0" w:after="0"/>
             </w:pPr>
-            <w:r/>
             <w:r>
               <w:rPr>
                 <w:b/>
@@ -3507,14 +4591,18 @@
       <w:tr>
         <w:tc>
           <w:tcPr>
-            <w:tcW w:type="dxa" w:w="2608"/>
-            <w:shd w:val="clear" w:color="auto" w:fill="F6F8FA"/>
+            <w:tcW w:type="dxa" w:w="2578"/>
+            <w:tcBorders>
+              <w:top w:val="nil"/>
+              <w:left w:val="nil"/>
+              <w:bottom w:val="single" w:sz="4" w:color="DDE3EA" w:space="0"/>
+              <w:right w:val="nil"/>
+            </w:tcBorders>
           </w:tcPr>
           <w:p>
             <w:pPr>
-              <w:spacing w:after="0"/>
+              <w:spacing w:before="0" w:after="0"/>
             </w:pPr>
-            <w:r/>
             <w:r>
               <w:rPr>
                 <w:b w:val="0"/>
@@ -3526,14 +4614,18 @@
         </w:tc>
         <w:tc>
           <w:tcPr>
-            <w:tcW w:type="dxa" w:w="2608"/>
-            <w:shd w:val="clear" w:color="auto" w:fill="F6F8FA"/>
+            <w:tcW w:type="dxa" w:w="2578"/>
+            <w:tcBorders>
+              <w:top w:val="nil"/>
+              <w:left w:val="nil"/>
+              <w:bottom w:val="single" w:sz="4" w:color="DDE3EA" w:space="0"/>
+              <w:right w:val="nil"/>
+            </w:tcBorders>
           </w:tcPr>
           <w:p>
             <w:pPr>
-              <w:spacing w:after="0"/>
+              <w:spacing w:before="0" w:after="0"/>
             </w:pPr>
-            <w:r/>
             <w:r>
               <w:rPr>
                 <w:b w:val="0"/>
@@ -3541,7 +4633,7 @@
               </w:rPr>
               <w:t>2026 m. išmokėta 8,0 mln. EUR</w:t>
             </w:r>
-            <w:hyperlink r:id="rId24">
+            <w:hyperlink r:id="rId26">
               <w:r>
                 <w:rPr>
                   <w:color w:val="2A78D6"/>
@@ -3558,7 +4650,7 @@
               </w:rPr>
               <w:t>,</w:t>
             </w:r>
-            <w:hyperlink r:id="rId25">
+            <w:hyperlink r:id="rId27">
               <w:r>
                 <w:rPr>
                   <w:color w:val="2A78D6"/>
@@ -3572,14 +4664,18 @@
         </w:tc>
         <w:tc>
           <w:tcPr>
-            <w:tcW w:type="dxa" w:w="3175"/>
-            <w:shd w:val="clear" w:color="auto" w:fill="F6F8FA"/>
+            <w:tcW w:type="dxa" w:w="3138"/>
+            <w:tcBorders>
+              <w:top w:val="nil"/>
+              <w:left w:val="nil"/>
+              <w:bottom w:val="single" w:sz="4" w:color="DDE3EA" w:space="0"/>
+              <w:right w:val="nil"/>
+            </w:tcBorders>
           </w:tcPr>
           <w:p>
             <w:pPr>
-              <w:spacing w:after="0"/>
+              <w:spacing w:before="0" w:after="0"/>
             </w:pPr>
-            <w:r/>
             <w:r>
               <w:rPr>
                 <w:b w:val="0"/>
@@ -3587,7 +4683,7 @@
               </w:rPr>
               <w:t>Pagal politiką</w:t>
             </w:r>
-            <w:hyperlink r:id="rId25">
+            <w:hyperlink r:id="rId27">
               <w:r>
                 <w:rPr>
                   <w:color w:val="2A78D6"/>
@@ -3608,14 +4704,19 @@
         </w:tc>
         <w:tc>
           <w:tcPr>
-            <w:tcW w:type="dxa" w:w="1361"/>
+            <w:tcW w:type="dxa" w:w="1345"/>
+            <w:tcBorders>
+              <w:top w:val="nil"/>
+              <w:left w:val="nil"/>
+              <w:bottom w:val="single" w:sz="4" w:color="DDE3EA" w:space="0"/>
+              <w:right w:val="nil"/>
+            </w:tcBorders>
             <w:shd w:val="clear" w:color="auto" w:fill="E3F3E8"/>
           </w:tcPr>
           <w:p>
             <w:pPr>
-              <w:spacing w:after="0"/>
+              <w:spacing w:before="0" w:after="0"/>
             </w:pPr>
-            <w:r/>
             <w:r>
               <w:rPr>
                 <w:b/>
@@ -3629,11 +4730,29 @@
     </w:tbl>
     <w:p>
       <w:pPr>
-        <w:spacing w:before="280" w:after="80"/>
+        <w:spacing w:before="0" w:after="40"/>
+      </w:pPr>
+    </w:p>
+    <w:p>
+      <w:pPr>
+        <w:keepNext/>
         <w:pBdr>
-          <w:bottom w:val="single" w:sz="6" w:color="C9D3DE" w:space="2"/>
+          <w:bottom w:val="single" w:sz="8" w:color="1F4E79" w:space="4"/>
         </w:pBdr>
+        <w:tabs>
+          <w:tab w:pos="482" w:val="left"/>
+        </w:tabs>
+        <w:spacing w:before="360" w:after="160"/>
       </w:pPr>
+      <w:r>
+        <w:rPr>
+          <w:b/>
+          <w:color w:val="2A78D6"/>
+          <w:sz w:val="18"/>
+        </w:rPr>
+        <w:t>07</w:t>
+        <w:tab/>
+      </w:r>
       <w:r>
         <w:rPr>
           <w:b/>
@@ -3645,9 +4764,21 @@
     </w:p>
     <w:p>
       <w:pPr>
-        <w:pStyle w:val="ListBullet"/>
-        <w:spacing w:after="60"/>
+        <w:tabs>
+          <w:tab w:pos="255" w:val="left"/>
+        </w:tabs>
+        <w:spacing w:before="0" w:after="80"/>
+        <w:ind w:left="255" w:hanging="255"/>
       </w:pPr>
+      <w:r>
+        <w:rPr>
+          <w:b/>
+          <w:color w:val="2A78D6"/>
+          <w:sz w:val="20"/>
+        </w:rPr>
+        <w:t>▪</w:t>
+        <w:tab/>
+      </w:r>
       <w:r>
         <w:rPr>
           <w:b/>
@@ -3660,7 +4791,7 @@
         </w:rPr>
         <w:t xml:space="preserve"> 12 % neterminuota AT1 obligacija EE3300003581 (2023 m. rugpjūčio serija), išleista 2023-08-31, 5,08 mln. EUR, kuponas kas ketvirtį; nekotiruojama (privatus platinimas)</w:t>
       </w:r>
-      <w:hyperlink r:id="rId15">
+      <w:hyperlink r:id="rId17">
         <w:r>
           <w:rPr>
             <w:color w:val="2A78D6"/>
@@ -3679,9 +4810,21 @@
     </w:p>
     <w:p>
       <w:pPr>
-        <w:pStyle w:val="ListBullet"/>
-        <w:spacing w:after="60"/>
+        <w:tabs>
+          <w:tab w:pos="255" w:val="left"/>
+        </w:tabs>
+        <w:spacing w:before="0" w:after="80"/>
+        <w:ind w:left="255" w:hanging="255"/>
       </w:pPr>
+      <w:r>
+        <w:rPr>
+          <w:b/>
+          <w:color w:val="2A78D6"/>
+          <w:sz w:val="20"/>
+        </w:rPr>
+        <w:t>▪</w:t>
+        <w:tab/>
+      </w:r>
       <w:r>
         <w:rPr>
           <w:b/>
@@ -3694,7 +4837,7 @@
         </w:rPr>
         <w:t xml:space="preserve"> išpirkti galima ne anksčiau kaip po 5 metų (pirmoji palūkanų data po to – 2028-09-15, apskaičiuota įrankio), su priežiūros institucijos leidimu</w:t>
       </w:r>
-      <w:hyperlink r:id="rId26">
+      <w:hyperlink r:id="rId28">
         <w:r>
           <w:rPr>
             <w:color w:val="2A78D6"/>
@@ -3710,7 +4853,7 @@
         </w:rPr>
         <w:t>. Jei grupės ar banko CET1 nukristų žemiau 7 %, nominali vertė laikinai nurašoma; kuponą bankas gali atšaukti savo nuožiūra, atšaukti kuponai nekaupiami</w:t>
       </w:r>
-      <w:hyperlink r:id="rId15">
+      <w:hyperlink r:id="rId17">
         <w:r>
           <w:rPr>
             <w:color w:val="2A78D6"/>
@@ -3727,7 +4870,7 @@
         </w:rPr>
         <w:t>,</w:t>
       </w:r>
-      <w:hyperlink r:id="rId26">
+      <w:hyperlink r:id="rId28">
         <w:r>
           <w:rPr>
             <w:color w:val="2A78D6"/>
@@ -3746,9 +4889,21 @@
     </w:p>
     <w:p>
       <w:pPr>
-        <w:pStyle w:val="ListBullet"/>
-        <w:spacing w:after="60"/>
+        <w:tabs>
+          <w:tab w:pos="255" w:val="left"/>
+        </w:tabs>
+        <w:spacing w:before="0" w:after="80"/>
+        <w:ind w:left="255" w:hanging="255"/>
       </w:pPr>
+      <w:r>
+        <w:rPr>
+          <w:b/>
+          <w:color w:val="2A78D6"/>
+          <w:sz w:val="20"/>
+        </w:rPr>
+        <w:t>▪</w:t>
+        <w:tab/>
+      </w:r>
       <w:r>
         <w:rPr>
           <w:b/>
@@ -3761,7 +4916,7 @@
         </w:rPr>
         <w:t xml:space="preserve"> CET1 13,2 % – apie 6 p. p. virš nurašymo ribos</w:t>
       </w:r>
-      <w:hyperlink r:id="rId14">
+      <w:hyperlink r:id="rId16">
         <w:r>
           <w:rPr>
             <w:color w:val="2A78D6"/>
@@ -3777,7 +4932,7 @@
         </w:rPr>
         <w:t>. AT1 yra žemiausio rango skola (žemiau indėlių ir Tier 2)</w:t>
       </w:r>
-      <w:hyperlink r:id="rId26">
+      <w:hyperlink r:id="rId28">
         <w:r>
           <w:rPr>
             <w:color w:val="2A78D6"/>
@@ -3796,9 +4951,21 @@
     </w:p>
     <w:p>
       <w:pPr>
-        <w:pStyle w:val="ListBullet"/>
-        <w:spacing w:after="60"/>
+        <w:tabs>
+          <w:tab w:pos="255" w:val="left"/>
+        </w:tabs>
+        <w:spacing w:before="0" w:after="80"/>
+        <w:ind w:left="255" w:hanging="255"/>
       </w:pPr>
+      <w:r>
+        <w:rPr>
+          <w:b/>
+          <w:color w:val="2A78D6"/>
+          <w:sz w:val="20"/>
+        </w:rPr>
+        <w:t>▪</w:t>
+        <w:tab/>
+      </w:r>
       <w:r>
         <w:rPr>
           <w:b/>
@@ -3814,11 +4981,181 @@
     </w:p>
     <w:p>
       <w:pPr>
-        <w:spacing w:before="280" w:after="80"/>
+        <w:keepNext/>
         <w:pBdr>
-          <w:bottom w:val="single" w:sz="6" w:color="C9D3DE" w:space="2"/>
+          <w:bottom w:val="single" w:sz="8" w:color="1F4E79" w:space="4"/>
         </w:pBdr>
+        <w:tabs>
+          <w:tab w:pos="482" w:val="left"/>
+        </w:tabs>
+        <w:spacing w:before="360" w:after="160"/>
       </w:pPr>
+      <w:r>
+        <w:rPr>
+          <w:b/>
+          <w:color w:val="2A78D6"/>
+          <w:sz w:val="18"/>
+        </w:rPr>
+        <w:t>08</w:t>
+        <w:tab/>
+      </w:r>
+      <w:r>
+        <w:rPr>
+          <w:b/>
+          <w:color w:val="1F4E79"/>
+          <w:sz w:val="28"/>
+        </w:rPr>
+        <w:t>Ką rašo spauda</w:t>
+      </w:r>
+    </w:p>
+    <w:p>
+      <w:pPr>
+        <w:spacing w:before="40" w:after="60"/>
+      </w:pPr>
+      <w:r>
+        <w:rPr>
+          <w:b w:val="0"/>
+          <w:color w:val="5F6B7A"/>
+          <w:sz w:val="18"/>
+        </w:rPr>
+        <w:t>Automatinė naujienų paieška (Google News, EE), 2026-07-24 – 2026-10-22: 2 pranešimų.</w:t>
+      </w:r>
+    </w:p>
+    <w:tbl>
+      <w:tblPr>
+        <w:tblW w:w="9639" w:type="dxa"/>
+        <w:tblBorders>
+          <w:top w:val="nil"/>
+          <w:left w:val="nil"/>
+          <w:bottom w:val="nil"/>
+          <w:right w:val="nil"/>
+          <w:insideH w:val="nil"/>
+          <w:insideV w:val="nil"/>
+        </w:tblBorders>
+        <w:tblLayout w:type="fixed"/>
+        <w:tblCellMar>
+          <w:top w:w="80" w:type="dxa"/>
+          <w:left w:w="0" w:type="dxa"/>
+          <w:bottom w:w="80" w:type="dxa"/>
+          <w:right w:w="120" w:type="dxa"/>
+        </w:tblCellMar>
+        <w:tblLook w:firstColumn="1" w:firstRow="1" w:lastColumn="0" w:lastRow="0" w:noHBand="0" w:noVBand="1" w:val="04A0"/>
+      </w:tblPr>
+      <w:tblGrid>
+        <w:gridCol w:w="1020"/>
+        <w:gridCol w:w="1360"/>
+        <w:gridCol w:w="7257"/>
+      </w:tblGrid>
+      <w:tr>
+        <w:tc>
+          <w:tcPr>
+            <w:tcW w:type="dxa" w:w="1020"/>
+            <w:tcBorders>
+              <w:top w:val="nil"/>
+              <w:left w:val="nil"/>
+              <w:bottom w:val="single" w:sz="4" w:color="E3E8EE" w:space="0"/>
+              <w:right w:val="nil"/>
+            </w:tcBorders>
+          </w:tcPr>
+          <w:p>
+            <w:pPr>
+              <w:spacing w:before="0" w:after="0"/>
+            </w:pPr>
+            <w:r>
+              <w:rPr>
+                <w:b w:val="0"/>
+                <w:color w:val="1A1A1A"/>
+                <w:sz w:val="17"/>
+              </w:rPr>
+              <w:t>2026-10-22</w:t>
+            </w:r>
+          </w:p>
+        </w:tc>
+        <w:tc>
+          <w:tcPr>
+            <w:tcW w:type="dxa" w:w="1361"/>
+            <w:tcBorders>
+              <w:top w:val="nil"/>
+              <w:left w:val="nil"/>
+              <w:bottom w:val="single" w:sz="4" w:color="E3E8EE" w:space="0"/>
+              <w:right w:val="nil"/>
+            </w:tcBorders>
+          </w:tcPr>
+          <w:p>
+            <w:pPr>
+              <w:spacing w:before="0" w:after="0"/>
+            </w:pPr>
+            <w:r>
+              <w:rPr>
+                <w:b/>
+                <w:color w:val="1F4E79"/>
+                <w:sz w:val="14"/>
+                <w:shd w:val="clear" w:color="auto" w:fill="EAF1F8"/>
+              </w:rPr>
+              <w:t xml:space="preserve"> REZULTATAI </w:t>
+            </w:r>
+          </w:p>
+        </w:tc>
+        <w:tc>
+          <w:tcPr>
+            <w:tcW w:type="dxa" w:w="7257"/>
+            <w:tcBorders>
+              <w:top w:val="nil"/>
+              <w:left w:val="nil"/>
+              <w:bottom w:val="single" w:sz="4" w:color="E3E8EE" w:space="0"/>
+              <w:right w:val="nil"/>
+            </w:tcBorders>
+          </w:tcPr>
+          <w:p>
+            <w:pPr>
+              <w:spacing w:before="0" w:after="0"/>
+            </w:pPr>
+            <w:hyperlink r:id="rId29">
+              <w:r>
+                <w:rPr>
+                  <w:color w:val="1A1A1A"/>
+                  <w:sz w:val="18"/>
+                </w:rPr>
+                <w:t xml:space="preserve">Tegevust laiendav Bigbank suurendas kasumit</w:t>
+              </w:r>
+            </w:hyperlink>
+            <w:r>
+              <w:rPr>
+                <w:b w:val="0"/>
+                <w:color w:val="5F6B7A"/>
+                <w:sz w:val="15"/>
+              </w:rPr>
+              <w:t xml:space="preserve">   Äripäev  ·  dar 1 panašūs pranešimai</w:t>
+            </w:r>
+          </w:p>
+        </w:tc>
+      </w:tr>
+    </w:tbl>
+    <w:p>
+      <w:pPr>
+        <w:spacing w:before="0" w:after="40"/>
+      </w:pPr>
+    </w:p>
+    <w:p>
+      <w:pPr>
+        <w:keepNext/>
+        <w:pBdr>
+          <w:bottom w:val="single" w:sz="8" w:color="1F4E79" w:space="4"/>
+        </w:pBdr>
+        <w:tabs>
+          <w:tab w:pos="482" w:val="left"/>
+        </w:tabs>
+        <w:spacing w:before="360" w:after="160"/>
+      </w:pPr>
+      <w:r>
+        <w:rPr>
+          <w:b/>
+          <w:color w:val="2A78D6"/>
+          <w:sz w:val="18"/>
+        </w:rPr>
+        <w:t>09</w:t>
+        <w:tab/>
+      </w:r>
       <w:r>
         <w:rPr>
           <w:b/>
@@ -3830,720 +5167,1435 @@
     </w:p>
     <w:p>
       <w:pPr>
-        <w:spacing w:before="160"/>
+        <w:keepNext/>
+        <w:shd w:val="clear" w:color="auto" w:fill="EAF1F8"/>
+        <w:spacing w:before="200" w:after="80"/>
+        <w:ind w:left="85"/>
       </w:pPr>
       <w:r>
         <w:rPr>
           <w:b/>
-          <w:sz w:val="22"/>
+          <w:caps/>
+          <w:color w:val="1F4E79"/>
+          <w:sz w:val="19"/>
         </w:rPr>
         <w:t>Exclusionary screening (companies)</w:t>
       </w:r>
     </w:p>
+    <w:tbl>
+      <w:tblPr>
+        <w:tblW w:w="9639" w:type="dxa"/>
+        <w:tblBorders>
+          <w:top w:val="nil"/>
+          <w:left w:val="nil"/>
+          <w:bottom w:val="nil"/>
+          <w:right w:val="nil"/>
+          <w:insideH w:val="nil"/>
+          <w:insideV w:val="nil"/>
+        </w:tblBorders>
+        <w:tblLayout w:type="fixed"/>
+        <w:tblCellMar>
+          <w:top w:w="90" w:type="dxa"/>
+          <w:left w:w="0" w:type="dxa"/>
+          <w:bottom w:w="110" w:type="dxa"/>
+          <w:right w:w="0" w:type="dxa"/>
+        </w:tblCellMar>
+        <w:tblLook w:firstColumn="1" w:firstRow="1" w:lastColumn="0" w:lastRow="0" w:noHBand="0" w:noVBand="1" w:val="04A0"/>
+      </w:tblPr>
+      <w:tblGrid>
+        <w:gridCol w:w="340"/>
+        <w:gridCol w:w="9298"/>
+      </w:tblGrid>
+      <w:tr>
+        <w:tc>
+          <w:tcPr>
+            <w:tcW w:type="dxa" w:w="340"/>
+            <w:tcBorders>
+              <w:top w:val="nil"/>
+              <w:left w:val="nil"/>
+              <w:bottom w:val="single" w:sz="4" w:color="E3E8EE" w:space="0"/>
+              <w:right w:val="nil"/>
+            </w:tcBorders>
+          </w:tcPr>
+          <w:p>
+            <w:pPr>
+              <w:spacing w:before="0" w:after="0"/>
+            </w:pPr>
+            <w:r>
+              <w:rPr>
+                <w:rFonts w:ascii="Segoe UI Symbol" w:hAnsi="Segoe UI Symbol"/>
+                <w:b w:val="0"/>
+                <w:color w:val="1B7F3B"/>
+                <w:sz w:val="24"/>
+              </w:rPr>
+              <w:t>☑</w:t>
+            </w:r>
+          </w:p>
+        </w:tc>
+        <w:tc>
+          <w:tcPr>
+            <w:tcW w:type="dxa" w:w="9298"/>
+            <w:tcBorders>
+              <w:top w:val="nil"/>
+              <w:left w:val="nil"/>
+              <w:bottom w:val="single" w:sz="4" w:color="E3E8EE" w:space="0"/>
+              <w:right w:val="nil"/>
+            </w:tcBorders>
+          </w:tcPr>
+          <w:p>
+            <w:pPr>
+              <w:spacing w:before="0" w:after="40"/>
+            </w:pPr>
+            <w:r>
+              <w:rPr>
+                <w:b/>
+                <w:color w:val="1A1A1A"/>
+                <w:sz w:val="19"/>
+              </w:rPr>
+              <w:t>Yes, the company is not involved in excluded sectors: controversial and nuclear weapons, tobacco, gambling and restricted sectors in fossil fuel</w:t>
+            </w:r>
+          </w:p>
+          <w:p>
+            <w:pPr>
+              <w:tabs>
+                <w:tab w:pos="198" w:val="left"/>
+              </w:tabs>
+              <w:spacing w:before="0" w:after="20"/>
+              <w:ind w:left="198" w:hanging="198"/>
+            </w:pPr>
+            <w:r>
+              <w:rPr>
+                <w:b w:val="0"/>
+                <w:color w:val="5F6B7A"/>
+                <w:sz w:val="18"/>
+              </w:rPr>
+              <w:t>•</w:t>
+              <w:tab/>
+            </w:r>
+            <w:r>
+              <w:rPr>
+                <w:b w:val="0"/>
+                <w:color w:val="333333"/>
+                <w:sz w:val="18"/>
+              </w:rPr>
+              <w:t>Bankas (vartojimo, būsto ir verslo paskolos)</w:t>
+            </w:r>
+          </w:p>
+          <w:p>
+            <w:pPr>
+              <w:tabs>
+                <w:tab w:pos="198" w:val="left"/>
+              </w:tabs>
+              <w:spacing w:before="0" w:after="20"/>
+              <w:ind w:left="198" w:hanging="198"/>
+            </w:pPr>
+            <w:r>
+              <w:rPr>
+                <w:b w:val="0"/>
+                <w:color w:val="5F6B7A"/>
+                <w:sz w:val="18"/>
+              </w:rPr>
+              <w:t>•</w:t>
+              <w:tab/>
+            </w:r>
+            <w:r>
+              <w:rPr>
+                <w:b w:val="0"/>
+                <w:color w:val="333333"/>
+                <w:sz w:val="18"/>
+              </w:rPr>
+              <w:t>Išskirtuose sektoriuose veiklos nėra</w:t>
+            </w:r>
+            <w:hyperlink r:id="rId15">
+              <w:r>
+                <w:rPr>
+                  <w:color w:val="2A78D6"/>
+                  <w:vertAlign w:val="superscript"/>
+                  <w:sz w:val="15"/>
+                </w:rPr>
+                <w:t xml:space="preserve">4</w:t>
+              </w:r>
+            </w:hyperlink>
+            <w:r>
+              <w:rPr>
+                <w:b w:val="0"/>
+                <w:color w:val="333333"/>
+                <w:sz w:val="18"/>
+              </w:rPr>
+              <w:t>.</w:t>
+            </w:r>
+          </w:p>
+        </w:tc>
+      </w:tr>
+    </w:tbl>
+    <w:tbl>
+      <w:tblPr>
+        <w:tblW w:w="9639" w:type="dxa"/>
+        <w:tblBorders>
+          <w:top w:val="nil"/>
+          <w:left w:val="nil"/>
+          <w:bottom w:val="nil"/>
+          <w:right w:val="nil"/>
+          <w:insideH w:val="nil"/>
+          <w:insideV w:val="nil"/>
+        </w:tblBorders>
+        <w:tblLayout w:type="fixed"/>
+        <w:tblCellMar>
+          <w:top w:w="90" w:type="dxa"/>
+          <w:left w:w="0" w:type="dxa"/>
+          <w:bottom w:w="110" w:type="dxa"/>
+          <w:right w:w="0" w:type="dxa"/>
+        </w:tblCellMar>
+        <w:tblLook w:firstColumn="1" w:firstRow="1" w:lastColumn="0" w:lastRow="0" w:noHBand="0" w:noVBand="1" w:val="04A0"/>
+      </w:tblPr>
+      <w:tblGrid>
+        <w:gridCol w:w="340"/>
+        <w:gridCol w:w="9298"/>
+      </w:tblGrid>
+      <w:tr>
+        <w:tc>
+          <w:tcPr>
+            <w:tcW w:type="dxa" w:w="340"/>
+            <w:tcBorders>
+              <w:top w:val="nil"/>
+              <w:left w:val="nil"/>
+              <w:bottom w:val="single" w:sz="4" w:color="E3E8EE" w:space="0"/>
+              <w:right w:val="nil"/>
+            </w:tcBorders>
+          </w:tcPr>
+          <w:p>
+            <w:pPr>
+              <w:spacing w:before="0" w:after="0"/>
+            </w:pPr>
+            <w:r>
+              <w:rPr>
+                <w:rFonts w:ascii="Segoe UI Symbol" w:hAnsi="Segoe UI Symbol"/>
+                <w:b w:val="0"/>
+                <w:color w:val="1B7F3B"/>
+                <w:sz w:val="24"/>
+              </w:rPr>
+              <w:t>☑</w:t>
+            </w:r>
+          </w:p>
+        </w:tc>
+        <w:tc>
+          <w:tcPr>
+            <w:tcW w:type="dxa" w:w="9298"/>
+            <w:tcBorders>
+              <w:top w:val="nil"/>
+              <w:left w:val="nil"/>
+              <w:bottom w:val="single" w:sz="4" w:color="E3E8EE" w:space="0"/>
+              <w:right w:val="nil"/>
+            </w:tcBorders>
+          </w:tcPr>
+          <w:p>
+            <w:pPr>
+              <w:spacing w:before="0" w:after="40"/>
+            </w:pPr>
+            <w:r>
+              <w:rPr>
+                <w:b/>
+                <w:color w:val="1A1A1A"/>
+                <w:sz w:val="19"/>
+              </w:rPr>
+              <w:t>Yes, the company does not have red flag/signal related to controversies based on UN Global Compact, OECD Guidelines for Multinational Enterprises or any other relevant principles/standards</w:t>
+            </w:r>
+          </w:p>
+          <w:p>
+            <w:pPr>
+              <w:tabs>
+                <w:tab w:pos="198" w:val="left"/>
+              </w:tabs>
+              <w:spacing w:before="0" w:after="20"/>
+              <w:ind w:left="198" w:hanging="198"/>
+            </w:pPr>
+            <w:r>
+              <w:rPr>
+                <w:b w:val="0"/>
+                <w:color w:val="5F6B7A"/>
+                <w:sz w:val="18"/>
+              </w:rPr>
+              <w:t>•</w:t>
+              <w:tab/>
+            </w:r>
+            <w:r>
+              <w:rPr>
+                <w:b w:val="0"/>
+                <w:color w:val="333333"/>
+                <w:sz w:val="18"/>
+              </w:rPr>
+              <w:t>Ginčų pagal JT Pasaulinį susitarimą ar EBPO gaires nerasta.</w:t>
+            </w:r>
+          </w:p>
+        </w:tc>
+      </w:tr>
+    </w:tbl>
+    <w:tbl>
+      <w:tblPr>
+        <w:tblW w:w="9639" w:type="dxa"/>
+        <w:tblBorders>
+          <w:top w:val="nil"/>
+          <w:left w:val="nil"/>
+          <w:bottom w:val="nil"/>
+          <w:right w:val="nil"/>
+          <w:insideH w:val="nil"/>
+          <w:insideV w:val="nil"/>
+        </w:tblBorders>
+        <w:tblLayout w:type="fixed"/>
+        <w:tblCellMar>
+          <w:top w:w="90" w:type="dxa"/>
+          <w:left w:w="0" w:type="dxa"/>
+          <w:bottom w:w="110" w:type="dxa"/>
+          <w:right w:w="0" w:type="dxa"/>
+        </w:tblCellMar>
+        <w:tblLook w:firstColumn="1" w:firstRow="1" w:lastColumn="0" w:lastRow="0" w:noHBand="0" w:noVBand="1" w:val="04A0"/>
+      </w:tblPr>
+      <w:tblGrid>
+        <w:gridCol w:w="340"/>
+        <w:gridCol w:w="9298"/>
+      </w:tblGrid>
+      <w:tr>
+        <w:tc>
+          <w:tcPr>
+            <w:tcW w:type="dxa" w:w="340"/>
+            <w:tcBorders>
+              <w:top w:val="nil"/>
+              <w:left w:val="nil"/>
+              <w:bottom w:val="single" w:sz="4" w:color="E3E8EE" w:space="0"/>
+              <w:right w:val="nil"/>
+            </w:tcBorders>
+          </w:tcPr>
+          <w:p>
+            <w:pPr>
+              <w:spacing w:before="0" w:after="0"/>
+            </w:pPr>
+            <w:r>
+              <w:rPr>
+                <w:rFonts w:ascii="Segoe UI Symbol" w:hAnsi="Segoe UI Symbol"/>
+                <w:b w:val="0"/>
+                <w:color w:val="1B7F3B"/>
+                <w:sz w:val="24"/>
+              </w:rPr>
+              <w:t>☑</w:t>
+            </w:r>
+          </w:p>
+        </w:tc>
+        <w:tc>
+          <w:tcPr>
+            <w:tcW w:type="dxa" w:w="9298"/>
+            <w:tcBorders>
+              <w:top w:val="nil"/>
+              <w:left w:val="nil"/>
+              <w:bottom w:val="single" w:sz="4" w:color="E3E8EE" w:space="0"/>
+              <w:right w:val="nil"/>
+            </w:tcBorders>
+          </w:tcPr>
+          <w:p>
+            <w:pPr>
+              <w:spacing w:before="0" w:after="40"/>
+            </w:pPr>
+            <w:r>
+              <w:rPr>
+                <w:b/>
+                <w:color w:val="1A1A1A"/>
+                <w:sz w:val="19"/>
+              </w:rPr>
+              <w:t>Yes, the company is not in the list of sanctions (add a screenshot)</w:t>
+            </w:r>
+          </w:p>
+          <w:p>
+            <w:pPr>
+              <w:tabs>
+                <w:tab w:pos="198" w:val="left"/>
+              </w:tabs>
+              <w:spacing w:before="0" w:after="20"/>
+              <w:ind w:left="198" w:hanging="198"/>
+            </w:pPr>
+            <w:r>
+              <w:rPr>
+                <w:b w:val="0"/>
+                <w:color w:val="5F6B7A"/>
+                <w:sz w:val="18"/>
+              </w:rPr>
+              <w:t>•</w:t>
+              <w:tab/>
+            </w:r>
+            <w:r>
+              <w:rPr>
+                <w:b w:val="0"/>
+                <w:color w:val="333333"/>
+                <w:sz w:val="18"/>
+              </w:rPr>
+              <w:t>Nerasta EU, UN, UK, US OFAC konsoliduotuose sankcijų sąrašuose (automatinė patikra 2026-10-22).</w:t>
+            </w:r>
+          </w:p>
+        </w:tc>
+      </w:tr>
+    </w:tbl>
+    <w:tbl>
+      <w:tblPr>
+        <w:tblW w:w="9639" w:type="dxa"/>
+        <w:tblBorders>
+          <w:top w:val="nil"/>
+          <w:left w:val="nil"/>
+          <w:bottom w:val="nil"/>
+          <w:right w:val="nil"/>
+          <w:insideH w:val="nil"/>
+          <w:insideV w:val="nil"/>
+        </w:tblBorders>
+        <w:tblLayout w:type="fixed"/>
+        <w:tblCellMar>
+          <w:top w:w="90" w:type="dxa"/>
+          <w:left w:w="0" w:type="dxa"/>
+          <w:bottom w:w="110" w:type="dxa"/>
+          <w:right w:w="0" w:type="dxa"/>
+        </w:tblCellMar>
+        <w:tblLook w:firstColumn="1" w:firstRow="1" w:lastColumn="0" w:lastRow="0" w:noHBand="0" w:noVBand="1" w:val="04A0"/>
+      </w:tblPr>
+      <w:tblGrid>
+        <w:gridCol w:w="340"/>
+        <w:gridCol w:w="9298"/>
+      </w:tblGrid>
+      <w:tr>
+        <w:tc>
+          <w:tcPr>
+            <w:tcW w:type="dxa" w:w="340"/>
+            <w:tcBorders>
+              <w:top w:val="nil"/>
+              <w:left w:val="nil"/>
+              <w:bottom w:val="single" w:sz="4" w:color="E3E8EE" w:space="0"/>
+              <w:right w:val="nil"/>
+            </w:tcBorders>
+          </w:tcPr>
+          <w:p>
+            <w:pPr>
+              <w:spacing w:before="0" w:after="0"/>
+            </w:pPr>
+            <w:r>
+              <w:rPr>
+                <w:rFonts w:ascii="Segoe UI Symbol" w:hAnsi="Segoe UI Symbol"/>
+                <w:b w:val="0"/>
+                <w:color w:val="1B7F3B"/>
+                <w:sz w:val="24"/>
+              </w:rPr>
+              <w:t>☑</w:t>
+            </w:r>
+          </w:p>
+        </w:tc>
+        <w:tc>
+          <w:tcPr>
+            <w:tcW w:type="dxa" w:w="9298"/>
+            <w:tcBorders>
+              <w:top w:val="nil"/>
+              <w:left w:val="nil"/>
+              <w:bottom w:val="single" w:sz="4" w:color="E3E8EE" w:space="0"/>
+              <w:right w:val="nil"/>
+            </w:tcBorders>
+          </w:tcPr>
+          <w:p>
+            <w:pPr>
+              <w:spacing w:before="0" w:after="40"/>
+            </w:pPr>
+            <w:r>
+              <w:rPr>
+                <w:b/>
+                <w:color w:val="1A1A1A"/>
+                <w:sz w:val="19"/>
+              </w:rPr>
+              <w:t>Yes, issues were not identified from adverse media checks (add a screenshot)</w:t>
+            </w:r>
+          </w:p>
+          <w:p>
+            <w:pPr>
+              <w:tabs>
+                <w:tab w:pos="198" w:val="left"/>
+              </w:tabs>
+              <w:spacing w:before="0" w:after="20"/>
+              <w:ind w:left="198" w:hanging="198"/>
+            </w:pPr>
+            <w:r>
+              <w:rPr>
+                <w:b w:val="0"/>
+                <w:color w:val="5F6B7A"/>
+                <w:sz w:val="18"/>
+              </w:rPr>
+              <w:t>•</w:t>
+              <w:tab/>
+            </w:r>
+            <w:r>
+              <w:rPr>
+                <w:b w:val="0"/>
+                <w:color w:val="333333"/>
+                <w:sz w:val="18"/>
+              </w:rPr>
+              <w:t>Naujų neigiamų naujienų nerasta (2026-10-22).</w:t>
+            </w:r>
+          </w:p>
+          <w:p>
+            <w:pPr>
+              <w:tabs>
+                <w:tab w:pos="198" w:val="left"/>
+              </w:tabs>
+              <w:spacing w:before="0" w:after="20"/>
+              <w:ind w:left="198" w:hanging="198"/>
+            </w:pPr>
+            <w:r>
+              <w:rPr>
+                <w:b w:val="0"/>
+                <w:color w:val="5F6B7A"/>
+                <w:sz w:val="18"/>
+              </w:rPr>
+              <w:t>•</w:t>
+              <w:tab/>
+            </w:r>
+            <w:r>
+              <w:rPr>
+                <w:b w:val="0"/>
+                <w:color w:val="333333"/>
+                <w:sz w:val="18"/>
+              </w:rPr>
+              <w:t>Anksčiau: 2024 m. Finansų inspekcija nurodė pagerinti kredito rizikos nurašymų metodiką, baudos nebuvo</w:t>
+            </w:r>
+            <w:hyperlink r:id="rId30">
+              <w:r>
+                <w:rPr>
+                  <w:color w:val="2A78D6"/>
+                  <w:vertAlign w:val="superscript"/>
+                  <w:sz w:val="15"/>
+                </w:rPr>
+                <w:t xml:space="preserve">22</w:t>
+              </w:r>
+            </w:hyperlink>
+            <w:r>
+              <w:rPr>
+                <w:b w:val="0"/>
+                <w:color w:val="333333"/>
+                <w:sz w:val="18"/>
+              </w:rPr>
+              <w:t>.</w:t>
+            </w:r>
+          </w:p>
+          <w:p>
+            <w:pPr>
+              <w:tabs>
+                <w:tab w:pos="198" w:val="left"/>
+              </w:tabs>
+              <w:spacing w:before="0" w:after="20"/>
+              <w:ind w:left="198" w:hanging="198"/>
+            </w:pPr>
+            <w:r>
+              <w:rPr>
+                <w:b w:val="0"/>
+                <w:color w:val="5F6B7A"/>
+                <w:sz w:val="18"/>
+              </w:rPr>
+              <w:t>•</w:t>
+              <w:tab/>
+            </w:r>
+            <w:r>
+              <w:rPr>
+                <w:b w:val="0"/>
+                <w:color w:val="333333"/>
+                <w:sz w:val="18"/>
+              </w:rPr>
+              <w:t>Naujienų suvestinė 2026-07-24 – 2026-10-22: 2 pranešimų, iš jų su neigiamu žodžiu antraštėje – 0 (plačiau – skiltyje „Ką rašo spauda“).</w:t>
+            </w:r>
+          </w:p>
+        </w:tc>
+      </w:tr>
+    </w:tbl>
     <w:p>
       <w:pPr>
-        <w:spacing w:before="80" w:after="20"/>
+        <w:spacing w:before="120" w:after="40"/>
       </w:pPr>
       <w:r>
         <w:rPr>
-          <w:sz w:val="24"/>
-        </w:rPr>
-        <w:t xml:space="preserve">☑ </w:t>
-      </w:r>
-      <w:r>
-        <w:t>Yes, the company is not involved in excluded sectors: controversial and nuclear weapons, tobacco, gambling and restricted sectors in fossil fuel</w:t>
-      </w:r>
-    </w:p>
-    <w:p>
-      <w:pPr>
-        <w:spacing w:after="0"/>
-        <w:ind w:left="510" w:hanging="198"/>
-      </w:pPr>
-      <w:r>
-        <w:rPr>
-          <w:sz w:val="19"/>
-        </w:rPr>
-        <w:t xml:space="preserve">•  </w:t>
-      </w:r>
-      <w:r>
-        <w:rPr>
-          <w:b w:val="0"/>
+          <w:i/>
           <w:color w:val="333333"/>
-          <w:sz w:val="19"/>
-        </w:rPr>
-        <w:t>Bankas (vartojimo, būsto ir verslo paskolos)</w:t>
-      </w:r>
-    </w:p>
-    <w:p>
-      <w:pPr>
-        <w:spacing w:after="120"/>
-        <w:ind w:left="510" w:hanging="198"/>
-      </w:pPr>
-      <w:r>
-        <w:rPr>
-          <w:sz w:val="19"/>
-        </w:rPr>
-        <w:t xml:space="preserve">•  </w:t>
-      </w:r>
-      <w:r>
-        <w:rPr>
-          <w:b w:val="0"/>
-          <w:color w:val="333333"/>
-          <w:sz w:val="19"/>
-        </w:rPr>
-        <w:t>Išskirtuose sektoriuose veiklos nėra</w:t>
-      </w:r>
-      <w:hyperlink r:id="rId13">
-        <w:r>
-          <w:rPr>
-            <w:color w:val="2A78D6"/>
-            <w:vertAlign w:val="superscript"/>
-            <w:sz w:val="16"/>
-          </w:rPr>
-          <w:t xml:space="preserve">4</w:t>
-        </w:r>
-      </w:hyperlink>
-      <w:r>
-        <w:rPr>
-          <w:b w:val="0"/>
-          <w:color w:val="333333"/>
-          <w:sz w:val="19"/>
-        </w:rPr>
-        <w:t>.</w:t>
-      </w:r>
-    </w:p>
-    <w:p>
-      <w:pPr>
-        <w:spacing w:before="80" w:after="20"/>
-      </w:pPr>
-      <w:r>
-        <w:rPr>
-          <w:sz w:val="24"/>
-        </w:rPr>
-        <w:t xml:space="preserve">☑ </w:t>
-      </w:r>
-      <w:r>
-        <w:t>Yes, the company does not have red flag/signal related to controversies based on UN Global Compact, OECD Guidelines for Multinational Enterprises or any other relevant principles/standards</w:t>
-      </w:r>
-    </w:p>
-    <w:p>
-      <w:pPr>
-        <w:spacing w:after="120"/>
-        <w:ind w:left="510" w:hanging="198"/>
-      </w:pPr>
-      <w:r>
-        <w:rPr>
-          <w:sz w:val="19"/>
-        </w:rPr>
-        <w:t xml:space="preserve">•  </w:t>
-      </w:r>
-      <w:r>
-        <w:rPr>
-          <w:b w:val="0"/>
-          <w:color w:val="333333"/>
-          <w:sz w:val="19"/>
-        </w:rPr>
-        <w:t>Ginčų pagal JT Pasaulinį susitarimą ar EBPO gaires nerasta.</w:t>
-      </w:r>
-    </w:p>
-    <w:p>
-      <w:pPr>
-        <w:spacing w:before="80" w:after="20"/>
-      </w:pPr>
-      <w:r>
-        <w:rPr>
-          <w:sz w:val="24"/>
-        </w:rPr>
-        <w:t xml:space="preserve">☑ </w:t>
-      </w:r>
-      <w:r>
-        <w:t>Yes, the company is not in the list of sanctions (add a screenshot)</w:t>
-      </w:r>
-    </w:p>
-    <w:p>
-      <w:pPr>
-        <w:spacing w:after="120"/>
-        <w:ind w:left="510" w:hanging="198"/>
-      </w:pPr>
-      <w:r>
-        <w:rPr>
-          <w:sz w:val="19"/>
-        </w:rPr>
-        <w:t xml:space="preserve">•  </w:t>
-      </w:r>
-      <w:r>
-        <w:rPr>
-          <w:b w:val="0"/>
-          <w:color w:val="333333"/>
-          <w:sz w:val="19"/>
-        </w:rPr>
-        <w:t>Nerasta EU, UN, UK, US OFAC konsoliduotuose sankcijų sąrašuose (automatinė patikra 2026-10-22).</w:t>
-      </w:r>
-    </w:p>
-    <w:p>
-      <w:pPr>
-        <w:spacing w:before="80" w:after="20"/>
-      </w:pPr>
-      <w:r>
-        <w:rPr>
-          <w:sz w:val="24"/>
-        </w:rPr>
-        <w:t xml:space="preserve">☑ </w:t>
-      </w:r>
-      <w:r>
-        <w:t>Yes, issues were not identified from adverse media checks (add a screenshot)</w:t>
-      </w:r>
-    </w:p>
-    <w:p>
-      <w:pPr>
-        <w:spacing w:after="0"/>
-        <w:ind w:left="510" w:hanging="198"/>
-      </w:pPr>
-      <w:r>
-        <w:rPr>
-          <w:sz w:val="19"/>
-        </w:rPr>
-        <w:t xml:space="preserve">•  </w:t>
-      </w:r>
-      <w:r>
-        <w:rPr>
-          <w:b w:val="0"/>
-          <w:color w:val="333333"/>
-          <w:sz w:val="19"/>
-        </w:rPr>
-        <w:t>Naujų neigiamų naujienų nerasta (2026-10-22).</w:t>
-      </w:r>
-    </w:p>
-    <w:p>
-      <w:pPr>
-        <w:spacing w:after="0"/>
-        <w:ind w:left="510" w:hanging="198"/>
-      </w:pPr>
-      <w:r>
-        <w:rPr>
-          <w:sz w:val="19"/>
-        </w:rPr>
-        <w:t xml:space="preserve">•  </w:t>
-      </w:r>
-      <w:r>
-        <w:rPr>
-          <w:b w:val="0"/>
-          <w:color w:val="333333"/>
-          <w:sz w:val="19"/>
-        </w:rPr>
-        <w:t>Anksčiau: 2024 m.</w:t>
-      </w:r>
-    </w:p>
-    <w:p>
-      <w:pPr>
-        <w:spacing w:after="120"/>
-        <w:ind w:left="510" w:hanging="198"/>
-      </w:pPr>
-      <w:r>
-        <w:rPr>
-          <w:sz w:val="19"/>
-        </w:rPr>
-        <w:t xml:space="preserve">•  </w:t>
-      </w:r>
-      <w:r>
-        <w:rPr>
-          <w:b w:val="0"/>
-          <w:color w:val="333333"/>
-          <w:sz w:val="19"/>
-        </w:rPr>
-        <w:t>Finansų inspekcija nurodė pagerinti kredito rizikos nurašymų metodiką, baudos nebuvo</w:t>
-      </w:r>
-      <w:hyperlink r:id="rId27">
-        <w:r>
-          <w:rPr>
-            <w:color w:val="2A78D6"/>
-            <w:vertAlign w:val="superscript"/>
-            <w:sz w:val="16"/>
-          </w:rPr>
-          <w:t xml:space="preserve">22</w:t>
-        </w:r>
-      </w:hyperlink>
-      <w:r>
-        <w:rPr>
-          <w:b w:val="0"/>
-          <w:color w:val="333333"/>
-          <w:sz w:val="19"/>
-        </w:rPr>
-        <w:t>.</w:t>
-      </w:r>
-    </w:p>
-    <w:p>
-      <w:r>
-        <w:rPr>
-          <w:i/>
-          <w:sz w:val="19"/>
+          <w:sz w:val="18"/>
         </w:rPr>
         <w:t>In case any red flags, risks, unclarities were identified then additional checks (sanctions screening and adverse media checks) on the company’s Ultimate Beneficial Owners and/or senior management shall be performed.</w:t>
       </w:r>
     </w:p>
     <w:p>
       <w:pPr>
-        <w:spacing w:before="80"/>
+        <w:spacing w:before="120" w:after="40"/>
       </w:pPr>
       <w:r>
         <w:rPr>
           <w:b/>
+          <w:sz w:val="19"/>
         </w:rPr>
         <w:t xml:space="preserve">Additional comments: </w:t>
       </w:r>
     </w:p>
     <w:p>
       <w:pPr>
-        <w:spacing w:before="160"/>
+        <w:keepNext/>
+        <w:shd w:val="clear" w:color="auto" w:fill="EAF1F8"/>
+        <w:spacing w:before="200" w:after="80"/>
+        <w:ind w:left="85"/>
       </w:pPr>
       <w:r>
         <w:rPr>
           <w:b/>
-          <w:sz w:val="22"/>
+          <w:caps/>
+          <w:color w:val="1F4E79"/>
+          <w:sz w:val="19"/>
         </w:rPr>
         <w:t>ESG integration and positive screening (positive answers imply higher allocation)</w:t>
       </w:r>
     </w:p>
+    <w:tbl>
+      <w:tblPr>
+        <w:tblW w:w="9639" w:type="dxa"/>
+        <w:tblBorders>
+          <w:top w:val="nil"/>
+          <w:left w:val="nil"/>
+          <w:bottom w:val="nil"/>
+          <w:right w:val="nil"/>
+          <w:insideH w:val="nil"/>
+          <w:insideV w:val="nil"/>
+        </w:tblBorders>
+        <w:tblLayout w:type="fixed"/>
+        <w:tblCellMar>
+          <w:top w:w="90" w:type="dxa"/>
+          <w:left w:w="0" w:type="dxa"/>
+          <w:bottom w:w="110" w:type="dxa"/>
+          <w:right w:w="0" w:type="dxa"/>
+        </w:tblCellMar>
+        <w:tblLook w:firstColumn="1" w:firstRow="1" w:lastColumn="0" w:lastRow="0" w:noHBand="0" w:noVBand="1" w:val="04A0"/>
+      </w:tblPr>
+      <w:tblGrid>
+        <w:gridCol w:w="340"/>
+        <w:gridCol w:w="9298"/>
+      </w:tblGrid>
+      <w:tr>
+        <w:tc>
+          <w:tcPr>
+            <w:tcW w:type="dxa" w:w="340"/>
+            <w:tcBorders>
+              <w:top w:val="nil"/>
+              <w:left w:val="nil"/>
+              <w:bottom w:val="single" w:sz="4" w:color="E3E8EE" w:space="0"/>
+              <w:right w:val="nil"/>
+            </w:tcBorders>
+          </w:tcPr>
+          <w:p>
+            <w:pPr>
+              <w:spacing w:before="0" w:after="0"/>
+            </w:pPr>
+            <w:r>
+              <w:rPr>
+                <w:rFonts w:ascii="Segoe UI Symbol" w:hAnsi="Segoe UI Symbol"/>
+                <w:b w:val="0"/>
+                <w:color w:val="1B7F3B"/>
+                <w:sz w:val="24"/>
+              </w:rPr>
+              <w:t>☑</w:t>
+            </w:r>
+          </w:p>
+        </w:tc>
+        <w:tc>
+          <w:tcPr>
+            <w:tcW w:type="dxa" w:w="9298"/>
+            <w:tcBorders>
+              <w:top w:val="nil"/>
+              <w:left w:val="nil"/>
+              <w:bottom w:val="single" w:sz="4" w:color="E3E8EE" w:space="0"/>
+              <w:right w:val="nil"/>
+            </w:tcBorders>
+          </w:tcPr>
+          <w:p>
+            <w:pPr>
+              <w:spacing w:before="0" w:after="40"/>
+            </w:pPr>
+            <w:r>
+              <w:rPr>
+                <w:b/>
+                <w:color w:val="1A1A1A"/>
+                <w:sz w:val="19"/>
+              </w:rPr>
+              <w:t>Yes, the company is promoting environmental or social characteristics (activities, ESG policy, good ESG rating, etc)</w:t>
+            </w:r>
+          </w:p>
+          <w:p>
+            <w:pPr>
+              <w:tabs>
+                <w:tab w:pos="198" w:val="left"/>
+              </w:tabs>
+              <w:spacing w:before="0" w:after="20"/>
+              <w:ind w:left="198" w:hanging="198"/>
+            </w:pPr>
+            <w:r>
+              <w:rPr>
+                <w:b w:val="0"/>
+                <w:color w:val="5F6B7A"/>
+                <w:sz w:val="18"/>
+              </w:rPr>
+              <w:t>•</w:t>
+              <w:tab/>
+            </w:r>
+            <w:r>
+              <w:rPr>
+                <w:b w:val="0"/>
+                <w:color w:val="333333"/>
+                <w:sz w:val="18"/>
+              </w:rPr>
+              <w:t>Metinėje ataskaitoje yra tvarumo ataskaita (nuo p. 40)</w:t>
+            </w:r>
+            <w:hyperlink r:id="rId31">
+              <w:r>
+                <w:rPr>
+                  <w:color w:val="2A78D6"/>
+                  <w:vertAlign w:val="superscript"/>
+                  <w:sz w:val="15"/>
+                </w:rPr>
+                <w:t xml:space="preserve">23</w:t>
+              </w:r>
+            </w:hyperlink>
+            <w:r>
+              <w:rPr>
+                <w:b w:val="0"/>
+                <w:color w:val="333333"/>
+                <w:sz w:val="18"/>
+              </w:rPr>
+              <w:t>.</w:t>
+            </w:r>
+          </w:p>
+        </w:tc>
+      </w:tr>
+    </w:tbl>
+    <w:tbl>
+      <w:tblPr>
+        <w:tblW w:w="9639" w:type="dxa"/>
+        <w:tblBorders>
+          <w:top w:val="nil"/>
+          <w:left w:val="nil"/>
+          <w:bottom w:val="nil"/>
+          <w:right w:val="nil"/>
+          <w:insideH w:val="nil"/>
+          <w:insideV w:val="nil"/>
+        </w:tblBorders>
+        <w:tblLayout w:type="fixed"/>
+        <w:tblCellMar>
+          <w:top w:w="90" w:type="dxa"/>
+          <w:left w:w="0" w:type="dxa"/>
+          <w:bottom w:w="110" w:type="dxa"/>
+          <w:right w:w="0" w:type="dxa"/>
+        </w:tblCellMar>
+        <w:tblLook w:firstColumn="1" w:firstRow="1" w:lastColumn="0" w:lastRow="0" w:noHBand="0" w:noVBand="1" w:val="04A0"/>
+      </w:tblPr>
+      <w:tblGrid>
+        <w:gridCol w:w="340"/>
+        <w:gridCol w:w="9298"/>
+      </w:tblGrid>
+      <w:tr>
+        <w:tc>
+          <w:tcPr>
+            <w:tcW w:type="dxa" w:w="340"/>
+            <w:tcBorders>
+              <w:top w:val="nil"/>
+              <w:left w:val="nil"/>
+              <w:bottom w:val="single" w:sz="4" w:color="E3E8EE" w:space="0"/>
+              <w:right w:val="nil"/>
+            </w:tcBorders>
+          </w:tcPr>
+          <w:p>
+            <w:pPr>
+              <w:spacing w:before="0" w:after="0"/>
+            </w:pPr>
+            <w:r>
+              <w:rPr>
+                <w:rFonts w:ascii="Segoe UI Symbol" w:hAnsi="Segoe UI Symbol"/>
+                <w:b w:val="0"/>
+                <w:color w:val="1B7F3B"/>
+                <w:sz w:val="24"/>
+              </w:rPr>
+              <w:t>☑</w:t>
+            </w:r>
+          </w:p>
+        </w:tc>
+        <w:tc>
+          <w:tcPr>
+            <w:tcW w:type="dxa" w:w="9298"/>
+            <w:tcBorders>
+              <w:top w:val="nil"/>
+              <w:left w:val="nil"/>
+              <w:bottom w:val="single" w:sz="4" w:color="E3E8EE" w:space="0"/>
+              <w:right w:val="nil"/>
+            </w:tcBorders>
+          </w:tcPr>
+          <w:p>
+            <w:pPr>
+              <w:spacing w:before="0" w:after="40"/>
+            </w:pPr>
+            <w:r>
+              <w:rPr>
+                <w:b/>
+                <w:color w:val="1A1A1A"/>
+                <w:sz w:val="19"/>
+              </w:rPr>
+              <w:t>Yes, the activities of the company or it’s strategy is aligned with the taxonomy and/or Paris agreement targets (e.g. net zero commitment)</w:t>
+            </w:r>
+          </w:p>
+          <w:p>
+            <w:pPr>
+              <w:tabs>
+                <w:tab w:pos="198" w:val="left"/>
+              </w:tabs>
+              <w:spacing w:before="0" w:after="20"/>
+              <w:ind w:left="198" w:hanging="198"/>
+            </w:pPr>
+            <w:r>
+              <w:rPr>
+                <w:b w:val="0"/>
+                <w:color w:val="5F6B7A"/>
+                <w:sz w:val="18"/>
+              </w:rPr>
+              <w:t>•</w:t>
+              <w:tab/>
+            </w:r>
+            <w:r>
+              <w:rPr>
+                <w:b w:val="0"/>
+                <w:color w:val="333333"/>
+                <w:sz w:val="18"/>
+              </w:rPr>
+              <w:t>Tvarumo ataskaita rengiama pagal ESRS, su užtikrinimo išvada</w:t>
+            </w:r>
+            <w:hyperlink r:id="rId31">
+              <w:r>
+                <w:rPr>
+                  <w:color w:val="2A78D6"/>
+                  <w:vertAlign w:val="superscript"/>
+                  <w:sz w:val="15"/>
+                </w:rPr>
+                <w:t xml:space="preserve">24</w:t>
+              </w:r>
+            </w:hyperlink>
+            <w:r>
+              <w:rPr>
+                <w:b w:val="0"/>
+                <w:color w:val="333333"/>
+                <w:sz w:val="18"/>
+              </w:rPr>
+              <w:t>.</w:t>
+            </w:r>
+          </w:p>
+        </w:tc>
+      </w:tr>
+    </w:tbl>
+    <w:tbl>
+      <w:tblPr>
+        <w:tblW w:w="9639" w:type="dxa"/>
+        <w:tblBorders>
+          <w:top w:val="nil"/>
+          <w:left w:val="nil"/>
+          <w:bottom w:val="nil"/>
+          <w:right w:val="nil"/>
+          <w:insideH w:val="nil"/>
+          <w:insideV w:val="nil"/>
+        </w:tblBorders>
+        <w:tblLayout w:type="fixed"/>
+        <w:tblCellMar>
+          <w:top w:w="90" w:type="dxa"/>
+          <w:left w:w="0" w:type="dxa"/>
+          <w:bottom w:w="110" w:type="dxa"/>
+          <w:right w:w="0" w:type="dxa"/>
+        </w:tblCellMar>
+        <w:tblLook w:firstColumn="1" w:firstRow="1" w:lastColumn="0" w:lastRow="0" w:noHBand="0" w:noVBand="1" w:val="04A0"/>
+      </w:tblPr>
+      <w:tblGrid>
+        <w:gridCol w:w="340"/>
+        <w:gridCol w:w="9298"/>
+      </w:tblGrid>
+      <w:tr>
+        <w:tc>
+          <w:tcPr>
+            <w:tcW w:type="dxa" w:w="340"/>
+            <w:tcBorders>
+              <w:top w:val="nil"/>
+              <w:left w:val="nil"/>
+              <w:bottom w:val="single" w:sz="4" w:color="E3E8EE" w:space="0"/>
+              <w:right w:val="nil"/>
+            </w:tcBorders>
+          </w:tcPr>
+          <w:p>
+            <w:pPr>
+              <w:spacing w:before="0" w:after="0"/>
+            </w:pPr>
+            <w:r>
+              <w:rPr>
+                <w:rFonts w:ascii="Segoe UI Symbol" w:hAnsi="Segoe UI Symbol"/>
+                <w:b w:val="0"/>
+                <w:color w:val="1B7F3B"/>
+                <w:sz w:val="24"/>
+              </w:rPr>
+              <w:t>☑</w:t>
+            </w:r>
+          </w:p>
+        </w:tc>
+        <w:tc>
+          <w:tcPr>
+            <w:tcW w:type="dxa" w:w="9298"/>
+            <w:tcBorders>
+              <w:top w:val="nil"/>
+              <w:left w:val="nil"/>
+              <w:bottom w:val="single" w:sz="4" w:color="E3E8EE" w:space="0"/>
+              <w:right w:val="nil"/>
+            </w:tcBorders>
+          </w:tcPr>
+          <w:p>
+            <w:pPr>
+              <w:spacing w:before="0" w:after="40"/>
+            </w:pPr>
+            <w:r>
+              <w:rPr>
+                <w:b/>
+                <w:color w:val="1A1A1A"/>
+                <w:sz w:val="19"/>
+              </w:rPr>
+              <w:t>Yes, the company does not have yellow flag/signal related to controversies based on UN Global Compact or any other relevant principles/standards</w:t>
+            </w:r>
+          </w:p>
+          <w:p>
+            <w:pPr>
+              <w:tabs>
+                <w:tab w:pos="198" w:val="left"/>
+              </w:tabs>
+              <w:spacing w:before="0" w:after="20"/>
+              <w:ind w:left="198" w:hanging="198"/>
+            </w:pPr>
+            <w:r>
+              <w:rPr>
+                <w:b w:val="0"/>
+                <w:color w:val="5F6B7A"/>
+                <w:sz w:val="18"/>
+              </w:rPr>
+              <w:t>•</w:t>
+              <w:tab/>
+            </w:r>
+            <w:r>
+              <w:rPr>
+                <w:b w:val="0"/>
+                <w:color w:val="333333"/>
+                <w:sz w:val="18"/>
+              </w:rPr>
+              <w:t>Geltonų signalų nerasta.</w:t>
+            </w:r>
+          </w:p>
+        </w:tc>
+      </w:tr>
+    </w:tbl>
+    <w:tbl>
+      <w:tblPr>
+        <w:tblW w:w="9639" w:type="dxa"/>
+        <w:tblBorders>
+          <w:top w:val="nil"/>
+          <w:left w:val="nil"/>
+          <w:bottom w:val="nil"/>
+          <w:right w:val="nil"/>
+          <w:insideH w:val="nil"/>
+          <w:insideV w:val="nil"/>
+        </w:tblBorders>
+        <w:tblLayout w:type="fixed"/>
+        <w:tblCellMar>
+          <w:top w:w="90" w:type="dxa"/>
+          <w:left w:w="0" w:type="dxa"/>
+          <w:bottom w:w="110" w:type="dxa"/>
+          <w:right w:w="0" w:type="dxa"/>
+        </w:tblCellMar>
+        <w:tblLook w:firstColumn="1" w:firstRow="1" w:lastColumn="0" w:lastRow="0" w:noHBand="0" w:noVBand="1" w:val="04A0"/>
+      </w:tblPr>
+      <w:tblGrid>
+        <w:gridCol w:w="340"/>
+        <w:gridCol w:w="9298"/>
+      </w:tblGrid>
+      <w:tr>
+        <w:tc>
+          <w:tcPr>
+            <w:tcW w:type="dxa" w:w="340"/>
+            <w:tcBorders>
+              <w:top w:val="nil"/>
+              <w:left w:val="nil"/>
+              <w:bottom w:val="single" w:sz="4" w:color="E3E8EE" w:space="0"/>
+              <w:right w:val="nil"/>
+            </w:tcBorders>
+          </w:tcPr>
+          <w:p>
+            <w:pPr>
+              <w:spacing w:before="0" w:after="0"/>
+            </w:pPr>
+            <w:r>
+              <w:rPr>
+                <w:rFonts w:ascii="Segoe UI Symbol" w:hAnsi="Segoe UI Symbol"/>
+                <w:b w:val="0"/>
+                <w:color w:val="1B7F3B"/>
+                <w:sz w:val="24"/>
+              </w:rPr>
+              <w:t>☑</w:t>
+            </w:r>
+          </w:p>
+        </w:tc>
+        <w:tc>
+          <w:tcPr>
+            <w:tcW w:type="dxa" w:w="9298"/>
+            <w:tcBorders>
+              <w:top w:val="nil"/>
+              <w:left w:val="nil"/>
+              <w:bottom w:val="single" w:sz="4" w:color="E3E8EE" w:space="0"/>
+              <w:right w:val="nil"/>
+            </w:tcBorders>
+          </w:tcPr>
+          <w:p>
+            <w:pPr>
+              <w:spacing w:before="0" w:after="40"/>
+            </w:pPr>
+            <w:r>
+              <w:rPr>
+                <w:b/>
+                <w:color w:val="1A1A1A"/>
+                <w:sz w:val="19"/>
+              </w:rPr>
+              <w:t>Yes, the company fulfills the expectations from SEB thematic and sector policies</w:t>
+            </w:r>
+          </w:p>
+          <w:p>
+            <w:pPr>
+              <w:spacing w:before="40" w:after="0"/>
+            </w:pPr>
+            <w:r>
+              <w:rPr>
+                <w:b/>
+                <w:color w:val="333333"/>
+                <w:sz w:val="18"/>
+              </w:rPr>
+              <w:t>Taikoma</w:t>
+            </w:r>
+          </w:p>
+          <w:p>
+            <w:pPr>
+              <w:tabs>
+                <w:tab w:pos="198" w:val="left"/>
+              </w:tabs>
+              <w:spacing w:before="0" w:after="20"/>
+              <w:ind w:left="198" w:hanging="198"/>
+            </w:pPr>
+            <w:r>
+              <w:rPr>
+                <w:b w:val="0"/>
+                <w:color w:val="5F6B7A"/>
+                <w:sz w:val="18"/>
+              </w:rPr>
+              <w:t>•</w:t>
+              <w:tab/>
+            </w:r>
+            <w:r>
+              <w:rPr>
+                <w:b w:val="0"/>
+                <w:color w:val="333333"/>
+                <w:sz w:val="18"/>
+              </w:rPr>
+              <w:t>Investicijų politika</w:t>
+            </w:r>
+            <w:hyperlink r:id="rId32">
+              <w:r>
+                <w:rPr>
+                  <w:color w:val="2A78D6"/>
+                  <w:vertAlign w:val="superscript"/>
+                  <w:sz w:val="15"/>
+                </w:rPr>
+                <w:t xml:space="preserve">25</w:t>
+              </w:r>
+            </w:hyperlink>
+            <w:r>
+              <w:rPr>
+                <w:b w:val="0"/>
+                <w:color w:val="333333"/>
+                <w:sz w:val="18"/>
+              </w:rPr>
+              <w:t>.</w:t>
+            </w:r>
+          </w:p>
+          <w:p>
+            <w:pPr>
+              <w:spacing w:before="40" w:after="0"/>
+            </w:pPr>
+            <w:r>
+              <w:rPr>
+                <w:b/>
+                <w:color w:val="333333"/>
+                <w:sz w:val="18"/>
+              </w:rPr>
+              <w:t>Atitinka</w:t>
+            </w:r>
+          </w:p>
+          <w:p>
+            <w:pPr>
+              <w:tabs>
+                <w:tab w:pos="198" w:val="left"/>
+              </w:tabs>
+              <w:spacing w:before="0" w:after="20"/>
+              <w:ind w:left="198" w:hanging="198"/>
+            </w:pPr>
+            <w:r>
+              <w:rPr>
+                <w:b w:val="0"/>
+                <w:color w:val="5F6B7A"/>
+                <w:sz w:val="18"/>
+              </w:rPr>
+              <w:t>•</w:t>
+              <w:tab/>
+            </w:r>
+            <w:r>
+              <w:rPr>
+                <w:b w:val="0"/>
+                <w:color w:val="333333"/>
+                <w:sz w:val="18"/>
+              </w:rPr>
+              <w:t>Reguliuojamas ES bankas su tvarumo ataskaita</w:t>
+            </w:r>
+            <w:hyperlink r:id="rId31">
+              <w:r>
+                <w:rPr>
+                  <w:color w:val="2A78D6"/>
+                  <w:vertAlign w:val="superscript"/>
+                  <w:sz w:val="15"/>
+                </w:rPr>
+                <w:t xml:space="preserve">23</w:t>
+              </w:r>
+            </w:hyperlink>
+            <w:r>
+              <w:rPr>
+                <w:b w:val="0"/>
+                <w:color w:val="333333"/>
+                <w:sz w:val="18"/>
+              </w:rPr>
+              <w:t>.</w:t>
+            </w:r>
+          </w:p>
+        </w:tc>
+      </w:tr>
+    </w:tbl>
     <w:p>
       <w:pPr>
-        <w:spacing w:before="80" w:after="20"/>
-      </w:pPr>
-      <w:r>
-        <w:rPr>
-          <w:sz w:val="24"/>
-        </w:rPr>
-        <w:t xml:space="preserve">☑ </w:t>
-      </w:r>
-      <w:r>
-        <w:t>Yes, the company is promoting environmental or social characteristics (activities, ESG policy, good ESG rating, etc)</w:t>
-      </w:r>
-    </w:p>
-    <w:p>
-      <w:pPr>
-        <w:spacing w:after="0"/>
-        <w:ind w:left="510" w:hanging="198"/>
-      </w:pPr>
-      <w:r>
-        <w:rPr>
-          <w:sz w:val="19"/>
-        </w:rPr>
-        <w:t xml:space="preserve">•  </w:t>
-      </w:r>
-      <w:r>
-        <w:rPr>
-          <w:b w:val="0"/>
-          <w:color w:val="333333"/>
-          <w:sz w:val="19"/>
-        </w:rPr>
-        <w:t>Metinėje ataskaitoje yra tvarumo ataskaita (nuo p.</w:t>
-      </w:r>
-    </w:p>
-    <w:p>
-      <w:pPr>
-        <w:spacing w:after="120"/>
-        <w:ind w:left="510" w:hanging="198"/>
-      </w:pPr>
-      <w:r>
-        <w:rPr>
-          <w:sz w:val="19"/>
-        </w:rPr>
-        <w:t xml:space="preserve">•  </w:t>
-      </w:r>
-      <w:r>
-        <w:rPr>
-          <w:b w:val="0"/>
-          <w:color w:val="333333"/>
-          <w:sz w:val="19"/>
-        </w:rPr>
-        <w:t>40)</w:t>
-      </w:r>
-      <w:hyperlink r:id="rId28">
-        <w:r>
-          <w:rPr>
-            <w:color w:val="2A78D6"/>
-            <w:vertAlign w:val="superscript"/>
-            <w:sz w:val="16"/>
-          </w:rPr>
-          <w:t xml:space="preserve">23</w:t>
-        </w:r>
-      </w:hyperlink>
-      <w:r>
-        <w:rPr>
-          <w:b w:val="0"/>
-          <w:color w:val="333333"/>
-          <w:sz w:val="19"/>
-        </w:rPr>
-        <w:t>.</w:t>
-      </w:r>
-    </w:p>
-    <w:p>
-      <w:pPr>
-        <w:spacing w:before="80" w:after="20"/>
-      </w:pPr>
-      <w:r>
-        <w:rPr>
-          <w:sz w:val="24"/>
-        </w:rPr>
-        <w:t xml:space="preserve">☑ </w:t>
-      </w:r>
-      <w:r>
-        <w:t>Yes, the activities of the company or it’s strategy is aligned with the taxonomy and/or Paris agreement targets (e.g. net zero commitment)</w:t>
-      </w:r>
-    </w:p>
-    <w:p>
-      <w:pPr>
-        <w:spacing w:after="120"/>
-        <w:ind w:left="510" w:hanging="198"/>
-      </w:pPr>
-      <w:r>
-        <w:rPr>
-          <w:sz w:val="19"/>
-        </w:rPr>
-        <w:t xml:space="preserve">•  </w:t>
-      </w:r>
-      <w:r>
-        <w:rPr>
-          <w:b w:val="0"/>
-          <w:color w:val="333333"/>
-          <w:sz w:val="19"/>
-        </w:rPr>
-        <w:t>Tvarumo ataskaita rengiama pagal ESRS, su užtikrinimo išvada</w:t>
-      </w:r>
-      <w:hyperlink r:id="rId28">
-        <w:r>
-          <w:rPr>
-            <w:color w:val="2A78D6"/>
-            <w:vertAlign w:val="superscript"/>
-            <w:sz w:val="16"/>
-          </w:rPr>
-          <w:t xml:space="preserve">24</w:t>
-        </w:r>
-      </w:hyperlink>
-      <w:r>
-        <w:rPr>
-          <w:b w:val="0"/>
-          <w:color w:val="333333"/>
-          <w:sz w:val="19"/>
-        </w:rPr>
-        <w:t>.</w:t>
-      </w:r>
-    </w:p>
-    <w:p>
-      <w:pPr>
-        <w:spacing w:before="80" w:after="20"/>
-      </w:pPr>
-      <w:r>
-        <w:rPr>
-          <w:sz w:val="24"/>
-        </w:rPr>
-        <w:t xml:space="preserve">☑ </w:t>
-      </w:r>
-      <w:r>
-        <w:t>Yes, the company does not have yellow flag/signal related to controversies based on UN Global Compact or any other relevant principles/standards</w:t>
-      </w:r>
-    </w:p>
-    <w:p>
-      <w:pPr>
-        <w:spacing w:after="120"/>
-        <w:ind w:left="510" w:hanging="198"/>
-      </w:pPr>
-      <w:r>
-        <w:rPr>
-          <w:sz w:val="19"/>
-        </w:rPr>
-        <w:t xml:space="preserve">•  </w:t>
-      </w:r>
-      <w:r>
-        <w:rPr>
-          <w:b w:val="0"/>
-          <w:color w:val="333333"/>
-          <w:sz w:val="19"/>
-        </w:rPr>
-        <w:t>Geltonų signalų nerasta.</w:t>
-      </w:r>
-    </w:p>
-    <w:p>
-      <w:pPr>
-        <w:spacing w:before="80" w:after="20"/>
-      </w:pPr>
-      <w:r>
-        <w:rPr>
-          <w:sz w:val="24"/>
-        </w:rPr>
-        <w:t xml:space="preserve">☑ </w:t>
-      </w:r>
-      <w:r>
-        <w:t>Yes, the company fulfills the expectations from SEB thematic and sector policies</w:t>
-      </w:r>
-    </w:p>
-    <w:p>
-      <w:pPr>
-        <w:spacing w:after="0"/>
-        <w:ind w:left="397"/>
+        <w:spacing w:before="120" w:after="40"/>
       </w:pPr>
       <w:r>
         <w:rPr>
           <w:b/>
-          <w:color w:val="333333"/>
           <w:sz w:val="19"/>
-        </w:rPr>
-        <w:t>Taikoma</w:t>
-      </w:r>
-    </w:p>
-    <w:p>
-      <w:pPr>
-        <w:spacing w:after="0"/>
-        <w:ind w:left="737" w:hanging="198"/>
-      </w:pPr>
-      <w:r>
-        <w:rPr>
-          <w:sz w:val="19"/>
-        </w:rPr>
-        <w:t xml:space="preserve">•  </w:t>
-      </w:r>
-      <w:r>
-        <w:rPr>
-          <w:b w:val="0"/>
-          <w:color w:val="333333"/>
-          <w:sz w:val="19"/>
-        </w:rPr>
-        <w:t>Investicijų politika</w:t>
-      </w:r>
-      <w:hyperlink r:id="rId29">
-        <w:r>
-          <w:rPr>
-            <w:color w:val="2A78D6"/>
-            <w:vertAlign w:val="superscript"/>
-            <w:sz w:val="16"/>
-          </w:rPr>
-          <w:t xml:space="preserve">25</w:t>
-        </w:r>
-      </w:hyperlink>
-      <w:r>
-        <w:rPr>
-          <w:b w:val="0"/>
-          <w:color w:val="333333"/>
-          <w:sz w:val="19"/>
-        </w:rPr>
-        <w:t>.</w:t>
-      </w:r>
-    </w:p>
-    <w:p>
-      <w:pPr>
-        <w:spacing w:after="0"/>
-        <w:ind w:left="397"/>
-      </w:pPr>
-      <w:r>
-        <w:rPr>
-          <w:b/>
-          <w:color w:val="333333"/>
-          <w:sz w:val="19"/>
-        </w:rPr>
-        <w:t>Atitinka</w:t>
-      </w:r>
-    </w:p>
-    <w:p>
-      <w:pPr>
-        <w:spacing w:after="120"/>
-        <w:ind w:left="737" w:hanging="198"/>
-      </w:pPr>
-      <w:r>
-        <w:rPr>
-          <w:sz w:val="19"/>
-        </w:rPr>
-        <w:t xml:space="preserve">•  </w:t>
-      </w:r>
-      <w:r>
-        <w:rPr>
-          <w:b w:val="0"/>
-          <w:color w:val="333333"/>
-          <w:sz w:val="19"/>
-        </w:rPr>
-        <w:t>Reguliuojamas ES bankas su tvarumo ataskaita</w:t>
-      </w:r>
-      <w:hyperlink r:id="rId28">
-        <w:r>
-          <w:rPr>
-            <w:color w:val="2A78D6"/>
-            <w:vertAlign w:val="superscript"/>
-            <w:sz w:val="16"/>
-          </w:rPr>
-          <w:t xml:space="preserve">23</w:t>
-        </w:r>
-      </w:hyperlink>
-      <w:r>
-        <w:rPr>
-          <w:b w:val="0"/>
-          <w:color w:val="333333"/>
-          <w:sz w:val="19"/>
-        </w:rPr>
-        <w:t>.</w:t>
-      </w:r>
-    </w:p>
-    <w:p>
-      <w:pPr>
-        <w:spacing w:before="80"/>
-      </w:pPr>
-      <w:r>
-        <w:rPr>
-          <w:b/>
         </w:rPr>
         <w:t xml:space="preserve">Additional comments: </w:t>
       </w:r>
     </w:p>
     <w:p>
       <w:pPr>
-        <w:spacing w:before="160"/>
+        <w:keepNext/>
+        <w:shd w:val="clear" w:color="auto" w:fill="EAF1F8"/>
+        <w:spacing w:before="200" w:after="80"/>
+        <w:ind w:left="85"/>
       </w:pPr>
       <w:r>
         <w:rPr>
           <w:b/>
-          <w:sz w:val="22"/>
+          <w:caps/>
+          <w:color w:val="1F4E79"/>
+          <w:sz w:val="19"/>
         </w:rPr>
         <w:t>Engagement</w:t>
       </w:r>
     </w:p>
+    <w:tbl>
+      <w:tblPr>
+        <w:tblW w:w="9639" w:type="dxa"/>
+        <w:tblBorders>
+          <w:top w:val="nil"/>
+          <w:left w:val="nil"/>
+          <w:bottom w:val="nil"/>
+          <w:right w:val="nil"/>
+          <w:insideH w:val="nil"/>
+          <w:insideV w:val="nil"/>
+        </w:tblBorders>
+        <w:tblLayout w:type="fixed"/>
+        <w:tblCellMar>
+          <w:top w:w="90" w:type="dxa"/>
+          <w:left w:w="0" w:type="dxa"/>
+          <w:bottom w:w="110" w:type="dxa"/>
+          <w:right w:w="0" w:type="dxa"/>
+        </w:tblCellMar>
+        <w:tblLook w:firstColumn="1" w:firstRow="1" w:lastColumn="0" w:lastRow="0" w:noHBand="0" w:noVBand="1" w:val="04A0"/>
+      </w:tblPr>
+      <w:tblGrid>
+        <w:gridCol w:w="340"/>
+        <w:gridCol w:w="9298"/>
+      </w:tblGrid>
+      <w:tr>
+        <w:tc>
+          <w:tcPr>
+            <w:tcW w:type="dxa" w:w="340"/>
+            <w:tcBorders>
+              <w:top w:val="nil"/>
+              <w:left w:val="nil"/>
+              <w:bottom w:val="single" w:sz="4" w:color="E3E8EE" w:space="0"/>
+              <w:right w:val="nil"/>
+            </w:tcBorders>
+          </w:tcPr>
+          <w:p>
+            <w:pPr>
+              <w:spacing w:before="0" w:after="0"/>
+            </w:pPr>
+            <w:r>
+              <w:rPr>
+                <w:rFonts w:ascii="Segoe UI Symbol" w:hAnsi="Segoe UI Symbol"/>
+                <w:b w:val="0"/>
+                <w:color w:val="9AA5B1"/>
+                <w:sz w:val="24"/>
+              </w:rPr>
+              <w:t>☐</w:t>
+            </w:r>
+          </w:p>
+        </w:tc>
+        <w:tc>
+          <w:tcPr>
+            <w:tcW w:type="dxa" w:w="9298"/>
+            <w:tcBorders>
+              <w:top w:val="nil"/>
+              <w:left w:val="nil"/>
+              <w:bottom w:val="single" w:sz="4" w:color="E3E8EE" w:space="0"/>
+              <w:right w:val="nil"/>
+            </w:tcBorders>
+          </w:tcPr>
+          <w:p>
+            <w:pPr>
+              <w:spacing w:before="0" w:after="40"/>
+            </w:pPr>
+            <w:r>
+              <w:rPr>
+                <w:b/>
+                <w:color w:val="1A1A1A"/>
+                <w:sz w:val="19"/>
+              </w:rPr>
+              <w:t>Is there a need for pro-active engagement with the company?</w:t>
+            </w:r>
+          </w:p>
+          <w:p>
+            <w:pPr>
+              <w:tabs>
+                <w:tab w:pos="198" w:val="left"/>
+              </w:tabs>
+              <w:spacing w:before="0" w:after="20"/>
+              <w:ind w:left="198" w:hanging="198"/>
+            </w:pPr>
+            <w:r>
+              <w:rPr>
+                <w:b w:val="0"/>
+                <w:color w:val="5F6B7A"/>
+                <w:sz w:val="18"/>
+              </w:rPr>
+              <w:t>•</w:t>
+              <w:tab/>
+            </w:r>
+            <w:r>
+              <w:rPr>
+                <w:b w:val="0"/>
+                <w:color w:val="333333"/>
+                <w:sz w:val="18"/>
+              </w:rPr>
+              <w:t>Nereikia.</w:t>
+            </w:r>
+          </w:p>
+        </w:tc>
+      </w:tr>
+    </w:tbl>
     <w:p>
       <w:pPr>
-        <w:spacing w:before="80" w:after="20"/>
-      </w:pPr>
-      <w:r>
-        <w:rPr>
-          <w:sz w:val="24"/>
-        </w:rPr>
-        <w:t xml:space="preserve">☐ </w:t>
-      </w:r>
-      <w:r>
-        <w:t>Is there a need for pro-active engagement with the company?</w:t>
-      </w:r>
-    </w:p>
-    <w:p>
-      <w:pPr>
-        <w:spacing w:after="120"/>
-        <w:ind w:left="510" w:hanging="198"/>
-      </w:pPr>
-      <w:r>
-        <w:rPr>
-          <w:sz w:val="19"/>
-        </w:rPr>
-        <w:t xml:space="preserve">•  </w:t>
-      </w:r>
-      <w:r>
-        <w:rPr>
-          <w:b w:val="0"/>
-          <w:color w:val="333333"/>
-          <w:sz w:val="19"/>
-        </w:rPr>
-        <w:t>Nereikia.</w:t>
-      </w:r>
-    </w:p>
-    <w:p>
-      <w:pPr>
-        <w:spacing w:before="80"/>
+        <w:spacing w:before="120" w:after="40"/>
       </w:pPr>
       <w:r>
         <w:rPr>
           <w:b/>
+          <w:sz w:val="19"/>
         </w:rPr>
         <w:t xml:space="preserve">Additional comments: </w:t>
       </w:r>
     </w:p>
     <w:p>
       <w:pPr>
-        <w:spacing w:before="160"/>
+        <w:keepNext/>
+        <w:shd w:val="clear" w:color="auto" w:fill="EAF1F8"/>
+        <w:spacing w:before="200" w:after="80"/>
+        <w:ind w:left="85"/>
       </w:pPr>
       <w:r>
         <w:rPr>
           <w:b/>
-          <w:sz w:val="22"/>
+          <w:caps/>
+          <w:color w:val="1F4E79"/>
+          <w:sz w:val="19"/>
         </w:rPr>
         <w:t>Indicators</w:t>
       </w:r>
     </w:p>
+    <w:tbl>
+      <w:tblPr>
+        <w:tblW w:w="9639" w:type="dxa"/>
+        <w:tblBorders>
+          <w:top w:val="nil"/>
+          <w:left w:val="nil"/>
+          <w:bottom w:val="nil"/>
+          <w:right w:val="nil"/>
+          <w:insideH w:val="nil"/>
+          <w:insideV w:val="nil"/>
+        </w:tblBorders>
+        <w:tblLayout w:type="fixed"/>
+        <w:tblCellMar>
+          <w:top w:w="90" w:type="dxa"/>
+          <w:left w:w="0" w:type="dxa"/>
+          <w:bottom w:w="110" w:type="dxa"/>
+          <w:right w:w="0" w:type="dxa"/>
+        </w:tblCellMar>
+        <w:tblLook w:firstColumn="1" w:firstRow="1" w:lastColumn="0" w:lastRow="0" w:noHBand="0" w:noVBand="1" w:val="04A0"/>
+      </w:tblPr>
+      <w:tblGrid>
+        <w:gridCol w:w="340"/>
+        <w:gridCol w:w="9298"/>
+      </w:tblGrid>
+      <w:tr>
+        <w:tc>
+          <w:tcPr>
+            <w:tcW w:type="dxa" w:w="340"/>
+            <w:tcBorders>
+              <w:top w:val="nil"/>
+              <w:left w:val="nil"/>
+              <w:bottom w:val="single" w:sz="4" w:color="E3E8EE" w:space="0"/>
+              <w:right w:val="nil"/>
+            </w:tcBorders>
+          </w:tcPr>
+          <w:p>
+            <w:pPr>
+              <w:spacing w:before="0" w:after="0"/>
+            </w:pPr>
+            <w:r>
+              <w:rPr>
+                <w:rFonts w:ascii="Segoe UI Symbol" w:hAnsi="Segoe UI Symbol"/>
+                <w:b w:val="0"/>
+                <w:color w:val="1B7F3B"/>
+                <w:sz w:val="24"/>
+              </w:rPr>
+              <w:t>☑</w:t>
+            </w:r>
+          </w:p>
+        </w:tc>
+        <w:tc>
+          <w:tcPr>
+            <w:tcW w:type="dxa" w:w="9298"/>
+            <w:tcBorders>
+              <w:top w:val="nil"/>
+              <w:left w:val="nil"/>
+              <w:bottom w:val="single" w:sz="4" w:color="E3E8EE" w:space="0"/>
+              <w:right w:val="nil"/>
+            </w:tcBorders>
+          </w:tcPr>
+          <w:p>
+            <w:pPr>
+              <w:spacing w:before="0" w:after="40"/>
+            </w:pPr>
+            <w:r>
+              <w:rPr>
+                <w:b/>
+                <w:color w:val="1A1A1A"/>
+                <w:sz w:val="19"/>
+              </w:rPr>
+              <w:t>Yes, the indicators of the company support the targets of sustainability and PAI indicators followed by the Fund</w:t>
+            </w:r>
+          </w:p>
+          <w:p>
+            <w:pPr>
+              <w:tabs>
+                <w:tab w:pos="198" w:val="left"/>
+              </w:tabs>
+              <w:spacing w:before="0" w:after="20"/>
+              <w:ind w:left="198" w:hanging="198"/>
+            </w:pPr>
+            <w:r>
+              <w:rPr>
+                <w:b w:val="0"/>
+                <w:color w:val="5F6B7A"/>
+                <w:sz w:val="18"/>
+              </w:rPr>
+              <w:t>•</w:t>
+              <w:tab/>
+            </w:r>
+            <w:r>
+              <w:rPr>
+                <w:b w:val="0"/>
+                <w:color w:val="333333"/>
+                <w:sz w:val="18"/>
+              </w:rPr>
+              <w:t>Tvarumo rodikliai skelbiami metinėje ataskaitoje</w:t>
+            </w:r>
+            <w:hyperlink r:id="rId31">
+              <w:r>
+                <w:rPr>
+                  <w:color w:val="2A78D6"/>
+                  <w:vertAlign w:val="superscript"/>
+                  <w:sz w:val="15"/>
+                </w:rPr>
+                <w:t xml:space="preserve">23</w:t>
+              </w:r>
+            </w:hyperlink>
+            <w:r>
+              <w:rPr>
+                <w:b w:val="0"/>
+                <w:color w:val="333333"/>
+                <w:sz w:val="18"/>
+              </w:rPr>
+              <w:t>.</w:t>
+            </w:r>
+          </w:p>
+        </w:tc>
+      </w:tr>
+    </w:tbl>
     <w:p>
       <w:pPr>
-        <w:spacing w:before="80" w:after="20"/>
-      </w:pPr>
-      <w:r>
-        <w:rPr>
-          <w:sz w:val="24"/>
-        </w:rPr>
-        <w:t xml:space="preserve">☑ </w:t>
-      </w:r>
-      <w:r>
-        <w:t>Yes, the indicators of the company support the targets of sustainability and PAI indicators followed by the Fund</w:t>
-      </w:r>
-    </w:p>
-    <w:p>
-      <w:pPr>
-        <w:spacing w:after="120"/>
-        <w:ind w:left="510" w:hanging="198"/>
-      </w:pPr>
-      <w:r>
-        <w:rPr>
-          <w:sz w:val="19"/>
-        </w:rPr>
-        <w:t xml:space="preserve">•  </w:t>
-      </w:r>
-      <w:r>
-        <w:rPr>
-          <w:b w:val="0"/>
-          <w:color w:val="333333"/>
-          <w:sz w:val="19"/>
-        </w:rPr>
-        <w:t>Tvarumo rodikliai skelbiami metinėje ataskaitoje</w:t>
-      </w:r>
-      <w:hyperlink r:id="rId28">
-        <w:r>
-          <w:rPr>
-            <w:color w:val="2A78D6"/>
-            <w:vertAlign w:val="superscript"/>
-            <w:sz w:val="16"/>
-          </w:rPr>
-          <w:t xml:space="preserve">23</w:t>
-        </w:r>
-      </w:hyperlink>
-      <w:r>
-        <w:rPr>
-          <w:b w:val="0"/>
-          <w:color w:val="333333"/>
-          <w:sz w:val="19"/>
-        </w:rPr>
-        <w:t>.</w:t>
-      </w:r>
-    </w:p>
-    <w:p>
-      <w:pPr>
-        <w:spacing w:before="80"/>
+        <w:spacing w:before="120" w:after="40"/>
       </w:pPr>
       <w:r>
         <w:rPr>
           <w:b/>
+          <w:sz w:val="19"/>
         </w:rPr>
         <w:t xml:space="preserve">Additional comments: </w:t>
       </w:r>
     </w:p>
     <w:p>
       <w:pPr>
-        <w:spacing w:before="80"/>
+        <w:spacing w:before="120" w:after="40"/>
       </w:pPr>
       <w:r>
         <w:rPr>
           <w:b/>
+          <w:sz w:val="19"/>
         </w:rPr>
         <w:t xml:space="preserve">Conclusion: </w:t>
       </w:r>
       <w:r>
         <w:rPr>
           <w:b w:val="0"/>
+          <w:sz w:val="19"/>
         </w:rPr>
         <w:t>Išimčių ir raudonų signalų nėra.</w:t>
       </w:r>
     </w:p>
     <w:p>
+      <w:pPr>
+        <w:spacing w:before="40" w:after="60"/>
+      </w:pPr>
       <w:r>
         <w:rPr>
-          <w:i/>
+          <w:b w:val="0"/>
           <w:color w:val="5F6B7A"/>
           <w:sz w:val="16"/>
         </w:rPr>
@@ -4552,11 +6604,24 @@
     </w:p>
     <w:p>
       <w:pPr>
-        <w:spacing w:before="280" w:after="80"/>
+        <w:keepNext/>
         <w:pBdr>
-          <w:bottom w:val="single" w:sz="6" w:color="C9D3DE" w:space="2"/>
+          <w:bottom w:val="single" w:sz="8" w:color="1F4E79" w:space="4"/>
         </w:pBdr>
+        <w:tabs>
+          <w:tab w:pos="482" w:val="left"/>
+        </w:tabs>
+        <w:spacing w:before="360" w:after="160"/>
       </w:pPr>
+      <w:r>
+        <w:rPr>
+          <w:b/>
+          <w:color w:val="2A78D6"/>
+          <w:sz w:val="18"/>
+        </w:rPr>
+        <w:t>10</w:t>
+        <w:tab/>
+      </w:r>
       <w:r>
         <w:rPr>
           <w:b/>
@@ -4568,16 +6633,22 @@
     </w:p>
     <w:p>
       <w:pPr>
-        <w:spacing w:after="20"/>
-        <w:ind w:left="340" w:hanging="340"/>
+        <w:tabs>
+          <w:tab w:pos="397" w:val="left"/>
+        </w:tabs>
+        <w:spacing w:before="0" w:after="30"/>
+        <w:ind w:left="397" w:hanging="397"/>
       </w:pPr>
       <w:r>
         <w:rPr>
+          <w:b w:val="0"/>
+          <w:color w:val="5F6B7A"/>
           <w:sz w:val="17"/>
         </w:rPr>
-        <w:t xml:space="preserve">1. </w:t>
+        <w:t>1.</w:t>
+        <w:tab/>
       </w:r>
-      <w:hyperlink r:id="rId10">
+      <w:hyperlink r:id="rId12">
         <w:r>
           <w:rPr>
             <w:color w:val="2A78D6"/>
@@ -4589,16 +6660,22 @@
     </w:p>
     <w:p>
       <w:pPr>
-        <w:spacing w:after="20"/>
-        <w:ind w:left="340" w:hanging="340"/>
+        <w:tabs>
+          <w:tab w:pos="397" w:val="left"/>
+        </w:tabs>
+        <w:spacing w:before="0" w:after="30"/>
+        <w:ind w:left="397" w:hanging="397"/>
       </w:pPr>
       <w:r>
         <w:rPr>
+          <w:b w:val="0"/>
+          <w:color w:val="5F6B7A"/>
           <w:sz w:val="17"/>
         </w:rPr>
-        <w:t xml:space="preserve">2. </w:t>
+        <w:t>2.</w:t>
+        <w:tab/>
       </w:r>
-      <w:hyperlink r:id="rId11">
+      <w:hyperlink r:id="rId13">
         <w:r>
           <w:rPr>
             <w:color w:val="2A78D6"/>
@@ -4610,16 +6687,22 @@
     </w:p>
     <w:p>
       <w:pPr>
-        <w:spacing w:after="20"/>
-        <w:ind w:left="340" w:hanging="340"/>
+        <w:tabs>
+          <w:tab w:pos="397" w:val="left"/>
+        </w:tabs>
+        <w:spacing w:before="0" w:after="30"/>
+        <w:ind w:left="397" w:hanging="397"/>
       </w:pPr>
       <w:r>
         <w:rPr>
+          <w:b w:val="0"/>
+          <w:color w:val="5F6B7A"/>
           <w:sz w:val="17"/>
         </w:rPr>
-        <w:t xml:space="preserve">3. </w:t>
+        <w:t>3.</w:t>
+        <w:tab/>
       </w:r>
-      <w:hyperlink r:id="rId12">
+      <w:hyperlink r:id="rId14">
         <w:r>
           <w:rPr>
             <w:color w:val="2A78D6"/>
@@ -4631,16 +6714,22 @@
     </w:p>
     <w:p>
       <w:pPr>
-        <w:spacing w:after="20"/>
-        <w:ind w:left="340" w:hanging="340"/>
+        <w:tabs>
+          <w:tab w:pos="397" w:val="left"/>
+        </w:tabs>
+        <w:spacing w:before="0" w:after="30"/>
+        <w:ind w:left="397" w:hanging="397"/>
       </w:pPr>
       <w:r>
         <w:rPr>
+          <w:b w:val="0"/>
+          <w:color w:val="5F6B7A"/>
           <w:sz w:val="17"/>
         </w:rPr>
-        <w:t xml:space="preserve">4. </w:t>
+        <w:t>4.</w:t>
+        <w:tab/>
       </w:r>
-      <w:hyperlink r:id="rId13">
+      <w:hyperlink r:id="rId15">
         <w:r>
           <w:rPr>
             <w:color w:val="2A78D6"/>
@@ -4652,16 +6741,22 @@
     </w:p>
     <w:p>
       <w:pPr>
-        <w:spacing w:after="20"/>
-        <w:ind w:left="340" w:hanging="340"/>
+        <w:tabs>
+          <w:tab w:pos="397" w:val="left"/>
+        </w:tabs>
+        <w:spacing w:before="0" w:after="30"/>
+        <w:ind w:left="397" w:hanging="397"/>
       </w:pPr>
       <w:r>
         <w:rPr>
+          <w:b w:val="0"/>
+          <w:color w:val="5F6B7A"/>
           <w:sz w:val="17"/>
         </w:rPr>
-        <w:t xml:space="preserve">5. </w:t>
+        <w:t>5.</w:t>
+        <w:tab/>
       </w:r>
-      <w:hyperlink r:id="rId14">
+      <w:hyperlink r:id="rId16">
         <w:r>
           <w:rPr>
             <w:color w:val="2A78D6"/>
@@ -4673,16 +6768,22 @@
     </w:p>
     <w:p>
       <w:pPr>
-        <w:spacing w:after="20"/>
-        <w:ind w:left="340" w:hanging="340"/>
+        <w:tabs>
+          <w:tab w:pos="397" w:val="left"/>
+        </w:tabs>
+        <w:spacing w:before="0" w:after="30"/>
+        <w:ind w:left="397" w:hanging="397"/>
       </w:pPr>
       <w:r>
         <w:rPr>
+          <w:b w:val="0"/>
+          <w:color w:val="5F6B7A"/>
           <w:sz w:val="17"/>
         </w:rPr>
-        <w:t xml:space="preserve">6. </w:t>
+        <w:t>6.</w:t>
+        <w:tab/>
       </w:r>
-      <w:hyperlink r:id="rId15">
+      <w:hyperlink r:id="rId17">
         <w:r>
           <w:rPr>
             <w:color w:val="2A78D6"/>
@@ -4694,16 +6795,22 @@
     </w:p>
     <w:p>
       <w:pPr>
-        <w:spacing w:after="20"/>
-        <w:ind w:left="340" w:hanging="340"/>
+        <w:tabs>
+          <w:tab w:pos="397" w:val="left"/>
+        </w:tabs>
+        <w:spacing w:before="0" w:after="30"/>
+        <w:ind w:left="397" w:hanging="397"/>
       </w:pPr>
       <w:r>
         <w:rPr>
+          <w:b w:val="0"/>
+          <w:color w:val="5F6B7A"/>
           <w:sz w:val="17"/>
         </w:rPr>
-        <w:t xml:space="preserve">7. </w:t>
+        <w:t>7.</w:t>
+        <w:tab/>
       </w:r>
-      <w:hyperlink r:id="rId12">
+      <w:hyperlink r:id="rId14">
         <w:r>
           <w:rPr>
             <w:color w:val="2A78D6"/>
@@ -4715,16 +6822,22 @@
     </w:p>
     <w:p>
       <w:pPr>
-        <w:spacing w:after="20"/>
-        <w:ind w:left="340" w:hanging="340"/>
+        <w:tabs>
+          <w:tab w:pos="397" w:val="left"/>
+        </w:tabs>
+        <w:spacing w:before="0" w:after="30"/>
+        <w:ind w:left="397" w:hanging="397"/>
       </w:pPr>
       <w:r>
         <w:rPr>
+          <w:b w:val="0"/>
+          <w:color w:val="5F6B7A"/>
           <w:sz w:val="17"/>
         </w:rPr>
-        <w:t xml:space="preserve">8. </w:t>
+        <w:t>8.</w:t>
+        <w:tab/>
       </w:r>
-      <w:hyperlink r:id="rId12">
+      <w:hyperlink r:id="rId14">
         <w:r>
           <w:rPr>
             <w:color w:val="2A78D6"/>
@@ -4736,16 +6849,22 @@
     </w:p>
     <w:p>
       <w:pPr>
-        <w:spacing w:after="20"/>
-        <w:ind w:left="340" w:hanging="340"/>
+        <w:tabs>
+          <w:tab w:pos="397" w:val="left"/>
+        </w:tabs>
+        <w:spacing w:before="0" w:after="30"/>
+        <w:ind w:left="397" w:hanging="397"/>
       </w:pPr>
       <w:r>
         <w:rPr>
+          <w:b w:val="0"/>
+          <w:color w:val="5F6B7A"/>
           <w:sz w:val="17"/>
         </w:rPr>
-        <w:t xml:space="preserve">9. </w:t>
+        <w:t>9.</w:t>
+        <w:tab/>
       </w:r>
-      <w:hyperlink r:id="rId16">
+      <w:hyperlink r:id="rId18">
         <w:r>
           <w:rPr>
             <w:color w:val="2A78D6"/>
@@ -4757,16 +6876,22 @@
     </w:p>
     <w:p>
       <w:pPr>
-        <w:spacing w:after="20"/>
-        <w:ind w:left="340" w:hanging="340"/>
+        <w:tabs>
+          <w:tab w:pos="397" w:val="left"/>
+        </w:tabs>
+        <w:spacing w:before="0" w:after="30"/>
+        <w:ind w:left="397" w:hanging="397"/>
       </w:pPr>
       <w:r>
         <w:rPr>
+          <w:b w:val="0"/>
+          <w:color w:val="5F6B7A"/>
           <w:sz w:val="17"/>
         </w:rPr>
-        <w:t xml:space="preserve">10. </w:t>
+        <w:t>10.</w:t>
+        <w:tab/>
       </w:r>
-      <w:hyperlink r:id="rId17">
+      <w:hyperlink r:id="rId19">
         <w:r>
           <w:rPr>
             <w:color w:val="2A78D6"/>
@@ -4778,16 +6903,22 @@
     </w:p>
     <w:p>
       <w:pPr>
-        <w:spacing w:after="20"/>
-        <w:ind w:left="340" w:hanging="340"/>
+        <w:tabs>
+          <w:tab w:pos="397" w:val="left"/>
+        </w:tabs>
+        <w:spacing w:before="0" w:after="30"/>
+        <w:ind w:left="397" w:hanging="397"/>
       </w:pPr>
       <w:r>
         <w:rPr>
+          <w:b w:val="0"/>
+          <w:color w:val="5F6B7A"/>
           <w:sz w:val="17"/>
         </w:rPr>
-        <w:t xml:space="preserve">11. </w:t>
+        <w:t>11.</w:t>
+        <w:tab/>
       </w:r>
-      <w:hyperlink r:id="rId18">
+      <w:hyperlink r:id="rId20">
         <w:r>
           <w:rPr>
             <w:color w:val="2A78D6"/>
@@ -4799,16 +6930,22 @@
     </w:p>
     <w:p>
       <w:pPr>
-        <w:spacing w:after="20"/>
-        <w:ind w:left="340" w:hanging="340"/>
+        <w:tabs>
+          <w:tab w:pos="397" w:val="left"/>
+        </w:tabs>
+        <w:spacing w:before="0" w:after="30"/>
+        <w:ind w:left="397" w:hanging="397"/>
       </w:pPr>
       <w:r>
         <w:rPr>
+          <w:b w:val="0"/>
+          <w:color w:val="5F6B7A"/>
           <w:sz w:val="17"/>
         </w:rPr>
-        <w:t xml:space="preserve">12. </w:t>
+        <w:t>12.</w:t>
+        <w:tab/>
       </w:r>
-      <w:hyperlink r:id="rId19">
+      <w:hyperlink r:id="rId21">
         <w:r>
           <w:rPr>
             <w:color w:val="2A78D6"/>
@@ -4820,16 +6957,22 @@
     </w:p>
     <w:p>
       <w:pPr>
-        <w:spacing w:after="20"/>
-        <w:ind w:left="340" w:hanging="340"/>
+        <w:tabs>
+          <w:tab w:pos="397" w:val="left"/>
+        </w:tabs>
+        <w:spacing w:before="0" w:after="30"/>
+        <w:ind w:left="397" w:hanging="397"/>
       </w:pPr>
       <w:r>
         <w:rPr>
+          <w:b w:val="0"/>
+          <w:color w:val="5F6B7A"/>
           <w:sz w:val="17"/>
         </w:rPr>
-        <w:t xml:space="preserve">13. </w:t>
+        <w:t>13.</w:t>
+        <w:tab/>
       </w:r>
-      <w:hyperlink r:id="rId20">
+      <w:hyperlink r:id="rId22">
         <w:r>
           <w:rPr>
             <w:color w:val="2A78D6"/>
@@ -4841,16 +6984,22 @@
     </w:p>
     <w:p>
       <w:pPr>
-        <w:spacing w:after="20"/>
-        <w:ind w:left="340" w:hanging="340"/>
+        <w:tabs>
+          <w:tab w:pos="397" w:val="left"/>
+        </w:tabs>
+        <w:spacing w:before="0" w:after="30"/>
+        <w:ind w:left="397" w:hanging="397"/>
       </w:pPr>
       <w:r>
         <w:rPr>
+          <w:b w:val="0"/>
+          <w:color w:val="5F6B7A"/>
           <w:sz w:val="17"/>
         </w:rPr>
-        <w:t xml:space="preserve">14. </w:t>
+        <w:t>14.</w:t>
+        <w:tab/>
       </w:r>
-      <w:hyperlink r:id="rId21">
+      <w:hyperlink r:id="rId23">
         <w:r>
           <w:rPr>
             <w:color w:val="2A78D6"/>
@@ -4862,16 +7011,22 @@
     </w:p>
     <w:p>
       <w:pPr>
-        <w:spacing w:after="20"/>
-        <w:ind w:left="340" w:hanging="340"/>
+        <w:tabs>
+          <w:tab w:pos="397" w:val="left"/>
+        </w:tabs>
+        <w:spacing w:before="0" w:after="30"/>
+        <w:ind w:left="397" w:hanging="397"/>
       </w:pPr>
       <w:r>
         <w:rPr>
+          <w:b w:val="0"/>
+          <w:color w:val="5F6B7A"/>
           <w:sz w:val="17"/>
         </w:rPr>
-        <w:t xml:space="preserve">15. </w:t>
+        <w:t>15.</w:t>
+        <w:tab/>
       </w:r>
-      <w:hyperlink r:id="rId22">
+      <w:hyperlink r:id="rId24">
         <w:r>
           <w:rPr>
             <w:color w:val="2A78D6"/>
@@ -4883,16 +7038,22 @@
     </w:p>
     <w:p>
       <w:pPr>
-        <w:spacing w:after="20"/>
-        <w:ind w:left="340" w:hanging="340"/>
+        <w:tabs>
+          <w:tab w:pos="397" w:val="left"/>
+        </w:tabs>
+        <w:spacing w:before="0" w:after="30"/>
+        <w:ind w:left="397" w:hanging="397"/>
       </w:pPr>
       <w:r>
         <w:rPr>
+          <w:b w:val="0"/>
+          <w:color w:val="5F6B7A"/>
           <w:sz w:val="17"/>
         </w:rPr>
-        <w:t xml:space="preserve">16. </w:t>
+        <w:t>16.</w:t>
+        <w:tab/>
       </w:r>
-      <w:hyperlink r:id="rId18">
+      <w:hyperlink r:id="rId20">
         <w:r>
           <w:rPr>
             <w:color w:val="2A78D6"/>
@@ -4904,16 +7065,22 @@
     </w:p>
     <w:p>
       <w:pPr>
-        <w:spacing w:after="20"/>
-        <w:ind w:left="340" w:hanging="340"/>
+        <w:tabs>
+          <w:tab w:pos="397" w:val="left"/>
+        </w:tabs>
+        <w:spacing w:before="0" w:after="30"/>
+        <w:ind w:left="397" w:hanging="397"/>
       </w:pPr>
       <w:r>
         <w:rPr>
+          <w:b w:val="0"/>
+          <w:color w:val="5F6B7A"/>
           <w:sz w:val="17"/>
         </w:rPr>
-        <w:t xml:space="preserve">17. </w:t>
+        <w:t>17.</w:t>
+        <w:tab/>
       </w:r>
-      <w:hyperlink r:id="rId24">
+      <w:hyperlink r:id="rId26">
         <w:r>
           <w:rPr>
             <w:color w:val="2A78D6"/>
@@ -4925,16 +7092,22 @@
     </w:p>
     <w:p>
       <w:pPr>
-        <w:spacing w:after="20"/>
-        <w:ind w:left="340" w:hanging="340"/>
+        <w:tabs>
+          <w:tab w:pos="397" w:val="left"/>
+        </w:tabs>
+        <w:spacing w:before="0" w:after="30"/>
+        <w:ind w:left="397" w:hanging="397"/>
       </w:pPr>
       <w:r>
         <w:rPr>
+          <w:b w:val="0"/>
+          <w:color w:val="5F6B7A"/>
           <w:sz w:val="17"/>
         </w:rPr>
-        <w:t xml:space="preserve">18. </w:t>
+        <w:t>18.</w:t>
+        <w:tab/>
       </w:r>
-      <w:hyperlink r:id="rId25">
+      <w:hyperlink r:id="rId27">
         <w:r>
           <w:rPr>
             <w:color w:val="2A78D6"/>
@@ -4946,16 +7119,22 @@
     </w:p>
     <w:p>
       <w:pPr>
-        <w:spacing w:after="20"/>
-        <w:ind w:left="340" w:hanging="340"/>
+        <w:tabs>
+          <w:tab w:pos="397" w:val="left"/>
+        </w:tabs>
+        <w:spacing w:before="0" w:after="30"/>
+        <w:ind w:left="397" w:hanging="397"/>
       </w:pPr>
       <w:r>
         <w:rPr>
+          <w:b w:val="0"/>
+          <w:color w:val="5F6B7A"/>
           <w:sz w:val="17"/>
         </w:rPr>
-        <w:t xml:space="preserve">19. </w:t>
+        <w:t>19.</w:t>
+        <w:tab/>
       </w:r>
-      <w:hyperlink r:id="rId26">
+      <w:hyperlink r:id="rId28">
         <w:r>
           <w:rPr>
             <w:color w:val="2A78D6"/>
@@ -4967,16 +7146,22 @@
     </w:p>
     <w:p>
       <w:pPr>
-        <w:spacing w:after="20"/>
-        <w:ind w:left="340" w:hanging="340"/>
+        <w:tabs>
+          <w:tab w:pos="397" w:val="left"/>
+        </w:tabs>
+        <w:spacing w:before="0" w:after="30"/>
+        <w:ind w:left="397" w:hanging="397"/>
       </w:pPr>
       <w:r>
         <w:rPr>
+          <w:b w:val="0"/>
+          <w:color w:val="5F6B7A"/>
           <w:sz w:val="17"/>
         </w:rPr>
-        <w:t xml:space="preserve">20. </w:t>
+        <w:t>20.</w:t>
+        <w:tab/>
       </w:r>
-      <w:hyperlink r:id="rId26">
+      <w:hyperlink r:id="rId28">
         <w:r>
           <w:rPr>
             <w:color w:val="2A78D6"/>
@@ -4988,16 +7173,22 @@
     </w:p>
     <w:p>
       <w:pPr>
-        <w:spacing w:after="20"/>
-        <w:ind w:left="340" w:hanging="340"/>
+        <w:tabs>
+          <w:tab w:pos="397" w:val="left"/>
+        </w:tabs>
+        <w:spacing w:before="0" w:after="30"/>
+        <w:ind w:left="397" w:hanging="397"/>
       </w:pPr>
       <w:r>
         <w:rPr>
+          <w:b w:val="0"/>
+          <w:color w:val="5F6B7A"/>
           <w:sz w:val="17"/>
         </w:rPr>
-        <w:t xml:space="preserve">21. </w:t>
+        <w:t>21.</w:t>
+        <w:tab/>
       </w:r>
-      <w:hyperlink r:id="rId26">
+      <w:hyperlink r:id="rId28">
         <w:r>
           <w:rPr>
             <w:color w:val="2A78D6"/>
@@ -5009,16 +7200,22 @@
     </w:p>
     <w:p>
       <w:pPr>
-        <w:spacing w:after="20"/>
-        <w:ind w:left="340" w:hanging="340"/>
+        <w:tabs>
+          <w:tab w:pos="397" w:val="left"/>
+        </w:tabs>
+        <w:spacing w:before="0" w:after="30"/>
+        <w:ind w:left="397" w:hanging="397"/>
       </w:pPr>
       <w:r>
         <w:rPr>
+          <w:b w:val="0"/>
+          <w:color w:val="5F6B7A"/>
           <w:sz w:val="17"/>
         </w:rPr>
-        <w:t xml:space="preserve">22. </w:t>
+        <w:t>22.</w:t>
+        <w:tab/>
       </w:r>
-      <w:hyperlink r:id="rId27">
+      <w:hyperlink r:id="rId30">
         <w:r>
           <w:rPr>
             <w:color w:val="2A78D6"/>
@@ -5030,16 +7227,22 @@
     </w:p>
     <w:p>
       <w:pPr>
-        <w:spacing w:after="20"/>
-        <w:ind w:left="340" w:hanging="340"/>
+        <w:tabs>
+          <w:tab w:pos="397" w:val="left"/>
+        </w:tabs>
+        <w:spacing w:before="0" w:after="30"/>
+        <w:ind w:left="397" w:hanging="397"/>
       </w:pPr>
       <w:r>
         <w:rPr>
+          <w:b w:val="0"/>
+          <w:color w:val="5F6B7A"/>
           <w:sz w:val="17"/>
         </w:rPr>
-        <w:t xml:space="preserve">23. </w:t>
+        <w:t>23.</w:t>
+        <w:tab/>
       </w:r>
-      <w:hyperlink r:id="rId28">
+      <w:hyperlink r:id="rId31">
         <w:r>
           <w:rPr>
             <w:color w:val="2A78D6"/>
@@ -5051,16 +7254,22 @@
     </w:p>
     <w:p>
       <w:pPr>
-        <w:spacing w:after="20"/>
-        <w:ind w:left="340" w:hanging="340"/>
+        <w:tabs>
+          <w:tab w:pos="397" w:val="left"/>
+        </w:tabs>
+        <w:spacing w:before="0" w:after="30"/>
+        <w:ind w:left="397" w:hanging="397"/>
       </w:pPr>
       <w:r>
         <w:rPr>
+          <w:b w:val="0"/>
+          <w:color w:val="5F6B7A"/>
           <w:sz w:val="17"/>
         </w:rPr>
-        <w:t xml:space="preserve">24. </w:t>
+        <w:t>24.</w:t>
+        <w:tab/>
       </w:r>
-      <w:hyperlink r:id="rId28">
+      <w:hyperlink r:id="rId31">
         <w:r>
           <w:rPr>
             <w:color w:val="2A78D6"/>
@@ -5072,16 +7281,22 @@
     </w:p>
     <w:p>
       <w:pPr>
-        <w:spacing w:after="20"/>
-        <w:ind w:left="340" w:hanging="340"/>
+        <w:tabs>
+          <w:tab w:pos="397" w:val="left"/>
+        </w:tabs>
+        <w:spacing w:before="0" w:after="30"/>
+        <w:ind w:left="397" w:hanging="397"/>
       </w:pPr>
       <w:r>
         <w:rPr>
+          <w:b w:val="0"/>
+          <w:color w:val="5F6B7A"/>
           <w:sz w:val="17"/>
         </w:rPr>
-        <w:t xml:space="preserve">25. </w:t>
+        <w:t>25.</w:t>
+        <w:tab/>
       </w:r>
-      <w:hyperlink r:id="rId29">
+      <w:hyperlink r:id="rId32">
         <w:r>
           <w:rPr>
             <w:color w:val="2A78D6"/>
@@ -5092,20 +7307,26 @@
       </w:hyperlink>
     </w:p>
     <w:p>
+      <w:pPr>
+        <w:spacing w:before="40" w:after="60"/>
+      </w:pPr>
       <w:r>
         <w:rPr>
-          <w:i/>
+          <w:b w:val="0"/>
           <w:color w:val="5F6B7A"/>
           <w:sz w:val="16"/>
         </w:rPr>
-        <w:t>Ataskaita parengta automatiškai iš viešų šaltinių. Skaičiai pateikiami taip, kaip juos skelbia emitentas; nuorodos [S#] veda į šaltinių sąrašą. Prieš naudojant sprendimui, analitikas turi peržiūrėti pažymėtus punktus.</w:t>
+        <w:t>Ataskaita parengta iš viešų šaltinių. Skaičiai pateikiami taip, kaip juos skelbia emitentas; maži numeriai prie teksto veda į šaltinių sąrašą.</w:t>
       </w:r>
     </w:p>
     <w:sectPr>
-      <w:footerReference w:type="default" r:id="rId9"/>
-      <w:pgSz w:w="12240" w:h="15840"/>
-      <w:pgMar w:top="907" w:right="1134" w:bottom="907" w:left="1134" w:header="720" w:footer="720" w:gutter="0"/>
+      <w:headerReference w:type="default" r:id="rId9"/>
+      <w:footerReference w:type="default" r:id="rId10"/>
+      <w:footerReference w:type="first" r:id="rId11"/>
+      <w:pgSz w:w="11906" w:h="16838"/>
+      <w:pgMar w:top="1020" w:right="1134" w:bottom="1020" w:left="1134" w:header="510" w:footer="454" w:gutter="0"/>
       <w:cols w:space="720"/>
+      <w:titlePg/>
       <w:docGrid w:linePitch="360"/>
     </w:sectPr>
   </w:body>
@@ -5116,19 +7337,100 @@
 <w:ftr xmlns:m="http://schemas.openxmlformats.org/officeDocument/2006/math" xmlns:mc="http://schemas.openxmlformats.org/markup-compatibility/2006" xmlns:mo="http://schemas.microsoft.com/office/mac/office/2008/main" xmlns:mv="urn:schemas-microsoft-com:mac:vml" xmlns:o="urn:schemas-microsoft-com:office:office" xmlns:r="http://schemas.openxmlformats.org/officeDocument/2006/relationships" xmlns:v="urn:schemas-microsoft-com:vml" xmlns:w10="urn:schemas-microsoft-com:office:word" xmlns:w14="http://schemas.microsoft.com/office/word/2010/wordml" xmlns:w="http://schemas.openxmlformats.org/wordprocessingml/2006/main" xmlns:wne="http://schemas.microsoft.com/office/word/2006/wordml" xmlns:wp14="http://schemas.microsoft.com/office/word/2010/wordprocessingDrawing" xmlns:wp="http://schemas.openxmlformats.org/drawingml/2006/wordprocessingDrawing" xmlns:wpc="http://schemas.microsoft.com/office/word/2010/wordprocessingCanvas" xmlns:wpg="http://schemas.microsoft.com/office/word/2010/wordprocessingGroup" xmlns:wpi="http://schemas.microsoft.com/office/word/2010/wordprocessingInk" xmlns:wps="http://schemas.microsoft.com/office/word/2010/wordprocessingShape" mc:Ignorable="w14 wp14">
   <w:p>
     <w:pPr>
-      <w:pStyle w:val="Footer"/>
-      <w:jc w:val="right"/>
+      <w:pBdr>
+        <w:top w:val="single" w:sz="4" w:color="C9D3DE" w:space="4"/>
+      </w:pBdr>
+      <w:tabs>
+        <w:tab w:pos="9638" w:val="right"/>
+      </w:tabs>
     </w:pPr>
     <w:r>
       <w:rPr>
+        <w:b w:val="0"/>
         <w:color w:val="5F6B7A"/>
         <w:sz w:val="16"/>
       </w:rPr>
-      <w:t xml:space="preserve">Bigbank · 9M2026 · 2026-10-22   ·   </w:t>
+      <w:t>Bigbank · 9M2026 · 2026-10-22</w:t>
+      <w:tab/>
     </w:r>
-    <w:fldSimple w:instr="PAGE"/>
+    <w:r>
+      <w:rPr>
+        <w:b/>
+        <w:color w:val="1F4E79"/>
+        <w:sz w:val="16"/>
+      </w:rPr>
+      <w:fldChar w:fldCharType="begin"/>
+      <w:instrText xml:space="preserve"> PAGE </w:instrText>
+      <w:fldChar w:fldCharType="end"/>
+    </w:r>
   </w:p>
 </w:ftr>
+</file>
+
+<file path=word/footer2.xml><?xml version="1.0" encoding="utf-8"?>
+<w:ftr xmlns:m="http://schemas.openxmlformats.org/officeDocument/2006/math" xmlns:mc="http://schemas.openxmlformats.org/markup-compatibility/2006" xmlns:mo="http://schemas.microsoft.com/office/mac/office/2008/main" xmlns:mv="urn:schemas-microsoft-com:mac:vml" xmlns:o="urn:schemas-microsoft-com:office:office" xmlns:r="http://schemas.openxmlformats.org/officeDocument/2006/relationships" xmlns:v="urn:schemas-microsoft-com:vml" xmlns:w10="urn:schemas-microsoft-com:office:word" xmlns:w14="http://schemas.microsoft.com/office/word/2010/wordml" xmlns:w="http://schemas.openxmlformats.org/wordprocessingml/2006/main" xmlns:wne="http://schemas.microsoft.com/office/word/2006/wordml" xmlns:wp14="http://schemas.microsoft.com/office/word/2010/wordprocessingDrawing" xmlns:wp="http://schemas.openxmlformats.org/drawingml/2006/wordprocessingDrawing" xmlns:wpc="http://schemas.microsoft.com/office/word/2010/wordprocessingCanvas" xmlns:wpg="http://schemas.microsoft.com/office/word/2010/wordprocessingGroup" xmlns:wpi="http://schemas.microsoft.com/office/word/2010/wordprocessingInk" xmlns:wps="http://schemas.microsoft.com/office/word/2010/wordprocessingShape" mc:Ignorable="w14 wp14">
+  <w:p>
+    <w:pPr>
+      <w:pBdr>
+        <w:top w:val="single" w:sz="4" w:color="C9D3DE" w:space="4"/>
+      </w:pBdr>
+      <w:tabs>
+        <w:tab w:pos="9638" w:val="right"/>
+      </w:tabs>
+    </w:pPr>
+    <w:r>
+      <w:rPr>
+        <w:b w:val="0"/>
+        <w:color w:val="5F6B7A"/>
+        <w:sz w:val="16"/>
+      </w:rPr>
+      <w:t>Bigbank · 9M2026 · 2026-10-22</w:t>
+      <w:tab/>
+    </w:r>
+    <w:r>
+      <w:rPr>
+        <w:b/>
+        <w:color w:val="1F4E79"/>
+        <w:sz w:val="16"/>
+      </w:rPr>
+      <w:fldChar w:fldCharType="begin"/>
+      <w:instrText xml:space="preserve"> PAGE </w:instrText>
+      <w:fldChar w:fldCharType="end"/>
+    </w:r>
+  </w:p>
+</w:ftr>
+</file>
+
+<file path=word/header1.xml><?xml version="1.0" encoding="utf-8"?>
+<w:hdr xmlns:m="http://schemas.openxmlformats.org/officeDocument/2006/math" xmlns:mc="http://schemas.openxmlformats.org/markup-compatibility/2006" xmlns:mo="http://schemas.microsoft.com/office/mac/office/2008/main" xmlns:mv="urn:schemas-microsoft-com:mac:vml" xmlns:o="urn:schemas-microsoft-com:office:office" xmlns:r="http://schemas.openxmlformats.org/officeDocument/2006/relationships" xmlns:v="urn:schemas-microsoft-com:vml" xmlns:w10="urn:schemas-microsoft-com:office:word" xmlns:w14="http://schemas.microsoft.com/office/word/2010/wordml" xmlns:w="http://schemas.openxmlformats.org/wordprocessingml/2006/main" xmlns:wne="http://schemas.microsoft.com/office/word/2006/wordml" xmlns:wp14="http://schemas.microsoft.com/office/word/2010/wordprocessingDrawing" xmlns:wp="http://schemas.openxmlformats.org/drawingml/2006/wordprocessingDrawing" xmlns:wpc="http://schemas.microsoft.com/office/word/2010/wordprocessingCanvas" xmlns:wpg="http://schemas.microsoft.com/office/word/2010/wordprocessingGroup" xmlns:wpi="http://schemas.microsoft.com/office/word/2010/wordprocessingInk" xmlns:wps="http://schemas.microsoft.com/office/word/2010/wordprocessingShape" mc:Ignorable="w14 wp14">
+  <w:p>
+    <w:pPr>
+      <w:pBdr>
+        <w:bottom w:val="single" w:sz="4" w:color="C9D3DE" w:space="4"/>
+      </w:pBdr>
+      <w:tabs>
+        <w:tab w:pos="9638" w:val="right"/>
+      </w:tabs>
+    </w:pPr>
+    <w:r>
+      <w:rPr>
+        <w:b/>
+        <w:color w:val="1F4E79"/>
+        <w:sz w:val="16"/>
+      </w:rPr>
+      <w:t>Bigbank</w:t>
+    </w:r>
+    <w:r>
+      <w:rPr>
+        <w:b w:val="0"/>
+        <w:color w:val="5F6B7A"/>
+        <w:sz w:val="16"/>
+      </w:rPr>
+      <w:tab/>
+      <w:t>Emitento apžvalga · 9M2026</w:t>
+    </w:r>
+  </w:p>
+</w:hdr>
 </file>
 
 <file path=word/numbering.xml><?xml version="1.0" encoding="utf-8"?>
@@ -5495,10 +7797,10 @@
     <w:qFormat/>
     <w:rsid w:val="00FC693F"/>
     <w:pPr>
-      <w:spacing w:after="80"/>
+      <w:spacing w:after="80" w:line="264" w:lineRule="auto"/>
     </w:pPr>
     <w:rPr>
-      <w:rFonts w:ascii="Calibri" w:hAnsi="Calibri"/>
+      <w:rFonts w:ascii="Calibri" w:hAnsi="Calibri" w:eastAsia="Calibri"/>
       <w:color w:val="1A1A1A"/>
       <w:sz w:val="21"/>
     </w:rPr>

--- a/docs/files/bigbank/bigbank_9M2026_lt.docx
+++ b/docs/files/bigbank/bigbank_9M2026_lt.docx
@@ -175,7 +175,7 @@
                 <w:color w:val="5F6B7A"/>
                 <w:sz w:val="15"/>
               </w:rPr>
-              <w:t>Reitingas</w:t>
+              <w:t>Emitento reitingas</w:t>
             </w:r>
           </w:p>
           <w:p>
@@ -1027,16 +1027,17 @@
         <w:tblLook w:firstColumn="1" w:firstRow="1" w:lastColumn="0" w:lastRow="0" w:noHBand="0" w:noVBand="1" w:val="04A0"/>
       </w:tblPr>
       <w:tblGrid>
-        <w:gridCol w:w="1701"/>
-        <w:gridCol w:w="2608"/>
-        <w:gridCol w:w="963"/>
-        <w:gridCol w:w="1304"/>
-        <w:gridCol w:w="3061"/>
+        <w:gridCol w:w="1513"/>
+        <w:gridCol w:w="2241"/>
+        <w:gridCol w:w="840"/>
+        <w:gridCol w:w="1120"/>
+        <w:gridCol w:w="1569"/>
+        <w:gridCol w:w="2353"/>
       </w:tblGrid>
       <w:tr>
         <w:tc>
           <w:tcPr>
-            <w:tcW w:type="dxa" w:w="1701"/>
+            <w:tcW w:type="dxa" w:w="1513"/>
             <w:tcBorders>
               <w:top w:val="single" w:sz="12" w:color="1F4E79" w:space="0"/>
               <w:left w:val="nil"/>
@@ -1062,7 +1063,7 @@
         </w:tc>
         <w:tc>
           <w:tcPr>
-            <w:tcW w:type="dxa" w:w="2608"/>
+            <w:tcW w:type="dxa" w:w="2241"/>
             <w:tcBorders>
               <w:top w:val="single" w:sz="12" w:color="1F4E79" w:space="0"/>
               <w:left w:val="nil"/>
@@ -1088,7 +1089,7 @@
         </w:tc>
         <w:tc>
           <w:tcPr>
-            <w:tcW w:type="dxa" w:w="964"/>
+            <w:tcW w:type="dxa" w:w="841"/>
             <w:tcBorders>
               <w:top w:val="single" w:sz="12" w:color="1F4E79" w:space="0"/>
               <w:left w:val="nil"/>
@@ -1115,7 +1116,7 @@
         </w:tc>
         <w:tc>
           <w:tcPr>
-            <w:tcW w:type="dxa" w:w="1304"/>
+            <w:tcW w:type="dxa" w:w="1121"/>
             <w:tcBorders>
               <w:top w:val="single" w:sz="12" w:color="1F4E79" w:space="0"/>
               <w:left w:val="nil"/>
@@ -1141,7 +1142,33 @@
         </w:tc>
         <w:tc>
           <w:tcPr>
-            <w:tcW w:type="dxa" w:w="3061"/>
+            <w:tcW w:type="dxa" w:w="1569"/>
+            <w:tcBorders>
+              <w:top w:val="single" w:sz="12" w:color="1F4E79" w:space="0"/>
+              <w:left w:val="nil"/>
+              <w:bottom w:val="single" w:sz="4" w:color="C9D3DE" w:space="0"/>
+              <w:right w:val="nil"/>
+            </w:tcBorders>
+            <w:shd w:val="clear" w:color="auto" w:fill="EAF1F8"/>
+          </w:tcPr>
+          <w:p>
+            <w:pPr>
+              <w:spacing w:before="0" w:after="0"/>
+            </w:pPr>
+            <w:r>
+              <w:rPr>
+                <w:b/>
+                <w:caps/>
+                <w:color w:val="1F4E79"/>
+                <w:sz w:val="16"/>
+              </w:rPr>
+              <w:t>Emisijos reitingas</w:t>
+            </w:r>
+          </w:p>
+        </w:tc>
+        <w:tc>
+          <w:tcPr>
+            <w:tcW w:type="dxa" w:w="2353"/>
             <w:tcBorders>
               <w:top w:val="single" w:sz="12" w:color="1F4E79" w:space="0"/>
               <w:left w:val="nil"/>
@@ -1169,7 +1196,7 @@
       <w:tr>
         <w:tc>
           <w:tcPr>
-            <w:tcW w:type="dxa" w:w="1701"/>
+            <w:tcW w:type="dxa" w:w="1513"/>
             <w:tcBorders>
               <w:top w:val="nil"/>
               <w:left w:val="nil"/>
@@ -1192,7 +1219,7 @@
         </w:tc>
         <w:tc>
           <w:tcPr>
-            <w:tcW w:type="dxa" w:w="2608"/>
+            <w:tcW w:type="dxa" w:w="2241"/>
             <w:tcBorders>
               <w:top w:val="nil"/>
               <w:left w:val="nil"/>
@@ -1215,7 +1242,7 @@
         </w:tc>
         <w:tc>
           <w:tcPr>
-            <w:tcW w:type="dxa" w:w="964"/>
+            <w:tcW w:type="dxa" w:w="841"/>
             <w:tcBorders>
               <w:top w:val="nil"/>
               <w:left w:val="nil"/>
@@ -1239,7 +1266,7 @@
         </w:tc>
         <w:tc>
           <w:tcPr>
-            <w:tcW w:type="dxa" w:w="1304"/>
+            <w:tcW w:type="dxa" w:w="1121"/>
             <w:tcBorders>
               <w:top w:val="nil"/>
               <w:left w:val="nil"/>
@@ -1262,7 +1289,30 @@
         </w:tc>
         <w:tc>
           <w:tcPr>
-            <w:tcW w:type="dxa" w:w="3061"/>
+            <w:tcW w:type="dxa" w:w="1569"/>
+            <w:tcBorders>
+              <w:top w:val="nil"/>
+              <w:left w:val="nil"/>
+              <w:bottom w:val="single" w:sz="4" w:color="DDE3EA" w:space="0"/>
+              <w:right w:val="nil"/>
+            </w:tcBorders>
+          </w:tcPr>
+          <w:p>
+            <w:pPr>
+              <w:spacing w:before="0" w:after="0"/>
+            </w:pPr>
+            <w:r>
+              <w:rPr>
+                <w:b w:val="0"/>
+                <w:sz w:val="17"/>
+              </w:rPr>
+              <w:t>atskiro nerasta</w:t>
+            </w:r>
+          </w:p>
+        </w:tc>
+        <w:tc>
+          <w:tcPr>
+            <w:tcW w:type="dxa" w:w="2353"/>
             <w:tcBorders>
               <w:top w:val="nil"/>
               <w:left w:val="nil"/>

--- a/docs/files/bigbank/bigbank_9M2026_lt.docx
+++ b/docs/files/bigbank/bigbank_9M2026_lt.docx
@@ -2,6 +2,14 @@
 <file path=word/document.xml><?xml version="1.0" encoding="utf-8"?>
 <w:document xmlns:wpc="http://schemas.microsoft.com/office/word/2010/wordprocessingCanvas" xmlns:mo="http://schemas.microsoft.com/office/mac/office/2008/main" xmlns:mc="http://schemas.openxmlformats.org/markup-compatibility/2006" xmlns:mv="urn:schemas-microsoft-com:mac:vml" xmlns:o="urn:schemas-microsoft-com:office:office" xmlns:r="http://schemas.openxmlformats.org/officeDocument/2006/relationships" xmlns:m="http://schemas.openxmlformats.org/officeDocument/2006/math" xmlns:v="urn:schemas-microsoft-com:vml" xmlns:wp14="http://schemas.microsoft.com/office/word/2010/wordprocessingDrawing" xmlns:wp="http://schemas.openxmlformats.org/drawingml/2006/wordprocessingDrawing" xmlns:w10="urn:schemas-microsoft-com:office:word" xmlns:w="http://schemas.openxmlformats.org/wordprocessingml/2006/main" xmlns:w14="http://schemas.microsoft.com/office/word/2010/wordml" xmlns:wpg="http://schemas.microsoft.com/office/word/2010/wordprocessingGroup" xmlns:wpi="http://schemas.microsoft.com/office/word/2010/wordprocessingInk" xmlns:wne="http://schemas.microsoft.com/office/word/2006/wordml" xmlns:wps="http://schemas.microsoft.com/office/word/2010/wordprocessingShape" mc:Ignorable="w14 wp14">
   <w:body>
+    <w:p>
+      <w:pPr>
+        <w:pBdr>
+          <w:top w:val="single" w:sz="24" w:color="12355B" w:space="0"/>
+        </w:pBdr>
+        <w:spacing w:before="0" w:after="200" w:line="120" w:lineRule="auto"/>
+      </w:pPr>
+    </w:p>
     <w:tbl>
       <w:tblPr>
         <w:tblW w:w="9639" w:type="dxa"/>
@@ -15,10 +23,10 @@
         </w:tblBorders>
         <w:tblLayout w:type="fixed"/>
         <w:tblCellMar>
-          <w:top w:w="260" w:type="dxa"/>
-          <w:left w:w="280" w:type="dxa"/>
-          <w:bottom w:w="260" w:type="dxa"/>
-          <w:right w:w="280" w:type="dxa"/>
+          <w:top w:w="0" w:type="dxa"/>
+          <w:left w:w="0" w:type="dxa"/>
+          <w:bottom w:w="0" w:type="dxa"/>
+          <w:right w:w="0" w:type="dxa"/>
         </w:tblCellMar>
         <w:tblLook w:firstColumn="1" w:firstRow="1" w:lastColumn="0" w:lastRow="0" w:noHBand="0" w:noVBand="1" w:val="04A0"/>
       </w:tblPr>
@@ -30,7 +38,6 @@
         <w:tc>
           <w:tcPr>
             <w:tcW w:type="dxa" w:w="7030"/>
-            <w:shd w:val="clear" w:color="auto" w:fill="1F4E79"/>
           </w:tcPr>
           <w:p>
             <w:pPr>
@@ -40,8 +47,8 @@
               <w:rPr>
                 <w:b/>
                 <w:caps/>
-                <w:color w:val="AFC6DD"/>
-                <w:sz w:val="17"/>
+                <w:color w:val="2A78D6"/>
+                <w:sz w:val="16"/>
               </w:rPr>
               <w:t>Emitento apžvalga · 9M2026</w:t>
             </w:r>
@@ -53,28 +60,40 @@
             <w:r>
               <w:rPr>
                 <w:b/>
-                <w:color w:val="FFFFFF"/>
+                <w:color w:val="12355B"/>
                 <w:sz w:val="52"/>
               </w:rPr>
               <w:t>Bigbank</w:t>
+            </w:r>
+          </w:p>
+          <w:p>
+            <w:pPr>
+              <w:spacing w:before="40" w:after="0"/>
+            </w:pPr>
+            <w:r>
+              <w:rPr>
+                <w:b w:val="0"/>
+                <w:color w:val="667085"/>
+                <w:sz w:val="18"/>
+              </w:rPr>
+              <w:t>Estija</w:t>
             </w:r>
           </w:p>
         </w:tc>
         <w:tc>
           <w:tcPr>
             <w:tcW w:type="dxa" w:w="2608"/>
-            <w:shd w:val="clear" w:color="auto" w:fill="1F4E79"/>
           </w:tcPr>
           <w:p>
             <w:pPr>
-              <w:spacing w:before="280" w:after="0"/>
+              <w:spacing w:before="440" w:after="0"/>
               <w:jc w:val="right"/>
             </w:pPr>
             <w:r>
               <w:rPr>
                 <w:b/>
                 <w:color w:val="1B7F3B"/>
-                <w:sz w:val="19"/>
+                <w:sz w:val="18"/>
                 <w:shd w:val="clear" w:color="auto" w:fill="E3F3E8"/>
               </w:rPr>
               <w:t xml:space="preserve">  ●  TVARKINGA  </w:t>
@@ -86,9 +105,9 @@
     <w:p>
       <w:pPr>
         <w:pBdr>
-          <w:top w:val="single" w:sz="12" w:color="2A78D6" w:space="0"/>
+          <w:top w:val="single" w:sz="4" w:color="D5DCE4" w:space="0"/>
         </w:pBdr>
-        <w:spacing w:before="0" w:after="200" w:line="120" w:lineRule="auto"/>
+        <w:spacing w:before="120" w:after="200" w:line="120" w:lineRule="auto"/>
       </w:pPr>
     </w:p>
     <w:tbl>
@@ -104,39 +123,88 @@
         </w:tblBorders>
         <w:tblLayout w:type="fixed"/>
         <w:tblCellMar>
-          <w:top w:w="0" w:type="dxa"/>
-          <w:left w:w="0" w:type="dxa"/>
-          <w:bottom w:w="120" w:type="dxa"/>
-          <w:right w:w="160" w:type="dxa"/>
+          <w:top w:w="160" w:type="dxa"/>
+          <w:left w:w="220" w:type="dxa"/>
+          <w:bottom w:w="160" w:type="dxa"/>
+          <w:right w:w="220" w:type="dxa"/>
         </w:tblCellMar>
         <w:tblLook w:firstColumn="1" w:firstRow="1" w:lastColumn="0" w:lastRow="0" w:noHBand="0" w:noVBand="1" w:val="04A0"/>
       </w:tblPr>
       <w:tblGrid>
-        <w:gridCol w:w="3213"/>
-        <w:gridCol w:w="3213"/>
-        <w:gridCol w:w="3213"/>
+        <w:gridCol w:w="4819"/>
+        <w:gridCol w:w="4819"/>
       </w:tblGrid>
       <w:tr>
         <w:tc>
           <w:tcPr>
-            <w:tcW w:type="dxa" w:w="3213"/>
+            <w:tcW w:type="dxa" w:w="4819"/>
             <w:tcBorders>
-              <w:top w:val="nil"/>
+              <w:top w:val="single" w:sz="12" w:color="12355B" w:space="0"/>
               <w:left w:val="nil"/>
-              <w:bottom w:val="single" w:sz="4" w:color="C9D3DE" w:space="0"/>
+              <w:bottom w:val="nil"/>
               <w:right w:val="nil"/>
             </w:tcBorders>
+            <w:shd w:val="clear" w:color="auto" w:fill="F4F6F9"/>
           </w:tcPr>
           <w:p>
             <w:pPr>
-              <w:spacing w:before="0" w:after="20"/>
+              <w:spacing w:before="0" w:after="40"/>
+            </w:pPr>
+            <w:r>
+              <w:rPr>
+                <w:b/>
+                <w:color w:val="12355B"/>
+                <w:sz w:val="18"/>
+              </w:rPr>
+              <w:t>Pagrindinė informacija</w:t>
+            </w:r>
+          </w:p>
+          <w:p>
+            <w:pPr>
+              <w:spacing w:before="80" w:after="0"/>
             </w:pPr>
             <w:r>
               <w:rPr>
                 <w:b/>
                 <w:caps/>
-                <w:color w:val="5F6B7A"/>
-                <w:sz w:val="15"/>
+                <w:color w:val="667085"/>
+                <w:sz w:val="14"/>
+              </w:rPr>
+              <w:t>Emitento reitingas</w:t>
+            </w:r>
+          </w:p>
+          <w:p>
+            <w:pPr>
+              <w:spacing w:before="0" w:after="0"/>
+            </w:pPr>
+            <w:r>
+              <w:rPr>
+                <w:b w:val="0"/>
+                <w:sz w:val="18"/>
+              </w:rPr>
+              <w:t>Moody's Ba1 long-term deposit rating, outlook negative; BCA ba2</w:t>
+            </w:r>
+            <w:hyperlink r:id="rId12">
+              <w:r>
+                <w:rPr>
+                  <w:color w:val="2A78D6"/>
+                  <w:vertAlign w:val="superscript"/>
+                  <w:sz w:val="15"/>
+                </w:rPr>
+                <w:t xml:space="preserve">1</w:t>
+              </w:r>
+            </w:hyperlink>
+          </w:p>
+          <w:p>
+            <w:pPr>
+              <w:spacing w:before="80" w:after="0"/>
+            </w:pPr>
+            <w:r>
+              <w:rPr>
+                <w:b/>
+                <w:caps/>
+                <w:color w:val="667085"/>
+                <w:sz w:val="14"/>
               </w:rPr>
               <w:t>Analizės data</w:t>
             </w:r>
@@ -148,79 +216,21 @@
             <w:r>
               <w:rPr>
                 <w:b w:val="0"/>
-                <w:sz w:val="19"/>
+                <w:sz w:val="18"/>
               </w:rPr>
               <w:t>2026-10-22</w:t>
             </w:r>
           </w:p>
-        </w:tc>
-        <w:tc>
-          <w:tcPr>
-            <w:tcW w:type="dxa" w:w="3213"/>
-            <w:tcBorders>
-              <w:top w:val="nil"/>
-              <w:left w:val="nil"/>
-              <w:bottom w:val="single" w:sz="4" w:color="C9D3DE" w:space="0"/>
-              <w:right w:val="nil"/>
-            </w:tcBorders>
-          </w:tcPr>
           <w:p>
             <w:pPr>
-              <w:spacing w:before="0" w:after="20"/>
+              <w:spacing w:before="80" w:after="0"/>
             </w:pPr>
             <w:r>
               <w:rPr>
                 <w:b/>
                 <w:caps/>
-                <w:color w:val="5F6B7A"/>
-                <w:sz w:val="15"/>
-              </w:rPr>
-              <w:t>Emitento reitingas</w:t>
-            </w:r>
-          </w:p>
-          <w:p>
-            <w:pPr>
-              <w:spacing w:before="0" w:after="0"/>
-            </w:pPr>
-            <w:r>
-              <w:rPr>
-                <w:b w:val="0"/>
-                <w:sz w:val="19"/>
-              </w:rPr>
-              <w:t>Moody's Ba1 long-term deposit rating, outlook negative; BCA ba2</w:t>
-            </w:r>
-            <w:hyperlink r:id="rId12">
-              <w:r>
-                <w:rPr>
-                  <w:color w:val="2A78D6"/>
-                  <w:vertAlign w:val="superscript"/>
-                  <w:sz w:val="16"/>
-                </w:rPr>
-                <w:t xml:space="preserve">1</w:t>
-              </w:r>
-            </w:hyperlink>
-          </w:p>
-        </w:tc>
-        <w:tc>
-          <w:tcPr>
-            <w:tcW w:type="dxa" w:w="3213"/>
-            <w:tcBorders>
-              <w:top w:val="nil"/>
-              <w:left w:val="nil"/>
-              <w:bottom w:val="single" w:sz="4" w:color="C9D3DE" w:space="0"/>
-              <w:right w:val="nil"/>
-            </w:tcBorders>
-          </w:tcPr>
-          <w:p>
-            <w:pPr>
-              <w:spacing w:before="0" w:after="20"/>
-            </w:pPr>
-            <w:r>
-              <w:rPr>
-                <w:b/>
-                <w:caps/>
-                <w:color w:val="5F6B7A"/>
-                <w:sz w:val="15"/>
+                <w:color w:val="667085"/>
+                <w:sz w:val="14"/>
               </w:rPr>
               <w:t>Kita ataskaita</w:t>
             </w:r>
@@ -232,7 +242,7 @@
             <w:r>
               <w:rPr>
                 <w:b w:val="0"/>
-                <w:sz w:val="19"/>
+                <w:sz w:val="18"/>
               </w:rPr>
               <w:t>Q4 2026 and annual results - expected February 2027 (monthly results 2026-11-12)</w:t>
             </w:r>
@@ -241,18 +251,108 @@
                 <w:rPr>
                   <w:color w:val="2A78D6"/>
                   <w:vertAlign w:val="superscript"/>
-                  <w:sz w:val="16"/>
+                  <w:sz w:val="15"/>
                 </w:rPr>
                 <w:t xml:space="preserve">2</w:t>
               </w:r>
             </w:hyperlink>
+          </w:p>
+          <w:p>
+            <w:pPr>
+              <w:spacing w:before="80" w:after="0"/>
+            </w:pPr>
+            <w:r>
+              <w:rPr>
+                <w:b/>
+                <w:caps/>
+                <w:color w:val="667085"/>
+                <w:sz w:val="14"/>
+              </w:rPr>
+              <w:t>Šalis</w:t>
+            </w:r>
+          </w:p>
+          <w:p>
+            <w:pPr>
+              <w:spacing w:before="0" w:after="0"/>
+            </w:pPr>
+            <w:r>
+              <w:rPr>
+                <w:b w:val="0"/>
+                <w:sz w:val="18"/>
+              </w:rPr>
+              <w:t>Estija</w:t>
+            </w:r>
+          </w:p>
+        </w:tc>
+        <w:tc>
+          <w:tcPr>
+            <w:tcW w:type="dxa" w:w="4819"/>
+            <w:tcBorders>
+              <w:top w:val="single" w:sz="12" w:color="12355B" w:space="0"/>
+              <w:left w:val="nil"/>
+              <w:bottom w:val="nil"/>
+              <w:right w:val="nil"/>
+            </w:tcBorders>
+            <w:shd w:val="clear" w:color="auto" w:fill="F4F6F9"/>
+          </w:tcPr>
+          <w:p>
+            <w:pPr>
+              <w:spacing w:before="0" w:after="40"/>
+            </w:pPr>
+            <w:r>
+              <w:rPr>
+                <w:b/>
+                <w:color w:val="12355B"/>
+                <w:sz w:val="18"/>
+              </w:rPr>
+              <w:t>Turimi vertybiniai popieriai</w:t>
+            </w:r>
+          </w:p>
+          <w:p>
+            <w:pPr>
+              <w:spacing w:before="80" w:after="0"/>
+            </w:pPr>
+            <w:r>
+              <w:rPr>
+                <w:b/>
+                <w:color w:val="1B2430"/>
+                <w:sz w:val="17"/>
+              </w:rPr>
+              <w:t>Bigbank 12% AT1 temporary write-down notes (August 2023)</w:t>
+            </w:r>
+          </w:p>
+          <w:p>
+            <w:pPr>
+              <w:spacing w:before="0" w:after="0"/>
+            </w:pPr>
+            <w:r>
+              <w:rPr>
+                <w:b w:val="0"/>
+                <w:color w:val="667085"/>
+                <w:sz w:val="15"/>
+              </w:rPr>
+              <w:t>EE3300003581  ·  12 % · neterminuota</w:t>
+            </w:r>
+          </w:p>
+          <w:p>
+            <w:pPr>
+              <w:spacing w:before="0" w:after="0"/>
+            </w:pPr>
+            <w:r>
+              <w:rPr>
+                <w:b w:val="0"/>
+                <w:color w:val="12355B"/>
+                <w:sz w:val="15"/>
+              </w:rPr>
+              <w:t>atskiro nerasta</w:t>
+            </w:r>
           </w:p>
         </w:tc>
       </w:tr>
     </w:tbl>
     <w:p>
       <w:pPr>
-        <w:spacing w:before="0" w:after="80"/>
+        <w:spacing w:before="0" w:after="120"/>
       </w:pPr>
     </w:p>
     <w:tbl>
@@ -297,7 +397,7 @@
             <w:r>
               <w:rPr>
                 <w:b/>
-                <w:color w:val="1A1A1A"/>
+                <w:color w:val="1B2430"/>
                 <w:sz w:val="21"/>
               </w:rPr>
               <w:t>Pozicija tvarkinga.</w:t>
@@ -305,7 +405,7 @@
             <w:r>
               <w:rPr>
                 <w:b w:val="0"/>
-                <w:color w:val="1A1A1A"/>
+                <w:color w:val="1B2430"/>
                 <w:sz w:val="21"/>
               </w:rPr>
               <w:t xml:space="preserve"> 9 mėn. pelnas 30,1 mln. EUR (30,2 mln.), paskolos per metus +27 %</w:t>
@@ -340,7 +440,7 @@
             <w:r>
               <w:rPr>
                 <w:b w:val="0"/>
-                <w:color w:val="1A1A1A"/>
+                <w:color w:val="1B2430"/>
                 <w:sz w:val="21"/>
               </w:rPr>
               <w:t>. CET1 13,2 % – gerokai virš turimos AT1 obligacijos nurašymo ribos (7 %)</w:t>
@@ -375,7 +475,7 @@
             <w:r>
               <w:rPr>
                 <w:b w:val="0"/>
-                <w:color w:val="1A1A1A"/>
+                <w:color w:val="1B2430"/>
                 <w:sz w:val="21"/>
               </w:rPr>
               <w:t>. Stebėtina: Moody's perspektyva neigiama</w:t>
@@ -393,7 +493,7 @@
             <w:r>
               <w:rPr>
                 <w:b w:val="0"/>
-                <w:color w:val="1A1A1A"/>
+                <w:color w:val="1B2430"/>
                 <w:sz w:val="21"/>
               </w:rPr>
               <w:t>.</w:t>
@@ -442,9 +542,9 @@
             <w:tcW w:type="dxa" w:w="2261"/>
             <w:tcBorders>
               <w:top w:val="single" w:sz="18" w:color="2A78D6" w:space="0"/>
-              <w:left w:val="single" w:sz="4" w:color="C9D3DE" w:space="0"/>
-              <w:bottom w:val="single" w:sz="4" w:color="C9D3DE" w:space="0"/>
-              <w:right w:val="single" w:sz="4" w:color="C9D3DE" w:space="0"/>
+              <w:left w:val="single" w:sz="4" w:color="D5DCE4" w:space="0"/>
+              <w:bottom w:val="single" w:sz="4" w:color="D5DCE4" w:space="0"/>
+              <w:right w:val="single" w:sz="4" w:color="D5DCE4" w:space="0"/>
             </w:tcBorders>
           </w:tcPr>
           <w:p>
@@ -455,7 +555,7 @@
               <w:rPr>
                 <w:b/>
                 <w:caps/>
-                <w:color w:val="5F6B7A"/>
+                <w:color w:val="667085"/>
                 <w:sz w:val="14"/>
               </w:rPr>
               <w:t>Grynasis pelnas</w:t>
@@ -463,7 +563,7 @@
             <w:r>
               <w:rPr>
                 <w:b w:val="0"/>
-                <w:color w:val="5F6B7A"/>
+                <w:color w:val="667085"/>
                 <w:sz w:val="14"/>
               </w:rPr>
               <w:t xml:space="preserve">  ·  9M2026</w:t>
@@ -476,7 +576,7 @@
             <w:r>
               <w:rPr>
                 <w:b/>
-                <w:color w:val="1F4E79"/>
+                <w:color w:val="12355B"/>
                 <w:sz w:val="34"/>
               </w:rPr>
               <w:t>30,1</w:t>
@@ -484,7 +584,7 @@
             <w:r>
               <w:rPr>
                 <w:b w:val="0"/>
-                <w:color w:val="5F6B7A"/>
+                <w:color w:val="667085"/>
                 <w:sz w:val="18"/>
               </w:rPr>
               <w:t xml:space="preserve"> mln. EUR</w:t>
@@ -497,7 +597,7 @@
             <w:r>
               <w:rPr>
                 <w:b w:val="0"/>
-                <w:color w:val="5F6B7A"/>
+                <w:color w:val="667085"/>
                 <w:sz w:val="15"/>
               </w:rPr>
               <w:t>▼ 0,3 % vs 9M2025</w:t>
@@ -515,9 +615,9 @@
             <w:tcW w:type="dxa" w:w="2261"/>
             <w:tcBorders>
               <w:top w:val="single" w:sz="18" w:color="2A78D6" w:space="0"/>
-              <w:left w:val="single" w:sz="4" w:color="C9D3DE" w:space="0"/>
-              <w:bottom w:val="single" w:sz="4" w:color="C9D3DE" w:space="0"/>
-              <w:right w:val="single" w:sz="4" w:color="C9D3DE" w:space="0"/>
+              <w:left w:val="single" w:sz="4" w:color="D5DCE4" w:space="0"/>
+              <w:bottom w:val="single" w:sz="4" w:color="D5DCE4" w:space="0"/>
+              <w:right w:val="single" w:sz="4" w:color="D5DCE4" w:space="0"/>
             </w:tcBorders>
           </w:tcPr>
           <w:p>
@@ -528,7 +628,7 @@
               <w:rPr>
                 <w:b/>
                 <w:caps/>
-                <w:color w:val="5F6B7A"/>
+                <w:color w:val="667085"/>
                 <w:sz w:val="14"/>
               </w:rPr>
               <w:t>ROE</w:t>
@@ -536,7 +636,7 @@
             <w:r>
               <w:rPr>
                 <w:b w:val="0"/>
-                <w:color w:val="5F6B7A"/>
+                <w:color w:val="667085"/>
                 <w:sz w:val="14"/>
               </w:rPr>
               <w:t xml:space="preserve">  ·  9M2026</w:t>
@@ -549,7 +649,7 @@
             <w:r>
               <w:rPr>
                 <w:b/>
-                <w:color w:val="1F4E79"/>
+                <w:color w:val="12355B"/>
                 <w:sz w:val="34"/>
               </w:rPr>
               <w:t>12,9</w:t>
@@ -557,7 +657,7 @@
             <w:r>
               <w:rPr>
                 <w:b w:val="0"/>
-                <w:color w:val="5F6B7A"/>
+                <w:color w:val="667085"/>
                 <w:sz w:val="18"/>
               </w:rPr>
               <w:t xml:space="preserve"> %</w:t>
@@ -570,7 +670,7 @@
             <w:r>
               <w:rPr>
                 <w:b w:val="0"/>
-                <w:color w:val="5F6B7A"/>
+                <w:color w:val="667085"/>
                 <w:sz w:val="15"/>
               </w:rPr>
               <w:t>▼ 1,4 p. p. vs 9M2025</w:t>
@@ -588,9 +688,9 @@
             <w:tcW w:type="dxa" w:w="2261"/>
             <w:tcBorders>
               <w:top w:val="single" w:sz="18" w:color="2A78D6" w:space="0"/>
-              <w:left w:val="single" w:sz="4" w:color="C9D3DE" w:space="0"/>
-              <w:bottom w:val="single" w:sz="4" w:color="C9D3DE" w:space="0"/>
-              <w:right w:val="single" w:sz="4" w:color="C9D3DE" w:space="0"/>
+              <w:left w:val="single" w:sz="4" w:color="D5DCE4" w:space="0"/>
+              <w:bottom w:val="single" w:sz="4" w:color="D5DCE4" w:space="0"/>
+              <w:right w:val="single" w:sz="4" w:color="D5DCE4" w:space="0"/>
             </w:tcBorders>
           </w:tcPr>
           <w:p>
@@ -601,7 +701,7 @@
               <w:rPr>
                 <w:b/>
                 <w:caps/>
-                <w:color w:val="5F6B7A"/>
+                <w:color w:val="667085"/>
                 <w:sz w:val="14"/>
               </w:rPr>
               <w:t>CET1 rodiklis</w:t>
@@ -609,7 +709,7 @@
             <w:r>
               <w:rPr>
                 <w:b w:val="0"/>
-                <w:color w:val="5F6B7A"/>
+                <w:color w:val="667085"/>
                 <w:sz w:val="14"/>
               </w:rPr>
               <w:t xml:space="preserve">  ·  9M2026</w:t>
@@ -622,7 +722,7 @@
             <w:r>
               <w:rPr>
                 <w:b/>
-                <w:color w:val="1F4E79"/>
+                <w:color w:val="12355B"/>
                 <w:sz w:val="34"/>
               </w:rPr>
               <w:t>13,2</w:t>
@@ -630,7 +730,7 @@
             <w:r>
               <w:rPr>
                 <w:b w:val="0"/>
-                <w:color w:val="5F6B7A"/>
+                <w:color w:val="667085"/>
                 <w:sz w:val="18"/>
               </w:rPr>
               <w:t xml:space="preserve"> %</w:t>
@@ -643,7 +743,7 @@
             <w:r>
               <w:rPr>
                 <w:b w:val="0"/>
-                <w:color w:val="5F6B7A"/>
+                <w:color w:val="667085"/>
                 <w:sz w:val="15"/>
               </w:rPr>
               <w:t>▼ 0,2 p. p. vs FY2025</w:t>
@@ -661,9 +761,9 @@
             <w:tcW w:type="dxa" w:w="2261"/>
             <w:tcBorders>
               <w:top w:val="single" w:sz="18" w:color="2A78D6" w:space="0"/>
-              <w:left w:val="single" w:sz="4" w:color="C9D3DE" w:space="0"/>
-              <w:bottom w:val="single" w:sz="4" w:color="C9D3DE" w:space="0"/>
-              <w:right w:val="single" w:sz="4" w:color="C9D3DE" w:space="0"/>
+              <w:left w:val="single" w:sz="4" w:color="D5DCE4" w:space="0"/>
+              <w:bottom w:val="single" w:sz="4" w:color="D5DCE4" w:space="0"/>
+              <w:right w:val="single" w:sz="4" w:color="D5DCE4" w:space="0"/>
             </w:tcBorders>
           </w:tcPr>
           <w:p>
@@ -674,7 +774,7 @@
               <w:rPr>
                 <w:b/>
                 <w:caps/>
-                <w:color w:val="5F6B7A"/>
+                <w:color w:val="667085"/>
                 <w:sz w:val="14"/>
               </w:rPr>
               <w:t>Bendrasis kapitalo rodiklis</w:t>
@@ -682,7 +782,7 @@
             <w:r>
               <w:rPr>
                 <w:b w:val="0"/>
-                <w:color w:val="5F6B7A"/>
+                <w:color w:val="667085"/>
                 <w:sz w:val="14"/>
               </w:rPr>
               <w:t xml:space="preserve">  ·  9M2026</w:t>
@@ -695,7 +795,7 @@
             <w:r>
               <w:rPr>
                 <w:b/>
-                <w:color w:val="1F4E79"/>
+                <w:color w:val="12355B"/>
                 <w:sz w:val="34"/>
               </w:rPr>
               <w:t>19,2</w:t>
@@ -703,7 +803,7 @@
             <w:r>
               <w:rPr>
                 <w:b w:val="0"/>
-                <w:color w:val="5F6B7A"/>
+                <w:color w:val="667085"/>
                 <w:sz w:val="18"/>
               </w:rPr>
               <w:t xml:space="preserve"> %</w:t>
@@ -716,7 +816,7 @@
             <w:r>
               <w:rPr>
                 <w:b w:val="0"/>
-                <w:color w:val="5F6B7A"/>
+                <w:color w:val="667085"/>
                 <w:sz w:val="15"/>
               </w:rPr>
               <w:t>▲ 0,5 p. p. vs FY2025</w:t>
@@ -733,28 +833,13 @@
     <w:p>
       <w:pPr>
         <w:keepNext/>
-        <w:pBdr>
-          <w:bottom w:val="single" w:sz="8" w:color="1F4E79" w:space="4"/>
-        </w:pBdr>
-        <w:tabs>
-          <w:tab w:pos="482" w:val="left"/>
-        </w:tabs>
-        <w:spacing w:before="360" w:after="160"/>
+        <w:spacing w:before="200" w:after="100"/>
       </w:pPr>
       <w:r>
         <w:rPr>
           <w:b/>
-          <w:color w:val="2A78D6"/>
-          <w:sz w:val="18"/>
-        </w:rPr>
-        <w:t>01</w:t>
-        <w:tab/>
-      </w:r>
-      <w:r>
-        <w:rPr>
-          <w:b/>
-          <w:color w:val="1F4E79"/>
-          <w:sz w:val="28"/>
+          <w:color w:val="12355B"/>
+          <w:sz w:val="26"/>
         </w:rPr>
         <w:t>Trumpa santrauka</w:t>
       </w:r>
@@ -981,7 +1066,7 @@
       <w:pPr>
         <w:keepNext/>
         <w:pBdr>
-          <w:bottom w:val="single" w:sz="8" w:color="1F4E79" w:space="4"/>
+          <w:bottom w:val="single" w:sz="8" w:color="12355B" w:space="4"/>
         </w:pBdr>
         <w:tabs>
           <w:tab w:pos="482" w:val="left"/>
@@ -994,13 +1079,13 @@
           <w:color w:val="2A78D6"/>
           <w:sz w:val="18"/>
         </w:rPr>
-        <w:t>02</w:t>
+        <w:t>01</w:t>
         <w:tab/>
       </w:r>
       <w:r>
         <w:rPr>
           <w:b/>
-          <w:color w:val="1F4E79"/>
+          <w:color w:val="12355B"/>
           <w:sz w:val="28"/>
         </w:rPr>
         <w:t>Turimos priemonės ir ISIN</w:t>
@@ -1027,24 +1112,23 @@
         <w:tblLook w:firstColumn="1" w:firstRow="1" w:lastColumn="0" w:lastRow="0" w:noHBand="0" w:noVBand="1" w:val="04A0"/>
       </w:tblPr>
       <w:tblGrid>
-        <w:gridCol w:w="1513"/>
+        <w:gridCol w:w="1457"/>
         <w:gridCol w:w="2241"/>
-        <w:gridCol w:w="840"/>
+        <w:gridCol w:w="1064"/>
         <w:gridCol w:w="1120"/>
         <w:gridCol w:w="1569"/>
-        <w:gridCol w:w="2353"/>
+        <w:gridCol w:w="2185"/>
       </w:tblGrid>
       <w:tr>
         <w:tc>
           <w:tcPr>
-            <w:tcW w:type="dxa" w:w="1513"/>
+            <w:tcW w:type="dxa" w:w="1457"/>
             <w:tcBorders>
-              <w:top w:val="single" w:sz="12" w:color="1F4E79" w:space="0"/>
+              <w:top w:val="nil"/>
               <w:left w:val="nil"/>
-              <w:bottom w:val="single" w:sz="4" w:color="C9D3DE" w:space="0"/>
+              <w:bottom w:val="single" w:sz="8" w:color="12355B" w:space="0"/>
               <w:right w:val="nil"/>
             </w:tcBorders>
-            <w:shd w:val="clear" w:color="auto" w:fill="EAF1F8"/>
           </w:tcPr>
           <w:p>
             <w:pPr>
@@ -1054,8 +1138,8 @@
               <w:rPr>
                 <w:b/>
                 <w:caps/>
-                <w:color w:val="1F4E79"/>
-                <w:sz w:val="16"/>
+                <w:color w:val="667085"/>
+                <w:sz w:val="14"/>
               </w:rPr>
               <w:t>ISIN</w:t>
             </w:r>
@@ -1065,12 +1149,11 @@
           <w:tcPr>
             <w:tcW w:type="dxa" w:w="2241"/>
             <w:tcBorders>
-              <w:top w:val="single" w:sz="12" w:color="1F4E79" w:space="0"/>
+              <w:top w:val="nil"/>
               <w:left w:val="nil"/>
-              <w:bottom w:val="single" w:sz="4" w:color="C9D3DE" w:space="0"/>
+              <w:bottom w:val="single" w:sz="8" w:color="12355B" w:space="0"/>
               <w:right w:val="nil"/>
             </w:tcBorders>
-            <w:shd w:val="clear" w:color="auto" w:fill="EAF1F8"/>
           </w:tcPr>
           <w:p>
             <w:pPr>
@@ -1080,8 +1163,8 @@
               <w:rPr>
                 <w:b/>
                 <w:caps/>
-                <w:color w:val="1F4E79"/>
-                <w:sz w:val="16"/>
+                <w:color w:val="667085"/>
+                <w:sz w:val="14"/>
               </w:rPr>
               <w:t>Priemonė</w:t>
             </w:r>
@@ -1089,14 +1172,13 @@
         </w:tc>
         <w:tc>
           <w:tcPr>
-            <w:tcW w:type="dxa" w:w="841"/>
+            <w:tcW w:type="dxa" w:w="1065"/>
             <w:tcBorders>
-              <w:top w:val="single" w:sz="12" w:color="1F4E79" w:space="0"/>
+              <w:top w:val="nil"/>
               <w:left w:val="nil"/>
-              <w:bottom w:val="single" w:sz="4" w:color="C9D3DE" w:space="0"/>
+              <w:bottom w:val="single" w:sz="8" w:color="12355B" w:space="0"/>
               <w:right w:val="nil"/>
             </w:tcBorders>
-            <w:shd w:val="clear" w:color="auto" w:fill="EAF1F8"/>
           </w:tcPr>
           <w:p>
             <w:pPr>
@@ -1107,8 +1189,8 @@
               <w:rPr>
                 <w:b/>
                 <w:caps/>
-                <w:color w:val="1F4E79"/>
-                <w:sz w:val="16"/>
+                <w:color w:val="667085"/>
+                <w:sz w:val="14"/>
               </w:rPr>
               <w:t>Kuponas</w:t>
             </w:r>
@@ -1118,12 +1200,11 @@
           <w:tcPr>
             <w:tcW w:type="dxa" w:w="1121"/>
             <w:tcBorders>
-              <w:top w:val="single" w:sz="12" w:color="1F4E79" w:space="0"/>
+              <w:top w:val="nil"/>
               <w:left w:val="nil"/>
-              <w:bottom w:val="single" w:sz="4" w:color="C9D3DE" w:space="0"/>
+              <w:bottom w:val="single" w:sz="8" w:color="12355B" w:space="0"/>
               <w:right w:val="nil"/>
             </w:tcBorders>
-            <w:shd w:val="clear" w:color="auto" w:fill="EAF1F8"/>
           </w:tcPr>
           <w:p>
             <w:pPr>
@@ -1133,8 +1214,8 @@
               <w:rPr>
                 <w:b/>
                 <w:caps/>
-                <w:color w:val="1F4E79"/>
-                <w:sz w:val="16"/>
+                <w:color w:val="667085"/>
+                <w:sz w:val="14"/>
               </w:rPr>
               <w:t>Išpirkimas</w:t>
             </w:r>
@@ -1144,12 +1225,11 @@
           <w:tcPr>
             <w:tcW w:type="dxa" w:w="1569"/>
             <w:tcBorders>
-              <w:top w:val="single" w:sz="12" w:color="1F4E79" w:space="0"/>
+              <w:top w:val="nil"/>
               <w:left w:val="nil"/>
-              <w:bottom w:val="single" w:sz="4" w:color="C9D3DE" w:space="0"/>
+              <w:bottom w:val="single" w:sz="8" w:color="12355B" w:space="0"/>
               <w:right w:val="nil"/>
             </w:tcBorders>
-            <w:shd w:val="clear" w:color="auto" w:fill="EAF1F8"/>
           </w:tcPr>
           <w:p>
             <w:pPr>
@@ -1159,8 +1239,8 @@
               <w:rPr>
                 <w:b/>
                 <w:caps/>
-                <w:color w:val="1F4E79"/>
-                <w:sz w:val="16"/>
+                <w:color w:val="667085"/>
+                <w:sz w:val="14"/>
               </w:rPr>
               <w:t>Emisijos reitingas</w:t>
             </w:r>
@@ -1168,14 +1248,13 @@
         </w:tc>
         <w:tc>
           <w:tcPr>
-            <w:tcW w:type="dxa" w:w="2353"/>
+            <w:tcW w:type="dxa" w:w="2185"/>
             <w:tcBorders>
-              <w:top w:val="single" w:sz="12" w:color="1F4E79" w:space="0"/>
+              <w:top w:val="nil"/>
               <w:left w:val="nil"/>
-              <w:bottom w:val="single" w:sz="4" w:color="C9D3DE" w:space="0"/>
+              <w:bottom w:val="single" w:sz="8" w:color="12355B" w:space="0"/>
               <w:right w:val="nil"/>
             </w:tcBorders>
-            <w:shd w:val="clear" w:color="auto" w:fill="EAF1F8"/>
           </w:tcPr>
           <w:p>
             <w:pPr>
@@ -1185,8 +1264,8 @@
               <w:rPr>
                 <w:b/>
                 <w:caps/>
-                <w:color w:val="1F4E79"/>
-                <w:sz w:val="16"/>
+                <w:color w:val="667085"/>
+                <w:sz w:val="14"/>
               </w:rPr>
               <w:t>Pastaba</w:t>
             </w:r>
@@ -1196,11 +1275,11 @@
       <w:tr>
         <w:tc>
           <w:tcPr>
-            <w:tcW w:type="dxa" w:w="1513"/>
+            <w:tcW w:type="dxa" w:w="1457"/>
             <w:tcBorders>
               <w:top w:val="nil"/>
               <w:left w:val="nil"/>
-              <w:bottom w:val="single" w:sz="4" w:color="DDE3EA" w:space="0"/>
+              <w:bottom w:val="single" w:sz="4" w:color="E6EAF0" w:space="0"/>
               <w:right w:val="nil"/>
             </w:tcBorders>
           </w:tcPr>
@@ -1223,7 +1302,7 @@
             <w:tcBorders>
               <w:top w:val="nil"/>
               <w:left w:val="nil"/>
-              <w:bottom w:val="single" w:sz="4" w:color="DDE3EA" w:space="0"/>
+              <w:bottom w:val="single" w:sz="4" w:color="E6EAF0" w:space="0"/>
               <w:right w:val="nil"/>
             </w:tcBorders>
           </w:tcPr>
@@ -1242,11 +1321,11 @@
         </w:tc>
         <w:tc>
           <w:tcPr>
-            <w:tcW w:type="dxa" w:w="841"/>
+            <w:tcW w:type="dxa" w:w="1065"/>
             <w:tcBorders>
               <w:top w:val="nil"/>
               <w:left w:val="nil"/>
-              <w:bottom w:val="single" w:sz="4" w:color="DDE3EA" w:space="0"/>
+              <w:bottom w:val="single" w:sz="4" w:color="E6EAF0" w:space="0"/>
               <w:right w:val="nil"/>
             </w:tcBorders>
           </w:tcPr>
@@ -1270,7 +1349,7 @@
             <w:tcBorders>
               <w:top w:val="nil"/>
               <w:left w:val="nil"/>
-              <w:bottom w:val="single" w:sz="4" w:color="DDE3EA" w:space="0"/>
+              <w:bottom w:val="single" w:sz="4" w:color="E6EAF0" w:space="0"/>
               <w:right w:val="nil"/>
             </w:tcBorders>
           </w:tcPr>
@@ -1293,7 +1372,7 @@
             <w:tcBorders>
               <w:top w:val="nil"/>
               <w:left w:val="nil"/>
-              <w:bottom w:val="single" w:sz="4" w:color="DDE3EA" w:space="0"/>
+              <w:bottom w:val="single" w:sz="4" w:color="E6EAF0" w:space="0"/>
               <w:right w:val="nil"/>
             </w:tcBorders>
           </w:tcPr>
@@ -1312,11 +1391,11 @@
         </w:tc>
         <w:tc>
           <w:tcPr>
-            <w:tcW w:type="dxa" w:w="2353"/>
+            <w:tcW w:type="dxa" w:w="2185"/>
             <w:tcBorders>
               <w:top w:val="nil"/>
               <w:left w:val="nil"/>
-              <w:bottom w:val="single" w:sz="4" w:color="DDE3EA" w:space="0"/>
+              <w:bottom w:val="single" w:sz="4" w:color="E6EAF0" w:space="0"/>
               <w:right w:val="nil"/>
             </w:tcBorders>
           </w:tcPr>
@@ -1344,7 +1423,7 @@
       <w:pPr>
         <w:keepNext/>
         <w:pBdr>
-          <w:bottom w:val="single" w:sz="8" w:color="1F4E79" w:space="4"/>
+          <w:bottom w:val="single" w:sz="8" w:color="12355B" w:space="4"/>
         </w:pBdr>
         <w:tabs>
           <w:tab w:pos="482" w:val="left"/>
@@ -1357,13 +1436,13 @@
           <w:color w:val="2A78D6"/>
           <w:sz w:val="18"/>
         </w:rPr>
-        <w:t>03</w:t>
+        <w:t>02</w:t>
         <w:tab/>
       </w:r>
       <w:r>
         <w:rPr>
           <w:b/>
-          <w:color w:val="1F4E79"/>
+          <w:color w:val="12355B"/>
           <w:sz w:val="28"/>
         </w:rPr>
         <w:t>Pagrindiniai rodikliai</w:t>
@@ -1402,12 +1481,11 @@
           <w:tcPr>
             <w:tcW w:type="dxa" w:w="2864"/>
             <w:tcBorders>
-              <w:top w:val="single" w:sz="12" w:color="1F4E79" w:space="0"/>
+              <w:top w:val="nil"/>
               <w:left w:val="nil"/>
-              <w:bottom w:val="single" w:sz="4" w:color="C9D3DE" w:space="0"/>
+              <w:bottom w:val="single" w:sz="8" w:color="12355B" w:space="0"/>
               <w:right w:val="nil"/>
             </w:tcBorders>
-            <w:shd w:val="clear" w:color="auto" w:fill="EAF1F8"/>
           </w:tcPr>
           <w:p>
             <w:pPr>
@@ -1417,8 +1495,8 @@
               <w:rPr>
                 <w:b/>
                 <w:caps/>
-                <w:color w:val="1F4E79"/>
-                <w:sz w:val="16"/>
+                <w:color w:val="667085"/>
+                <w:sz w:val="14"/>
               </w:rPr>
               <w:t>Rodiklis</w:t>
             </w:r>
@@ -1428,12 +1506,11 @@
           <w:tcPr>
             <w:tcW w:type="dxa" w:w="1157"/>
             <w:tcBorders>
-              <w:top w:val="single" w:sz="12" w:color="1F4E79" w:space="0"/>
+              <w:top w:val="nil"/>
               <w:left w:val="nil"/>
-              <w:bottom w:val="single" w:sz="4" w:color="C9D3DE" w:space="0"/>
+              <w:bottom w:val="single" w:sz="8" w:color="12355B" w:space="0"/>
               <w:right w:val="nil"/>
             </w:tcBorders>
-            <w:shd w:val="clear" w:color="auto" w:fill="EAF1F8"/>
           </w:tcPr>
           <w:p>
             <w:pPr>
@@ -1444,8 +1521,8 @@
               <w:rPr>
                 <w:b/>
                 <w:caps/>
-                <w:color w:val="1F4E79"/>
-                <w:sz w:val="16"/>
+                <w:color w:val="667085"/>
+                <w:sz w:val="14"/>
               </w:rPr>
               <w:t>FY2024</w:t>
             </w:r>
@@ -1455,12 +1532,11 @@
           <w:tcPr>
             <w:tcW w:type="dxa" w:w="1157"/>
             <w:tcBorders>
-              <w:top w:val="single" w:sz="12" w:color="1F4E79" w:space="0"/>
+              <w:top w:val="nil"/>
               <w:left w:val="nil"/>
-              <w:bottom w:val="single" w:sz="4" w:color="C9D3DE" w:space="0"/>
+              <w:bottom w:val="single" w:sz="8" w:color="12355B" w:space="0"/>
               <w:right w:val="nil"/>
             </w:tcBorders>
-            <w:shd w:val="clear" w:color="auto" w:fill="EAF1F8"/>
           </w:tcPr>
           <w:p>
             <w:pPr>
@@ -1471,8 +1547,8 @@
               <w:rPr>
                 <w:b/>
                 <w:caps/>
-                <w:color w:val="1F4E79"/>
-                <w:sz w:val="16"/>
+                <w:color w:val="667085"/>
+                <w:sz w:val="14"/>
               </w:rPr>
               <w:t>FY2025</w:t>
             </w:r>
@@ -1482,12 +1558,11 @@
           <w:tcPr>
             <w:tcW w:type="dxa" w:w="1157"/>
             <w:tcBorders>
-              <w:top w:val="single" w:sz="12" w:color="1F4E79" w:space="0"/>
+              <w:top w:val="nil"/>
               <w:left w:val="nil"/>
-              <w:bottom w:val="single" w:sz="4" w:color="C9D3DE" w:space="0"/>
+              <w:bottom w:val="single" w:sz="8" w:color="12355B" w:space="0"/>
               <w:right w:val="nil"/>
             </w:tcBorders>
-            <w:shd w:val="clear" w:color="auto" w:fill="EAF1F8"/>
           </w:tcPr>
           <w:p>
             <w:pPr>
@@ -1498,8 +1573,8 @@
               <w:rPr>
                 <w:b/>
                 <w:caps/>
-                <w:color w:val="1F4E79"/>
-                <w:sz w:val="16"/>
+                <w:color w:val="667085"/>
+                <w:sz w:val="14"/>
               </w:rPr>
               <w:t>9M2025</w:t>
             </w:r>
@@ -1509,12 +1584,11 @@
           <w:tcPr>
             <w:tcW w:type="dxa" w:w="1157"/>
             <w:tcBorders>
-              <w:top w:val="single" w:sz="12" w:color="1F4E79" w:space="0"/>
+              <w:top w:val="nil"/>
               <w:left w:val="nil"/>
-              <w:bottom w:val="single" w:sz="4" w:color="C9D3DE" w:space="0"/>
+              <w:bottom w:val="single" w:sz="8" w:color="12355B" w:space="0"/>
               <w:right w:val="nil"/>
             </w:tcBorders>
-            <w:shd w:val="clear" w:color="auto" w:fill="EAF1F8"/>
           </w:tcPr>
           <w:p>
             <w:pPr>
@@ -1525,8 +1599,8 @@
               <w:rPr>
                 <w:b/>
                 <w:caps/>
-                <w:color w:val="1F4E79"/>
-                <w:sz w:val="16"/>
+                <w:color w:val="667085"/>
+                <w:sz w:val="14"/>
               </w:rPr>
               <w:t>9M2026</w:t>
             </w:r>
@@ -1536,12 +1610,11 @@
           <w:tcPr>
             <w:tcW w:type="dxa" w:w="2148"/>
             <w:tcBorders>
-              <w:top w:val="single" w:sz="12" w:color="1F4E79" w:space="0"/>
+              <w:top w:val="nil"/>
               <w:left w:val="nil"/>
-              <w:bottom w:val="single" w:sz="4" w:color="C9D3DE" w:space="0"/>
+              <w:bottom w:val="single" w:sz="8" w:color="12355B" w:space="0"/>
               <w:right w:val="nil"/>
             </w:tcBorders>
-            <w:shd w:val="clear" w:color="auto" w:fill="EAF1F8"/>
           </w:tcPr>
           <w:p>
             <w:pPr>
@@ -1552,8 +1625,8 @@
               <w:rPr>
                 <w:b/>
                 <w:caps/>
-                <w:color w:val="1F4E79"/>
-                <w:sz w:val="16"/>
+                <w:color w:val="667085"/>
+                <w:sz w:val="14"/>
               </w:rPr>
               <w:t>Pokytis</w:t>
             </w:r>
@@ -1567,7 +1640,7 @@
             <w:tcBorders>
               <w:top w:val="nil"/>
               <w:left w:val="nil"/>
-              <w:bottom w:val="single" w:sz="4" w:color="DDE3EA" w:space="0"/>
+              <w:bottom w:val="single" w:sz="4" w:color="E6EAF0" w:space="0"/>
               <w:right w:val="nil"/>
             </w:tcBorders>
           </w:tcPr>
@@ -1617,7 +1690,7 @@
             <w:tcBorders>
               <w:top w:val="nil"/>
               <w:left w:val="nil"/>
-              <w:bottom w:val="single" w:sz="4" w:color="DDE3EA" w:space="0"/>
+              <w:bottom w:val="single" w:sz="4" w:color="E6EAF0" w:space="0"/>
               <w:right w:val="nil"/>
             </w:tcBorders>
           </w:tcPr>
@@ -1641,7 +1714,7 @@
             <w:tcBorders>
               <w:top w:val="nil"/>
               <w:left w:val="nil"/>
-              <w:bottom w:val="single" w:sz="4" w:color="DDE3EA" w:space="0"/>
+              <w:bottom w:val="single" w:sz="4" w:color="E6EAF0" w:space="0"/>
               <w:right w:val="nil"/>
             </w:tcBorders>
           </w:tcPr>
@@ -1665,7 +1738,7 @@
             <w:tcBorders>
               <w:top w:val="nil"/>
               <w:left w:val="nil"/>
-              <w:bottom w:val="single" w:sz="4" w:color="DDE3EA" w:space="0"/>
+              <w:bottom w:val="single" w:sz="4" w:color="E6EAF0" w:space="0"/>
               <w:right w:val="nil"/>
             </w:tcBorders>
           </w:tcPr>
@@ -1689,7 +1762,7 @@
             <w:tcBorders>
               <w:top w:val="nil"/>
               <w:left w:val="nil"/>
-              <w:bottom w:val="single" w:sz="4" w:color="DDE3EA" w:space="0"/>
+              <w:bottom w:val="single" w:sz="4" w:color="E6EAF0" w:space="0"/>
               <w:right w:val="nil"/>
             </w:tcBorders>
           </w:tcPr>
@@ -1713,7 +1786,7 @@
             <w:tcBorders>
               <w:top w:val="nil"/>
               <w:left w:val="nil"/>
-              <w:bottom w:val="single" w:sz="4" w:color="DDE3EA" w:space="0"/>
+              <w:bottom w:val="single" w:sz="4" w:color="E6EAF0" w:space="0"/>
               <w:right w:val="nil"/>
             </w:tcBorders>
           </w:tcPr>
@@ -1740,7 +1813,7 @@
             <w:tcBorders>
               <w:top w:val="nil"/>
               <w:left w:val="nil"/>
-              <w:bottom w:val="single" w:sz="4" w:color="DDE3EA" w:space="0"/>
+              <w:bottom w:val="single" w:sz="4" w:color="E6EAF0" w:space="0"/>
               <w:right w:val="nil"/>
             </w:tcBorders>
           </w:tcPr>
@@ -1790,7 +1863,7 @@
             <w:tcBorders>
               <w:top w:val="nil"/>
               <w:left w:val="nil"/>
-              <w:bottom w:val="single" w:sz="4" w:color="DDE3EA" w:space="0"/>
+              <w:bottom w:val="single" w:sz="4" w:color="E6EAF0" w:space="0"/>
               <w:right w:val="nil"/>
             </w:tcBorders>
           </w:tcPr>
@@ -1814,7 +1887,7 @@
             <w:tcBorders>
               <w:top w:val="nil"/>
               <w:left w:val="nil"/>
-              <w:bottom w:val="single" w:sz="4" w:color="DDE3EA" w:space="0"/>
+              <w:bottom w:val="single" w:sz="4" w:color="E6EAF0" w:space="0"/>
               <w:right w:val="nil"/>
             </w:tcBorders>
           </w:tcPr>
@@ -1838,7 +1911,7 @@
             <w:tcBorders>
               <w:top w:val="nil"/>
               <w:left w:val="nil"/>
-              <w:bottom w:val="single" w:sz="4" w:color="DDE3EA" w:space="0"/>
+              <w:bottom w:val="single" w:sz="4" w:color="E6EAF0" w:space="0"/>
               <w:right w:val="nil"/>
             </w:tcBorders>
           </w:tcPr>
@@ -1862,7 +1935,7 @@
             <w:tcBorders>
               <w:top w:val="nil"/>
               <w:left w:val="nil"/>
-              <w:bottom w:val="single" w:sz="4" w:color="DDE3EA" w:space="0"/>
+              <w:bottom w:val="single" w:sz="4" w:color="E6EAF0" w:space="0"/>
               <w:right w:val="nil"/>
             </w:tcBorders>
           </w:tcPr>
@@ -1886,7 +1959,7 @@
             <w:tcBorders>
               <w:top w:val="nil"/>
               <w:left w:val="nil"/>
-              <w:bottom w:val="single" w:sz="4" w:color="DDE3EA" w:space="0"/>
+              <w:bottom w:val="single" w:sz="4" w:color="E6EAF0" w:space="0"/>
               <w:right w:val="nil"/>
             </w:tcBorders>
           </w:tcPr>
@@ -1913,7 +1986,7 @@
             <w:tcBorders>
               <w:top w:val="nil"/>
               <w:left w:val="nil"/>
-              <w:bottom w:val="single" w:sz="4" w:color="DDE3EA" w:space="0"/>
+              <w:bottom w:val="single" w:sz="4" w:color="E6EAF0" w:space="0"/>
               <w:right w:val="nil"/>
             </w:tcBorders>
           </w:tcPr>
@@ -1963,7 +2036,7 @@
             <w:tcBorders>
               <w:top w:val="nil"/>
               <w:left w:val="nil"/>
-              <w:bottom w:val="single" w:sz="4" w:color="DDE3EA" w:space="0"/>
+              <w:bottom w:val="single" w:sz="4" w:color="E6EAF0" w:space="0"/>
               <w:right w:val="nil"/>
             </w:tcBorders>
           </w:tcPr>
@@ -1987,7 +2060,7 @@
             <w:tcBorders>
               <w:top w:val="nil"/>
               <w:left w:val="nil"/>
-              <w:bottom w:val="single" w:sz="4" w:color="DDE3EA" w:space="0"/>
+              <w:bottom w:val="single" w:sz="4" w:color="E6EAF0" w:space="0"/>
               <w:right w:val="nil"/>
             </w:tcBorders>
           </w:tcPr>
@@ -2011,7 +2084,7 @@
             <w:tcBorders>
               <w:top w:val="nil"/>
               <w:left w:val="nil"/>
-              <w:bottom w:val="single" w:sz="4" w:color="DDE3EA" w:space="0"/>
+              <w:bottom w:val="single" w:sz="4" w:color="E6EAF0" w:space="0"/>
               <w:right w:val="nil"/>
             </w:tcBorders>
           </w:tcPr>
@@ -2035,7 +2108,7 @@
             <w:tcBorders>
               <w:top w:val="nil"/>
               <w:left w:val="nil"/>
-              <w:bottom w:val="single" w:sz="4" w:color="DDE3EA" w:space="0"/>
+              <w:bottom w:val="single" w:sz="4" w:color="E6EAF0" w:space="0"/>
               <w:right w:val="nil"/>
             </w:tcBorders>
           </w:tcPr>
@@ -2059,7 +2132,7 @@
             <w:tcBorders>
               <w:top w:val="nil"/>
               <w:left w:val="nil"/>
-              <w:bottom w:val="single" w:sz="4" w:color="DDE3EA" w:space="0"/>
+              <w:bottom w:val="single" w:sz="4" w:color="E6EAF0" w:space="0"/>
               <w:right w:val="nil"/>
             </w:tcBorders>
           </w:tcPr>
@@ -2086,7 +2159,7 @@
             <w:tcBorders>
               <w:top w:val="nil"/>
               <w:left w:val="nil"/>
-              <w:bottom w:val="single" w:sz="4" w:color="DDE3EA" w:space="0"/>
+              <w:bottom w:val="single" w:sz="4" w:color="E6EAF0" w:space="0"/>
               <w:right w:val="nil"/>
             </w:tcBorders>
           </w:tcPr>
@@ -2136,7 +2209,7 @@
             <w:tcBorders>
               <w:top w:val="nil"/>
               <w:left w:val="nil"/>
-              <w:bottom w:val="single" w:sz="4" w:color="DDE3EA" w:space="0"/>
+              <w:bottom w:val="single" w:sz="4" w:color="E6EAF0" w:space="0"/>
               <w:right w:val="nil"/>
             </w:tcBorders>
           </w:tcPr>
@@ -2160,7 +2233,7 @@
             <w:tcBorders>
               <w:top w:val="nil"/>
               <w:left w:val="nil"/>
-              <w:bottom w:val="single" w:sz="4" w:color="DDE3EA" w:space="0"/>
+              <w:bottom w:val="single" w:sz="4" w:color="E6EAF0" w:space="0"/>
               <w:right w:val="nil"/>
             </w:tcBorders>
           </w:tcPr>
@@ -2184,7 +2257,7 @@
             <w:tcBorders>
               <w:top w:val="nil"/>
               <w:left w:val="nil"/>
-              <w:bottom w:val="single" w:sz="4" w:color="DDE3EA" w:space="0"/>
+              <w:bottom w:val="single" w:sz="4" w:color="E6EAF0" w:space="0"/>
               <w:right w:val="nil"/>
             </w:tcBorders>
           </w:tcPr>
@@ -2208,7 +2281,7 @@
             <w:tcBorders>
               <w:top w:val="nil"/>
               <w:left w:val="nil"/>
-              <w:bottom w:val="single" w:sz="4" w:color="DDE3EA" w:space="0"/>
+              <w:bottom w:val="single" w:sz="4" w:color="E6EAF0" w:space="0"/>
               <w:right w:val="nil"/>
             </w:tcBorders>
             <w:shd w:val="clear" w:color="auto" w:fill="FDF1D8"/>
@@ -2233,7 +2306,7 @@
             <w:tcBorders>
               <w:top w:val="nil"/>
               <w:left w:val="nil"/>
-              <w:bottom w:val="single" w:sz="4" w:color="DDE3EA" w:space="0"/>
+              <w:bottom w:val="single" w:sz="4" w:color="E6EAF0" w:space="0"/>
               <w:right w:val="nil"/>
             </w:tcBorders>
           </w:tcPr>
@@ -2260,7 +2333,7 @@
             <w:tcBorders>
               <w:top w:val="nil"/>
               <w:left w:val="nil"/>
-              <w:bottom w:val="single" w:sz="4" w:color="DDE3EA" w:space="0"/>
+              <w:bottom w:val="single" w:sz="4" w:color="E6EAF0" w:space="0"/>
               <w:right w:val="nil"/>
             </w:tcBorders>
           </w:tcPr>
@@ -2310,7 +2383,7 @@
             <w:tcBorders>
               <w:top w:val="nil"/>
               <w:left w:val="nil"/>
-              <w:bottom w:val="single" w:sz="4" w:color="DDE3EA" w:space="0"/>
+              <w:bottom w:val="single" w:sz="4" w:color="E6EAF0" w:space="0"/>
               <w:right w:val="nil"/>
             </w:tcBorders>
           </w:tcPr>
@@ -2334,7 +2407,7 @@
             <w:tcBorders>
               <w:top w:val="nil"/>
               <w:left w:val="nil"/>
-              <w:bottom w:val="single" w:sz="4" w:color="DDE3EA" w:space="0"/>
+              <w:bottom w:val="single" w:sz="4" w:color="E6EAF0" w:space="0"/>
               <w:right w:val="nil"/>
             </w:tcBorders>
           </w:tcPr>
@@ -2358,7 +2431,7 @@
             <w:tcBorders>
               <w:top w:val="nil"/>
               <w:left w:val="nil"/>
-              <w:bottom w:val="single" w:sz="4" w:color="DDE3EA" w:space="0"/>
+              <w:bottom w:val="single" w:sz="4" w:color="E6EAF0" w:space="0"/>
               <w:right w:val="nil"/>
             </w:tcBorders>
           </w:tcPr>
@@ -2382,7 +2455,7 @@
             <w:tcBorders>
               <w:top w:val="nil"/>
               <w:left w:val="nil"/>
-              <w:bottom w:val="single" w:sz="4" w:color="DDE3EA" w:space="0"/>
+              <w:bottom w:val="single" w:sz="4" w:color="E6EAF0" w:space="0"/>
               <w:right w:val="nil"/>
             </w:tcBorders>
             <w:shd w:val="clear" w:color="auto" w:fill="E3F3E8"/>
@@ -2407,7 +2480,7 @@
             <w:tcBorders>
               <w:top w:val="nil"/>
               <w:left w:val="nil"/>
-              <w:bottom w:val="single" w:sz="4" w:color="DDE3EA" w:space="0"/>
+              <w:bottom w:val="single" w:sz="4" w:color="E6EAF0" w:space="0"/>
               <w:right w:val="nil"/>
             </w:tcBorders>
           </w:tcPr>
@@ -2434,7 +2507,7 @@
             <w:tcBorders>
               <w:top w:val="nil"/>
               <w:left w:val="nil"/>
-              <w:bottom w:val="single" w:sz="4" w:color="DDE3EA" w:space="0"/>
+              <w:bottom w:val="single" w:sz="4" w:color="E6EAF0" w:space="0"/>
               <w:right w:val="nil"/>
             </w:tcBorders>
           </w:tcPr>
@@ -2484,7 +2557,7 @@
             <w:tcBorders>
               <w:top w:val="nil"/>
               <w:left w:val="nil"/>
-              <w:bottom w:val="single" w:sz="4" w:color="DDE3EA" w:space="0"/>
+              <w:bottom w:val="single" w:sz="4" w:color="E6EAF0" w:space="0"/>
               <w:right w:val="nil"/>
             </w:tcBorders>
           </w:tcPr>
@@ -2508,7 +2581,7 @@
             <w:tcBorders>
               <w:top w:val="nil"/>
               <w:left w:val="nil"/>
-              <w:bottom w:val="single" w:sz="4" w:color="DDE3EA" w:space="0"/>
+              <w:bottom w:val="single" w:sz="4" w:color="E6EAF0" w:space="0"/>
               <w:right w:val="nil"/>
             </w:tcBorders>
           </w:tcPr>
@@ -2532,7 +2605,7 @@
             <w:tcBorders>
               <w:top w:val="nil"/>
               <w:left w:val="nil"/>
-              <w:bottom w:val="single" w:sz="4" w:color="DDE3EA" w:space="0"/>
+              <w:bottom w:val="single" w:sz="4" w:color="E6EAF0" w:space="0"/>
               <w:right w:val="nil"/>
             </w:tcBorders>
           </w:tcPr>
@@ -2556,7 +2629,7 @@
             <w:tcBorders>
               <w:top w:val="nil"/>
               <w:left w:val="nil"/>
-              <w:bottom w:val="single" w:sz="4" w:color="DDE3EA" w:space="0"/>
+              <w:bottom w:val="single" w:sz="4" w:color="E6EAF0" w:space="0"/>
               <w:right w:val="nil"/>
             </w:tcBorders>
           </w:tcPr>
@@ -2580,7 +2653,7 @@
             <w:tcBorders>
               <w:top w:val="nil"/>
               <w:left w:val="nil"/>
-              <w:bottom w:val="single" w:sz="4" w:color="DDE3EA" w:space="0"/>
+              <w:bottom w:val="single" w:sz="4" w:color="E6EAF0" w:space="0"/>
               <w:right w:val="nil"/>
             </w:tcBorders>
           </w:tcPr>
@@ -2607,7 +2680,7 @@
             <w:tcBorders>
               <w:top w:val="nil"/>
               <w:left w:val="nil"/>
-              <w:bottom w:val="single" w:sz="4" w:color="DDE3EA" w:space="0"/>
+              <w:bottom w:val="single" w:sz="4" w:color="E6EAF0" w:space="0"/>
               <w:right w:val="nil"/>
             </w:tcBorders>
           </w:tcPr>
@@ -2657,7 +2730,7 @@
             <w:tcBorders>
               <w:top w:val="nil"/>
               <w:left w:val="nil"/>
-              <w:bottom w:val="single" w:sz="4" w:color="DDE3EA" w:space="0"/>
+              <w:bottom w:val="single" w:sz="4" w:color="E6EAF0" w:space="0"/>
               <w:right w:val="nil"/>
             </w:tcBorders>
           </w:tcPr>
@@ -2681,7 +2754,7 @@
             <w:tcBorders>
               <w:top w:val="nil"/>
               <w:left w:val="nil"/>
-              <w:bottom w:val="single" w:sz="4" w:color="DDE3EA" w:space="0"/>
+              <w:bottom w:val="single" w:sz="4" w:color="E6EAF0" w:space="0"/>
               <w:right w:val="nil"/>
             </w:tcBorders>
           </w:tcPr>
@@ -2705,7 +2778,7 @@
             <w:tcBorders>
               <w:top w:val="nil"/>
               <w:left w:val="nil"/>
-              <w:bottom w:val="single" w:sz="4" w:color="DDE3EA" w:space="0"/>
+              <w:bottom w:val="single" w:sz="4" w:color="E6EAF0" w:space="0"/>
               <w:right w:val="nil"/>
             </w:tcBorders>
           </w:tcPr>
@@ -2729,7 +2802,7 @@
             <w:tcBorders>
               <w:top w:val="nil"/>
               <w:left w:val="nil"/>
-              <w:bottom w:val="single" w:sz="4" w:color="DDE3EA" w:space="0"/>
+              <w:bottom w:val="single" w:sz="4" w:color="E6EAF0" w:space="0"/>
               <w:right w:val="nil"/>
             </w:tcBorders>
           </w:tcPr>
@@ -2753,7 +2826,7 @@
             <w:tcBorders>
               <w:top w:val="nil"/>
               <w:left w:val="nil"/>
-              <w:bottom w:val="single" w:sz="4" w:color="DDE3EA" w:space="0"/>
+              <w:bottom w:val="single" w:sz="4" w:color="E6EAF0" w:space="0"/>
               <w:right w:val="nil"/>
             </w:tcBorders>
           </w:tcPr>
@@ -2780,7 +2853,7 @@
             <w:tcBorders>
               <w:top w:val="nil"/>
               <w:left w:val="nil"/>
-              <w:bottom w:val="single" w:sz="4" w:color="DDE3EA" w:space="0"/>
+              <w:bottom w:val="single" w:sz="4" w:color="E6EAF0" w:space="0"/>
               <w:right w:val="nil"/>
             </w:tcBorders>
           </w:tcPr>
@@ -2847,7 +2920,7 @@
             <w:tcBorders>
               <w:top w:val="nil"/>
               <w:left w:val="nil"/>
-              <w:bottom w:val="single" w:sz="4" w:color="DDE3EA" w:space="0"/>
+              <w:bottom w:val="single" w:sz="4" w:color="E6EAF0" w:space="0"/>
               <w:right w:val="nil"/>
             </w:tcBorders>
           </w:tcPr>
@@ -2871,7 +2944,7 @@
             <w:tcBorders>
               <w:top w:val="nil"/>
               <w:left w:val="nil"/>
-              <w:bottom w:val="single" w:sz="4" w:color="DDE3EA" w:space="0"/>
+              <w:bottom w:val="single" w:sz="4" w:color="E6EAF0" w:space="0"/>
               <w:right w:val="nil"/>
             </w:tcBorders>
           </w:tcPr>
@@ -2895,7 +2968,7 @@
             <w:tcBorders>
               <w:top w:val="nil"/>
               <w:left w:val="nil"/>
-              <w:bottom w:val="single" w:sz="4" w:color="DDE3EA" w:space="0"/>
+              <w:bottom w:val="single" w:sz="4" w:color="E6EAF0" w:space="0"/>
               <w:right w:val="nil"/>
             </w:tcBorders>
           </w:tcPr>
@@ -2919,7 +2992,7 @@
             <w:tcBorders>
               <w:top w:val="nil"/>
               <w:left w:val="nil"/>
-              <w:bottom w:val="single" w:sz="4" w:color="DDE3EA" w:space="0"/>
+              <w:bottom w:val="single" w:sz="4" w:color="E6EAF0" w:space="0"/>
               <w:right w:val="nil"/>
             </w:tcBorders>
           </w:tcPr>
@@ -2943,7 +3016,7 @@
             <w:tcBorders>
               <w:top w:val="nil"/>
               <w:left w:val="nil"/>
-              <w:bottom w:val="single" w:sz="4" w:color="DDE3EA" w:space="0"/>
+              <w:bottom w:val="single" w:sz="4" w:color="E6EAF0" w:space="0"/>
               <w:right w:val="nil"/>
             </w:tcBorders>
           </w:tcPr>
@@ -2970,7 +3043,7 @@
             <w:tcBorders>
               <w:top w:val="nil"/>
               <w:left w:val="nil"/>
-              <w:bottom w:val="single" w:sz="4" w:color="DDE3EA" w:space="0"/>
+              <w:bottom w:val="single" w:sz="4" w:color="E6EAF0" w:space="0"/>
               <w:right w:val="nil"/>
             </w:tcBorders>
           </w:tcPr>
@@ -3037,7 +3110,7 @@
             <w:tcBorders>
               <w:top w:val="nil"/>
               <w:left w:val="nil"/>
-              <w:bottom w:val="single" w:sz="4" w:color="DDE3EA" w:space="0"/>
+              <w:bottom w:val="single" w:sz="4" w:color="E6EAF0" w:space="0"/>
               <w:right w:val="nil"/>
             </w:tcBorders>
           </w:tcPr>
@@ -3061,7 +3134,7 @@
             <w:tcBorders>
               <w:top w:val="nil"/>
               <w:left w:val="nil"/>
-              <w:bottom w:val="single" w:sz="4" w:color="DDE3EA" w:space="0"/>
+              <w:bottom w:val="single" w:sz="4" w:color="E6EAF0" w:space="0"/>
               <w:right w:val="nil"/>
             </w:tcBorders>
           </w:tcPr>
@@ -3085,7 +3158,7 @@
             <w:tcBorders>
               <w:top w:val="nil"/>
               <w:left w:val="nil"/>
-              <w:bottom w:val="single" w:sz="4" w:color="DDE3EA" w:space="0"/>
+              <w:bottom w:val="single" w:sz="4" w:color="E6EAF0" w:space="0"/>
               <w:right w:val="nil"/>
             </w:tcBorders>
           </w:tcPr>
@@ -3109,7 +3182,7 @@
             <w:tcBorders>
               <w:top w:val="nil"/>
               <w:left w:val="nil"/>
-              <w:bottom w:val="single" w:sz="4" w:color="DDE3EA" w:space="0"/>
+              <w:bottom w:val="single" w:sz="4" w:color="E6EAF0" w:space="0"/>
               <w:right w:val="nil"/>
             </w:tcBorders>
           </w:tcPr>
@@ -3133,7 +3206,7 @@
             <w:tcBorders>
               <w:top w:val="nil"/>
               <w:left w:val="nil"/>
-              <w:bottom w:val="single" w:sz="4" w:color="DDE3EA" w:space="0"/>
+              <w:bottom w:val="single" w:sz="4" w:color="E6EAF0" w:space="0"/>
               <w:right w:val="nil"/>
             </w:tcBorders>
           </w:tcPr>
@@ -3160,7 +3233,7 @@
             <w:tcBorders>
               <w:top w:val="nil"/>
               <w:left w:val="nil"/>
-              <w:bottom w:val="single" w:sz="4" w:color="DDE3EA" w:space="0"/>
+              <w:bottom w:val="single" w:sz="4" w:color="E6EAF0" w:space="0"/>
               <w:right w:val="nil"/>
             </w:tcBorders>
           </w:tcPr>
@@ -3210,7 +3283,7 @@
             <w:tcBorders>
               <w:top w:val="nil"/>
               <w:left w:val="nil"/>
-              <w:bottom w:val="single" w:sz="4" w:color="DDE3EA" w:space="0"/>
+              <w:bottom w:val="single" w:sz="4" w:color="E6EAF0" w:space="0"/>
               <w:right w:val="nil"/>
             </w:tcBorders>
           </w:tcPr>
@@ -3234,7 +3307,7 @@
             <w:tcBorders>
               <w:top w:val="nil"/>
               <w:left w:val="nil"/>
-              <w:bottom w:val="single" w:sz="4" w:color="DDE3EA" w:space="0"/>
+              <w:bottom w:val="single" w:sz="4" w:color="E6EAF0" w:space="0"/>
               <w:right w:val="nil"/>
             </w:tcBorders>
           </w:tcPr>
@@ -3258,7 +3331,7 @@
             <w:tcBorders>
               <w:top w:val="nil"/>
               <w:left w:val="nil"/>
-              <w:bottom w:val="single" w:sz="4" w:color="DDE3EA" w:space="0"/>
+              <w:bottom w:val="single" w:sz="4" w:color="E6EAF0" w:space="0"/>
               <w:right w:val="nil"/>
             </w:tcBorders>
           </w:tcPr>
@@ -3282,7 +3355,7 @@
             <w:tcBorders>
               <w:top w:val="nil"/>
               <w:left w:val="nil"/>
-              <w:bottom w:val="single" w:sz="4" w:color="DDE3EA" w:space="0"/>
+              <w:bottom w:val="single" w:sz="4" w:color="E6EAF0" w:space="0"/>
               <w:right w:val="nil"/>
             </w:tcBorders>
             <w:shd w:val="clear" w:color="auto" w:fill="FDF1D8"/>
@@ -3307,7 +3380,7 @@
             <w:tcBorders>
               <w:top w:val="nil"/>
               <w:left w:val="nil"/>
-              <w:bottom w:val="single" w:sz="4" w:color="DDE3EA" w:space="0"/>
+              <w:bottom w:val="single" w:sz="4" w:color="E6EAF0" w:space="0"/>
               <w:right w:val="nil"/>
             </w:tcBorders>
           </w:tcPr>
@@ -3334,7 +3407,7 @@
             <w:tcBorders>
               <w:top w:val="nil"/>
               <w:left w:val="nil"/>
-              <w:bottom w:val="single" w:sz="4" w:color="DDE3EA" w:space="0"/>
+              <w:bottom w:val="single" w:sz="4" w:color="E6EAF0" w:space="0"/>
               <w:right w:val="nil"/>
             </w:tcBorders>
           </w:tcPr>
@@ -3384,7 +3457,7 @@
             <w:tcBorders>
               <w:top w:val="nil"/>
               <w:left w:val="nil"/>
-              <w:bottom w:val="single" w:sz="4" w:color="DDE3EA" w:space="0"/>
+              <w:bottom w:val="single" w:sz="4" w:color="E6EAF0" w:space="0"/>
               <w:right w:val="nil"/>
             </w:tcBorders>
           </w:tcPr>
@@ -3408,7 +3481,7 @@
             <w:tcBorders>
               <w:top w:val="nil"/>
               <w:left w:val="nil"/>
-              <w:bottom w:val="single" w:sz="4" w:color="DDE3EA" w:space="0"/>
+              <w:bottom w:val="single" w:sz="4" w:color="E6EAF0" w:space="0"/>
               <w:right w:val="nil"/>
             </w:tcBorders>
           </w:tcPr>
@@ -3432,7 +3505,7 @@
             <w:tcBorders>
               <w:top w:val="nil"/>
               <w:left w:val="nil"/>
-              <w:bottom w:val="single" w:sz="4" w:color="DDE3EA" w:space="0"/>
+              <w:bottom w:val="single" w:sz="4" w:color="E6EAF0" w:space="0"/>
               <w:right w:val="nil"/>
             </w:tcBorders>
           </w:tcPr>
@@ -3456,7 +3529,7 @@
             <w:tcBorders>
               <w:top w:val="nil"/>
               <w:left w:val="nil"/>
-              <w:bottom w:val="single" w:sz="4" w:color="DDE3EA" w:space="0"/>
+              <w:bottom w:val="single" w:sz="4" w:color="E6EAF0" w:space="0"/>
               <w:right w:val="nil"/>
             </w:tcBorders>
             <w:shd w:val="clear" w:color="auto" w:fill="E3F3E8"/>
@@ -3481,7 +3554,7 @@
             <w:tcBorders>
               <w:top w:val="nil"/>
               <w:left w:val="nil"/>
-              <w:bottom w:val="single" w:sz="4" w:color="DDE3EA" w:space="0"/>
+              <w:bottom w:val="single" w:sz="4" w:color="E6EAF0" w:space="0"/>
               <w:right w:val="nil"/>
             </w:tcBorders>
           </w:tcPr>
@@ -3508,7 +3581,7 @@
             <w:tcBorders>
               <w:top w:val="nil"/>
               <w:left w:val="nil"/>
-              <w:bottom w:val="single" w:sz="4" w:color="DDE3EA" w:space="0"/>
+              <w:bottom w:val="single" w:sz="4" w:color="E6EAF0" w:space="0"/>
               <w:right w:val="nil"/>
             </w:tcBorders>
           </w:tcPr>
@@ -3558,7 +3631,7 @@
             <w:tcBorders>
               <w:top w:val="nil"/>
               <w:left w:val="nil"/>
-              <w:bottom w:val="single" w:sz="4" w:color="DDE3EA" w:space="0"/>
+              <w:bottom w:val="single" w:sz="4" w:color="E6EAF0" w:space="0"/>
               <w:right w:val="nil"/>
             </w:tcBorders>
           </w:tcPr>
@@ -3582,7 +3655,7 @@
             <w:tcBorders>
               <w:top w:val="nil"/>
               <w:left w:val="nil"/>
-              <w:bottom w:val="single" w:sz="4" w:color="DDE3EA" w:space="0"/>
+              <w:bottom w:val="single" w:sz="4" w:color="E6EAF0" w:space="0"/>
               <w:right w:val="nil"/>
             </w:tcBorders>
           </w:tcPr>
@@ -3606,7 +3679,7 @@
             <w:tcBorders>
               <w:top w:val="nil"/>
               <w:left w:val="nil"/>
-              <w:bottom w:val="single" w:sz="4" w:color="DDE3EA" w:space="0"/>
+              <w:bottom w:val="single" w:sz="4" w:color="E6EAF0" w:space="0"/>
               <w:right w:val="nil"/>
             </w:tcBorders>
           </w:tcPr>
@@ -3630,7 +3703,7 @@
             <w:tcBorders>
               <w:top w:val="nil"/>
               <w:left w:val="nil"/>
-              <w:bottom w:val="single" w:sz="4" w:color="DDE3EA" w:space="0"/>
+              <w:bottom w:val="single" w:sz="4" w:color="E6EAF0" w:space="0"/>
               <w:right w:val="nil"/>
             </w:tcBorders>
             <w:shd w:val="clear" w:color="auto" w:fill="E3F3E8"/>
@@ -3655,7 +3728,7 @@
             <w:tcBorders>
               <w:top w:val="nil"/>
               <w:left w:val="nil"/>
-              <w:bottom w:val="single" w:sz="4" w:color="DDE3EA" w:space="0"/>
+              <w:bottom w:val="single" w:sz="4" w:color="E6EAF0" w:space="0"/>
               <w:right w:val="nil"/>
             </w:tcBorders>
           </w:tcPr>
@@ -3682,7 +3755,7 @@
             <w:tcBorders>
               <w:top w:val="nil"/>
               <w:left w:val="nil"/>
-              <w:bottom w:val="single" w:sz="4" w:color="DDE3EA" w:space="0"/>
+              <w:bottom w:val="single" w:sz="4" w:color="E6EAF0" w:space="0"/>
               <w:right w:val="nil"/>
             </w:tcBorders>
           </w:tcPr>
@@ -3732,7 +3805,7 @@
             <w:tcBorders>
               <w:top w:val="nil"/>
               <w:left w:val="nil"/>
-              <w:bottom w:val="single" w:sz="4" w:color="DDE3EA" w:space="0"/>
+              <w:bottom w:val="single" w:sz="4" w:color="E6EAF0" w:space="0"/>
               <w:right w:val="nil"/>
             </w:tcBorders>
           </w:tcPr>
@@ -3756,7 +3829,7 @@
             <w:tcBorders>
               <w:top w:val="nil"/>
               <w:left w:val="nil"/>
-              <w:bottom w:val="single" w:sz="4" w:color="DDE3EA" w:space="0"/>
+              <w:bottom w:val="single" w:sz="4" w:color="E6EAF0" w:space="0"/>
               <w:right w:val="nil"/>
             </w:tcBorders>
           </w:tcPr>
@@ -3780,7 +3853,7 @@
             <w:tcBorders>
               <w:top w:val="nil"/>
               <w:left w:val="nil"/>
-              <w:bottom w:val="single" w:sz="4" w:color="DDE3EA" w:space="0"/>
+              <w:bottom w:val="single" w:sz="4" w:color="E6EAF0" w:space="0"/>
               <w:right w:val="nil"/>
             </w:tcBorders>
           </w:tcPr>
@@ -3804,7 +3877,7 @@
             <w:tcBorders>
               <w:top w:val="nil"/>
               <w:left w:val="nil"/>
-              <w:bottom w:val="single" w:sz="4" w:color="DDE3EA" w:space="0"/>
+              <w:bottom w:val="single" w:sz="4" w:color="E6EAF0" w:space="0"/>
               <w:right w:val="nil"/>
             </w:tcBorders>
             <w:shd w:val="clear" w:color="auto" w:fill="E3F3E8"/>
@@ -3829,7 +3902,7 @@
             <w:tcBorders>
               <w:top w:val="nil"/>
               <w:left w:val="nil"/>
-              <w:bottom w:val="single" w:sz="4" w:color="DDE3EA" w:space="0"/>
+              <w:bottom w:val="single" w:sz="4" w:color="E6EAF0" w:space="0"/>
               <w:right w:val="nil"/>
             </w:tcBorders>
           </w:tcPr>
@@ -3856,7 +3929,7 @@
             <w:tcBorders>
               <w:top w:val="nil"/>
               <w:left w:val="nil"/>
-              <w:bottom w:val="single" w:sz="4" w:color="DDE3EA" w:space="0"/>
+              <w:bottom w:val="single" w:sz="4" w:color="E6EAF0" w:space="0"/>
               <w:right w:val="nil"/>
             </w:tcBorders>
           </w:tcPr>
@@ -3906,7 +3979,7 @@
             <w:tcBorders>
               <w:top w:val="nil"/>
               <w:left w:val="nil"/>
-              <w:bottom w:val="single" w:sz="4" w:color="DDE3EA" w:space="0"/>
+              <w:bottom w:val="single" w:sz="4" w:color="E6EAF0" w:space="0"/>
               <w:right w:val="nil"/>
             </w:tcBorders>
           </w:tcPr>
@@ -3930,7 +4003,7 @@
             <w:tcBorders>
               <w:top w:val="nil"/>
               <w:left w:val="nil"/>
-              <w:bottom w:val="single" w:sz="4" w:color="DDE3EA" w:space="0"/>
+              <w:bottom w:val="single" w:sz="4" w:color="E6EAF0" w:space="0"/>
               <w:right w:val="nil"/>
             </w:tcBorders>
           </w:tcPr>
@@ -3954,7 +4027,7 @@
             <w:tcBorders>
               <w:top w:val="nil"/>
               <w:left w:val="nil"/>
-              <w:bottom w:val="single" w:sz="4" w:color="DDE3EA" w:space="0"/>
+              <w:bottom w:val="single" w:sz="4" w:color="E6EAF0" w:space="0"/>
               <w:right w:val="nil"/>
             </w:tcBorders>
           </w:tcPr>
@@ -3978,7 +4051,7 @@
             <w:tcBorders>
               <w:top w:val="nil"/>
               <w:left w:val="nil"/>
-              <w:bottom w:val="single" w:sz="4" w:color="DDE3EA" w:space="0"/>
+              <w:bottom w:val="single" w:sz="4" w:color="E6EAF0" w:space="0"/>
               <w:right w:val="nil"/>
             </w:tcBorders>
             <w:shd w:val="clear" w:color="auto" w:fill="FDF1D8"/>
@@ -4003,7 +4076,7 @@
             <w:tcBorders>
               <w:top w:val="nil"/>
               <w:left w:val="nil"/>
-              <w:bottom w:val="single" w:sz="4" w:color="DDE3EA" w:space="0"/>
+              <w:bottom w:val="single" w:sz="4" w:color="E6EAF0" w:space="0"/>
               <w:right w:val="nil"/>
             </w:tcBorders>
           </w:tcPr>
@@ -4036,7 +4109,7 @@
       <w:r>
         <w:rPr>
           <w:b w:val="0"/>
-          <w:color w:val="5F6B7A"/>
+          <w:color w:val="667085"/>
           <w:sz w:val="16"/>
         </w:rPr>
         <w:t>Spalvos: žalias pokytis – rodiklis gerėja, raudonas – blogėja. Paskutinio laikotarpio langelio fonas: žalias – geras lygis, geltonas – vidutinis, raudonas – silpnas (įrankio orientyrai, config/metric_rules.yaml).</w:t>
@@ -4049,7 +4122,7 @@
       <w:r>
         <w:rPr>
           <w:b w:val="0"/>
-          <w:color w:val="5F6B7A"/>
+          <w:color w:val="667085"/>
           <w:sz w:val="16"/>
         </w:rPr>
         <w:t>* – paimta iš ataskaitos santraukos;  ᶜ – apskaičiuota įrankio. Mažas numeris prie teksto – nuoroda į šaltinį (paspaudus atsidaro dokumentas reikiamame puslapyje).</w:t>
@@ -4095,7 +4168,7 @@
       <w:pPr>
         <w:keepNext/>
         <w:pBdr>
-          <w:bottom w:val="single" w:sz="8" w:color="1F4E79" w:space="4"/>
+          <w:bottom w:val="single" w:sz="8" w:color="12355B" w:space="4"/>
         </w:pBdr>
         <w:tabs>
           <w:tab w:pos="482" w:val="left"/>
@@ -4108,13 +4181,13 @@
           <w:color w:val="2A78D6"/>
           <w:sz w:val="18"/>
         </w:rPr>
-        <w:t>04</w:t>
+        <w:t>03</w:t>
         <w:tab/>
       </w:r>
       <w:r>
         <w:rPr>
           <w:b/>
-          <w:color w:val="1F4E79"/>
+          <w:color w:val="12355B"/>
           <w:sz w:val="28"/>
         </w:rPr>
         <w:t>Veiklos apžvalga</w:t>
@@ -4210,7 +4283,7 @@
       <w:pPr>
         <w:keepNext/>
         <w:pBdr>
-          <w:bottom w:val="single" w:sz="8" w:color="1F4E79" w:space="4"/>
+          <w:bottom w:val="single" w:sz="8" w:color="12355B" w:space="4"/>
         </w:pBdr>
         <w:tabs>
           <w:tab w:pos="482" w:val="left"/>
@@ -4223,13 +4296,13 @@
           <w:color w:val="2A78D6"/>
           <w:sz w:val="18"/>
         </w:rPr>
-        <w:t>05</w:t>
+        <w:t>04</w:t>
         <w:tab/>
       </w:r>
       <w:r>
         <w:rPr>
           <w:b/>
-          <w:color w:val="1F4E79"/>
+          <w:color w:val="12355B"/>
           <w:sz w:val="28"/>
         </w:rPr>
         <w:t>Finansai</w:t>
@@ -4342,7 +4415,7 @@
       <w:pPr>
         <w:keepNext/>
         <w:pBdr>
-          <w:bottom w:val="single" w:sz="8" w:color="1F4E79" w:space="4"/>
+          <w:bottom w:val="single" w:sz="8" w:color="12355B" w:space="4"/>
         </w:pBdr>
         <w:tabs>
           <w:tab w:pos="482" w:val="left"/>
@@ -4355,13 +4428,13 @@
           <w:color w:val="2A78D6"/>
           <w:sz w:val="18"/>
         </w:rPr>
-        <w:t>06</w:t>
+        <w:t>05</w:t>
         <w:tab/>
       </w:r>
       <w:r>
         <w:rPr>
           <w:b/>
-          <w:color w:val="1F4E79"/>
+          <w:color w:val="12355B"/>
           <w:sz w:val="28"/>
         </w:rPr>
         <w:t>Ankstesni planai ir rezultatai</w:t>
@@ -4398,12 +4471,11 @@
           <w:tcPr>
             <w:tcW w:type="dxa" w:w="2578"/>
             <w:tcBorders>
-              <w:top w:val="single" w:sz="12" w:color="1F4E79" w:space="0"/>
+              <w:top w:val="nil"/>
               <w:left w:val="nil"/>
-              <w:bottom w:val="single" w:sz="4" w:color="C9D3DE" w:space="0"/>
+              <w:bottom w:val="single" w:sz="8" w:color="12355B" w:space="0"/>
               <w:right w:val="nil"/>
             </w:tcBorders>
-            <w:shd w:val="clear" w:color="auto" w:fill="EAF1F8"/>
           </w:tcPr>
           <w:p>
             <w:pPr>
@@ -4413,8 +4485,8 @@
               <w:rPr>
                 <w:b/>
                 <w:caps/>
-                <w:color w:val="1F4E79"/>
-                <w:sz w:val="16"/>
+                <w:color w:val="667085"/>
+                <w:sz w:val="14"/>
               </w:rPr>
               <w:t>Planas / tikslas</w:t>
             </w:r>
@@ -4424,12 +4496,11 @@
           <w:tcPr>
             <w:tcW w:type="dxa" w:w="2578"/>
             <w:tcBorders>
-              <w:top w:val="single" w:sz="12" w:color="1F4E79" w:space="0"/>
+              <w:top w:val="nil"/>
               <w:left w:val="nil"/>
-              <w:bottom w:val="single" w:sz="4" w:color="C9D3DE" w:space="0"/>
+              <w:bottom w:val="single" w:sz="8" w:color="12355B" w:space="0"/>
               <w:right w:val="nil"/>
             </w:tcBorders>
-            <w:shd w:val="clear" w:color="auto" w:fill="EAF1F8"/>
           </w:tcPr>
           <w:p>
             <w:pPr>
@@ -4439,8 +4510,8 @@
               <w:rPr>
                 <w:b/>
                 <w:caps/>
-                <w:color w:val="1F4E79"/>
-                <w:sz w:val="16"/>
+                <w:color w:val="667085"/>
+                <w:sz w:val="14"/>
               </w:rPr>
               <w:t>Rezultatas</w:t>
             </w:r>
@@ -4450,12 +4521,11 @@
           <w:tcPr>
             <w:tcW w:type="dxa" w:w="3138"/>
             <w:tcBorders>
-              <w:top w:val="single" w:sz="12" w:color="1F4E79" w:space="0"/>
+              <w:top w:val="nil"/>
               <w:left w:val="nil"/>
-              <w:bottom w:val="single" w:sz="4" w:color="C9D3DE" w:space="0"/>
+              <w:bottom w:val="single" w:sz="8" w:color="12355B" w:space="0"/>
               <w:right w:val="nil"/>
             </w:tcBorders>
-            <w:shd w:val="clear" w:color="auto" w:fill="EAF1F8"/>
           </w:tcPr>
           <w:p>
             <w:pPr>
@@ -4465,8 +4535,8 @@
               <w:rPr>
                 <w:b/>
                 <w:caps/>
-                <w:color w:val="1F4E79"/>
-                <w:sz w:val="16"/>
+                <w:color w:val="667085"/>
+                <w:sz w:val="14"/>
               </w:rPr>
               <w:t>Kas pasikeitė ir kodėl</w:t>
             </w:r>
@@ -4476,12 +4546,11 @@
           <w:tcPr>
             <w:tcW w:type="dxa" w:w="1345"/>
             <w:tcBorders>
-              <w:top w:val="single" w:sz="12" w:color="1F4E79" w:space="0"/>
+              <w:top w:val="nil"/>
               <w:left w:val="nil"/>
-              <w:bottom w:val="single" w:sz="4" w:color="C9D3DE" w:space="0"/>
+              <w:bottom w:val="single" w:sz="8" w:color="12355B" w:space="0"/>
               <w:right w:val="nil"/>
             </w:tcBorders>
-            <w:shd w:val="clear" w:color="auto" w:fill="EAF1F8"/>
           </w:tcPr>
           <w:p>
             <w:pPr>
@@ -4491,8 +4560,8 @@
               <w:rPr>
                 <w:b/>
                 <w:caps/>
-                <w:color w:val="1F4E79"/>
-                <w:sz w:val="16"/>
+                <w:color w:val="667085"/>
+                <w:sz w:val="14"/>
               </w:rPr>
               <w:t>Būsena</w:t>
             </w:r>
@@ -4506,7 +4575,7 @@
             <w:tcBorders>
               <w:top w:val="nil"/>
               <w:left w:val="nil"/>
-              <w:bottom w:val="single" w:sz="4" w:color="DDE3EA" w:space="0"/>
+              <w:bottom w:val="single" w:sz="4" w:color="E6EAF0" w:space="0"/>
               <w:right w:val="nil"/>
             </w:tcBorders>
           </w:tcPr>
@@ -4529,7 +4598,7 @@
             <w:tcBorders>
               <w:top w:val="nil"/>
               <w:left w:val="nil"/>
-              <w:bottom w:val="single" w:sz="4" w:color="DDE3EA" w:space="0"/>
+              <w:bottom w:val="single" w:sz="4" w:color="E6EAF0" w:space="0"/>
               <w:right w:val="nil"/>
             </w:tcBorders>
           </w:tcPr>
@@ -4579,7 +4648,7 @@
             <w:tcBorders>
               <w:top w:val="nil"/>
               <w:left w:val="nil"/>
-              <w:bottom w:val="single" w:sz="4" w:color="DDE3EA" w:space="0"/>
+              <w:bottom w:val="single" w:sz="4" w:color="E6EAF0" w:space="0"/>
               <w:right w:val="nil"/>
             </w:tcBorders>
           </w:tcPr>
@@ -4619,7 +4688,7 @@
             <w:tcBorders>
               <w:top w:val="nil"/>
               <w:left w:val="nil"/>
-              <w:bottom w:val="single" w:sz="4" w:color="DDE3EA" w:space="0"/>
+              <w:bottom w:val="single" w:sz="4" w:color="E6EAF0" w:space="0"/>
               <w:right w:val="nil"/>
             </w:tcBorders>
             <w:shd w:val="clear" w:color="auto" w:fill="FDE7E5"/>
@@ -4645,7 +4714,7 @@
             <w:tcBorders>
               <w:top w:val="nil"/>
               <w:left w:val="nil"/>
-              <w:bottom w:val="single" w:sz="4" w:color="DDE3EA" w:space="0"/>
+              <w:bottom w:val="single" w:sz="4" w:color="E6EAF0" w:space="0"/>
               <w:right w:val="nil"/>
             </w:tcBorders>
           </w:tcPr>
@@ -4668,7 +4737,7 @@
             <w:tcBorders>
               <w:top w:val="nil"/>
               <w:left w:val="nil"/>
-              <w:bottom w:val="single" w:sz="4" w:color="DDE3EA" w:space="0"/>
+              <w:bottom w:val="single" w:sz="4" w:color="E6EAF0" w:space="0"/>
               <w:right w:val="nil"/>
             </w:tcBorders>
           </w:tcPr>
@@ -4718,7 +4787,7 @@
             <w:tcBorders>
               <w:top w:val="nil"/>
               <w:left w:val="nil"/>
-              <w:bottom w:val="single" w:sz="4" w:color="DDE3EA" w:space="0"/>
+              <w:bottom w:val="single" w:sz="4" w:color="E6EAF0" w:space="0"/>
               <w:right w:val="nil"/>
             </w:tcBorders>
           </w:tcPr>
@@ -4758,7 +4827,7 @@
             <w:tcBorders>
               <w:top w:val="nil"/>
               <w:left w:val="nil"/>
-              <w:bottom w:val="single" w:sz="4" w:color="DDE3EA" w:space="0"/>
+              <w:bottom w:val="single" w:sz="4" w:color="E6EAF0" w:space="0"/>
               <w:right w:val="nil"/>
             </w:tcBorders>
             <w:shd w:val="clear" w:color="auto" w:fill="E3F3E8"/>
@@ -4787,7 +4856,7 @@
       <w:pPr>
         <w:keepNext/>
         <w:pBdr>
-          <w:bottom w:val="single" w:sz="8" w:color="1F4E79" w:space="4"/>
+          <w:bottom w:val="single" w:sz="8" w:color="12355B" w:space="4"/>
         </w:pBdr>
         <w:tabs>
           <w:tab w:pos="482" w:val="left"/>
@@ -4800,13 +4869,13 @@
           <w:color w:val="2A78D6"/>
           <w:sz w:val="18"/>
         </w:rPr>
-        <w:t>07</w:t>
+        <w:t>06</w:t>
         <w:tab/>
       </w:r>
       <w:r>
         <w:rPr>
           <w:b/>
-          <w:color w:val="1F4E79"/>
+          <w:color w:val="12355B"/>
           <w:sz w:val="28"/>
         </w:rPr>
         <w:t>Informacija investuotojui ir išvados</w:t>
@@ -5033,7 +5102,1092 @@
       <w:pPr>
         <w:keepNext/>
         <w:pBdr>
-          <w:bottom w:val="single" w:sz="8" w:color="1F4E79" w:space="4"/>
+          <w:bottom w:val="single" w:sz="8" w:color="12355B" w:space="4"/>
+        </w:pBdr>
+        <w:tabs>
+          <w:tab w:pos="482" w:val="left"/>
+        </w:tabs>
+        <w:spacing w:before="360" w:after="160"/>
+      </w:pPr>
+      <w:r>
+        <w:rPr>
+          <w:b/>
+          <w:color w:val="2A78D6"/>
+          <w:sz w:val="18"/>
+        </w:rPr>
+        <w:t>07</w:t>
+        <w:tab/>
+      </w:r>
+      <w:r>
+        <w:rPr>
+          <w:b/>
+          <w:color w:val="12355B"/>
+          <w:sz w:val="28"/>
+        </w:rPr>
+        <w:t>Rinka ir aplinka</w:t>
+      </w:r>
+    </w:p>
+    <w:p>
+      <w:pPr>
+        <w:tabs>
+          <w:tab w:pos="255" w:val="left"/>
+        </w:tabs>
+        <w:spacing w:before="0" w:after="80"/>
+        <w:ind w:left="255" w:hanging="255"/>
+      </w:pPr>
+      <w:r>
+        <w:rPr>
+          <w:b/>
+          <w:color w:val="2A78D6"/>
+          <w:sz w:val="20"/>
+        </w:rPr>
+        <w:t>▪</w:t>
+        <w:tab/>
+      </w:r>
+      <w:r>
+        <w:rPr>
+          <w:b/>
+        </w:rPr>
+        <w:t>Euribor kilo:</w:t>
+      </w:r>
+      <w:r>
+        <w:rPr>
+          <w:b w:val="0"/>
+        </w:rPr>
+        <w:t xml:space="preserve"> 6 mėn. Euribor per III ketv. pakilo nuo maždaug 2,6 % iki 3,1 %; bankas tai sieja su Artimųjų Rytų konfliktais, kurie kėlė energijos kainas ir infliaciją, ECB vėl didino palūkanas, o rinka tikisi, kad jos ilgiau išliks aukštos</w:t>
+      </w:r>
+      <w:hyperlink r:id="rId18">
+        <w:r>
+          <w:rPr>
+            <w:color w:val="2A78D6"/>
+            <w:vertAlign w:val="superscript"/>
+            <w:sz w:val="17"/>
+          </w:rPr>
+          <w:t xml:space="preserve">9</w:t>
+        </w:r>
+      </w:hyperlink>
+      <w:r>
+        <w:rPr>
+          <w:b w:val="0"/>
+        </w:rPr>
+        <w:t>.</w:t>
+      </w:r>
+    </w:p>
+    <w:p>
+      <w:pPr>
+        <w:tabs>
+          <w:tab w:pos="255" w:val="left"/>
+        </w:tabs>
+        <w:spacing w:before="0" w:after="80"/>
+        <w:ind w:left="255" w:hanging="255"/>
+      </w:pPr>
+      <w:r>
+        <w:rPr>
+          <w:b/>
+          <w:color w:val="2A78D6"/>
+          <w:sz w:val="20"/>
+        </w:rPr>
+        <w:t>▪</w:t>
+        <w:tab/>
+      </w:r>
+      <w:r>
+        <w:rPr>
+          <w:b/>
+        </w:rPr>
+        <w:t>Pajamos ir kokybė:</w:t>
+      </w:r>
+      <w:r>
+        <w:rPr>
+          <w:b w:val="0"/>
+        </w:rPr>
+        <w:t xml:space="preserve"> III ketv. grynosios palūkanų pajamos 33,8 mln. EUR (+23,7 %); kredito nuostolių sąnaudos 2,2 mln. EUR (–9,7 %), 3 etapo paskolos sumažėjo iki 3,0 % portfelio</w:t>
+      </w:r>
+      <w:hyperlink r:id="rId18">
+        <w:r>
+          <w:rPr>
+            <w:color w:val="2A78D6"/>
+            <w:vertAlign w:val="superscript"/>
+            <w:sz w:val="17"/>
+          </w:rPr>
+          <w:t xml:space="preserve">22</w:t>
+        </w:r>
+      </w:hyperlink>
+      <w:r>
+        <w:rPr>
+          <w:b w:val="0"/>
+        </w:rPr>
+        <w:t>. Paskolų paklausa stabili, Baltijos perspektyva – vidutiniškai teigiama</w:t>
+      </w:r>
+      <w:hyperlink r:id="rId18">
+        <w:r>
+          <w:rPr>
+            <w:color w:val="2A78D6"/>
+            <w:vertAlign w:val="superscript"/>
+            <w:sz w:val="17"/>
+          </w:rPr>
+          <w:t xml:space="preserve">9</w:t>
+        </w:r>
+      </w:hyperlink>
+      <w:r>
+        <w:rPr>
+          <w:b w:val="0"/>
+        </w:rPr>
+        <w:t>.</w:t>
+      </w:r>
+    </w:p>
+    <w:p>
+      <w:pPr>
+        <w:tabs>
+          <w:tab w:pos="255" w:val="left"/>
+        </w:tabs>
+        <w:spacing w:before="0" w:after="80"/>
+        <w:ind w:left="255" w:hanging="255"/>
+      </w:pPr>
+      <w:r>
+        <w:rPr>
+          <w:b/>
+          <w:color w:val="2A78D6"/>
+          <w:sz w:val="20"/>
+        </w:rPr>
+        <w:t>▪</w:t>
+        <w:tab/>
+      </w:r>
+      <w:r>
+        <w:rPr>
+          <w:b/>
+        </w:rPr>
+        <w:t>Sąnaudos:</w:t>
+      </w:r>
+      <w:r>
+        <w:rPr>
+          <w:b w:val="0"/>
+        </w:rPr>
+        <w:t xml:space="preserve"> darbo užmokesčio išlaidos +24 %, darbuotojų +20 % (741) – plečiamos kasdienės bankininkystės paslaugos</w:t>
+      </w:r>
+      <w:hyperlink r:id="rId29">
+        <w:r>
+          <w:rPr>
+            <w:color w:val="2A78D6"/>
+            <w:vertAlign w:val="superscript"/>
+            <w:sz w:val="17"/>
+          </w:rPr>
+          <w:t xml:space="preserve">23</w:t>
+        </w:r>
+      </w:hyperlink>
+      <w:r>
+        <w:rPr>
+          <w:b w:val="0"/>
+        </w:rPr>
+        <w:t>.</w:t>
+      </w:r>
+    </w:p>
+    <w:tbl>
+      <w:tblPr>
+        <w:tblW w:w="9639" w:type="dxa"/>
+        <w:tblBorders>
+          <w:top w:val="nil"/>
+          <w:left w:val="nil"/>
+          <w:bottom w:val="nil"/>
+          <w:right w:val="nil"/>
+          <w:insideH w:val="nil"/>
+          <w:insideV w:val="nil"/>
+        </w:tblBorders>
+        <w:tblLayout w:type="fixed"/>
+        <w:tblCellMar>
+          <w:top w:w="70" w:type="dxa"/>
+          <w:left w:w="100" w:type="dxa"/>
+          <w:bottom w:w="70" w:type="dxa"/>
+          <w:right w:w="100" w:type="dxa"/>
+        </w:tblCellMar>
+        <w:tblLook w:firstColumn="1" w:firstRow="1" w:lastColumn="0" w:lastRow="0" w:noHBand="0" w:noVBand="1" w:val="04A0"/>
+      </w:tblPr>
+      <w:tblGrid>
+        <w:gridCol w:w="3515"/>
+        <w:gridCol w:w="1814"/>
+        <w:gridCol w:w="1360"/>
+        <w:gridCol w:w="1360"/>
+        <w:gridCol w:w="1587"/>
+      </w:tblGrid>
+      <w:tr>
+        <w:tc>
+          <w:tcPr>
+            <w:tcW w:type="dxa" w:w="3515"/>
+            <w:tcBorders>
+              <w:top w:val="nil"/>
+              <w:left w:val="nil"/>
+              <w:bottom w:val="single" w:sz="8" w:color="12355B" w:space="0"/>
+              <w:right w:val="nil"/>
+            </w:tcBorders>
+          </w:tcPr>
+          <w:p>
+            <w:pPr>
+              <w:spacing w:before="0" w:after="0"/>
+            </w:pPr>
+            <w:r>
+              <w:rPr>
+                <w:b/>
+                <w:caps/>
+                <w:color w:val="667085"/>
+                <w:sz w:val="14"/>
+              </w:rPr>
+            </w:r>
+          </w:p>
+        </w:tc>
+        <w:tc>
+          <w:tcPr>
+            <w:tcW w:type="dxa" w:w="1814"/>
+            <w:tcBorders>
+              <w:top w:val="nil"/>
+              <w:left w:val="nil"/>
+              <w:bottom w:val="single" w:sz="8" w:color="12355B" w:space="0"/>
+              <w:right w:val="nil"/>
+            </w:tcBorders>
+          </w:tcPr>
+          <w:p>
+            <w:pPr>
+              <w:spacing w:before="0" w:after="0"/>
+              <w:jc w:val="right"/>
+            </w:pPr>
+            <w:r>
+              <w:rPr>
+                <w:b/>
+                <w:caps/>
+                <w:color w:val="667085"/>
+                <w:sz w:val="14"/>
+              </w:rPr>
+              <w:t>Dabar</w:t>
+            </w:r>
+          </w:p>
+        </w:tc>
+        <w:tc>
+          <w:tcPr>
+            <w:tcW w:type="dxa" w:w="1361"/>
+            <w:tcBorders>
+              <w:top w:val="nil"/>
+              <w:left w:val="nil"/>
+              <w:bottom w:val="single" w:sz="8" w:color="12355B" w:space="0"/>
+              <w:right w:val="nil"/>
+            </w:tcBorders>
+          </w:tcPr>
+          <w:p>
+            <w:pPr>
+              <w:spacing w:before="0" w:after="0"/>
+              <w:jc w:val="right"/>
+            </w:pPr>
+            <w:r>
+              <w:rPr>
+                <w:b/>
+                <w:caps/>
+                <w:color w:val="667085"/>
+                <w:sz w:val="14"/>
+              </w:rPr>
+              <w:t>Prieš 3 mėn.</w:t>
+            </w:r>
+          </w:p>
+        </w:tc>
+        <w:tc>
+          <w:tcPr>
+            <w:tcW w:type="dxa" w:w="1361"/>
+            <w:tcBorders>
+              <w:top w:val="nil"/>
+              <w:left w:val="nil"/>
+              <w:bottom w:val="single" w:sz="8" w:color="12355B" w:space="0"/>
+              <w:right w:val="nil"/>
+            </w:tcBorders>
+          </w:tcPr>
+          <w:p>
+            <w:pPr>
+              <w:spacing w:before="0" w:after="0"/>
+              <w:jc w:val="right"/>
+            </w:pPr>
+            <w:r>
+              <w:rPr>
+                <w:b/>
+                <w:caps/>
+                <w:color w:val="667085"/>
+                <w:sz w:val="14"/>
+              </w:rPr>
+              <w:t>Prieš 12 mėn.</w:t>
+            </w:r>
+          </w:p>
+        </w:tc>
+        <w:tc>
+          <w:tcPr>
+            <w:tcW w:type="dxa" w:w="1587"/>
+            <w:tcBorders>
+              <w:top w:val="nil"/>
+              <w:left w:val="nil"/>
+              <w:bottom w:val="single" w:sz="8" w:color="12355B" w:space="0"/>
+              <w:right w:val="nil"/>
+            </w:tcBorders>
+          </w:tcPr>
+          <w:p>
+            <w:pPr>
+              <w:spacing w:before="0" w:after="0"/>
+              <w:jc w:val="right"/>
+            </w:pPr>
+            <w:r>
+              <w:rPr>
+                <w:b/>
+                <w:caps/>
+                <w:color w:val="667085"/>
+                <w:sz w:val="14"/>
+              </w:rPr>
+              <w:t>Pokytis per 12 mėn.</w:t>
+            </w:r>
+          </w:p>
+        </w:tc>
+      </w:tr>
+      <w:tr>
+        <w:tc>
+          <w:tcPr>
+            <w:tcW w:type="dxa" w:w="3515"/>
+            <w:tcBorders>
+              <w:top w:val="nil"/>
+              <w:left w:val="nil"/>
+              <w:bottom w:val="single" w:sz="4" w:color="E6EAF0" w:space="0"/>
+              <w:right w:val="nil"/>
+            </w:tcBorders>
+          </w:tcPr>
+          <w:p>
+            <w:pPr>
+              <w:spacing w:before="0" w:after="0"/>
+            </w:pPr>
+            <w:r>
+              <w:rPr>
+                <w:b w:val="0"/>
+                <w:sz w:val="17"/>
+              </w:rPr>
+              <w:t>ECB indėlių palūkanų norma</w:t>
+            </w:r>
+          </w:p>
+        </w:tc>
+        <w:tc>
+          <w:tcPr>
+            <w:tcW w:type="dxa" w:w="1814"/>
+            <w:tcBorders>
+              <w:top w:val="nil"/>
+              <w:left w:val="nil"/>
+              <w:bottom w:val="single" w:sz="4" w:color="E6EAF0" w:space="0"/>
+              <w:right w:val="nil"/>
+            </w:tcBorders>
+          </w:tcPr>
+          <w:p>
+            <w:pPr>
+              <w:spacing w:before="0" w:after="0"/>
+              <w:jc w:val="right"/>
+            </w:pPr>
+            <w:r>
+              <w:rPr>
+                <w:b w:val="0"/>
+                <w:sz w:val="17"/>
+              </w:rPr>
+              <w:t>2,50 % (2026-09)</w:t>
+            </w:r>
+          </w:p>
+        </w:tc>
+        <w:tc>
+          <w:tcPr>
+            <w:tcW w:type="dxa" w:w="1361"/>
+            <w:tcBorders>
+              <w:top w:val="nil"/>
+              <w:left w:val="nil"/>
+              <w:bottom w:val="single" w:sz="4" w:color="E6EAF0" w:space="0"/>
+              <w:right w:val="nil"/>
+            </w:tcBorders>
+          </w:tcPr>
+          <w:p>
+            <w:pPr>
+              <w:spacing w:before="0" w:after="0"/>
+              <w:jc w:val="right"/>
+            </w:pPr>
+            <w:r>
+              <w:rPr>
+                <w:b w:val="0"/>
+                <w:sz w:val="17"/>
+              </w:rPr>
+              <w:t>2,25 %</w:t>
+            </w:r>
+          </w:p>
+        </w:tc>
+        <w:tc>
+          <w:tcPr>
+            <w:tcW w:type="dxa" w:w="1361"/>
+            <w:tcBorders>
+              <w:top w:val="nil"/>
+              <w:left w:val="nil"/>
+              <w:bottom w:val="single" w:sz="4" w:color="E6EAF0" w:space="0"/>
+              <w:right w:val="nil"/>
+            </w:tcBorders>
+          </w:tcPr>
+          <w:p>
+            <w:pPr>
+              <w:spacing w:before="0" w:after="0"/>
+              <w:jc w:val="right"/>
+            </w:pPr>
+            <w:r>
+              <w:rPr>
+                <w:b w:val="0"/>
+                <w:sz w:val="17"/>
+              </w:rPr>
+              <w:t>–</w:t>
+            </w:r>
+          </w:p>
+        </w:tc>
+        <w:tc>
+          <w:tcPr>
+            <w:tcW w:type="dxa" w:w="1587"/>
+            <w:tcBorders>
+              <w:top w:val="nil"/>
+              <w:left w:val="nil"/>
+              <w:bottom w:val="single" w:sz="4" w:color="E6EAF0" w:space="0"/>
+              <w:right w:val="nil"/>
+            </w:tcBorders>
+          </w:tcPr>
+          <w:p>
+            <w:pPr>
+              <w:spacing w:before="0" w:after="0"/>
+              <w:jc w:val="right"/>
+            </w:pPr>
+            <w:r>
+              <w:rPr>
+                <w:b w:val="0"/>
+                <w:sz w:val="17"/>
+              </w:rPr>
+              <w:t>–</w:t>
+            </w:r>
+          </w:p>
+        </w:tc>
+      </w:tr>
+      <w:tr>
+        <w:tc>
+          <w:tcPr>
+            <w:tcW w:type="dxa" w:w="3515"/>
+            <w:tcBorders>
+              <w:top w:val="nil"/>
+              <w:left w:val="nil"/>
+              <w:bottom w:val="single" w:sz="4" w:color="E6EAF0" w:space="0"/>
+              <w:right w:val="nil"/>
+            </w:tcBorders>
+          </w:tcPr>
+          <w:p>
+            <w:pPr>
+              <w:spacing w:before="0" w:after="0"/>
+            </w:pPr>
+            <w:r>
+              <w:rPr>
+                <w:b w:val="0"/>
+                <w:sz w:val="17"/>
+              </w:rPr>
+              <w:t>3 mėn. Euribor</w:t>
+            </w:r>
+          </w:p>
+        </w:tc>
+        <w:tc>
+          <w:tcPr>
+            <w:tcW w:type="dxa" w:w="1814"/>
+            <w:tcBorders>
+              <w:top w:val="nil"/>
+              <w:left w:val="nil"/>
+              <w:bottom w:val="single" w:sz="4" w:color="E6EAF0" w:space="0"/>
+              <w:right w:val="nil"/>
+            </w:tcBorders>
+          </w:tcPr>
+          <w:p>
+            <w:pPr>
+              <w:spacing w:before="0" w:after="0"/>
+              <w:jc w:val="right"/>
+            </w:pPr>
+            <w:r>
+              <w:rPr>
+                <w:b w:val="0"/>
+                <w:sz w:val="17"/>
+              </w:rPr>
+              <w:t>2,64 % (2026-09)</w:t>
+            </w:r>
+          </w:p>
+        </w:tc>
+        <w:tc>
+          <w:tcPr>
+            <w:tcW w:type="dxa" w:w="1361"/>
+            <w:tcBorders>
+              <w:top w:val="nil"/>
+              <w:left w:val="nil"/>
+              <w:bottom w:val="single" w:sz="4" w:color="E6EAF0" w:space="0"/>
+              <w:right w:val="nil"/>
+            </w:tcBorders>
+          </w:tcPr>
+          <w:p>
+            <w:pPr>
+              <w:spacing w:before="0" w:after="0"/>
+              <w:jc w:val="right"/>
+            </w:pPr>
+            <w:r>
+              <w:rPr>
+                <w:b w:val="0"/>
+                <w:sz w:val="17"/>
+              </w:rPr>
+              <w:t>2,34 %</w:t>
+            </w:r>
+          </w:p>
+        </w:tc>
+        <w:tc>
+          <w:tcPr>
+            <w:tcW w:type="dxa" w:w="1361"/>
+            <w:tcBorders>
+              <w:top w:val="nil"/>
+              <w:left w:val="nil"/>
+              <w:bottom w:val="single" w:sz="4" w:color="E6EAF0" w:space="0"/>
+              <w:right w:val="nil"/>
+            </w:tcBorders>
+          </w:tcPr>
+          <w:p>
+            <w:pPr>
+              <w:spacing w:before="0" w:after="0"/>
+              <w:jc w:val="right"/>
+            </w:pPr>
+            <w:r>
+              <w:rPr>
+                <w:b w:val="0"/>
+                <w:sz w:val="17"/>
+              </w:rPr>
+              <w:t>2,03 %</w:t>
+            </w:r>
+          </w:p>
+        </w:tc>
+        <w:tc>
+          <w:tcPr>
+            <w:tcW w:type="dxa" w:w="1587"/>
+            <w:tcBorders>
+              <w:top w:val="nil"/>
+              <w:left w:val="nil"/>
+              <w:bottom w:val="single" w:sz="4" w:color="E6EAF0" w:space="0"/>
+              <w:right w:val="nil"/>
+            </w:tcBorders>
+          </w:tcPr>
+          <w:p>
+            <w:pPr>
+              <w:spacing w:before="0" w:after="0"/>
+              <w:jc w:val="right"/>
+            </w:pPr>
+            <w:r>
+              <w:rPr>
+                <w:b w:val="0"/>
+                <w:sz w:val="17"/>
+              </w:rPr>
+              <w:t>▲ 0,61 p. p.</w:t>
+            </w:r>
+          </w:p>
+        </w:tc>
+      </w:tr>
+      <w:tr>
+        <w:tc>
+          <w:tcPr>
+            <w:tcW w:type="dxa" w:w="3515"/>
+            <w:tcBorders>
+              <w:top w:val="nil"/>
+              <w:left w:val="nil"/>
+              <w:bottom w:val="single" w:sz="4" w:color="E6EAF0" w:space="0"/>
+              <w:right w:val="nil"/>
+            </w:tcBorders>
+          </w:tcPr>
+          <w:p>
+            <w:pPr>
+              <w:spacing w:before="0" w:after="0"/>
+            </w:pPr>
+            <w:r>
+              <w:rPr>
+                <w:b w:val="0"/>
+                <w:sz w:val="17"/>
+              </w:rPr>
+              <w:t>6 mėn. Euribor</w:t>
+            </w:r>
+          </w:p>
+        </w:tc>
+        <w:tc>
+          <w:tcPr>
+            <w:tcW w:type="dxa" w:w="1814"/>
+            <w:tcBorders>
+              <w:top w:val="nil"/>
+              <w:left w:val="nil"/>
+              <w:bottom w:val="single" w:sz="4" w:color="E6EAF0" w:space="0"/>
+              <w:right w:val="nil"/>
+            </w:tcBorders>
+          </w:tcPr>
+          <w:p>
+            <w:pPr>
+              <w:spacing w:before="0" w:after="0"/>
+              <w:jc w:val="right"/>
+            </w:pPr>
+            <w:r>
+              <w:rPr>
+                <w:b w:val="0"/>
+                <w:sz w:val="17"/>
+              </w:rPr>
+              <w:t>2,92 % (2026-09)</w:t>
+            </w:r>
+          </w:p>
+        </w:tc>
+        <w:tc>
+          <w:tcPr>
+            <w:tcW w:type="dxa" w:w="1361"/>
+            <w:tcBorders>
+              <w:top w:val="nil"/>
+              <w:left w:val="nil"/>
+              <w:bottom w:val="single" w:sz="4" w:color="E6EAF0" w:space="0"/>
+              <w:right w:val="nil"/>
+            </w:tcBorders>
+          </w:tcPr>
+          <w:p>
+            <w:pPr>
+              <w:spacing w:before="0" w:after="0"/>
+              <w:jc w:val="right"/>
+            </w:pPr>
+            <w:r>
+              <w:rPr>
+                <w:b w:val="0"/>
+                <w:sz w:val="17"/>
+              </w:rPr>
+              <w:t>2,60 %</w:t>
+            </w:r>
+          </w:p>
+        </w:tc>
+        <w:tc>
+          <w:tcPr>
+            <w:tcW w:type="dxa" w:w="1361"/>
+            <w:tcBorders>
+              <w:top w:val="nil"/>
+              <w:left w:val="nil"/>
+              <w:bottom w:val="single" w:sz="4" w:color="E6EAF0" w:space="0"/>
+              <w:right w:val="nil"/>
+            </w:tcBorders>
+          </w:tcPr>
+          <w:p>
+            <w:pPr>
+              <w:spacing w:before="0" w:after="0"/>
+              <w:jc w:val="right"/>
+            </w:pPr>
+            <w:r>
+              <w:rPr>
+                <w:b w:val="0"/>
+                <w:sz w:val="17"/>
+              </w:rPr>
+              <w:t>2,10 %</w:t>
+            </w:r>
+          </w:p>
+        </w:tc>
+        <w:tc>
+          <w:tcPr>
+            <w:tcW w:type="dxa" w:w="1587"/>
+            <w:tcBorders>
+              <w:top w:val="nil"/>
+              <w:left w:val="nil"/>
+              <w:bottom w:val="single" w:sz="4" w:color="E6EAF0" w:space="0"/>
+              <w:right w:val="nil"/>
+            </w:tcBorders>
+          </w:tcPr>
+          <w:p>
+            <w:pPr>
+              <w:spacing w:before="0" w:after="0"/>
+              <w:jc w:val="right"/>
+            </w:pPr>
+            <w:r>
+              <w:rPr>
+                <w:b w:val="0"/>
+                <w:sz w:val="17"/>
+              </w:rPr>
+              <w:t>▲ 0,82 p. p.</w:t>
+            </w:r>
+          </w:p>
+        </w:tc>
+      </w:tr>
+      <w:tr>
+        <w:tc>
+          <w:tcPr>
+            <w:tcW w:type="dxa" w:w="3515"/>
+            <w:tcBorders>
+              <w:top w:val="nil"/>
+              <w:left w:val="nil"/>
+              <w:bottom w:val="single" w:sz="4" w:color="E6EAF0" w:space="0"/>
+              <w:right w:val="nil"/>
+            </w:tcBorders>
+          </w:tcPr>
+          <w:p>
+            <w:pPr>
+              <w:spacing w:before="0" w:after="0"/>
+            </w:pPr>
+            <w:r>
+              <w:rPr>
+                <w:b w:val="0"/>
+                <w:sz w:val="17"/>
+              </w:rPr>
+              <w:t>12 mėn. Euribor</w:t>
+            </w:r>
+          </w:p>
+        </w:tc>
+        <w:tc>
+          <w:tcPr>
+            <w:tcW w:type="dxa" w:w="1814"/>
+            <w:tcBorders>
+              <w:top w:val="nil"/>
+              <w:left w:val="nil"/>
+              <w:bottom w:val="single" w:sz="4" w:color="E6EAF0" w:space="0"/>
+              <w:right w:val="nil"/>
+            </w:tcBorders>
+          </w:tcPr>
+          <w:p>
+            <w:pPr>
+              <w:spacing w:before="0" w:after="0"/>
+              <w:jc w:val="right"/>
+            </w:pPr>
+            <w:r>
+              <w:rPr>
+                <w:b w:val="0"/>
+                <w:sz w:val="17"/>
+              </w:rPr>
+              <w:t>3,25 % (2026-09)</w:t>
+            </w:r>
+          </w:p>
+        </w:tc>
+        <w:tc>
+          <w:tcPr>
+            <w:tcW w:type="dxa" w:w="1361"/>
+            <w:tcBorders>
+              <w:top w:val="nil"/>
+              <w:left w:val="nil"/>
+              <w:bottom w:val="single" w:sz="4" w:color="E6EAF0" w:space="0"/>
+              <w:right w:val="nil"/>
+            </w:tcBorders>
+          </w:tcPr>
+          <w:p>
+            <w:pPr>
+              <w:spacing w:before="0" w:after="0"/>
+              <w:jc w:val="right"/>
+            </w:pPr>
+            <w:r>
+              <w:rPr>
+                <w:b w:val="0"/>
+                <w:sz w:val="17"/>
+              </w:rPr>
+              <w:t>2,80 %</w:t>
+            </w:r>
+          </w:p>
+        </w:tc>
+        <w:tc>
+          <w:tcPr>
+            <w:tcW w:type="dxa" w:w="1361"/>
+            <w:tcBorders>
+              <w:top w:val="nil"/>
+              <w:left w:val="nil"/>
+              <w:bottom w:val="single" w:sz="4" w:color="E6EAF0" w:space="0"/>
+              <w:right w:val="nil"/>
+            </w:tcBorders>
+          </w:tcPr>
+          <w:p>
+            <w:pPr>
+              <w:spacing w:before="0" w:after="0"/>
+              <w:jc w:val="right"/>
+            </w:pPr>
+            <w:r>
+              <w:rPr>
+                <w:b w:val="0"/>
+                <w:sz w:val="17"/>
+              </w:rPr>
+              <w:t>2,17 %</w:t>
+            </w:r>
+          </w:p>
+        </w:tc>
+        <w:tc>
+          <w:tcPr>
+            <w:tcW w:type="dxa" w:w="1587"/>
+            <w:tcBorders>
+              <w:top w:val="nil"/>
+              <w:left w:val="nil"/>
+              <w:bottom w:val="single" w:sz="4" w:color="E6EAF0" w:space="0"/>
+              <w:right w:val="nil"/>
+            </w:tcBorders>
+          </w:tcPr>
+          <w:p>
+            <w:pPr>
+              <w:spacing w:before="0" w:after="0"/>
+              <w:jc w:val="right"/>
+            </w:pPr>
+            <w:r>
+              <w:rPr>
+                <w:b w:val="0"/>
+                <w:sz w:val="17"/>
+              </w:rPr>
+              <w:t>▲ 1,08 p. p.</w:t>
+            </w:r>
+          </w:p>
+        </w:tc>
+      </w:tr>
+      <w:tr>
+        <w:tc>
+          <w:tcPr>
+            <w:tcW w:type="dxa" w:w="3515"/>
+            <w:tcBorders>
+              <w:top w:val="nil"/>
+              <w:left w:val="nil"/>
+              <w:bottom w:val="single" w:sz="4" w:color="E6EAF0" w:space="0"/>
+              <w:right w:val="nil"/>
+            </w:tcBorders>
+          </w:tcPr>
+          <w:p>
+            <w:pPr>
+              <w:spacing w:before="0" w:after="0"/>
+            </w:pPr>
+            <w:r>
+              <w:rPr>
+                <w:b w:val="0"/>
+                <w:sz w:val="17"/>
+              </w:rPr>
+              <w:t>Euro zonos AAA vyriausybių 10 m. pajamingumas</w:t>
+            </w:r>
+          </w:p>
+        </w:tc>
+        <w:tc>
+          <w:tcPr>
+            <w:tcW w:type="dxa" w:w="1814"/>
+            <w:tcBorders>
+              <w:top w:val="nil"/>
+              <w:left w:val="nil"/>
+              <w:bottom w:val="single" w:sz="4" w:color="E6EAF0" w:space="0"/>
+              <w:right w:val="nil"/>
+            </w:tcBorders>
+          </w:tcPr>
+          <w:p>
+            <w:pPr>
+              <w:spacing w:before="0" w:after="0"/>
+              <w:jc w:val="right"/>
+            </w:pPr>
+            <w:r>
+              <w:rPr>
+                <w:b w:val="0"/>
+                <w:sz w:val="17"/>
+              </w:rPr>
+              <w:t>3,43 % (2026-10)</w:t>
+            </w:r>
+          </w:p>
+        </w:tc>
+        <w:tc>
+          <w:tcPr>
+            <w:tcW w:type="dxa" w:w="1361"/>
+            <w:tcBorders>
+              <w:top w:val="nil"/>
+              <w:left w:val="nil"/>
+              <w:bottom w:val="single" w:sz="4" w:color="E6EAF0" w:space="0"/>
+              <w:right w:val="nil"/>
+            </w:tcBorders>
+          </w:tcPr>
+          <w:p>
+            <w:pPr>
+              <w:spacing w:before="0" w:after="0"/>
+              <w:jc w:val="right"/>
+            </w:pPr>
+            <w:r>
+              <w:rPr>
+                <w:b w:val="0"/>
+                <w:sz w:val="17"/>
+              </w:rPr>
+              <w:t>3,23 %</w:t>
+            </w:r>
+          </w:p>
+        </w:tc>
+        <w:tc>
+          <w:tcPr>
+            <w:tcW w:type="dxa" w:w="1361"/>
+            <w:tcBorders>
+              <w:top w:val="nil"/>
+              <w:left w:val="nil"/>
+              <w:bottom w:val="single" w:sz="4" w:color="E6EAF0" w:space="0"/>
+              <w:right w:val="nil"/>
+            </w:tcBorders>
+          </w:tcPr>
+          <w:p>
+            <w:pPr>
+              <w:spacing w:before="0" w:after="0"/>
+              <w:jc w:val="right"/>
+            </w:pPr>
+            <w:r>
+              <w:rPr>
+                <w:b w:val="0"/>
+                <w:sz w:val="17"/>
+              </w:rPr>
+              <w:t>2,72 %</w:t>
+            </w:r>
+          </w:p>
+        </w:tc>
+        <w:tc>
+          <w:tcPr>
+            <w:tcW w:type="dxa" w:w="1587"/>
+            <w:tcBorders>
+              <w:top w:val="nil"/>
+              <w:left w:val="nil"/>
+              <w:bottom w:val="single" w:sz="4" w:color="E6EAF0" w:space="0"/>
+              <w:right w:val="nil"/>
+            </w:tcBorders>
+          </w:tcPr>
+          <w:p>
+            <w:pPr>
+              <w:spacing w:before="0" w:after="0"/>
+              <w:jc w:val="right"/>
+            </w:pPr>
+            <w:r>
+              <w:rPr>
+                <w:b w:val="0"/>
+                <w:sz w:val="17"/>
+              </w:rPr>
+              <w:t>▲ 0,71 p. p.</w:t>
+            </w:r>
+          </w:p>
+        </w:tc>
+      </w:tr>
+      <w:tr>
+        <w:tc>
+          <w:tcPr>
+            <w:tcW w:type="dxa" w:w="3515"/>
+            <w:tcBorders>
+              <w:top w:val="nil"/>
+              <w:left w:val="nil"/>
+              <w:bottom w:val="single" w:sz="4" w:color="E6EAF0" w:space="0"/>
+              <w:right w:val="nil"/>
+            </w:tcBorders>
+          </w:tcPr>
+          <w:p>
+            <w:pPr>
+              <w:spacing w:before="0" w:after="0"/>
+            </w:pPr>
+            <w:r>
+              <w:rPr>
+                <w:b w:val="0"/>
+                <w:sz w:val="17"/>
+              </w:rPr>
+              <w:t>Euro zonos infliacija (SVKI, metinė)</w:t>
+            </w:r>
+          </w:p>
+        </w:tc>
+        <w:tc>
+          <w:tcPr>
+            <w:tcW w:type="dxa" w:w="1814"/>
+            <w:tcBorders>
+              <w:top w:val="nil"/>
+              <w:left w:val="nil"/>
+              <w:bottom w:val="single" w:sz="4" w:color="E6EAF0" w:space="0"/>
+              <w:right w:val="nil"/>
+            </w:tcBorders>
+          </w:tcPr>
+          <w:p>
+            <w:pPr>
+              <w:spacing w:before="0" w:after="0"/>
+              <w:jc w:val="right"/>
+            </w:pPr>
+            <w:r>
+              <w:rPr>
+                <w:b w:val="0"/>
+                <w:sz w:val="17"/>
+              </w:rPr>
+              <w:t>1,90 % (2025-12)</w:t>
+            </w:r>
+          </w:p>
+        </w:tc>
+        <w:tc>
+          <w:tcPr>
+            <w:tcW w:type="dxa" w:w="1361"/>
+            <w:tcBorders>
+              <w:top w:val="nil"/>
+              <w:left w:val="nil"/>
+              <w:bottom w:val="single" w:sz="4" w:color="E6EAF0" w:space="0"/>
+              <w:right w:val="nil"/>
+            </w:tcBorders>
+          </w:tcPr>
+          <w:p>
+            <w:pPr>
+              <w:spacing w:before="0" w:after="0"/>
+              <w:jc w:val="right"/>
+            </w:pPr>
+            <w:r>
+              <w:rPr>
+                <w:b w:val="0"/>
+                <w:sz w:val="17"/>
+              </w:rPr>
+              <w:t>2,20 %</w:t>
+            </w:r>
+          </w:p>
+        </w:tc>
+        <w:tc>
+          <w:tcPr>
+            <w:tcW w:type="dxa" w:w="1361"/>
+            <w:tcBorders>
+              <w:top w:val="nil"/>
+              <w:left w:val="nil"/>
+              <w:bottom w:val="single" w:sz="4" w:color="E6EAF0" w:space="0"/>
+              <w:right w:val="nil"/>
+            </w:tcBorders>
+          </w:tcPr>
+          <w:p>
+            <w:pPr>
+              <w:spacing w:before="0" w:after="0"/>
+              <w:jc w:val="right"/>
+            </w:pPr>
+            <w:r>
+              <w:rPr>
+                <w:b w:val="0"/>
+                <w:sz w:val="17"/>
+              </w:rPr>
+              <w:t>2,40 %</w:t>
+            </w:r>
+          </w:p>
+        </w:tc>
+        <w:tc>
+          <w:tcPr>
+            <w:tcW w:type="dxa" w:w="1587"/>
+            <w:tcBorders>
+              <w:top w:val="nil"/>
+              <w:left w:val="nil"/>
+              <w:bottom w:val="single" w:sz="4" w:color="E6EAF0" w:space="0"/>
+              <w:right w:val="nil"/>
+            </w:tcBorders>
+          </w:tcPr>
+          <w:p>
+            <w:pPr>
+              <w:spacing w:before="0" w:after="0"/>
+              <w:jc w:val="right"/>
+            </w:pPr>
+            <w:r>
+              <w:rPr>
+                <w:b w:val="0"/>
+                <w:sz w:val="17"/>
+              </w:rPr>
+              <w:t>▼ 0,50 p. p.</w:t>
+            </w:r>
+          </w:p>
+        </w:tc>
+      </w:tr>
+    </w:tbl>
+    <w:p>
+      <w:pPr>
+        <w:spacing w:before="0" w:after="40"/>
+      </w:pPr>
+    </w:p>
+    <w:p>
+      <w:pPr>
+        <w:spacing w:before="40" w:after="60"/>
+      </w:pPr>
+      <w:r>
+        <w:rPr>
+          <w:b w:val="0"/>
+          <w:color w:val="667085"/>
+          <w:sz w:val="16"/>
+        </w:rPr>
+        <w:t>Euro zonos palūkanos ir infliacija (ECB duomenys, mėnesio pabaigos reikšmė; Euribor ir infliacija – mėnesio vidurkis). Svarbu kintamų palūkanų ir perkainojamoms (reset) obligacijoms bei refinansavimo kaštams.</w:t>
+      </w:r>
+    </w:p>
+    <w:p>
+      <w:pPr>
+        <w:keepNext/>
+        <w:pBdr>
+          <w:bottom w:val="single" w:sz="8" w:color="12355B" w:space="4"/>
         </w:pBdr>
         <w:tabs>
           <w:tab w:pos="482" w:val="left"/>
@@ -5052,7 +6206,7 @@
       <w:r>
         <w:rPr>
           <w:b/>
-          <w:color w:val="1F4E79"/>
+          <w:color w:val="12355B"/>
           <w:sz w:val="28"/>
         </w:rPr>
         <w:t>Ką rašo spauda</w:t>
@@ -5065,7 +6219,7 @@
       <w:r>
         <w:rPr>
           <w:b w:val="0"/>
-          <w:color w:val="5F6B7A"/>
+          <w:color w:val="667085"/>
           <w:sz w:val="18"/>
         </w:rPr>
         <w:t>Automatinė naujienų paieška (Google News, EE), 2026-07-24 – 2026-10-22: 2 pranešimų.</w:t>
@@ -5114,7 +6268,7 @@
             <w:r>
               <w:rPr>
                 <w:b w:val="0"/>
-                <w:color w:val="1A1A1A"/>
+                <w:color w:val="1B2430"/>
                 <w:sz w:val="17"/>
               </w:rPr>
               <w:t>2026-10-22</w:t>
@@ -5160,10 +6314,10 @@
             <w:pPr>
               <w:spacing w:before="0" w:after="0"/>
             </w:pPr>
-            <w:hyperlink r:id="rId29">
+            <w:hyperlink r:id="rId30">
               <w:r>
                 <w:rPr>
-                  <w:color w:val="1A1A1A"/>
+                  <w:color w:val="1B2430"/>
                   <w:sz w:val="18"/>
                 </w:rPr>
                 <w:t xml:space="preserve">Tegevust laiendav Bigbank suurendas kasumit</w:t>
@@ -5172,7 +6326,7 @@
             <w:r>
               <w:rPr>
                 <w:b w:val="0"/>
-                <w:color w:val="5F6B7A"/>
+                <w:color w:val="667085"/>
                 <w:sz w:val="15"/>
               </w:rPr>
               <w:t xml:space="preserve">   Äripäev  ·  dar 1 panašūs pranešimai</w:t>
@@ -5190,7 +6344,7 @@
       <w:pPr>
         <w:keepNext/>
         <w:pBdr>
-          <w:bottom w:val="single" w:sz="8" w:color="1F4E79" w:space="4"/>
+          <w:bottom w:val="single" w:sz="8" w:color="12355B" w:space="4"/>
         </w:pBdr>
         <w:tabs>
           <w:tab w:pos="482" w:val="left"/>
@@ -5209,7 +6363,7 @@
       <w:r>
         <w:rPr>
           <w:b/>
-          <w:color w:val="1F4E79"/>
+          <w:color w:val="12355B"/>
           <w:sz w:val="28"/>
         </w:rPr>
         <w:t>ESG report</w:t>
@@ -5218,7 +6372,7 @@
     <w:p>
       <w:pPr>
         <w:keepNext/>
-        <w:shd w:val="clear" w:color="auto" w:fill="EAF1F8"/>
+        <w:shd w:val="clear" w:color="auto" w:fill="EEF3F8"/>
         <w:spacing w:before="200" w:after="80"/>
         <w:ind w:left="85"/>
       </w:pPr>
@@ -5226,7 +6380,7 @@
         <w:rPr>
           <w:b/>
           <w:caps/>
-          <w:color w:val="1F4E79"/>
+          <w:color w:val="12355B"/>
           <w:sz w:val="19"/>
         </w:rPr>
         <w:t>Exclusionary screening (companies)</w:t>
@@ -5299,7 +6453,7 @@
             <w:r>
               <w:rPr>
                 <w:b/>
-                <w:color w:val="1A1A1A"/>
+                <w:color w:val="1B2430"/>
                 <w:sz w:val="19"/>
               </w:rPr>
               <w:t>Yes, the company is not involved in excluded sectors: controversial and nuclear weapons, tobacco, gambling and restricted sectors in fossil fuel</w:t>
@@ -5316,7 +6470,7 @@
             <w:r>
               <w:rPr>
                 <w:b w:val="0"/>
-                <w:color w:val="5F6B7A"/>
+                <w:color w:val="667085"/>
                 <w:sz w:val="18"/>
               </w:rPr>
               <w:t>•</w:t>
@@ -5342,7 +6496,7 @@
             <w:r>
               <w:rPr>
                 <w:b w:val="0"/>
-                <w:color w:val="5F6B7A"/>
+                <w:color w:val="667085"/>
                 <w:sz w:val="18"/>
               </w:rPr>
               <w:t>•</w:t>
@@ -5445,7 +6599,7 @@
             <w:r>
               <w:rPr>
                 <w:b/>
-                <w:color w:val="1A1A1A"/>
+                <w:color w:val="1B2430"/>
                 <w:sz w:val="19"/>
               </w:rPr>
               <w:t>Yes, the company does not have red flag/signal related to controversies based on UN Global Compact, OECD Guidelines for Multinational Enterprises or any other relevant principles/standards</w:t>
@@ -5462,7 +6616,7 @@
             <w:r>
               <w:rPr>
                 <w:b w:val="0"/>
-                <w:color w:val="5F6B7A"/>
+                <w:color w:val="667085"/>
                 <w:sz w:val="18"/>
               </w:rPr>
               <w:t>•</w:t>
@@ -5547,7 +6701,7 @@
             <w:r>
               <w:rPr>
                 <w:b/>
-                <w:color w:val="1A1A1A"/>
+                <w:color w:val="1B2430"/>
                 <w:sz w:val="19"/>
               </w:rPr>
               <w:t>Yes, the company is not in the list of sanctions (add a screenshot)</w:t>
@@ -5564,7 +6718,7 @@
             <w:r>
               <w:rPr>
                 <w:b w:val="0"/>
-                <w:color w:val="5F6B7A"/>
+                <w:color w:val="667085"/>
                 <w:sz w:val="18"/>
               </w:rPr>
               <w:t>•</w:t>
@@ -5649,7 +6803,7 @@
             <w:r>
               <w:rPr>
                 <w:b/>
-                <w:color w:val="1A1A1A"/>
+                <w:color w:val="1B2430"/>
                 <w:sz w:val="19"/>
               </w:rPr>
               <w:t>Yes, issues were not identified from adverse media checks (add a screenshot)</w:t>
@@ -5666,7 +6820,7 @@
             <w:r>
               <w:rPr>
                 <w:b w:val="0"/>
-                <w:color w:val="5F6B7A"/>
+                <w:color w:val="667085"/>
                 <w:sz w:val="18"/>
               </w:rPr>
               <w:t>•</w:t>
@@ -5692,7 +6846,7 @@
             <w:r>
               <w:rPr>
                 <w:b w:val="0"/>
-                <w:color w:val="5F6B7A"/>
+                <w:color w:val="667085"/>
                 <w:sz w:val="18"/>
               </w:rPr>
               <w:t>•</w:t>
@@ -5706,14 +6860,14 @@
               </w:rPr>
               <w:t>Anksčiau: 2024 m. Finansų inspekcija nurodė pagerinti kredito rizikos nurašymų metodiką, baudos nebuvo</w:t>
             </w:r>
-            <w:hyperlink r:id="rId30">
+            <w:hyperlink r:id="rId31">
               <w:r>
                 <w:rPr>
                   <w:color w:val="2A78D6"/>
                   <w:vertAlign w:val="superscript"/>
                   <w:sz w:val="15"/>
                 </w:rPr>
-                <w:t xml:space="preserve">22</w:t>
+                <w:t xml:space="preserve">24</w:t>
               </w:r>
             </w:hyperlink>
             <w:r>
@@ -5736,7 +6890,7 @@
             <w:r>
               <w:rPr>
                 <w:b w:val="0"/>
-                <w:color w:val="5F6B7A"/>
+                <w:color w:val="667085"/>
                 <w:sz w:val="18"/>
               </w:rPr>
               <w:t>•</w:t>
@@ -5782,7 +6936,7 @@
     <w:p>
       <w:pPr>
         <w:keepNext/>
-        <w:shd w:val="clear" w:color="auto" w:fill="EAF1F8"/>
+        <w:shd w:val="clear" w:color="auto" w:fill="EEF3F8"/>
         <w:spacing w:before="200" w:after="80"/>
         <w:ind w:left="85"/>
       </w:pPr>
@@ -5790,7 +6944,7 @@
         <w:rPr>
           <w:b/>
           <w:caps/>
-          <w:color w:val="1F4E79"/>
+          <w:color w:val="12355B"/>
           <w:sz w:val="19"/>
         </w:rPr>
         <w:t>ESG integration and positive screening (positive answers imply higher allocation)</w:t>
@@ -5863,7 +7017,7 @@
             <w:r>
               <w:rPr>
                 <w:b/>
-                <w:color w:val="1A1A1A"/>
+                <w:color w:val="1B2430"/>
                 <w:sz w:val="19"/>
               </w:rPr>
               <w:t>Yes, the company is promoting environmental or social characteristics (activities, ESG policy, good ESG rating, etc)</w:t>
@@ -5880,7 +7034,7 @@
             <w:r>
               <w:rPr>
                 <w:b w:val="0"/>
-                <w:color w:val="5F6B7A"/>
+                <w:color w:val="667085"/>
                 <w:sz w:val="18"/>
               </w:rPr>
               <w:t>•</w:t>
@@ -5894,14 +7048,14 @@
               </w:rPr>
               <w:t>Metinėje ataskaitoje yra tvarumo ataskaita (nuo p. 40)</w:t>
             </w:r>
-            <w:hyperlink r:id="rId31">
+            <w:hyperlink r:id="rId32">
               <w:r>
                 <w:rPr>
                   <w:color w:val="2A78D6"/>
                   <w:vertAlign w:val="superscript"/>
                   <w:sz w:val="15"/>
                 </w:rPr>
-                <w:t xml:space="preserve">23</w:t>
+                <w:t xml:space="preserve">25</w:t>
               </w:r>
             </w:hyperlink>
             <w:r>
@@ -5983,7 +7137,7 @@
             <w:r>
               <w:rPr>
                 <w:b/>
-                <w:color w:val="1A1A1A"/>
+                <w:color w:val="1B2430"/>
                 <w:sz w:val="19"/>
               </w:rPr>
               <w:t>Yes, the activities of the company or it’s strategy is aligned with the taxonomy and/or Paris agreement targets (e.g. net zero commitment)</w:t>
@@ -6000,7 +7154,7 @@
             <w:r>
               <w:rPr>
                 <w:b w:val="0"/>
-                <w:color w:val="5F6B7A"/>
+                <w:color w:val="667085"/>
                 <w:sz w:val="18"/>
               </w:rPr>
               <w:t>•</w:t>
@@ -6014,14 +7168,14 @@
               </w:rPr>
               <w:t>Tvarumo ataskaita rengiama pagal ESRS, su užtikrinimo išvada</w:t>
             </w:r>
-            <w:hyperlink r:id="rId31">
+            <w:hyperlink r:id="rId32">
               <w:r>
                 <w:rPr>
                   <w:color w:val="2A78D6"/>
                   <w:vertAlign w:val="superscript"/>
                   <w:sz w:val="15"/>
                 </w:rPr>
-                <w:t xml:space="preserve">24</w:t>
+                <w:t xml:space="preserve">26</w:t>
               </w:r>
             </w:hyperlink>
             <w:r>
@@ -6103,7 +7257,7 @@
             <w:r>
               <w:rPr>
                 <w:b/>
-                <w:color w:val="1A1A1A"/>
+                <w:color w:val="1B2430"/>
                 <w:sz w:val="19"/>
               </w:rPr>
               <w:t>Yes, the company does not have yellow flag/signal related to controversies based on UN Global Compact or any other relevant principles/standards</w:t>
@@ -6120,7 +7274,7 @@
             <w:r>
               <w:rPr>
                 <w:b w:val="0"/>
-                <w:color w:val="5F6B7A"/>
+                <w:color w:val="667085"/>
                 <w:sz w:val="18"/>
               </w:rPr>
               <w:t>•</w:t>
@@ -6205,7 +7359,7 @@
             <w:r>
               <w:rPr>
                 <w:b/>
-                <w:color w:val="1A1A1A"/>
+                <w:color w:val="1B2430"/>
                 <w:sz w:val="19"/>
               </w:rPr>
               <w:t>Yes, the company fulfills the expectations from SEB thematic and sector policies</w:t>
@@ -6235,7 +7389,7 @@
             <w:r>
               <w:rPr>
                 <w:b w:val="0"/>
-                <w:color w:val="5F6B7A"/>
+                <w:color w:val="667085"/>
                 <w:sz w:val="18"/>
               </w:rPr>
               <w:t>•</w:t>
@@ -6249,14 +7403,14 @@
               </w:rPr>
               <w:t>Investicijų politika</w:t>
             </w:r>
-            <w:hyperlink r:id="rId32">
+            <w:hyperlink r:id="rId33">
               <w:r>
                 <w:rPr>
                   <w:color w:val="2A78D6"/>
                   <w:vertAlign w:val="superscript"/>
                   <w:sz w:val="15"/>
                 </w:rPr>
-                <w:t xml:space="preserve">25</w:t>
+                <w:t xml:space="preserve">27</w:t>
               </w:r>
             </w:hyperlink>
             <w:r>
@@ -6292,7 +7446,7 @@
             <w:r>
               <w:rPr>
                 <w:b w:val="0"/>
-                <w:color w:val="5F6B7A"/>
+                <w:color w:val="667085"/>
                 <w:sz w:val="18"/>
               </w:rPr>
               <w:t>•</w:t>
@@ -6306,14 +7460,14 @@
               </w:rPr>
               <w:t>Reguliuojamas ES bankas su tvarumo ataskaita</w:t>
             </w:r>
-            <w:hyperlink r:id="rId31">
+            <w:hyperlink r:id="rId32">
               <w:r>
                 <w:rPr>
                   <w:color w:val="2A78D6"/>
                   <w:vertAlign w:val="superscript"/>
                   <w:sz w:val="15"/>
                 </w:rPr>
-                <w:t xml:space="preserve">23</w:t>
+                <w:t xml:space="preserve">25</w:t>
               </w:r>
             </w:hyperlink>
             <w:r>
@@ -6343,7 +7497,7 @@
     <w:p>
       <w:pPr>
         <w:keepNext/>
-        <w:shd w:val="clear" w:color="auto" w:fill="EAF1F8"/>
+        <w:shd w:val="clear" w:color="auto" w:fill="EEF3F8"/>
         <w:spacing w:before="200" w:after="80"/>
         <w:ind w:left="85"/>
       </w:pPr>
@@ -6351,7 +7505,7 @@
         <w:rPr>
           <w:b/>
           <w:caps/>
-          <w:color w:val="1F4E79"/>
+          <w:color w:val="12355B"/>
           <w:sz w:val="19"/>
         </w:rPr>
         <w:t>Engagement</w:t>
@@ -6424,7 +7578,7 @@
             <w:r>
               <w:rPr>
                 <w:b/>
-                <w:color w:val="1A1A1A"/>
+                <w:color w:val="1B2430"/>
                 <w:sz w:val="19"/>
               </w:rPr>
               <w:t>Is there a need for pro-active engagement with the company?</w:t>
@@ -6441,7 +7595,7 @@
             <w:r>
               <w:rPr>
                 <w:b w:val="0"/>
-                <w:color w:val="5F6B7A"/>
+                <w:color w:val="667085"/>
                 <w:sz w:val="18"/>
               </w:rPr>
               <w:t>•</w:t>
@@ -6474,7 +7628,7 @@
     <w:p>
       <w:pPr>
         <w:keepNext/>
-        <w:shd w:val="clear" w:color="auto" w:fill="EAF1F8"/>
+        <w:shd w:val="clear" w:color="auto" w:fill="EEF3F8"/>
         <w:spacing w:before="200" w:after="80"/>
         <w:ind w:left="85"/>
       </w:pPr>
@@ -6482,7 +7636,7 @@
         <w:rPr>
           <w:b/>
           <w:caps/>
-          <w:color w:val="1F4E79"/>
+          <w:color w:val="12355B"/>
           <w:sz w:val="19"/>
         </w:rPr>
         <w:t>Indicators</w:t>
@@ -6555,7 +7709,7 @@
             <w:r>
               <w:rPr>
                 <w:b/>
-                <w:color w:val="1A1A1A"/>
+                <w:color w:val="1B2430"/>
                 <w:sz w:val="19"/>
               </w:rPr>
               <w:t>Yes, the indicators of the company support the targets of sustainability and PAI indicators followed by the Fund</w:t>
@@ -6572,7 +7726,7 @@
             <w:r>
               <w:rPr>
                 <w:b w:val="0"/>
-                <w:color w:val="5F6B7A"/>
+                <w:color w:val="667085"/>
                 <w:sz w:val="18"/>
               </w:rPr>
               <w:t>•</w:t>
@@ -6586,14 +7740,14 @@
               </w:rPr>
               <w:t>Tvarumo rodikliai skelbiami metinėje ataskaitoje</w:t>
             </w:r>
-            <w:hyperlink r:id="rId31">
+            <w:hyperlink r:id="rId32">
               <w:r>
                 <w:rPr>
                   <w:color w:val="2A78D6"/>
                   <w:vertAlign w:val="superscript"/>
                   <w:sz w:val="15"/>
                 </w:rPr>
-                <w:t xml:space="preserve">23</w:t>
+                <w:t xml:space="preserve">25</w:t>
               </w:r>
             </w:hyperlink>
             <w:r>
@@ -6646,7 +7800,7 @@
       <w:r>
         <w:rPr>
           <w:b w:val="0"/>
-          <w:color w:val="5F6B7A"/>
+          <w:color w:val="667085"/>
           <w:sz w:val="16"/>
         </w:rPr>
         <w:t>Taikytos SEB politikos: Policy on Sustainability Considerations in Investments (SEB AB); Financial sector - no dedicated SEB sector policy (thematic policies applied); Environmental Policy on Climate, Nature and Water (thematic); Social and Human Rights Policy (thematic); Governance expectations in sector policies (anti-corruption, tax, reporting)</w:t>
@@ -6656,7 +7810,7 @@
       <w:pPr>
         <w:keepNext/>
         <w:pBdr>
-          <w:bottom w:val="single" w:sz="8" w:color="1F4E79" w:space="4"/>
+          <w:bottom w:val="single" w:sz="8" w:color="12355B" w:space="4"/>
         </w:pBdr>
         <w:tabs>
           <w:tab w:pos="482" w:val="left"/>
@@ -6675,7 +7829,7 @@
       <w:r>
         <w:rPr>
           <w:b/>
-          <w:color w:val="1F4E79"/>
+          <w:color w:val="12355B"/>
           <w:sz w:val="28"/>
         </w:rPr>
         <w:t>Šaltiniai</w:t>
@@ -6692,7 +7846,7 @@
       <w:r>
         <w:rPr>
           <w:b w:val="0"/>
-          <w:color w:val="5F6B7A"/>
+          <w:color w:val="667085"/>
           <w:sz w:val="17"/>
         </w:rPr>
         <w:t>1.</w:t>
@@ -6719,7 +7873,7 @@
       <w:r>
         <w:rPr>
           <w:b w:val="0"/>
-          <w:color w:val="5F6B7A"/>
+          <w:color w:val="667085"/>
           <w:sz w:val="17"/>
         </w:rPr>
         <w:t>2.</w:t>
@@ -6746,7 +7900,7 @@
       <w:r>
         <w:rPr>
           <w:b w:val="0"/>
-          <w:color w:val="5F6B7A"/>
+          <w:color w:val="667085"/>
           <w:sz w:val="17"/>
         </w:rPr>
         <w:t>3.</w:t>
@@ -6773,7 +7927,7 @@
       <w:r>
         <w:rPr>
           <w:b w:val="0"/>
-          <w:color w:val="5F6B7A"/>
+          <w:color w:val="667085"/>
           <w:sz w:val="17"/>
         </w:rPr>
         <w:t>4.</w:t>
@@ -6800,7 +7954,7 @@
       <w:r>
         <w:rPr>
           <w:b w:val="0"/>
-          <w:color w:val="5F6B7A"/>
+          <w:color w:val="667085"/>
           <w:sz w:val="17"/>
         </w:rPr>
         <w:t>5.</w:t>
@@ -6827,7 +7981,7 @@
       <w:r>
         <w:rPr>
           <w:b w:val="0"/>
-          <w:color w:val="5F6B7A"/>
+          <w:color w:val="667085"/>
           <w:sz w:val="17"/>
         </w:rPr>
         <w:t>6.</w:t>
@@ -6854,7 +8008,7 @@
       <w:r>
         <w:rPr>
           <w:b w:val="0"/>
-          <w:color w:val="5F6B7A"/>
+          <w:color w:val="667085"/>
           <w:sz w:val="17"/>
         </w:rPr>
         <w:t>7.</w:t>
@@ -6881,7 +8035,7 @@
       <w:r>
         <w:rPr>
           <w:b w:val="0"/>
-          <w:color w:val="5F6B7A"/>
+          <w:color w:val="667085"/>
           <w:sz w:val="17"/>
         </w:rPr>
         <w:t>8.</w:t>
@@ -6908,7 +8062,7 @@
       <w:r>
         <w:rPr>
           <w:b w:val="0"/>
-          <w:color w:val="5F6B7A"/>
+          <w:color w:val="667085"/>
           <w:sz w:val="17"/>
         </w:rPr>
         <w:t>9.</w:t>
@@ -6935,7 +8089,7 @@
       <w:r>
         <w:rPr>
           <w:b w:val="0"/>
-          <w:color w:val="5F6B7A"/>
+          <w:color w:val="667085"/>
           <w:sz w:val="17"/>
         </w:rPr>
         <w:t>10.</w:t>
@@ -6962,7 +8116,7 @@
       <w:r>
         <w:rPr>
           <w:b w:val="0"/>
-          <w:color w:val="5F6B7A"/>
+          <w:color w:val="667085"/>
           <w:sz w:val="17"/>
         </w:rPr>
         <w:t>11.</w:t>
@@ -6989,7 +8143,7 @@
       <w:r>
         <w:rPr>
           <w:b w:val="0"/>
-          <w:color w:val="5F6B7A"/>
+          <w:color w:val="667085"/>
           <w:sz w:val="17"/>
         </w:rPr>
         <w:t>12.</w:t>
@@ -7016,7 +8170,7 @@
       <w:r>
         <w:rPr>
           <w:b w:val="0"/>
-          <w:color w:val="5F6B7A"/>
+          <w:color w:val="667085"/>
           <w:sz w:val="17"/>
         </w:rPr>
         <w:t>13.</w:t>
@@ -7043,7 +8197,7 @@
       <w:r>
         <w:rPr>
           <w:b w:val="0"/>
-          <w:color w:val="5F6B7A"/>
+          <w:color w:val="667085"/>
           <w:sz w:val="17"/>
         </w:rPr>
         <w:t>14.</w:t>
@@ -7070,7 +8224,7 @@
       <w:r>
         <w:rPr>
           <w:b w:val="0"/>
-          <w:color w:val="5F6B7A"/>
+          <w:color w:val="667085"/>
           <w:sz w:val="17"/>
         </w:rPr>
         <w:t>15.</w:t>
@@ -7097,7 +8251,7 @@
       <w:r>
         <w:rPr>
           <w:b w:val="0"/>
-          <w:color w:val="5F6B7A"/>
+          <w:color w:val="667085"/>
           <w:sz w:val="17"/>
         </w:rPr>
         <w:t>16.</w:t>
@@ -7124,7 +8278,7 @@
       <w:r>
         <w:rPr>
           <w:b w:val="0"/>
-          <w:color w:val="5F6B7A"/>
+          <w:color w:val="667085"/>
           <w:sz w:val="17"/>
         </w:rPr>
         <w:t>17.</w:t>
@@ -7151,7 +8305,7 @@
       <w:r>
         <w:rPr>
           <w:b w:val="0"/>
-          <w:color w:val="5F6B7A"/>
+          <w:color w:val="667085"/>
           <w:sz w:val="17"/>
         </w:rPr>
         <w:t>18.</w:t>
@@ -7178,7 +8332,7 @@
       <w:r>
         <w:rPr>
           <w:b w:val="0"/>
-          <w:color w:val="5F6B7A"/>
+          <w:color w:val="667085"/>
           <w:sz w:val="17"/>
         </w:rPr>
         <w:t>19.</w:t>
@@ -7205,7 +8359,7 @@
       <w:r>
         <w:rPr>
           <w:b w:val="0"/>
-          <w:color w:val="5F6B7A"/>
+          <w:color w:val="667085"/>
           <w:sz w:val="17"/>
         </w:rPr>
         <w:t>20.</w:t>
@@ -7232,7 +8386,7 @@
       <w:r>
         <w:rPr>
           <w:b w:val="0"/>
-          <w:color w:val="5F6B7A"/>
+          <w:color w:val="667085"/>
           <w:sz w:val="17"/>
         </w:rPr>
         <w:t>21.</w:t>
@@ -7259,13 +8413,67 @@
       <w:r>
         <w:rPr>
           <w:b w:val="0"/>
-          <w:color w:val="5F6B7A"/>
+          <w:color w:val="667085"/>
           <w:sz w:val="17"/>
         </w:rPr>
         <w:t>22.</w:t>
         <w:tab/>
       </w:r>
-      <w:hyperlink r:id="rId30">
+      <w:hyperlink r:id="rId18">
+        <w:r>
+          <w:rPr>
+            <w:color w:val="2A78D6"/>
+            <w:sz w:val="17"/>
+          </w:rPr>
+          <w:t xml:space="preserve">Bigbank - Interim report Q3 2026 (unaudited, ET), p. 5, 7, 2026-10-22</w:t>
+        </w:r>
+      </w:hyperlink>
+    </w:p>
+    <w:p>
+      <w:pPr>
+        <w:tabs>
+          <w:tab w:pos="397" w:val="left"/>
+        </w:tabs>
+        <w:spacing w:before="0" w:after="30"/>
+        <w:ind w:left="397" w:hanging="397"/>
+      </w:pPr>
+      <w:r>
+        <w:rPr>
+          <w:b w:val="0"/>
+          <w:color w:val="667085"/>
+          <w:sz w:val="17"/>
+        </w:rPr>
+        <w:t>23.</w:t>
+        <w:tab/>
+      </w:r>
+      <w:hyperlink r:id="rId29">
+        <w:r>
+          <w:rPr>
+            <w:color w:val="2A78D6"/>
+            <w:sz w:val="17"/>
+          </w:rPr>
+          <w:t xml:space="preserve">Bigbank - Interim report Q3 2026 (unaudited, ET), p. 6, 2026-10-22</w:t>
+        </w:r>
+      </w:hyperlink>
+    </w:p>
+    <w:p>
+      <w:pPr>
+        <w:tabs>
+          <w:tab w:pos="397" w:val="left"/>
+        </w:tabs>
+        <w:spacing w:before="0" w:after="30"/>
+        <w:ind w:left="397" w:hanging="397"/>
+      </w:pPr>
+      <w:r>
+        <w:rPr>
+          <w:b w:val="0"/>
+          <w:color w:val="667085"/>
+          <w:sz w:val="17"/>
+        </w:rPr>
+        <w:t>24.</w:t>
+        <w:tab/>
+      </w:r>
+      <w:hyperlink r:id="rId31">
         <w:r>
           <w:rPr>
             <w:color w:val="2A78D6"/>
@@ -7286,13 +8494,13 @@
       <w:r>
         <w:rPr>
           <w:b w:val="0"/>
-          <w:color w:val="5F6B7A"/>
+          <w:color w:val="667085"/>
           <w:sz w:val="17"/>
         </w:rPr>
-        <w:t>23.</w:t>
+        <w:t>25.</w:t>
         <w:tab/>
       </w:r>
-      <w:hyperlink r:id="rId31">
+      <w:hyperlink r:id="rId32">
         <w:r>
           <w:rPr>
             <w:color w:val="2A78D6"/>
@@ -7313,13 +8521,13 @@
       <w:r>
         <w:rPr>
           <w:b w:val="0"/>
-          <w:color w:val="5F6B7A"/>
+          <w:color w:val="667085"/>
           <w:sz w:val="17"/>
         </w:rPr>
-        <w:t>24.</w:t>
+        <w:t>26.</w:t>
         <w:tab/>
       </w:r>
-      <w:hyperlink r:id="rId31">
+      <w:hyperlink r:id="rId32">
         <w:r>
           <w:rPr>
             <w:color w:val="2A78D6"/>
@@ -7340,13 +8548,13 @@
       <w:r>
         <w:rPr>
           <w:b w:val="0"/>
-          <w:color w:val="5F6B7A"/>
+          <w:color w:val="667085"/>
           <w:sz w:val="17"/>
         </w:rPr>
-        <w:t>25.</w:t>
+        <w:t>27.</w:t>
         <w:tab/>
       </w:r>
-      <w:hyperlink r:id="rId32">
+      <w:hyperlink r:id="rId33">
         <w:r>
           <w:rPr>
             <w:color w:val="2A78D6"/>
@@ -7363,7 +8571,7 @@
       <w:r>
         <w:rPr>
           <w:b w:val="0"/>
-          <w:color w:val="5F6B7A"/>
+          <w:color w:val="667085"/>
           <w:sz w:val="16"/>
         </w:rPr>
         <w:t>Ataskaita parengta iš viešų šaltinių. Skaičiai pateikiami taip, kaip juos skelbia emitentas; maži numeriai prie teksto veda į šaltinių sąrašą.</w:t>
@@ -7388,7 +8596,7 @@
   <w:p>
     <w:pPr>
       <w:pBdr>
-        <w:top w:val="single" w:sz="4" w:color="C9D3DE" w:space="4"/>
+        <w:top w:val="single" w:sz="4" w:color="D5DCE4" w:space="4"/>
       </w:pBdr>
       <w:tabs>
         <w:tab w:pos="9638" w:val="right"/>
@@ -7397,7 +8605,7 @@
     <w:r>
       <w:rPr>
         <w:b w:val="0"/>
-        <w:color w:val="5F6B7A"/>
+        <w:color w:val="667085"/>
         <w:sz w:val="16"/>
       </w:rPr>
       <w:t>Bigbank · 9M2026 · 2026-10-22</w:t>
@@ -7406,7 +8614,7 @@
     <w:r>
       <w:rPr>
         <w:b/>
-        <w:color w:val="1F4E79"/>
+        <w:color w:val="12355B"/>
         <w:sz w:val="16"/>
       </w:rPr>
       <w:fldChar w:fldCharType="begin"/>
@@ -7422,7 +8630,7 @@
   <w:p>
     <w:pPr>
       <w:pBdr>
-        <w:top w:val="single" w:sz="4" w:color="C9D3DE" w:space="4"/>
+        <w:top w:val="single" w:sz="4" w:color="D5DCE4" w:space="4"/>
       </w:pBdr>
       <w:tabs>
         <w:tab w:pos="9638" w:val="right"/>
@@ -7431,7 +8639,7 @@
     <w:r>
       <w:rPr>
         <w:b w:val="0"/>
-        <w:color w:val="5F6B7A"/>
+        <w:color w:val="667085"/>
         <w:sz w:val="16"/>
       </w:rPr>
       <w:t>Bigbank · 9M2026 · 2026-10-22</w:t>
@@ -7440,7 +8648,7 @@
     <w:r>
       <w:rPr>
         <w:b/>
-        <w:color w:val="1F4E79"/>
+        <w:color w:val="12355B"/>
         <w:sz w:val="16"/>
       </w:rPr>
       <w:fldChar w:fldCharType="begin"/>
@@ -7456,7 +8664,7 @@
   <w:p>
     <w:pPr>
       <w:pBdr>
-        <w:bottom w:val="single" w:sz="4" w:color="C9D3DE" w:space="4"/>
+        <w:bottom w:val="single" w:sz="4" w:color="D5DCE4" w:space="4"/>
       </w:pBdr>
       <w:tabs>
         <w:tab w:pos="9638" w:val="right"/>
@@ -7465,7 +8673,7 @@
     <w:r>
       <w:rPr>
         <w:b/>
-        <w:color w:val="1F4E79"/>
+        <w:color w:val="12355B"/>
         <w:sz w:val="16"/>
       </w:rPr>
       <w:t>Bigbank</w:t>
@@ -7473,7 +8681,7 @@
     <w:r>
       <w:rPr>
         <w:b w:val="0"/>
-        <w:color w:val="5F6B7A"/>
+        <w:color w:val="667085"/>
         <w:sz w:val="16"/>
       </w:rPr>
       <w:tab/>
@@ -7851,7 +9059,7 @@
     </w:pPr>
     <w:rPr>
       <w:rFonts w:ascii="Calibri" w:hAnsi="Calibri" w:eastAsia="Calibri"/>
-      <w:color w:val="1A1A1A"/>
+      <w:color w:val="1B2430"/>
       <w:sz w:val="21"/>
     </w:rPr>
   </w:style>

--- a/docs/files/bigbank/bigbank_9M2026_lt.docx
+++ b/docs/files/bigbank/bigbank_9M2026_lt.docx
@@ -6222,7 +6222,7 @@
           <w:color w:val="667085"/>
           <w:sz w:val="18"/>
         </w:rPr>
-        <w:t>Automatinė naujienų paieška (Google News, EE), 2026-07-24 – 2026-10-22: 2 pranešimų.</w:t>
+        <w:t>Automatinė naujienų paieška (Google News, EE), 2026-07-25 – 2026-10-23: 2 pranešimų.</w:t>
       </w:r>
     </w:p>
     <w:tbl>
@@ -6902,7 +6902,7 @@
                 <w:color w:val="333333"/>
                 <w:sz w:val="18"/>
               </w:rPr>
-              <w:t>Naujienų suvestinė 2026-07-24 – 2026-10-22: 2 pranešimų, iš jų su neigiamu žodžiu antraštėje – 0 (plačiau – skiltyje „Ką rašo spauda“).</w:t>
+              <w:t>Naujienų suvestinė 2026-07-25 – 2026-10-23: 2 pranešimų, iš jų su neigiamu žodžiu antraštėje – 0 (plačiau – skiltyje „Ką rašo spauda“).</w:t>
             </w:r>
           </w:p>
         </w:tc>

--- a/docs/files/bigbank/bigbank_9M2026_lt.docx
+++ b/docs/files/bigbank/bigbank_9M2026_lt.docx
@@ -4112,7 +4112,7 @@
           <w:color w:val="667085"/>
           <w:sz w:val="16"/>
         </w:rPr>
-        <w:t>Spalvos: žalias pokytis – rodiklis gerėja, raudonas – blogėja. Paskutinio laikotarpio langelio fonas: žalias – geras lygis, geltonas – vidutinis, raudonas – silpnas (įrankio orientyrai, config/metric_rules.yaml).</w:t>
+        <w:t>Spalvos: žalias pokytis – rodiklis gerėja, raudonas – blogėja. Paskutinio laikotarpio langelio fonas: žalias – geras lygis, geltonas – vidutinis, raudonas – silpnas (vidiniai orientyrai, config/metric_rules.yaml).</w:t>
       </w:r>
     </w:p>
     <w:p>
@@ -4125,7 +4125,7 @@
           <w:color w:val="667085"/>
           <w:sz w:val="16"/>
         </w:rPr>
-        <w:t>* – paimta iš ataskaitos santraukos;  ᶜ – apskaičiuota įrankio. Mažas numeris prie teksto – nuoroda į šaltinį (paspaudus atsidaro dokumentas reikiamame puslapyje).</w:t>
+        <w:t>* – paimta iš ataskaitos santraukos;  ᶜ – mūsų skaičiavimas. Mažas numeris prie teksto – nuoroda į šaltinį (paspaudus atsidaro dokumentas reikiamame puslapyje).</w:t>
       </w:r>
     </w:p>
     <w:p>
@@ -4954,7 +4954,7 @@
         <w:rPr>
           <w:b w:val="0"/>
         </w:rPr>
-        <w:t xml:space="preserve"> išpirkti galima ne anksčiau kaip po 5 metų (pirmoji palūkanų data po to – 2028-09-15, apskaičiuota įrankio), su priežiūros institucijos leidimu</w:t>
+        <w:t xml:space="preserve"> išpirkti galima ne anksčiau kaip po 5 metų (pirmoji palūkanų data po to – 2028-09-15, mūsų skaičiavimas), su priežiūros institucijos leidimu</w:t>
       </w:r>
       <w:hyperlink r:id="rId28">
         <w:r>

--- a/docs/files/bigbank/bigbank_9M2026_lt.docx
+++ b/docs/files/bigbank/bigbank_9M2026_lt.docx
@@ -5966,7 +5966,7 @@
                 <w:b w:val="0"/>
                 <w:sz w:val="17"/>
               </w:rPr>
-              <w:t>3,43 % (2026-10)</w:t>
+              <w:t>3,38 % (2026-10)</w:t>
             </w:r>
           </w:p>
         </w:tc>
@@ -6038,7 +6038,7 @@
                 <w:b w:val="0"/>
                 <w:sz w:val="17"/>
               </w:rPr>
-              <w:t>▲ 0,71 p. p.</w:t>
+              <w:t>▲ 0,66 p. p.</w:t>
             </w:r>
           </w:p>
         </w:tc>
@@ -6730,7 +6730,7 @@
                 <w:color w:val="333333"/>
                 <w:sz w:val="18"/>
               </w:rPr>
-              <w:t>Nerasta EU, UN, UK, US OFAC konsoliduotuose sankcijų sąrašuose (automatinė patikra 2026-10-22).</w:t>
+              <w:t>Nerasta EU, UN, UK, US OFAC konsoliduotuose sankcijų sąrašuose (automatinė patikra 2026-10-23).</w:t>
             </w:r>
           </w:p>
         </w:tc>

--- a/docs/files/bigbank/bigbank_9M2026_lt.docx
+++ b/docs/files/bigbank/bigbank_9M2026_lt.docx
@@ -6733,6 +6733,117 @@
               <w:t>Nerasta EU, UN, UK, US OFAC konsoliduotuose sankcijų sąrašuose (automatinė patikra 2026-10-23).</w:t>
             </w:r>
           </w:p>
+          <w:p>
+            <w:pPr>
+              <w:spacing w:before="40" w:after="0"/>
+            </w:pPr>
+            <w:r>
+              <w:rPr>
+                <w:b/>
+                <w:color w:val="333333"/>
+                <w:sz w:val="18"/>
+              </w:rPr>
+              <w:t>Rankinė patikra</w:t>
+            </w:r>
+          </w:p>
+          <w:p>
+            <w:pPr>
+              <w:tabs>
+                <w:tab w:pos="198" w:val="left"/>
+              </w:tabs>
+              <w:spacing w:before="0" w:after="20"/>
+              <w:ind w:left="198" w:hanging="198"/>
+            </w:pPr>
+            <w:r>
+              <w:rPr>
+                <w:b w:val="0"/>
+                <w:color w:val="667085"/>
+                <w:sz w:val="18"/>
+              </w:rPr>
+              <w:t>•</w:t>
+              <w:tab/>
+            </w:r>
+            <w:r>
+              <w:rPr>
+                <w:b w:val="0"/>
+                <w:color w:val="333333"/>
+                <w:sz w:val="18"/>
+              </w:rPr>
+              <w:t>OFAC sankcijų paieška</w:t>
+            </w:r>
+            <w:hyperlink r:id="rId31">
+              <w:r>
+                <w:rPr>
+                  <w:color w:val="2A78D6"/>
+                  <w:vertAlign w:val="superscript"/>
+                  <w:sz w:val="15"/>
+                </w:rPr>
+                <w:t xml:space="preserve">24</w:t>
+              </w:r>
+            </w:hyperlink>
+          </w:p>
+          <w:p>
+            <w:pPr>
+              <w:tabs>
+                <w:tab w:pos="198" w:val="left"/>
+              </w:tabs>
+              <w:spacing w:before="0" w:after="20"/>
+              <w:ind w:left="198" w:hanging="198"/>
+            </w:pPr>
+            <w:r>
+              <w:rPr>
+                <w:b w:val="0"/>
+                <w:color w:val="667085"/>
+                <w:sz w:val="18"/>
+              </w:rPr>
+              <w:t>•</w:t>
+              <w:tab/>
+            </w:r>
+            <w:r>
+              <w:rPr>
+                <w:b w:val="0"/>
+                <w:color w:val="333333"/>
+                <w:sz w:val="18"/>
+              </w:rPr>
+              <w:t>ES sankcijų žemėlapis</w:t>
+            </w:r>
+            <w:hyperlink r:id="rId32">
+              <w:r>
+                <w:rPr>
+                  <w:color w:val="2A78D6"/>
+                  <w:vertAlign w:val="superscript"/>
+                  <w:sz w:val="15"/>
+                </w:rPr>
+                <w:t xml:space="preserve">25</w:t>
+              </w:r>
+            </w:hyperlink>
+          </w:p>
+          <w:p>
+            <w:pPr>
+              <w:tabs>
+                <w:tab w:pos="198" w:val="left"/>
+              </w:tabs>
+              <w:spacing w:before="0" w:after="20"/>
+              <w:ind w:left="198" w:hanging="198"/>
+            </w:pPr>
+            <w:r>
+              <w:rPr>
+                <w:b w:val="0"/>
+                <w:color w:val="667085"/>
+                <w:sz w:val="18"/>
+              </w:rPr>
+              <w:t>•</w:t>
+              <w:tab/>
+            </w:r>
+            <w:r>
+              <w:rPr>
+                <w:b w:val="0"/>
+                <w:color w:val="333333"/>
+                <w:sz w:val="18"/>
+              </w:rPr>
+              <w:t>SEB eNameChecker (vidinė SEB sistema).</w:t>
+            </w:r>
+          </w:p>
         </w:tc>
       </w:tr>
     </w:tbl>
@@ -6860,14 +6971,14 @@
               </w:rPr>
               <w:t>Anksčiau: 2024 m. Finansų inspekcija nurodė pagerinti kredito rizikos nurašymų metodiką, baudos nebuvo</w:t>
             </w:r>
-            <w:hyperlink r:id="rId31">
+            <w:hyperlink r:id="rId33">
               <w:r>
                 <w:rPr>
                   <w:color w:val="2A78D6"/>
                   <w:vertAlign w:val="superscript"/>
                   <w:sz w:val="15"/>
                 </w:rPr>
-                <w:t xml:space="preserve">24</w:t>
+                <w:t xml:space="preserve">26</w:t>
               </w:r>
             </w:hyperlink>
             <w:r>
@@ -7048,14 +7159,14 @@
               </w:rPr>
               <w:t>Metinėje ataskaitoje yra tvarumo ataskaita (nuo p. 40)</w:t>
             </w:r>
-            <w:hyperlink r:id="rId32">
+            <w:hyperlink r:id="rId34">
               <w:r>
                 <w:rPr>
                   <w:color w:val="2A78D6"/>
                   <w:vertAlign w:val="superscript"/>
                   <w:sz w:val="15"/>
                 </w:rPr>
-                <w:t xml:space="preserve">25</w:t>
+                <w:t xml:space="preserve">27</w:t>
               </w:r>
             </w:hyperlink>
             <w:r>
@@ -7168,14 +7279,14 @@
               </w:rPr>
               <w:t>Tvarumo ataskaita rengiama pagal ESRS, su užtikrinimo išvada</w:t>
             </w:r>
-            <w:hyperlink r:id="rId32">
+            <w:hyperlink r:id="rId34">
               <w:r>
                 <w:rPr>
                   <w:color w:val="2A78D6"/>
                   <w:vertAlign w:val="superscript"/>
                   <w:sz w:val="15"/>
                 </w:rPr>
-                <w:t xml:space="preserve">26</w:t>
+                <w:t xml:space="preserve">28</w:t>
               </w:r>
             </w:hyperlink>
             <w:r>
@@ -7403,14 +7514,14 @@
               </w:rPr>
               <w:t>Investicijų politika</w:t>
             </w:r>
-            <w:hyperlink r:id="rId33">
+            <w:hyperlink r:id="rId35">
               <w:r>
                 <w:rPr>
                   <w:color w:val="2A78D6"/>
                   <w:vertAlign w:val="superscript"/>
                   <w:sz w:val="15"/>
                 </w:rPr>
-                <w:t xml:space="preserve">27</w:t>
+                <w:t xml:space="preserve">29</w:t>
               </w:r>
             </w:hyperlink>
             <w:r>
@@ -7460,14 +7571,14 @@
               </w:rPr>
               <w:t>Reguliuojamas ES bankas su tvarumo ataskaita</w:t>
             </w:r>
-            <w:hyperlink r:id="rId32">
+            <w:hyperlink r:id="rId34">
               <w:r>
                 <w:rPr>
                   <w:color w:val="2A78D6"/>
                   <w:vertAlign w:val="superscript"/>
                   <w:sz w:val="15"/>
                 </w:rPr>
-                <w:t xml:space="preserve">25</w:t>
+                <w:t xml:space="preserve">27</w:t>
               </w:r>
             </w:hyperlink>
             <w:r>
@@ -7740,14 +7851,14 @@
               </w:rPr>
               <w:t>Tvarumo rodikliai skelbiami metinėje ataskaitoje</w:t>
             </w:r>
-            <w:hyperlink r:id="rId32">
+            <w:hyperlink r:id="rId34">
               <w:r>
                 <w:rPr>
                   <w:color w:val="2A78D6"/>
                   <w:vertAlign w:val="superscript"/>
                   <w:sz w:val="15"/>
                 </w:rPr>
-                <w:t xml:space="preserve">25</w:t>
+                <w:t xml:space="preserve">27</w:t>
               </w:r>
             </w:hyperlink>
             <w:r>
@@ -8479,7 +8590,7 @@
             <w:color w:val="2A78D6"/>
             <w:sz w:val="17"/>
           </w:rPr>
-          <w:t xml:space="preserve">Finantsinspektsioon - precept to Bigbank AS, 2024-03-04</w:t>
+          <w:t xml:space="preserve">OFAC Sanctions List Search (US Treasury)</w:t>
         </w:r>
       </w:hyperlink>
     </w:p>
@@ -8506,7 +8617,7 @@
             <w:color w:val="2A78D6"/>
             <w:sz w:val="17"/>
           </w:rPr>
-          <w:t xml:space="preserve">Bigbank - Annual report 2025 incl. sustainability report (audited, ET), p. 40, 2026-02-27</w:t>
+          <w:t xml:space="preserve">EU Sanctions Map</w:t>
         </w:r>
       </w:hyperlink>
     </w:p>
@@ -8527,7 +8638,61 @@
         <w:t>26.</w:t>
         <w:tab/>
       </w:r>
-      <w:hyperlink r:id="rId32">
+      <w:hyperlink r:id="rId33">
+        <w:r>
+          <w:rPr>
+            <w:color w:val="2A78D6"/>
+            <w:sz w:val="17"/>
+          </w:rPr>
+          <w:t xml:space="preserve">Finantsinspektsioon - precept to Bigbank AS, 2024-03-04</w:t>
+        </w:r>
+      </w:hyperlink>
+    </w:p>
+    <w:p>
+      <w:pPr>
+        <w:tabs>
+          <w:tab w:pos="397" w:val="left"/>
+        </w:tabs>
+        <w:spacing w:before="0" w:after="30"/>
+        <w:ind w:left="397" w:hanging="397"/>
+      </w:pPr>
+      <w:r>
+        <w:rPr>
+          <w:b w:val="0"/>
+          <w:color w:val="667085"/>
+          <w:sz w:val="17"/>
+        </w:rPr>
+        <w:t>27.</w:t>
+        <w:tab/>
+      </w:r>
+      <w:hyperlink r:id="rId34">
+        <w:r>
+          <w:rPr>
+            <w:color w:val="2A78D6"/>
+            <w:sz w:val="17"/>
+          </w:rPr>
+          <w:t xml:space="preserve">Bigbank - Annual report 2025 incl. sustainability report (audited, ET), p. 40, 2026-02-27</w:t>
+        </w:r>
+      </w:hyperlink>
+    </w:p>
+    <w:p>
+      <w:pPr>
+        <w:tabs>
+          <w:tab w:pos="397" w:val="left"/>
+        </w:tabs>
+        <w:spacing w:before="0" w:after="30"/>
+        <w:ind w:left="397" w:hanging="397"/>
+      </w:pPr>
+      <w:r>
+        <w:rPr>
+          <w:b w:val="0"/>
+          <w:color w:val="667085"/>
+          <w:sz w:val="17"/>
+        </w:rPr>
+        <w:t>28.</w:t>
+        <w:tab/>
+      </w:r>
+      <w:hyperlink r:id="rId34">
         <w:r>
           <w:rPr>
             <w:color w:val="2A78D6"/>
@@ -8551,10 +8716,10 @@
           <w:color w:val="667085"/>
           <w:sz w:val="17"/>
         </w:rPr>
-        <w:t>27.</w:t>
+        <w:t>29.</w:t>
         <w:tab/>
       </w:r>
-      <w:hyperlink r:id="rId33">
+      <w:hyperlink r:id="rId35">
         <w:r>
           <w:rPr>
             <w:color w:val="2A78D6"/>

--- a/docs/files/bigbank/bigbank_9M2026_lt.docx
+++ b/docs/files/bigbank/bigbank_9M2026_lt.docx
@@ -6222,7 +6222,7 @@
           <w:color w:val="667085"/>
           <w:sz w:val="18"/>
         </w:rPr>
-        <w:t>Automatinė naujienų paieška (Google News, EE), 2026-07-25 – 2026-10-23: 2 pranešimų.</w:t>
+        <w:t>Automatinė naujienų paieška (Google News, EE), 2026-07-26 – 2026-10-24: 2 pranešimų.</w:t>
       </w:r>
     </w:p>
     <w:tbl>
@@ -6730,7 +6730,7 @@
                 <w:color w:val="333333"/>
                 <w:sz w:val="18"/>
               </w:rPr>
-              <w:t>Nerasta EU, UN, UK, US OFAC konsoliduotuose sankcijų sąrašuose (automatinė patikra 2026-10-23).</w:t>
+              <w:t>Nerasta EU, UN, UK, US OFAC konsoliduotuose sankcijų sąrašuose (automatinė patikra 2026-10-24).</w:t>
             </w:r>
           </w:p>
           <w:p>
@@ -7013,7 +7013,7 @@
                 <w:color w:val="333333"/>
                 <w:sz w:val="18"/>
               </w:rPr>
-              <w:t>Naujienų suvestinė 2026-07-25 – 2026-10-23: 2 pranešimų, iš jų su neigiamu žodžiu antraštėje – 0 (plačiau – skiltyje „Ką rašo spauda“).</w:t>
+              <w:t>Naujienų suvestinė 2026-07-26 – 2026-10-24: 2 pranešimų, iš jų su neigiamu žodžiu antraštėje – 0 (plačiau – skiltyje „Ką rašo spauda“).</w:t>
             </w:r>
           </w:p>
         </w:tc>

--- a/docs/files/bigbank/bigbank_9M2026_lt.docx
+++ b/docs/files/bigbank/bigbank_9M2026_lt.docx
@@ -6222,7 +6222,7 @@
           <w:color w:val="667085"/>
           <w:sz w:val="18"/>
         </w:rPr>
-        <w:t>Automatinė naujienų paieška (Google News, EE), 2026-07-26 – 2026-10-24: 2 pranešimų.</w:t>
+        <w:t>Automatinė naujienų paieška (Google News, EE), 2026-07-27 – 2026-10-25: 2 pranešimų.</w:t>
       </w:r>
     </w:p>
     <w:tbl>
@@ -6730,7 +6730,7 @@
                 <w:color w:val="333333"/>
                 <w:sz w:val="18"/>
               </w:rPr>
-              <w:t>Nerasta EU, UN, UK, US OFAC konsoliduotuose sankcijų sąrašuose (automatinė patikra 2026-10-24).</w:t>
+              <w:t>Nerasta EU, UN, UK, US OFAC konsoliduotuose sankcijų sąrašuose (automatinė patikra 2026-10-25).</w:t>
             </w:r>
           </w:p>
           <w:p>
@@ -7013,7 +7013,7 @@
                 <w:color w:val="333333"/>
                 <w:sz w:val="18"/>
               </w:rPr>
-              <w:t>Naujienų suvestinė 2026-07-26 – 2026-10-24: 2 pranešimų, iš jų su neigiamu žodžiu antraštėje – 0 (plačiau – skiltyje „Ką rašo spauda“).</w:t>
+              <w:t>Naujienų suvestinė 2026-07-27 – 2026-10-25: 2 pranešimų, iš jų su neigiamu žodžiu antraštėje – 0 (plačiau – skiltyje „Ką rašo spauda“).</w:t>
             </w:r>
           </w:p>
         </w:tc>

--- a/docs/files/bigbank/bigbank_9M2026_lt.docx
+++ b/docs/files/bigbank/bigbank_9M2026_lt.docx
@@ -5966,7 +5966,7 @@
                 <w:b w:val="0"/>
                 <w:sz w:val="17"/>
               </w:rPr>
-              <w:t>3,38 % (2026-10)</w:t>
+              <w:t>3,37 % (2026-10)</w:t>
             </w:r>
           </w:p>
         </w:tc>
@@ -6038,7 +6038,7 @@
                 <w:b w:val="0"/>
                 <w:sz w:val="17"/>
               </w:rPr>
-              <w:t>▲ 0,66 p. p.</w:t>
+              <w:t>▲ 0,65 p. p.</w:t>
             </w:r>
           </w:p>
         </w:tc>
@@ -6222,7 +6222,7 @@
           <w:color w:val="667085"/>
           <w:sz w:val="18"/>
         </w:rPr>
-        <w:t>Automatinė naujienų paieška (Google News, EE), 2026-07-27 – 2026-10-25: 2 pranešimų.</w:t>
+        <w:t>Automatinė naujienų paieška (Google News, EE), 2026-07-28 – 2026-10-26: 3 pranešimų.</w:t>
       </w:r>
     </w:p>
     <w:tbl>
@@ -6330,6 +6330,90 @@
                 <w:sz w:val="15"/>
               </w:rPr>
               <w:t xml:space="preserve">   Äripäev  ·  dar 1 panašūs pranešimai</w:t>
+            </w:r>
+          </w:p>
+        </w:tc>
+      </w:tr>
+      <w:tr>
+        <w:tc>
+          <w:tcPr>
+            <w:tcW w:type="dxa" w:w="1020"/>
+            <w:tcBorders>
+              <w:top w:val="nil"/>
+              <w:left w:val="nil"/>
+              <w:bottom w:val="single" w:sz="4" w:color="E3E8EE" w:space="0"/>
+              <w:right w:val="nil"/>
+            </w:tcBorders>
+          </w:tcPr>
+          <w:p>
+            <w:pPr>
+              <w:spacing w:before="0" w:after="0"/>
+            </w:pPr>
+            <w:r>
+              <w:rPr>
+                <w:b w:val="0"/>
+                <w:color w:val="1B2430"/>
+                <w:sz w:val="17"/>
+              </w:rPr>
+              <w:t>2026-10-25</w:t>
+            </w:r>
+          </w:p>
+        </w:tc>
+        <w:tc>
+          <w:tcPr>
+            <w:tcW w:type="dxa" w:w="1361"/>
+            <w:tcBorders>
+              <w:top w:val="nil"/>
+              <w:left w:val="nil"/>
+              <w:bottom w:val="single" w:sz="4" w:color="E3E8EE" w:space="0"/>
+              <w:right w:val="nil"/>
+            </w:tcBorders>
+          </w:tcPr>
+          <w:p>
+            <w:pPr>
+              <w:spacing w:before="0" w:after="0"/>
+            </w:pPr>
+            <w:r>
+              <w:rPr>
+                <w:b/>
+                <w:color w:val="5F6B7A"/>
+                <w:sz w:val="14"/>
+                <w:shd w:val="clear" w:color="auto" w:fill="F0F2F5"/>
+              </w:rPr>
+              <w:t xml:space="preserve"> KITA </w:t>
+            </w:r>
+          </w:p>
+        </w:tc>
+        <w:tc>
+          <w:tcPr>
+            <w:tcW w:type="dxa" w:w="7257"/>
+            <w:tcBorders>
+              <w:top w:val="nil"/>
+              <w:left w:val="nil"/>
+              <w:bottom w:val="single" w:sz="4" w:color="E3E8EE" w:space="0"/>
+              <w:right w:val="nil"/>
+            </w:tcBorders>
+          </w:tcPr>
+          <w:p>
+            <w:pPr>
+              <w:spacing w:before="0" w:after="0"/>
+            </w:pPr>
+            <w:hyperlink r:id="rId31">
+              <w:r>
+                <w:rPr>
+                  <w:color w:val="1B2430"/>
+                  <w:sz w:val="18"/>
+                </w:rPr>
+                <w:t xml:space="preserve">TÜ/Bigbank alustas karikavõistluste veerandfinaali veenva võiduga</w:t>
+              </w:r>
+            </w:hyperlink>
+            <w:r>
+              <w:rPr>
+                <w:b w:val="0"/>
+                <w:color w:val="667085"/>
+                <w:sz w:val="15"/>
+              </w:rPr>
+              <w:t xml:space="preserve">   ERR</w:t>
             </w:r>
           </w:p>
         </w:tc>
@@ -6730,7 +6814,7 @@
                 <w:color w:val="333333"/>
                 <w:sz w:val="18"/>
               </w:rPr>
-              <w:t>Nerasta EU, UN, UK, US OFAC konsoliduotuose sankcijų sąrašuose (automatinė patikra 2026-10-25).</w:t>
+              <w:t>Nerasta EU, UN, US OFAC konsoliduotuose sankcijų sąrašuose (automatinė patikra 2026-10-26).</w:t>
             </w:r>
           </w:p>
           <w:p>
@@ -6771,7 +6855,7 @@
               </w:rPr>
               <w:t>OFAC sankcijų paieška</w:t>
             </w:r>
-            <w:hyperlink r:id="rId31">
+            <w:hyperlink r:id="rId32">
               <w:r>
                 <w:rPr>
                   <w:color w:val="2A78D6"/>
@@ -6807,7 +6891,7 @@
               </w:rPr>
               <w:t>ES sankcijų žemėlapis</w:t>
             </w:r>
-            <w:hyperlink r:id="rId32">
+            <w:hyperlink r:id="rId33">
               <w:r>
                 <w:rPr>
                   <w:color w:val="2A78D6"/>
@@ -6971,7 +7055,7 @@
               </w:rPr>
               <w:t>Anksčiau: 2024 m. Finansų inspekcija nurodė pagerinti kredito rizikos nurašymų metodiką, baudos nebuvo</w:t>
             </w:r>
-            <w:hyperlink r:id="rId33">
+            <w:hyperlink r:id="rId34">
               <w:r>
                 <w:rPr>
                   <w:color w:val="2A78D6"/>
@@ -7013,7 +7097,7 @@
                 <w:color w:val="333333"/>
                 <w:sz w:val="18"/>
               </w:rPr>
-              <w:t>Naujienų suvestinė 2026-07-27 – 2026-10-25: 2 pranešimų, iš jų su neigiamu žodžiu antraštėje – 0 (plačiau – skiltyje „Ką rašo spauda“).</w:t>
+              <w:t>Naujienų suvestinė 2026-07-28 – 2026-10-26: 3 pranešimų, iš jų su neigiamu žodžiu antraštėje – 0 (plačiau – skiltyje „Ką rašo spauda“).</w:t>
             </w:r>
           </w:p>
         </w:tc>
@@ -7159,7 +7243,7 @@
               </w:rPr>
               <w:t>Metinėje ataskaitoje yra tvarumo ataskaita (nuo p. 40)</w:t>
             </w:r>
-            <w:hyperlink r:id="rId34">
+            <w:hyperlink r:id="rId35">
               <w:r>
                 <w:rPr>
                   <w:color w:val="2A78D6"/>
@@ -7279,7 +7363,7 @@
               </w:rPr>
               <w:t>Tvarumo ataskaita rengiama pagal ESRS, su užtikrinimo išvada</w:t>
             </w:r>
-            <w:hyperlink r:id="rId34">
+            <w:hyperlink r:id="rId35">
               <w:r>
                 <w:rPr>
                   <w:color w:val="2A78D6"/>
@@ -7514,7 +7598,7 @@
               </w:rPr>
               <w:t>Investicijų politika</w:t>
             </w:r>
-            <w:hyperlink r:id="rId35">
+            <w:hyperlink r:id="rId36">
               <w:r>
                 <w:rPr>
                   <w:color w:val="2A78D6"/>
@@ -7571,7 +7655,7 @@
               </w:rPr>
               <w:t>Reguliuojamas ES bankas su tvarumo ataskaita</w:t>
             </w:r>
-            <w:hyperlink r:id="rId34">
+            <w:hyperlink r:id="rId35">
               <w:r>
                 <w:rPr>
                   <w:color w:val="2A78D6"/>
@@ -7851,7 +7935,7 @@
               </w:rPr>
               <w:t>Tvarumo rodikliai skelbiami metinėje ataskaitoje</w:t>
             </w:r>
-            <w:hyperlink r:id="rId34">
+            <w:hyperlink r:id="rId35">
               <w:r>
                 <w:rPr>
                   <w:color w:val="2A78D6"/>
@@ -8584,7 +8668,7 @@
         <w:t>24.</w:t>
         <w:tab/>
       </w:r>
-      <w:hyperlink r:id="rId31">
+      <w:hyperlink r:id="rId32">
         <w:r>
           <w:rPr>
             <w:color w:val="2A78D6"/>
@@ -8611,7 +8695,7 @@
         <w:t>25.</w:t>
         <w:tab/>
       </w:r>
-      <w:hyperlink r:id="rId32">
+      <w:hyperlink r:id="rId33">
         <w:r>
           <w:rPr>
             <w:color w:val="2A78D6"/>
@@ -8638,7 +8722,7 @@
         <w:t>26.</w:t>
         <w:tab/>
       </w:r>
-      <w:hyperlink r:id="rId33">
+      <w:hyperlink r:id="rId34">
         <w:r>
           <w:rPr>
             <w:color w:val="2A78D6"/>
@@ -8665,7 +8749,7 @@
         <w:t>27.</w:t>
         <w:tab/>
       </w:r>
-      <w:hyperlink r:id="rId34">
+      <w:hyperlink r:id="rId35">
         <w:r>
           <w:rPr>
             <w:color w:val="2A78D6"/>
@@ -8692,7 +8776,7 @@
         <w:t>28.</w:t>
         <w:tab/>
       </w:r>
-      <w:hyperlink r:id="rId34">
+      <w:hyperlink r:id="rId35">
         <w:r>
           <w:rPr>
             <w:color w:val="2A78D6"/>
@@ -8719,7 +8803,7 @@
         <w:t>29.</w:t>
         <w:tab/>
       </w:r>
-      <w:hyperlink r:id="rId35">
+      <w:hyperlink r:id="rId36">
         <w:r>
           <w:rPr>
             <w:color w:val="2A78D6"/>

--- a/docs/files/bigbank/bigbank_9M2026_lt.docx
+++ b/docs/files/bigbank/bigbank_9M2026_lt.docx
@@ -6222,7 +6222,7 @@
           <w:color w:val="667085"/>
           <w:sz w:val="18"/>
         </w:rPr>
-        <w:t>Automatinė naujienų paieška (Google News, EE), 2026-07-28 – 2026-10-26: 3 pranešimų.</w:t>
+        <w:t>Automatinė naujienų paieška (Google News, EE), 2026-07-29 – 2026-10-27: 3 pranešimų.</w:t>
       </w:r>
     </w:p>
     <w:tbl>
@@ -6814,7 +6814,7 @@
                 <w:color w:val="333333"/>
                 <w:sz w:val="18"/>
               </w:rPr>
-              <w:t>Nerasta EU, UN, US OFAC konsoliduotuose sankcijų sąrašuose (automatinė patikra 2026-10-26).</w:t>
+              <w:t>Nerasta EU, UN, US OFAC konsoliduotuose sankcijų sąrašuose (automatinė patikra 2026-10-27).</w:t>
             </w:r>
           </w:p>
           <w:p>
@@ -7097,7 +7097,7 @@
                 <w:color w:val="333333"/>
                 <w:sz w:val="18"/>
               </w:rPr>
-              <w:t>Naujienų suvestinė 2026-07-28 – 2026-10-26: 3 pranešimų, iš jų su neigiamu žodžiu antraštėje – 0 (plačiau – skiltyje „Ką rašo spauda“).</w:t>
+              <w:t>Naujienų suvestinė 2026-07-29 – 2026-10-27: 3 pranešimų, iš jų su neigiamu žodžiu antraštėje – 0 (plačiau – skiltyje „Ką rašo spauda“).</w:t>
             </w:r>
           </w:p>
         </w:tc>

--- a/docs/files/bigbank/bigbank_9M2026_lt.docx
+++ b/docs/files/bigbank/bigbank_9M2026_lt.docx
@@ -6222,7 +6222,7 @@
           <w:color w:val="667085"/>
           <w:sz w:val="18"/>
         </w:rPr>
-        <w:t>Automatinė naujienų paieška (Google News, EE), 2026-07-29 – 2026-10-27: 3 pranešimų.</w:t>
+        <w:t>Automatinė naujienų paieška (Google News, EE), 2026-07-30 – 2026-10-28: 3 pranešimų.</w:t>
       </w:r>
     </w:p>
     <w:tbl>
@@ -6814,7 +6814,7 @@
                 <w:color w:val="333333"/>
                 <w:sz w:val="18"/>
               </w:rPr>
-              <w:t>Nerasta EU, UN, US OFAC konsoliduotuose sankcijų sąrašuose (automatinė patikra 2026-10-27).</w:t>
+              <w:t>Nerasta EU, UN, US OFAC konsoliduotuose sankcijų sąrašuose (automatinė patikra 2026-10-28).</w:t>
             </w:r>
           </w:p>
           <w:p>
@@ -7097,7 +7097,7 @@
                 <w:color w:val="333333"/>
                 <w:sz w:val="18"/>
               </w:rPr>
-              <w:t>Naujienų suvestinė 2026-07-29 – 2026-10-27: 3 pranešimų, iš jų su neigiamu žodžiu antraštėje – 0 (plačiau – skiltyje „Ką rašo spauda“).</w:t>
+              <w:t>Naujienų suvestinė 2026-07-30 – 2026-10-28: 3 pranešimų, iš jų su neigiamu žodžiu antraštėje – 0 (plačiau – skiltyje „Ką rašo spauda“).</w:t>
             </w:r>
           </w:p>
         </w:tc>

--- a/docs/files/bigbank/bigbank_9M2026_lt.docx
+++ b/docs/files/bigbank/bigbank_9M2026_lt.docx
@@ -6222,7 +6222,7 @@
           <w:color w:val="667085"/>
           <w:sz w:val="18"/>
         </w:rPr>
-        <w:t>Automatinė naujienų paieška (Google News, EE), 2026-07-30 – 2026-10-28: 3 pranešimų.</w:t>
+        <w:t>Automatinė naujienų paieška (Google News, EE), 2026-08-01 – 2026-10-30: 3 pranešimų.</w:t>
       </w:r>
     </w:p>
     <w:tbl>
@@ -6814,7 +6814,7 @@
                 <w:color w:val="333333"/>
                 <w:sz w:val="18"/>
               </w:rPr>
-              <w:t>Nerasta EU, UN, US OFAC konsoliduotuose sankcijų sąrašuose (automatinė patikra 2026-10-28).</w:t>
+              <w:t>Nerasta EU, UN, US OFAC konsoliduotuose sankcijų sąrašuose (automatinė patikra 2026-10-30).</w:t>
             </w:r>
           </w:p>
           <w:p>
@@ -7097,7 +7097,7 @@
                 <w:color w:val="333333"/>
                 <w:sz w:val="18"/>
               </w:rPr>
-              <w:t>Naujienų suvestinė 2026-07-30 – 2026-10-28: 3 pranešimų, iš jų su neigiamu žodžiu antraštėje – 0 (plačiau – skiltyje „Ką rašo spauda“).</w:t>
+              <w:t>Naujienų suvestinė 2026-08-01 – 2026-10-30: 3 pranešimų, iš jų su neigiamu žodžiu antraštėje – 0 (plačiau – skiltyje „Ką rašo spauda“).</w:t>
             </w:r>
           </w:p>
         </w:tc>

--- a/docs/files/bigbank/bigbank_9M2026_lt.docx
+++ b/docs/files/bigbank/bigbank_9M2026_lt.docx
@@ -6222,7 +6222,7 @@
           <w:color w:val="667085"/>
           <w:sz w:val="18"/>
         </w:rPr>
-        <w:t>Automatinė naujienų paieška (Google News, EE), 2026-08-01 – 2026-10-30: 3 pranešimų.</w:t>
+        <w:t>Automatinė naujienų paieška (Google News, EE), 2026-08-02 – 2026-10-31: 3 pranešimų.</w:t>
       </w:r>
     </w:p>
     <w:tbl>
@@ -6814,7 +6814,7 @@
                 <w:color w:val="333333"/>
                 <w:sz w:val="18"/>
               </w:rPr>
-              <w:t>Nerasta EU, UN, US OFAC konsoliduotuose sankcijų sąrašuose (automatinė patikra 2026-10-30).</w:t>
+              <w:t>Nerasta EU, UN, US OFAC konsoliduotuose sankcijų sąrašuose (automatinė patikra 2026-10-31).</w:t>
             </w:r>
           </w:p>
           <w:p>
@@ -7097,7 +7097,7 @@
                 <w:color w:val="333333"/>
                 <w:sz w:val="18"/>
               </w:rPr>
-              <w:t>Naujienų suvestinė 2026-08-01 – 2026-10-30: 3 pranešimų, iš jų su neigiamu žodžiu antraštėje – 0 (plačiau – skiltyje „Ką rašo spauda“).</w:t>
+              <w:t>Naujienų suvestinė 2026-08-02 – 2026-10-31: 3 pranešimų, iš jų su neigiamu žodžiu antraštėje – 0 (plačiau – skiltyje „Ką rašo spauda“).</w:t>
             </w:r>
           </w:p>
         </w:tc>
